--- a/论文/基于大模型的美食推荐系统设计与实现--面向AI辅助开发的上下文工程方法研究.docx
+++ b/论文/基于大模型的美食推荐系统设计与实现--面向AI辅助开发的上下文工程方法研究.docx
@@ -4641,6 +4641,12 @@
           <w:vertAlign w:val="superscript"/>
           <w:vertAlign w:val="superscript"/>
           <w:vertAlign w:val="superscript"/>
+          <w:vertAlign w:val="superscript"/>
+          <w:vertAlign w:val="superscript"/>
+          <w:vertAlign w:val="superscript"/>
+          <w:vertAlign w:val="superscript"/>
+          <w:vertAlign w:val="superscript"/>
+          <w:vertAlign w:val="superscript"/>
         </w:rPr>
         <w:t xml:space="preserve">[1]</w:t>
       </w:r>
@@ -5206,12 +5212,41 @@
     </w:p>
     <w:p>
       <w:pPr>
+        <w:pStyle w:val="ua"/>
+        <w:spacing w:before="31" w:after="31"/>
+        <w:ind w:firstLine="480"/>
+      </w:pPr>
+      <w:r>
+        <w:t>随着大语言模型（Large Language Model, LLM）推动 AI 编程智能体（coding agent）参与软件开发，智能体在长期项目开发过程中面临项目知识失忆问题：业务能力与代码结构相互割裂，代码库规模增长超出模型窗口有效范围，项目演化过程缺少持续的知识积累机制。如何将软件项目知识组织为 AI 编程智能体可长期利用的结构化知识模型，并据此生成任务相关上下文，成为提升 AI 辅助开发可靠性的重要研究方向。本文围绕这一问题，研究面向 AI 编程智能体的软件项目知识建模与上下文生成方法，并以基于大模型的美食推荐系统为实验载体进行验证。</w:t>
+      </w:r>
+    </w:p>
+    <w:p>
+      <w:pPr>
         <w:pStyle w:val="u2"/>
       </w:pPr>
       <w:bookmarkStart w:id="23" w:name="_Toc12692"/>
       <w:bookmarkEnd w:id="23"/>
       <w:r>
         <w:t>研究背景与意义</w:t>
+      </w:r>
+    </w:p>
+    <w:p>
+      <w:pPr>
+        <w:pStyle w:val="ua"/>
+        <w:spacing w:before="31" w:after="31"/>
+        <w:ind w:firstLine="480"/>
+      </w:pPr>
+      <w:r>
+        <w:t>本节沿三层递进阐述本文的立题逻辑：</w:t>
+      </w:r>
+      <w:r>
+        <w:rPr>
+          <w:b/>
+        </w:rPr>
+        <w:t>大模型改变软件开发模式 -&gt; AI 编程智能体面临长期项目知识问题 -&gt; 软件项目知识图谱与上下文构建成为新的工程需求</w:t>
+      </w:r>
+      <w:r>
+        <w:t>。</w:t>
       </w:r>
     </w:p>
     <w:p>
@@ -5229,17 +5264,17 @@
       <w:bookmarkEnd w:id="57"/>
       <w:bookmarkEnd w:id="58"/>
       <w:r>
-        <w:t>研究背景</w:t>
-      </w:r>
-    </w:p>
-    <w:p>
-      <w:pPr>
-        <w:pStyle w:val="ua"/>
-        <w:spacing w:before="31" w:after="31"/>
-        <w:ind w:firstLine="480"/>
-      </w:pPr>
-      <w:r>
-        <w:t xml:space="preserve">近年来，以大语言模型（Large Language Model, LLM）为核心的生成式人工智能技术迅速发展，深刻改变了软件工程的实践方式。Hou 等人对 395 篇 LLM 软件工程（LLM4SE）文献的系统综述表明，大语言模型的应用已由早期的代码生成、代码补全与代码解释等局部任务，逐步拓展至需求工程、软件设计、软件开发、质量保障与软件维护等多个软件工程活动</w:t>
+        <w:t>大模型驱动的软件开发模式变化</w:t>
+      </w:r>
+    </w:p>
+    <w:p>
+      <w:pPr>
+        <w:pStyle w:val="ua"/>
+        <w:spacing w:before="31" w:after="31"/>
+        <w:ind w:firstLine="480"/>
+      </w:pPr>
+      <w:r>
+        <w:t xml:space="preserve">近年来，以大语言模型为核心的生成式人工智能技术迅速发展，深刻改变了软件工程的实践方式。从早期以 ChatGPT 为代表的通用对话模型、以 GitHub Copilot 为代表的代码补全助手，到以 Claude Code 为代表的终端智能体编程工具，大模型辅助软件开发经历了从"单点补全"到"全流程参与"的演进；能够自主规划、调用工具并执行多步开发任务的 AI 编程智能体逐渐成为主要形态。学术界同步关注到这一趋势：Hou 等人对 395 篇 LLM 软件工程（LLM4SE）文献的系统综述表明，大语言模型的应用已由早期的代码生成、代码补全与代码解释等局部任务，逐步拓展至需求工程、软件设计、软件开发、质量保障与软件维护等多个软件工程活动</w:t>
       </w:r>
       <w:r>
         <w:rPr>
@@ -5248,7 +5283,7 @@
         <w:t xml:space="preserve">[1]</w:t>
       </w:r>
       <w:r>
-        <w:t xml:space="preserve">。2025 至 2026 年的实证研究开始关注 AI 编程智能体（coding agent）在真实工程环境中的应用情况：基于 GitHub 生态数据的大规模项目分析尝试刻画 coding agent 在开源项目中的使用趋势，结果显示其已在大量真实开源项目中出现使用迹象</w:t>
+        <w:t xml:space="preserve">；2025 至 2026 年的实证研究进一步表明，coding agent 已在大量真实开源项目中出现使用迹象</w:t>
       </w:r>
       <w:r>
         <w:rPr>
@@ -5257,7 +5292,7 @@
         <w:t xml:space="preserve">[2]</w:t>
       </w:r>
       <w:r>
-        <w:t xml:space="preserve">；基于 AIDev 数据集的研究则记录了 AI 辅助软件开发活动在真实仓库中的表现</w:t>
+        <w:t xml:space="preserve">，AI 辅助开发活动在真实仓库中的表现也得到系统刻画</w:t>
       </w:r>
       <w:r>
         <w:rPr>
@@ -5276,168 +5311,116 @@
         <w:ind w:firstLine="480"/>
       </w:pPr>
       <w:r>
-        <w:t>然而，大语言模型在软件工程中的工程化应用仍面临突出挑战，本文将其归纳为过程可控性与上下文效率两类核心问题。</w:t>
-      </w:r>
-    </w:p>
-    <w:p>
-      <w:pPr>
-        <w:pStyle w:val="ua"/>
-        <w:spacing w:before="31" w:after="31"/>
-        <w:ind w:firstLine="480"/>
-      </w:pPr>
-      <w:r>
-        <w:t xml:space="preserve">其一是过程可控性问题。大语言模型的输出具有概率性与生成式特征，以自然语言交互为主要形式的开发方式在需求澄清、任务分解、过程状态维护与结果验证等环节存在较强的过程依赖性。Li 等人的研究发现，智能体产出拉取请求的接受率与人类开发者仍存在明显差距，表明智能体的自治程度与产出可信度并非同一维度</w:t>
+        <w:t xml:space="preserve">在国内，大模型技术同样快速发展并得到明确的政策支持：2025 年国务院发布《关于深入实施"人工智能+"行动的意见》，提出推动人工智能与经济社会各领域深度融合、加快智能体等场景落地</w:t>
       </w:r>
       <w:r>
         <w:rPr>
           <w:vertAlign w:val="superscript"/>
         </w:rPr>
-        <w:t xml:space="preserve">[3]</w:t>
-      </w:r>
-      <w:r>
-        <w:t xml:space="preserve">--速度与自治性的提升并不天然带来工程结果的可靠性。这提示智能体的可靠性不仅取决于模型自身能力，也取决于外围工程机制，包括任务分解、状态管理、工具调用与验证反馈等环节的显式约束。因此，如何通过工程化的流程约束提高 AI 辅助开发过程的可控性与可审计性，成为值得研究的问题。</w:t>
-      </w:r>
-    </w:p>
-    <w:p>
-      <w:pPr>
-        <w:pStyle w:val="ua"/>
-        <w:spacing w:before="31" w:after="31"/>
-        <w:ind w:firstLine="480"/>
-      </w:pPr>
-      <w:r>
-        <w:t xml:space="preserve">其二是上下文效率问题。随着软件仓库规模扩大，直接将大量源码、文档与开发历史注入模型上下文，会带来上下文长度受限、检索效率下降与关键信息定位困难等问题。已有研究表明，即使模型支持长上下文输入，相关信息在上下文中所处的位置仍可能显著影响模型对其的利用效果，即"Lost in the Middle"现象</w:t>
+        <w:t xml:space="preserve">[20]</w:t>
+      </w:r>
+      <w:r>
+        <w:t xml:space="preserve">；产业生态上已形成多主体、多路线并行的大模型格局，代表性模型与平台包括通义千问</w:t>
       </w:r>
       <w:r>
         <w:rPr>
           <w:vertAlign w:val="superscript"/>
         </w:rPr>
-        <w:t xml:space="preserve">[4]</w:t>
-      </w:r>
-      <w:r>
-        <w:t xml:space="preserve">；检索增强生成（Retrieval-Augmented Generation, RAG）研究则表明，引入外部非参数化知识库并按需检索，能够缓解参数化知识在知识访问与更新上的局限</w:t>
+        <w:t xml:space="preserve">[21]</w:t>
+      </w:r>
+      <w:r>
+        <w:t xml:space="preserve">、文心</w:t>
       </w:r>
       <w:r>
         <w:rPr>
           <w:vertAlign w:val="superscript"/>
         </w:rPr>
-        <w:t xml:space="preserve">[5]</w:t>
-      </w:r>
-      <w:r>
-        <w:t xml:space="preserve">。2025 至 2026 年的智能体研究进一步将仓库级上下文（repository-level context）与可执行反馈视为软件工程智能体的重要资源</w:t>
+        <w:t xml:space="preserve">[22]</w:t>
+      </w:r>
+      <w:r>
+        <w:t xml:space="preserve">、混元</w:t>
       </w:r>
       <w:r>
         <w:rPr>
           <w:vertAlign w:val="superscript"/>
         </w:rPr>
-        <w:t xml:space="preserve">[6]</w:t>
-      </w:r>
-      <w:r>
-        <w:t xml:space="preserve">。如何为智能体系统组织、选择与供给上下文逐渐受到关注，此类方法被统称为"上下文工程"（Context Engineering）；本文所称上下文工程，指针对智能体任务目标，对外部知识、代码结构、执行状态等信息进行组织、选择、压缩与供给的方法。</w:t>
-      </w:r>
-    </w:p>
-    <w:p>
-      <w:pPr>
-        <w:pStyle w:val="ua"/>
-        <w:spacing w:before="31" w:after="31"/>
-        <w:ind w:firstLine="480"/>
-      </w:pPr>
-      <w:r>
-        <w:t>围绕上述两类核心问题，本文凝练出以下三个研究问题（Research Questions, RQ），全文各章的工作与实验均围绕这三个研究问题展开：</w:t>
-      </w:r>
-    </w:p>
-    <w:p>
-      <w:pPr>
-        <w:pStyle w:val="ua"/>
-        <w:spacing w:before="31" w:after="31"/>
-        <w:ind w:firstLine="480"/>
-      </w:pPr>
-      <w:r>
-        <w:t xml:space="preserve">• </w:t>
-      </w:r>
-      <w:r>
-        <w:rPr>
-          <w:b/>
-        </w:rPr>
-        <w:t>RQ1</w:t>
-      </w:r>
-      <w:r>
-        <w:t>：如何通过工程化的流程约束提高 AI 辅助开发过程的确定性与可控性？（对应第 4 章与创新点 1）</w:t>
-      </w:r>
-    </w:p>
-    <w:p>
-      <w:pPr>
-        <w:pStyle w:val="ua"/>
-        <w:spacing w:before="31" w:after="31"/>
-        <w:ind w:firstLine="480"/>
-      </w:pPr>
-      <w:r>
-        <w:t xml:space="preserve">• </w:t>
-      </w:r>
-      <w:r>
-        <w:rPr>
-          <w:b/>
-        </w:rPr>
-        <w:t>RQ2</w:t>
-      </w:r>
-      <w:r>
-        <w:t>：如何组织项目级业务知识与代码结构知识，为智能体任务提供有效的结构化上下文？（对应第 3 章与创新点 2）</w:t>
-      </w:r>
-    </w:p>
-    <w:p>
-      <w:pPr>
-        <w:pStyle w:val="ua"/>
-        <w:spacing w:before="31" w:after="31"/>
-        <w:ind w:firstLine="480"/>
-      </w:pPr>
-      <w:r>
-        <w:t xml:space="preserve">• </w:t>
-      </w:r>
-      <w:r>
-        <w:rPr>
-          <w:b/>
-        </w:rPr>
-        <w:t>RQ3</w:t>
-      </w:r>
-      <w:r>
-        <w:t>：如何在有限 Token 预算下生成任务相关、结构连贯的高密度智能体上下文？（对应第 3.3 节与创新点 3）</w:t>
-      </w:r>
-    </w:p>
-    <w:p>
-      <w:pPr>
-        <w:pStyle w:val="ua"/>
-        <w:spacing w:before="31" w:after="31"/>
-        <w:ind w:firstLine="480"/>
-      </w:pPr>
-      <w:r>
-        <w:t xml:space="preserve">与上述问题相呼应，工程社区也呈现出明确的技术演进趋势：其一，规格驱动开发（Spec-Driven Development, SDD）方法受到重新关注，以 GitHub Spec Kit、OpenSpec 为代表的工具将"先明确意图与规格，再实施"逐渐确立为 AI 辅助开发的重要实践</w:t>
+        <w:t xml:space="preserve">[23]</w:t>
+      </w:r>
+      <w:r>
+        <w:t xml:space="preserve">、豆包</w:t>
       </w:r>
       <w:r>
         <w:rPr>
           <w:vertAlign w:val="superscript"/>
         </w:rPr>
-        <w:t xml:space="preserve">[7-8]</w:t>
-      </w:r>
-      <w:r>
-        <w:t xml:space="preserve">；其二，面向智能体的工程化实践逐渐强调通过工作流、工具接口、状态管理与验证机制约束模型行为，呈现"模型能力与工程控制层协同"的设计思路；其三，以 Superpowers 为代表的技能化开源框架涌现，将工程纪律沉淀为可组合的智能体技能</w:t>
+        <w:t xml:space="preserve">[24]</w:t>
+      </w:r>
+      <w:r>
+        <w:t xml:space="preserve">、GLM</w:t>
       </w:r>
       <w:r>
         <w:rPr>
           <w:vertAlign w:val="superscript"/>
         </w:rPr>
-        <w:t xml:space="preserve">[9]</w:t>
-      </w:r>
-      <w:r>
-        <w:t xml:space="preserve">；其四，代码知识图谱与 RAG 上下文工程兴起，为代码结构知识的组织与检索提供了新途径。然而，将上述方向统一整合、使其协同服务于 AI 辅助开发全流程的研究仍相对有限。</w:t>
-      </w:r>
-    </w:p>
-    <w:p>
-      <w:pPr>
-        <w:pStyle w:val="ua"/>
-        <w:spacing w:before="31" w:after="31"/>
-        <w:ind w:firstLine="480"/>
-      </w:pPr>
-      <w:r>
-        <w:t>本文正是在上述背景下，以 Web 项目开发为典型应用场景，研究面向 AI 编程智能体的软件工程上下文构建方法--涵盖项目级知识的组织与沉淀、开发流程的工程化约束，以及任务上下文的生成与预算控制--并设计实现了 wpw（Web Project Workflow）系统作为上述方法的系统实现与实验验证平台。</w:t>
+        <w:t xml:space="preserve">[25]</w:t>
+      </w:r>
+      <w:r>
+        <w:t xml:space="preserve">、Kimi</w:t>
+      </w:r>
+      <w:r>
+        <w:rPr>
+          <w:vertAlign w:val="superscript"/>
+        </w:rPr>
+        <w:t xml:space="preserve">[26]</w:t>
+      </w:r>
+      <w:r>
+        <w:t xml:space="preserve"> 与 DeepSeek</w:t>
+      </w:r>
+      <w:r>
+        <w:rPr>
+          <w:vertAlign w:val="superscript"/>
+        </w:rPr>
+        <w:t xml:space="preserve">[27]</w:t>
+      </w:r>
+      <w:r>
+        <w:t xml:space="preserve"> 等。随着模型能力增强，应用模式正从"调用模型生成内容"向"智能体自主完成任务"转变：AI Agent 需要任务规划、工具调用、状态维护与长程执行能力，因此出现了封装上述能力的 Agent 运行框架（Agent Harness）</w:t>
+      </w:r>
+      <w:r>
+        <w:rPr>
+          <w:vertAlign w:val="superscript"/>
+        </w:rPr>
+        <w:t xml:space="preserve">[28]</w:t>
+      </w:r>
+      <w:r>
+        <w:t xml:space="preserve">；CodeGeeX、通义灵码等国产编程工具则推动大模型向软件工程领域渗透</w:t>
+      </w:r>
+      <w:r>
+        <w:rPr>
+          <w:vertAlign w:val="superscript"/>
+        </w:rPr>
+        <w:t xml:space="preserve">[29]</w:t>
+      </w:r>
+      <w:r>
+        <w:t xml:space="preserve">。</w:t>
+      </w:r>
+    </w:p>
+    <w:p>
+      <w:pPr>
+        <w:pStyle w:val="ua"/>
+        <w:spacing w:before="31" w:after="31"/>
+        <w:ind w:firstLine="480"/>
+      </w:pPr>
+      <w:r>
+        <w:t>然而需要指出：</w:t>
+      </w:r>
+      <w:r>
+        <w:rPr>
+          <w:b/>
+        </w:rPr>
+        <w:t>当前模型能力主要依赖单次上下文窗口</w:t>
+      </w:r>
+      <w:r>
+        <w:t>。模型在一次交互中可利用的信息受窗口长度、注意力分布与成本约束限制，跨会话、跨任务的项目知识无法天然进入模型--这构成了模型能力向真实软件项目迁移的根本约束。</w:t>
       </w:r>
     </w:p>
     <w:p>
@@ -5455,67 +5438,140 @@
       <w:bookmarkEnd w:id="57"/>
       <w:bookmarkEnd w:id="58"/>
       <w:r>
-        <w:t>研究意义</w:t>
-      </w:r>
-    </w:p>
-    <w:p>
-      <w:pPr>
-        <w:pStyle w:val="ua"/>
-        <w:spacing w:before="31" w:after="31"/>
-        <w:ind w:firstLine="480"/>
-      </w:pPr>
-      <w:r>
-        <w:t>本文的研究意义体现在理论与实践两个层面。</w:t>
-      </w:r>
-    </w:p>
-    <w:p>
-      <w:pPr>
-        <w:pStyle w:val="ua"/>
-        <w:spacing w:before="31" w:after="31"/>
-        <w:ind w:firstLine="480"/>
-      </w:pPr>
-      <w:r>
-        <w:t>在理论层面，本文为面向 AI 编程的软件工程工作流设计以及代码知识驱动的上下文生成方法提供了一种方法性探索：提出三层分离架构模式与能力-代码双层知识图谱模型，研究多源证据融合的业务-代码关联建立方法与面向大语言模型的上下文压缩方法，为相关研究方向提供可参考的工程实践案例与实验依据。</w:t>
-      </w:r>
-    </w:p>
-    <w:p>
-      <w:pPr>
-        <w:pStyle w:val="ua"/>
-        <w:spacing w:before="31" w:after="31"/>
-        <w:ind w:firstLine="480"/>
-      </w:pPr>
-      <w:r>
-        <w:t>在实践层面，本文为软件工程智能体的上下文组织与生成提供了一种工程化实现路径：通过确定性流程编排降低 AI 辅助开发的使用门槛，通过知识图谱上下文提升 Token 利用效率，通过状态留痕与依赖检查提升开发过程的规范性与可追溯性，并通过能力规范的持续沉淀支持项目知识的长期积累；上述路径以 wpw 系统为载体在 Web 项目开发场景中得到端到端实现。</w:t>
-      </w:r>
-    </w:p>
-    <w:p>
-      <w:pPr>
-        <w:pStyle w:val="ua"/>
-        <w:spacing w:before="31" w:after="31"/>
-        <w:ind w:firstLine="480"/>
-      </w:pPr>
-      <w:r>
-        <w:t>本课题来源于实际工程项目中 AI 辅助开发遇到的上述痛点，具有明确的问题驱动特征。</w:t>
-      </w:r>
-    </w:p>
-    <w:p>
-      <w:pPr>
-        <w:pStyle w:val="u2"/>
-      </w:pPr>
-      <w:bookmarkStart w:id="23" w:name="_Toc12692"/>
-      <w:bookmarkEnd w:id="23"/>
-      <w:r>
-        <w:t>国内外研究现状</w:t>
-      </w:r>
-    </w:p>
-    <w:p>
-      <w:pPr>
-        <w:pStyle w:val="ua"/>
-        <w:spacing w:before="31" w:after="31"/>
-        <w:ind w:firstLine="480"/>
-      </w:pPr>
-      <w:r>
-        <w:t>本节从 AI 辅助开发与智能体工作流编排、代码知识图谱与上下文工程两个方向综述相关研究。需要说明的是，本文涉及对比的工程工具（Spec Kit、OpenSpec、Superpowers）均为高速迭代的开源项目，其版本与生态数据检索截至 2026 年 8 月；本文对这些工具的能力描述均绑定研究采用版本，其版本号、发布日期与代码提交记录固化于附录实验环境表中以保证可复现性，不将其表述为固定的"产品属性"。</w:t>
+        <w:t>AI 编程智能体的长期项目知识问题</w:t>
+      </w:r>
+    </w:p>
+    <w:p>
+      <w:pPr>
+        <w:pStyle w:val="ua"/>
+        <w:spacing w:before="31" w:after="31"/>
+        <w:ind w:firstLine="480"/>
+      </w:pPr>
+      <w:r>
+        <w:t>当开发对象从孤立的函数、文件扩展到包含数十至上百模块、长期演化的真实项目时，AI 编程智能体面临</w:t>
+      </w:r>
+      <w:r>
+        <w:rPr>
+          <w:b/>
+        </w:rPr>
+        <w:t>项目知识失忆（project knowledge persistence）</w:t>
+      </w:r>
+      <w:r>
+        <w:t>问题，具体表现为三类相互关联的上下文问题：</w:t>
+      </w:r>
+    </w:p>
+    <w:p>
+      <w:pPr>
+        <w:pStyle w:val="ua"/>
+        <w:spacing w:before="31" w:after="31"/>
+        <w:ind w:firstLine="480"/>
+      </w:pPr>
+      <w:r>
+        <w:rPr>
+          <w:b/>
+        </w:rPr>
+        <w:t>其一，代码库规模增长问题</w:t>
+      </w:r>
+      <w:r>
+        <w:t xml:space="preserve">。大型项目代码规模达数十万行甚至百万行，直接全量输入不可行：Token 成本随规模线性增长，且存在明显的信息利用瓶颈--已有研究表明，即使模型支持长上下文输入，相关信息在上下文中所处的位置仍可能显著影响模型对其的利用效果，即"Lost in the Middle"现象</w:t>
+      </w:r>
+      <w:r>
+        <w:rPr>
+          <w:vertAlign w:val="superscript"/>
+        </w:rPr>
+        <w:t xml:space="preserve">[4]</w:t>
+      </w:r>
+      <w:r>
+        <w:t xml:space="preserve">。全量输入还存在噪声大、关键信息定位困难的问题。实证研究显示，智能体参与真实开发时，任务相关上下文的获取方式高度依赖人工检索或整库注入，前者效率低下且易遗漏关键信息，后者则面临 Token 成本与信息稀释的双重压力</w:t>
+      </w:r>
+      <w:r>
+        <w:rPr>
+          <w:vertAlign w:val="superscript"/>
+        </w:rPr>
+        <w:t xml:space="preserve">[3]</w:t>
+      </w:r>
+      <w:r>
+        <w:rPr>
+          <w:vertAlign w:val="superscript"/>
+        </w:rPr>
+        <w:t xml:space="preserve">[10]</w:t>
+      </w:r>
+      <w:r>
+        <w:t xml:space="preserve">。</w:t>
+      </w:r>
+    </w:p>
+    <w:p>
+      <w:pPr>
+        <w:pStyle w:val="ua"/>
+        <w:spacing w:before="31" w:after="31"/>
+        <w:ind w:firstLine="480"/>
+      </w:pPr>
+      <w:r>
+        <w:rPr>
+          <w:b/>
+        </w:rPr>
+        <w:t>其二，业务知识与代码结构割裂问题</w:t>
+      </w:r>
+      <w:r>
+        <w:t>。软件系统知识并不等于代码文本：一个软件项目包含需求知识、设计知识、架构知识、实现知识与演化知识，代码只是其中一种载体。例如"增加会员积分功能"这一需求，智能体需要知道：该需求属于哪个业务模块、涉及哪些文件与接口、历史上为什么这样设计--这些知识分散于需求文档、代码注释、提交历史与开发者经验之中；现有代码检索手段返回的是文本或符号匹配结果，</w:t>
+      </w:r>
+      <w:r>
+        <w:rPr>
+          <w:b/>
+        </w:rPr>
+        <w:t>代码搜索不等于软件知识</w:t>
+      </w:r>
+      <w:r>
+        <w:t xml:space="preserve">--它无法回答"这个业务能力由哪些代码实现、为什么这样组织"</w:t>
+      </w:r>
+      <w:r>
+        <w:rPr>
+          <w:vertAlign w:val="superscript"/>
+        </w:rPr>
+        <w:t xml:space="preserve">[18]</w:t>
+      </w:r>
+      <w:r>
+        <w:t xml:space="preserve">。业务-代码关联的缺失使智能体难以理解项目语义，产生跨模块修改遗漏、依赖破坏等问题。</w:t>
+      </w:r>
+    </w:p>
+    <w:p>
+      <w:pPr>
+        <w:pStyle w:val="ua"/>
+        <w:spacing w:before="31" w:after="31"/>
+        <w:ind w:firstLine="480"/>
+      </w:pPr>
+      <w:r>
+        <w:rPr>
+          <w:b/>
+        </w:rPr>
+        <w:t>其三，项目长期演化缺少记忆机制问题</w:t>
+      </w:r>
+      <w:r>
+        <w:t>。现有 AI 编程形态中，对话历史是临时性知识：会话结束即丢失，项目经验无法沉淀，每次新任务都需要重新理解项目。软件项目是长期演化的产物，需求迭代、功能增强与代码重构持续发生；缺少</w:t>
+      </w:r>
+      <w:r>
+        <w:rPr>
+          <w:b/>
+        </w:rPr>
+        <w:t>项目级持续知识资产</w:t>
+      </w:r>
+      <w:r>
+        <w:t xml:space="preserve">，智能体的上下文构造无法从项目演化中获益，同样的项目理解成本在每次任务中反复支付</w:t>
+      </w:r>
+      <w:r>
+        <w:rPr>
+          <w:vertAlign w:val="superscript"/>
+        </w:rPr>
+        <w:t xml:space="preserve">[3]</w:t>
+      </w:r>
+      <w:r>
+        <w:rPr>
+          <w:vertAlign w:val="superscript"/>
+        </w:rPr>
+        <w:t xml:space="preserve">[10]</w:t>
+      </w:r>
+      <w:r>
+        <w:t xml:space="preserve">。</w:t>
       </w:r>
     </w:p>
     <w:p>
@@ -5533,44 +5589,360 @@
       <w:bookmarkEnd w:id="57"/>
       <w:bookmarkEnd w:id="58"/>
       <w:r>
-        <w:t>AI 辅助开发与 Agent 工作流编排研究现状</w:t>
-      </w:r>
-    </w:p>
-    <w:p>
-      <w:pPr>
-        <w:pStyle w:val="ua"/>
-        <w:spacing w:before="31" w:after="31"/>
-        <w:ind w:firstLine="480"/>
-      </w:pPr>
-      <w:r>
-        <w:rPr>
-          <w:b/>
-        </w:rPr>
-        <w:t>（1）LLM 辅助软件开发与 Coding Agent 研究</w:t>
-      </w:r>
-    </w:p>
-    <w:p>
-      <w:pPr>
-        <w:pStyle w:val="ua"/>
-        <w:spacing w:before="31" w:after="31"/>
-        <w:ind w:firstLine="480"/>
-      </w:pPr>
-      <w:r>
-        <w:t xml:space="preserve">在学术研究层面，LLM4SE 系统综述</w:t>
+        <w:t>软件项目知识图谱与上下文构建需求</w:t>
+      </w:r>
+    </w:p>
+    <w:p>
+      <w:pPr>
+        <w:pStyle w:val="ua"/>
+        <w:spacing w:before="31" w:after="31"/>
+        <w:ind w:firstLine="480"/>
+      </w:pPr>
+      <w:r>
+        <w:t>围绕上述问题，上下文工程（Context Engineering）逐渐成为连接大模型能力与软件工程过程的重要</w:t>
+      </w:r>
+      <w:r>
+        <w:rPr>
+          <w:b/>
+        </w:rPr>
+        <w:t>中间层</w:t>
+      </w:r>
+      <w:r>
+        <w:t xml:space="preserve">：针对智能体任务目标，对外部知识、代码结构、执行状态等信息进行组织、选择、压缩与供给</w:t>
       </w:r>
       <w:r>
         <w:rPr>
           <w:vertAlign w:val="superscript"/>
         </w:rPr>
+        <w:t xml:space="preserve">[5]</w:t>
+      </w:r>
+      <w:r>
+        <w:rPr>
+          <w:vertAlign w:val="superscript"/>
+        </w:rPr>
+        <w:t xml:space="preserve">[6]</w:t>
+      </w:r>
+      <w:r>
+        <w:t xml:space="preserve">。检索增强生成（Retrieval-Augmented Generation, RAG）研究表明，引入外部非参数化知识库并按需检索，能够缓解参数化知识在知识访问与更新上的局限</w:t>
+      </w:r>
+      <w:r>
+        <w:rPr>
+          <w:vertAlign w:val="superscript"/>
+        </w:rPr>
+        <w:t xml:space="preserve">[5]</w:t>
+      </w:r>
+      <w:r>
+        <w:t xml:space="preserve">；2025 至 2026 年的智能体研究进一步将仓库级上下文（repository-level context）与可执行反馈视为软件工程智能体的重要资源</w:t>
+      </w:r>
+      <w:r>
+        <w:rPr>
+          <w:vertAlign w:val="superscript"/>
+        </w:rPr>
+        <w:t xml:space="preserve">[6]</w:t>
+      </w:r>
+      <w:r>
+        <w:t xml:space="preserve">。</w:t>
+      </w:r>
+    </w:p>
+    <w:p>
+      <w:pPr>
+        <w:pStyle w:val="ua"/>
+        <w:spacing w:before="31" w:after="31"/>
+        <w:ind w:firstLine="480"/>
+      </w:pPr>
+      <w:r>
+        <w:t xml:space="preserve">而上下文的质量取决于其背后知识组织的质量。知识图谱作为结构化知识的成熟组织范式，通过实体-关系对领域知识进行显式建模与关联</w:t>
+      </w:r>
+      <w:r>
+        <w:t xml:space="preserve">37</w:t>
+      </w:r>
+      <w:r>
+        <w:t xml:space="preserve">，为解决上述问题提供了一条可行路径：将软件项目的业务能力、代码结构与演化历史组织为</w:t>
+      </w:r>
+      <w:r>
+        <w:rPr>
+          <w:b/>
+        </w:rPr>
+        <w:t>持续维护的项目知识模型</w:t>
+      </w:r>
+      <w:r>
+        <w:t>，并以其为基础为智能体生成任务相关上下文--这正是本文的研究切入点。软件工程中"如何用好大模型"的研究重心，正从提示词设计（Prompt Engineering）与单次检索构造，转向系统性的知识建模与上下文工程。</w:t>
+      </w:r>
+    </w:p>
+    <w:p>
+      <w:pPr>
+        <w:pStyle w:val="ua"/>
+        <w:spacing w:before="31" w:after="31"/>
+        <w:ind w:firstLine="480"/>
+      </w:pPr>
+      <w:r>
+        <w:t>需要明确本文的研究边界：</w:t>
+      </w:r>
+      <w:r>
+        <w:rPr>
+          <w:b/>
+        </w:rPr>
+        <w:t>本文不改变基础模型能力，研究对象是软件项目知识的组织方式与模型输入上下文的质量，而非模型本身；亦不替代 Agent 运行框架（Harness）--在智能体已具备任务执行与工具调用能力之后，本文研究如何针对长期演化的软件工程项目构建、管理与复用高质量上下文</w:t>
+      </w:r>
+      <w:r>
+        <w:t>。</w:t>
+      </w:r>
+    </w:p>
+    <w:p>
+      <w:pPr>
+        <w:pStyle w:val="u3"/>
+      </w:pPr>
+      <w:bookmarkStart w:id="54" w:name="_Toc10097"/>
+      <w:bookmarkStart w:id="55" w:name="_Toc137114705"/>
+      <w:bookmarkStart w:id="56" w:name="_Toc10829689"/>
+      <w:bookmarkStart w:id="57" w:name="_Toc10829424"/>
+      <w:bookmarkStart w:id="58" w:name="_Toc137114658"/>
+      <w:bookmarkEnd w:id="54"/>
+      <w:bookmarkEnd w:id="55"/>
+      <w:bookmarkEnd w:id="56"/>
+      <w:bookmarkEnd w:id="57"/>
+      <w:bookmarkEnd w:id="58"/>
+      <w:r>
+        <w:t>基于大模型的美食推荐系统作为实验载体的需求</w:t>
+      </w:r>
+    </w:p>
+    <w:p>
+      <w:pPr>
+        <w:pStyle w:val="ua"/>
+        <w:spacing w:before="31" w:after="31"/>
+        <w:ind w:firstLine="480"/>
+      </w:pPr>
+      <w:r>
+        <w:t>本文的研究需要一个能够提供真实业务复杂度的验证载体。以美食推荐为代表的餐饮服务平台是典型的 Web 业务系统：包含用户认证、内容浏览、个性化推荐、购物车与订单交易、收藏与评论等功能模块，覆盖 Web 系统的常见需求类型；业务实体间（用户-菜品-订单-评价）关联丰富、业务语义清晰，便于定义需求边界与评估需求符合度；其需求-设计-实现-迭代的完整生命周期使其成为考察软件开发方法的合适载体。</w:t>
+      </w:r>
+    </w:p>
+    <w:p>
+      <w:pPr>
+        <w:pStyle w:val="ua"/>
+        <w:spacing w:before="31" w:after="31"/>
+        <w:ind w:firstLine="480"/>
+      </w:pPr>
+      <w:r>
+        <w:t>需要说明：</w:t>
+      </w:r>
+      <w:r>
+        <w:rPr>
+          <w:b/>
+        </w:rPr>
+        <w:t>美食推荐系统本身采用常规的推荐系统设计</w:t>
+      </w:r>
+      <w:r>
+        <w:t>，推荐模块以用户偏好规则计算为核心，不涉及大模型增强推荐，推荐算法效果亦不作为本文研究内容。题目中"基于大模型"指的是</w:t>
+      </w:r>
+      <w:r>
+        <w:rPr>
+          <w:b/>
+        </w:rPr>
+        <w:t>开发层面</w:t>
+      </w:r>
+      <w:r>
+        <w:t>--该系统由大模型辅助开发完成；本文的研究变量正是大模型辅助开发过程中的上下文组织问题。推荐系统仅作为</w:t>
+      </w:r>
+      <w:r>
+        <w:rPr>
+          <w:b/>
+        </w:rPr>
+        <w:t>实验载体与系统实现对象</w:t>
+      </w:r>
+      <w:r>
+        <w:t>，为方法验证提供复杂度适中的真实业务场景（见第 5 章实验定位）。</w:t>
+      </w:r>
+    </w:p>
+    <w:p>
+      <w:pPr>
+        <w:pStyle w:val="u3"/>
+      </w:pPr>
+      <w:bookmarkStart w:id="54" w:name="_Toc10097"/>
+      <w:bookmarkStart w:id="55" w:name="_Toc137114705"/>
+      <w:bookmarkStart w:id="56" w:name="_Toc10829689"/>
+      <w:bookmarkStart w:id="57" w:name="_Toc10829424"/>
+      <w:bookmarkStart w:id="58" w:name="_Toc137114658"/>
+      <w:bookmarkEnd w:id="54"/>
+      <w:bookmarkEnd w:id="55"/>
+      <w:bookmarkEnd w:id="56"/>
+      <w:bookmarkEnd w:id="57"/>
+      <w:bookmarkEnd w:id="58"/>
+      <w:r>
+        <w:t>研究意义</w:t>
+      </w:r>
+    </w:p>
+    <w:p>
+      <w:pPr>
+        <w:pStyle w:val="ua"/>
+        <w:spacing w:before="31" w:after="31"/>
+        <w:ind w:firstLine="480"/>
+      </w:pPr>
+      <w:r>
+        <w:t>本文的研究意义体现在理论与实践两个层面。</w:t>
+      </w:r>
+    </w:p>
+    <w:p>
+      <w:pPr>
+        <w:pStyle w:val="ua"/>
+        <w:spacing w:before="31" w:after="31"/>
+        <w:ind w:firstLine="480"/>
+      </w:pPr>
+      <w:r>
+        <w:t>在理论层面，本文为面向 AI 编程智能体的软件项目知识建模与上下文生成方法提供了一种系统性探索：提出能力-代码双层知识组织模型、Spec 增量知识演化机制与图谱驱动的任务级上下文生成方法，为"长期演化项目中的知识如何结构化地进入智能体上下文"这一新兴问题提供可参考的方法设计与实验依据。</w:t>
+      </w:r>
+    </w:p>
+    <w:p>
+      <w:pPr>
+        <w:pStyle w:val="ua"/>
+        <w:spacing w:before="31" w:after="31"/>
+        <w:ind w:firstLine="480"/>
+      </w:pPr>
+      <w:r>
+        <w:t>在实践层面，本文为软件工程智能体的上下文构建、管理与复用提供了一条工程化实现路径：以 wpw（Web Project Workflow）系统为载体，通过结构化知识供给降低智能体获取项目知识的成本，通过增量知识演化支持项目长期演化，通过上下文压缩控制 Token 开销；并以基于大模型的美食推荐系统的开发过程为载体完成端到端验证。本课题来源于实际工程项目中 AI 辅助开发遇到的上述痛点，具有明确的问题驱动特征。</w:t>
+      </w:r>
+    </w:p>
+    <w:p>
+      <w:pPr>
+        <w:pStyle w:val="u2"/>
+      </w:pPr>
+      <w:bookmarkStart w:id="23" w:name="_Toc12692"/>
+      <w:bookmarkEnd w:id="23"/>
+      <w:r>
+        <w:t>国内外研究现状</w:t>
+      </w:r>
+    </w:p>
+    <w:p>
+      <w:pPr>
+        <w:pStyle w:val="ua"/>
+        <w:spacing w:before="31" w:after="31"/>
+        <w:ind w:firstLine="480"/>
+      </w:pPr>
+      <w:r>
+        <w:t>本节按五个方向综述相关研究：大模型代码生成、AI 软件工程 Agent、Spec/Workflow 驱动开发、上下文工程、软件知识图谱与 Repository 智能，国内研究与实践融入各方向介绍，最后归纳现有研究的不足。需要说明的是，本文涉及对比的工程工具（Spec Kit、OpenSpec、Superpowers）均为高速迭代的开源项目，其版本与生态数据检索截至 2026 年 8 月；本文对这些工具的能力描述均绑定研究采用版本，其版本号、发布日期与代码提交记录固化于附录实验环境表中以保证可复现性，不将其表述为固定的"产品属性"。</w:t>
+      </w:r>
+    </w:p>
+    <w:p>
+      <w:pPr>
+        <w:pStyle w:val="u3"/>
+      </w:pPr>
+      <w:bookmarkStart w:id="54" w:name="_Toc10097"/>
+      <w:bookmarkStart w:id="55" w:name="_Toc137114705"/>
+      <w:bookmarkStart w:id="56" w:name="_Toc10829689"/>
+      <w:bookmarkStart w:id="57" w:name="_Toc10829424"/>
+      <w:bookmarkStart w:id="58" w:name="_Toc137114658"/>
+      <w:bookmarkEnd w:id="54"/>
+      <w:bookmarkEnd w:id="55"/>
+      <w:bookmarkEnd w:id="56"/>
+      <w:bookmarkEnd w:id="57"/>
+      <w:bookmarkEnd w:id="58"/>
+      <w:r>
+        <w:t>大模型代码生成研究</w:t>
+      </w:r>
+    </w:p>
+    <w:p>
+      <w:pPr>
+        <w:pStyle w:val="ua"/>
+        <w:spacing w:before="31" w:after="31"/>
+        <w:ind w:firstLine="480"/>
+      </w:pPr>
+      <w:r>
+        <w:t xml:space="preserve">以代码生成为目标的大语言模型研究发展迅速：从早期的代码专用预训练模型（如 Code Llama</w:t>
+      </w:r>
+      <w:r>
+        <w:rPr>
+          <w:vertAlign w:val="superscript"/>
+        </w:rPr>
+        <w:t xml:space="preserve">[30]</w:t>
+      </w:r>
+      <w:r>
+        <w:t xml:space="preserve">），到融合代码推理能力的通用模型系列（GPT、Claude 等），再到国产代码模型（DeepSeek Coder</w:t>
+      </w:r>
+      <w:r>
+        <w:t xml:space="preserve">31</w:t>
+      </w:r>
+      <w:r>
+        <w:t xml:space="preserve">、通义千问代码系列、智谱 CodeGeeX 底层模型等）。LLM4SE 系统综述</w:t>
+      </w:r>
+      <w:r>
+        <w:rPr>
+          <w:vertAlign w:val="superscript"/>
+        </w:rPr>
         <w:t xml:space="preserve">[1]</w:t>
       </w:r>
       <w:r>
-        <w:t xml:space="preserve">奠定了该领域的综述性基础，其指出的可控性与评估方法等研究空白至今仍具指导意义。2025 至 2026 年的实证研究将视野从受控实验推进到真实工程环境：文献</w:t>
+        <w:t xml:space="preserve">系统刻画了此类模型在代码生成、补全、翻译与解释等任务上的能力边界与评估方法。模型能力的持续提升是本文工作的前提：正是代码生成能力的成熟，使研究重心得以从"模型能否编写代码"转向"模型在真实项目中如何获得有效上下文"。</w:t>
+      </w:r>
+      <w:r>
+        <w:rPr>
+          <w:b/>
+        </w:rPr>
+        <w:t>模型代码生成能力本身不是本文研究重点</w:t>
+      </w:r>
+      <w:r>
+        <w:t>--本文以现有模型能力为基础，研究其输入上下文的组织方法。</w:t>
+      </w:r>
+    </w:p>
+    <w:p>
+      <w:pPr>
+        <w:pStyle w:val="u3"/>
+      </w:pPr>
+      <w:bookmarkStart w:id="54" w:name="_Toc10097"/>
+      <w:bookmarkStart w:id="55" w:name="_Toc137114705"/>
+      <w:bookmarkStart w:id="56" w:name="_Toc10829689"/>
+      <w:bookmarkStart w:id="57" w:name="_Toc10829424"/>
+      <w:bookmarkStart w:id="58" w:name="_Toc137114658"/>
+      <w:bookmarkEnd w:id="54"/>
+      <w:bookmarkEnd w:id="55"/>
+      <w:bookmarkEnd w:id="56"/>
+      <w:bookmarkEnd w:id="57"/>
+      <w:bookmarkEnd w:id="58"/>
+      <w:r>
+        <w:t>AI 软件工程 Agent 研究</w:t>
+      </w:r>
+    </w:p>
+    <w:p>
+      <w:pPr>
+        <w:pStyle w:val="ua"/>
+        <w:spacing w:before="31" w:after="31"/>
+        <w:ind w:firstLine="480"/>
+      </w:pPr>
+      <w:r>
+        <w:t xml:space="preserve">面向软件工程任务的智能体研究重点关注任务规划与执行能力：SWE-bench 构建了基于真实 GitHub issue 的软件工程任务基准</w:t>
       </w:r>
       <w:r>
         <w:rPr>
           <w:vertAlign w:val="superscript"/>
         </w:rPr>
+        <w:t xml:space="preserve">[16]</w:t>
+      </w:r>
+      <w:r>
+        <w:t xml:space="preserve">，SWE-agent 提出了使语言模型智能体与计算机交互以完成软件工程任务的接口设计</w:t>
+      </w:r>
+      <w:r>
+        <w:rPr>
+          <w:vertAlign w:val="superscript"/>
+        </w:rPr>
+        <w:t xml:space="preserve">[17]</w:t>
+      </w:r>
+      <w:r>
+        <w:t xml:space="preserve">；工程实践中出现了 Devin</w:t>
+      </w:r>
+      <w:r>
+        <w:t xml:space="preserve">32</w:t>
+      </w:r>
+      <w:r>
+        <w:t xml:space="preserve">、OpenHands</w:t>
+      </w:r>
+      <w:r>
+        <w:t xml:space="preserve">33</w:t>
+      </w:r>
+      <w:r>
+        <w:t xml:space="preserve"> 等通用软件工程智能体系统，具备任务规划、文件编辑、命令执行与自我修复能力。2025 至 2026 年的实证研究将视野推进到真实工程环境：文献</w:t>
+      </w:r>
+      <w:r>
+        <w:rPr>
+          <w:vertAlign w:val="superscript"/>
+        </w:rPr>
         <w:t xml:space="preserve">[2]</w:t>
       </w:r>
       <w:r>
@@ -5592,7 +5964,7 @@
         <w:t xml:space="preserve">[10]</w:t>
       </w:r>
       <w:r>
-        <w:t xml:space="preserve">对真实项目中智能体重构（agentic refactoring）的类型、动机与代码质量变化开展了实证研究；相关综述工作亦讨论了智能体在框架、记忆、技能、工具、模型与协作结构等层面的演化，并指出仓库级上下文与可执行反馈是软件工程智能体的重要资源</w:t>
+        <w:t xml:space="preserve">对真实项目中智能体重构的类型、动机与代码质量变化开展了实证研究；相关综述亦指出仓库级上下文与可执行反馈是软件工程智能体的重要资源</w:t>
       </w:r>
       <w:r>
         <w:rPr>
@@ -5601,41 +5973,144 @@
         <w:t xml:space="preserve">[6]</w:t>
       </w:r>
       <w:r>
-        <w:t xml:space="preserve">。在评估与系统层面，SWE-bench 构建了基于真实 GitHub issue 的软件工程任务基准</w:t>
+        <w:t xml:space="preserve">。国内在该方向以产品化编程助手与学术评测为主（见 1.1.1 节）。</w:t>
+      </w:r>
+    </w:p>
+    <w:p>
+      <w:pPr>
+        <w:pStyle w:val="ua"/>
+        <w:spacing w:before="31" w:after="31"/>
+        <w:ind w:firstLine="480"/>
+      </w:pPr>
+      <w:r>
+        <w:t>总体来看，该方向研究重心在于</w:t>
+      </w:r>
+      <w:r>
+        <w:rPr>
+          <w:b/>
+        </w:rPr>
+        <w:t>任务规划、工具执行与环境交互</w:t>
+      </w:r>
+      <w:r>
+        <w:t>；但智能体所需的项目知识长期管理机制研究不足：智能体如何跨任务、跨演化周期地积累与复用项目知识，仍缺少系统方法。</w:t>
+      </w:r>
+    </w:p>
+    <w:p>
+      <w:pPr>
+        <w:pStyle w:val="u3"/>
+      </w:pPr>
+      <w:bookmarkStart w:id="54" w:name="_Toc10097"/>
+      <w:bookmarkStart w:id="55" w:name="_Toc137114705"/>
+      <w:bookmarkStart w:id="56" w:name="_Toc10829689"/>
+      <w:bookmarkStart w:id="57" w:name="_Toc10829424"/>
+      <w:bookmarkStart w:id="58" w:name="_Toc137114658"/>
+      <w:bookmarkEnd w:id="54"/>
+      <w:bookmarkEnd w:id="55"/>
+      <w:bookmarkEnd w:id="56"/>
+      <w:bookmarkEnd w:id="57"/>
+      <w:bookmarkEnd w:id="58"/>
+      <w:r>
+        <w:t>Spec/Workflow 驱动开发研究</w:t>
+      </w:r>
+    </w:p>
+    <w:p>
+      <w:pPr>
+        <w:pStyle w:val="ua"/>
+        <w:spacing w:before="31" w:after="31"/>
+        <w:ind w:firstLine="480"/>
+      </w:pPr>
+      <w:r>
+        <w:t xml:space="preserve">针对 AI 开发过程约束问题，工程社区形成了以规范与流程组织为核心的工作流路线：现有工作主要通过规范驱动、技能编排、任务分解等方式提升 Agent 执行可靠性。Piskala（2026）将规格驱动开发（Spec-Driven Development）概括为从"代码即事实源"（code-as-source）向"规格即首要制品"（specification-as-primary-artifact）的范式转移</w:t>
       </w:r>
       <w:r>
         <w:rPr>
           <w:vertAlign w:val="superscript"/>
         </w:rPr>
-        <w:t xml:space="preserve">[16]</w:t>
-      </w:r>
-      <w:r>
-        <w:t xml:space="preserve">，SWE-agent 提出了使语言模型智能体与计算机交互以完成软件工程任务的接口设计</w:t>
+        <w:t xml:space="preserve">[7]</w:t>
+      </w:r>
+      <w:r>
+        <w:t xml:space="preserve">。三个代表性方向为：</w:t>
+      </w:r>
+    </w:p>
+    <w:p>
+      <w:pPr>
+        <w:pStyle w:val="ua"/>
+        <w:spacing w:before="31" w:after="31"/>
+        <w:ind w:firstLine="480"/>
+      </w:pPr>
+      <w:r>
+        <w:t xml:space="preserve">• </w:t>
+      </w:r>
+      <w:r>
+        <w:rPr>
+          <w:b/>
+        </w:rPr>
+        <w:t>项目级规范治理（GitHub Spec Kit）</w:t>
+      </w:r>
+      <w:r>
+        <w:t xml:space="preserve">：以项目级 Constitution、功能级 Specification、技术 Plan 与任务分解为核心制品，通过 Clarify、Checklist、Analyze、Converge 等质量门禁环节组织开发过程，后继版本进一步引入通用工作流引擎与分层扩展结构</w:t>
       </w:r>
       <w:r>
         <w:rPr>
           <w:vertAlign w:val="superscript"/>
         </w:rPr>
-        <w:t xml:space="preserve">[17]</w:t>
-      </w:r>
-      <w:r>
-        <w:t xml:space="preserve">，两者共同推动了 coding agent 研究的系统化。总体来看，研究重心正从"模型能否编写代码"转向"如何让智能体在真实工程环境中可靠、可控、低成本地工作"。</w:t>
-      </w:r>
-    </w:p>
-    <w:p>
-      <w:pPr>
-        <w:pStyle w:val="ua"/>
-        <w:spacing w:before="31" w:after="31"/>
-        <w:ind w:firstLine="480"/>
-      </w:pPr>
-      <w:r>
-        <w:t xml:space="preserve">在规格驱动开发方向，Piskala（2026）将其概括为从"代码即事实源"（code-as-source）向"规格即首要制品"（specification-as-primary-artifact）的范式转移，并区分了 spec-first、spec-anchored 与 spec-as-source 三种严格等级，且直接分析了 GitHub Spec Kit 等现代工具</w:t>
+        <w:t xml:space="preserve">[8]</w:t>
+      </w:r>
+      <w:r>
+        <w:t xml:space="preserve">。</w:t>
+      </w:r>
+    </w:p>
+    <w:p>
+      <w:pPr>
+        <w:pStyle w:val="ua"/>
+        <w:spacing w:before="31" w:after="31"/>
+        <w:ind w:firstLine="480"/>
+      </w:pPr>
+      <w:r>
+        <w:t xml:space="preserve">• </w:t>
+      </w:r>
+      <w:r>
+        <w:rPr>
+          <w:b/>
+        </w:rPr>
+        <w:t>变更级规格管理（OpenSpec）</w:t>
+      </w:r>
+      <w:r>
+        <w:t xml:space="preserve">：以动作（Action）为中心的工作流与制品图（artifact graph）建模，强调存量项目优先与"依赖是使能条件而非强制关卡"</w:t>
       </w:r>
       <w:r>
         <w:rPr>
           <w:vertAlign w:val="superscript"/>
         </w:rPr>
-        <w:t xml:space="preserve">[7]</w:t>
+        <w:t xml:space="preserve">[8]</w:t>
+      </w:r>
+      <w:r>
+        <w:t xml:space="preserve">，核心定位是变更级规格制品的生命周期管理。</w:t>
+      </w:r>
+    </w:p>
+    <w:p>
+      <w:pPr>
+        <w:pStyle w:val="ua"/>
+        <w:spacing w:before="31" w:after="31"/>
+        <w:ind w:firstLine="480"/>
+      </w:pPr>
+      <w:r>
+        <w:t xml:space="preserve">• </w:t>
+      </w:r>
+      <w:r>
+        <w:rPr>
+          <w:b/>
+        </w:rPr>
+        <w:t>技能化执行纪律（Superpowers）</w:t>
+      </w:r>
+      <w:r>
+        <w:t xml:space="preserve">：以可组合技能与强制工作流组织执行过程--需求澄清、计划编写、子代理驱动开发、测试驱动开发与多层代码审查，"工作流是强制要求而非建议"</w:t>
+      </w:r>
+      <w:r>
+        <w:rPr>
+          <w:vertAlign w:val="superscript"/>
+        </w:rPr>
+        <w:t xml:space="preserve">[9]</w:t>
       </w:r>
       <w:r>
         <w:t xml:space="preserve">。</w:t>
@@ -5648,149 +6123,26 @@
         <w:ind w:firstLine="480"/>
       </w:pPr>
       <w:r>
-        <w:rPr>
-          <w:b/>
-        </w:rPr>
-        <w:t>（2）项目级规范治理工具：GitHub Spec Kit</w:t>
-      </w:r>
-    </w:p>
-    <w:p>
-      <w:pPr>
-        <w:pStyle w:val="ua"/>
-        <w:spacing w:before="31" w:after="31"/>
-        <w:ind w:firstLine="480"/>
-      </w:pPr>
-      <w:r>
-        <w:t xml:space="preserve">Spec Kit 是 GitHub 开源的规格驱动开发工具包（本文研究时点仓库版本 0.14.x，版本与提交记录固化于附录实验环境），其定位为项目级规范治理与可编排的智能体 SDD 工作流平台</w:t>
-      </w:r>
-      <w:r>
-        <w:rPr>
-          <w:vertAlign w:val="superscript"/>
-        </w:rPr>
-        <w:t xml:space="preserve">[8]</w:t>
-      </w:r>
-      <w:r>
-        <w:t xml:space="preserve">。其核心制品包括项目级 Constitution（项目宪法）、功能级 Specification、技术 Plan 与任务分解，并通过 Clarify、Checklist、Analyze、Converge 等质量门禁环节组织需求理解、方案设计、任务拆解、实现与验证，后继版本进一步引入了通用工作流引擎与分层扩展结构。其开发流程同时支持从零构建（greenfield）与存量迭代（brownfield）场景，能力覆盖项目规范、计划生成与任务组织等多个环节，但相应的流程制品与配置体系也带来一定的学习与过程成本。</w:t>
-      </w:r>
-    </w:p>
-    <w:p>
-      <w:pPr>
-        <w:pStyle w:val="ua"/>
-        <w:spacing w:before="31" w:after="31"/>
-        <w:ind w:firstLine="480"/>
-      </w:pPr>
-      <w:r>
-        <w:rPr>
-          <w:b/>
-        </w:rPr>
-        <w:t>（3）变更级规格管理工具：OpenSpec</w:t>
-      </w:r>
-    </w:p>
-    <w:p>
-      <w:pPr>
-        <w:pStyle w:val="ua"/>
-        <w:spacing w:before="31" w:after="31"/>
-        <w:ind w:firstLine="480"/>
-      </w:pPr>
-      <w:r>
-        <w:t xml:space="preserve">OpenSpec 自 1.0 版本（OPSX Release）起，从固定阶段式工作流转向以动作（Action）为中心的工作流，提出"Actions, not phases"的设计理念，并以制品图（artifact graph，有向无环图）建模制品间依赖与完成状态，强调"依赖是使能条件而非强制关卡"</w:t>
-      </w:r>
-      <w:r>
-        <w:rPr>
-          <w:vertAlign w:val="superscript"/>
-        </w:rPr>
-        <w:t xml:space="preserve">[8]</w:t>
-      </w:r>
-      <w:r>
-        <w:t xml:space="preserve">。其以一组围绕变更制品的动作（探索、提案、应用、验证、同步与归档等）组织工作流；在项目组织上强调存量项目优先（specs/ 目录记录系统当前状态，changes/ 目录管理提议变更），并适配了多种主流 AI 编程助手运行环境。其核心定位是变更级规格制品的生命周期管理，而非固定的项目级开发工作流。</w:t>
-      </w:r>
-    </w:p>
-    <w:p>
-      <w:pPr>
-        <w:pStyle w:val="ua"/>
-        <w:spacing w:before="31" w:after="31"/>
-        <w:ind w:firstLine="480"/>
-      </w:pPr>
-      <w:r>
-        <w:rPr>
-          <w:b/>
-        </w:rPr>
-        <w:t>（4）技能驱动的智能体执行框架：Superpowers</w:t>
-      </w:r>
-    </w:p>
-    <w:p>
-      <w:pPr>
-        <w:pStyle w:val="ua"/>
-        <w:spacing w:before="31" w:after="31"/>
-        <w:ind w:firstLine="480"/>
-      </w:pPr>
-      <w:r>
-        <w:t xml:space="preserve">Superpowers 定位为"面向编程智能体的完整软件开发方法论"（本文研究时点版本 v6.3.0，具体机制随版本迭代，固化于附录实验环境）</w:t>
-      </w:r>
-      <w:r>
-        <w:rPr>
-          <w:vertAlign w:val="superscript"/>
-        </w:rPr>
-        <w:t xml:space="preserve">[9]</w:t>
-      </w:r>
-      <w:r>
-        <w:t xml:space="preserve">，以可组合技能与强制工作流组织执行过程：从需求澄清（brainstorming）、Git 工作树隔离、计划编写，到子代理驱动开发（subagent-driven development）、测试驱动开发与代码审查，官方强调"工作流是强制要求而非建议"。其通过技能化工作流、子代理协作与多层评审机制（任务评审、代码质量评审与整分支评审）约束智能体的执行行为，并包含工作区隔离、任务分级等面向过程成本与上下文管理的设计。其治理粒度位于技能与执行工作流层，而非项目级规范宪法体系。</w:t>
-      </w:r>
-    </w:p>
-    <w:p>
-      <w:pPr>
-        <w:pStyle w:val="ua"/>
-        <w:spacing w:before="31" w:after="31"/>
-        <w:ind w:firstLine="480"/>
-      </w:pPr>
-      <w:r>
-        <w:rPr>
-          <w:b/>
-        </w:rPr>
-        <w:t>（5）国内研究与实践现状</w:t>
-      </w:r>
-    </w:p>
-    <w:p>
-      <w:pPr>
-        <w:pStyle w:val="ua"/>
-        <w:spacing w:before="31" w:after="31"/>
-        <w:ind w:firstLine="480"/>
-      </w:pPr>
-      <w:r>
-        <w:t>国内 AI 辅助编程工具以 CodeGeeX、通义灵码、豆包编程助手等为代表，主要聚焦代码补全与单轮问答场景；覆盖需求、设计、计划、测试、编码全流程的工程化工具实践正在起步，与国际开源社区在规格驱动开发与智能体工作流方向上的快速演进相比仍有差距。</w:t>
-      </w:r>
-    </w:p>
-    <w:p>
-      <w:pPr>
-        <w:pStyle w:val="ua"/>
-        <w:spacing w:before="31" w:after="31"/>
-        <w:ind w:firstLine="480"/>
-      </w:pPr>
-      <w:r>
-        <w:rPr>
-          <w:b/>
-        </w:rPr>
-        <w:t>（6）三者关系与研究空白</w:t>
-      </w:r>
-    </w:p>
-    <w:p>
-      <w:pPr>
-        <w:pStyle w:val="ua"/>
-        <w:spacing w:before="31" w:after="31"/>
-        <w:ind w:firstLine="480"/>
-      </w:pPr>
-      <w:r>
-        <w:t>综合来看，Spec Kit、OpenSpec 与 Superpowers 均已具备规格、计划、任务、执行、验证与智能体工作流机制，能力边界重叠度较高（截至本文检索时点，尚未见以三者为对象的同行评审系统比较研究，本文对三者的事实描述以其官方仓库与文档为准），其主要差异体现在设计重心与治理粒度。三者的定位、所解决问题与主要不足对比如表 1-1 所示。</w:t>
-      </w:r>
-    </w:p>
-    <w:p>
-      <w:pPr>
-        <w:pStyle w:val="ua"/>
-        <w:spacing w:before="31" w:after="31"/>
-        <w:ind w:firstLine="480"/>
-      </w:pPr>
-      <w:r>
-        <w:t>表 1-1 三类代表性工具的定位与不足对比</w:t>
+        <w:t xml:space="preserve">此类工作有效解决了 </w:t>
+      </w:r>
+      <w:r>
+        <w:rPr>
+          <w:b/>
+        </w:rPr>
+        <w:t>AI 开发过程约束问题</w:t>
+      </w:r>
+      <w:r>
+        <w:t>：通过管理 spec、workflow 与 execution，提升了智能体执行的可靠性与过程可审计性，本文与其并非竞争关系（机制层面的对比与互补性讨论见第 5 章）。三类代表性工具的定位对比如表 1-1 所示（截至本文检索时点，尚未见以三者为对象的同行评审系统比较研究，本文对三者的事实描述以其官方仓库与文档为准）。</w:t>
+      </w:r>
+    </w:p>
+    <w:p>
+      <w:pPr>
+        <w:pStyle w:val="ua"/>
+        <w:spacing w:before="31" w:after="31"/>
+        <w:ind w:firstLine="480"/>
+      </w:pPr>
+      <w:r>
+        <w:t>表 1-1 三类代表性工作流工具的定位对比</w:t>
       </w:r>
     </w:p>
     <w:tbl>
@@ -5874,7 +6226,7 @@
               <w:rPr>
                 <w:b/>
               </w:rPr>
-              <w:t>主要不足</w:t>
+              <w:t>知识维度的局限</w:t>
             </w:r>
           </w:p>
         </w:tc>
@@ -6058,7 +6410,25 @@
         <w:ind w:firstLine="480"/>
       </w:pPr>
       <w:r>
-        <w:t>当前研究与实践分别关注智能体行为控制、规格制品管理或代码知识检索，且各自取得了进展，但尚缺少一种同时考虑项目级知识沉淀、开发流程约束与任务上下文预算优化的统一工程化方法：现有工具与方法通常以文档、制品或智能体工作流为主要组织单元，在"意图-规格-计划-执行"层面已较为成熟，但项目级长期知识（业务能力规范的持续沉淀）与代码结构知识如何进入智能体的任务上下文，以及如何在 Token 预算约束下进行结构感知、可解释的上下文选择，仍缺少面向具体软件项目的工程化方案。这一研究空白构成了本文工作的切入点。</w:t>
+        <w:t xml:space="preserve">综合来看，此类方法主要管理 spec、workflow 与 execution </w:t>
+      </w:r>
+      <w:r>
+        <w:rPr>
+          <w:b/>
+        </w:rPr>
+        <w:t>三类制品与过程</w:t>
+      </w:r>
+      <w:r>
+        <w:t>；其共同局限在于</w:t>
+      </w:r>
+      <w:r>
+        <w:rPr>
+          <w:b/>
+        </w:rPr>
+        <w:t>缺少 spec 与代码结构的持续关联</w:t>
+      </w:r>
+      <w:r>
+        <w:t>：规格制品记录了"要做什么"，代码知识（"由什么实现、如何关联"）仍游离于流程管理之外，任务级上下文仍依赖人工检索或整库注入。</w:t>
       </w:r>
     </w:p>
     <w:p>
@@ -6076,207 +6446,315 @@
       <w:bookmarkEnd w:id="57"/>
       <w:bookmarkEnd w:id="58"/>
       <w:r>
-        <w:t>代码知识图谱与上下文工程研究现状</w:t>
-      </w:r>
-    </w:p>
-    <w:p>
-      <w:pPr>
-        <w:pStyle w:val="ua"/>
-        <w:spacing w:before="31" w:after="31"/>
-        <w:ind w:firstLine="480"/>
-      </w:pPr>
-      <w:r>
-        <w:rPr>
-          <w:b/>
-        </w:rPr>
-        <w:t>（1）研究演进脉络</w:t>
-      </w:r>
-    </w:p>
-    <w:p>
-      <w:pPr>
-        <w:pStyle w:val="ua"/>
-        <w:spacing w:before="31" w:after="31"/>
-        <w:ind w:firstLine="480"/>
-      </w:pPr>
-      <w:r>
-        <w:t xml:space="preserve">代码智能与上下文工程相关研究呈现出清晰的演进脉络。在代码表示学习方向，GraphCodeBERT 显式利用代码的数据流结构辅助代码表示预训练，表明代码表示不应仅依赖 token 序列，代码固有的结构信息能够显著提升下游任务效果</w:t>
+        <w:t>上下文工程研究</w:t>
+      </w:r>
+    </w:p>
+    <w:p>
+      <w:pPr>
+        <w:pStyle w:val="ua"/>
+        <w:spacing w:before="31" w:after="31"/>
+        <w:ind w:firstLine="480"/>
+      </w:pPr>
+      <w:r>
+        <w:t xml:space="preserve">面向智能体输入组织的研究形成了上下文工程方向。在基础机制层面，RAG 通过引入外部非参数化知识缓解参数化知识的局限</w:t>
       </w:r>
       <w:r>
         <w:rPr>
           <w:vertAlign w:val="superscript"/>
         </w:rPr>
+        <w:t xml:space="preserve">[5]</w:t>
+      </w:r>
+      <w:r>
+        <w:t xml:space="preserve">，"Lost in the Middle"现象的发现推动了文档压缩与上下文选择研究</w:t>
+      </w:r>
+      <w:r>
+        <w:rPr>
+          <w:vertAlign w:val="superscript"/>
+        </w:rPr>
+        <w:t xml:space="preserve">[4]</w:t>
+      </w:r>
+      <w:r>
+        <w:t xml:space="preserve">，GraphRAG 等方法通过实体-关系图组织检索与生成过程</w:t>
+      </w:r>
+      <w:r>
+        <w:rPr>
+          <w:vertAlign w:val="superscript"/>
+        </w:rPr>
+        <w:t xml:space="preserve">[19]</w:t>
+      </w:r>
+      <w:r>
+        <w:t xml:space="preserve">，智能体记忆机制研究亦逐渐展开</w:t>
+      </w:r>
+      <w:r>
+        <w:rPr>
+          <w:vertAlign w:val="superscript"/>
+        </w:rPr>
+        <w:t xml:space="preserve">[6]</w:t>
+      </w:r>
+      <w:r>
+        <w:t xml:space="preserve">。在代码场景（Repository-level Generation）层面，CodePlan 以规划驱动仓库级代码修改的链式执行</w:t>
+      </w:r>
+      <w:r>
+        <w:t xml:space="preserve">35</w:t>
+      </w:r>
+      <w:r>
+        <w:t xml:space="preserve">，CatCoder 将静态分析与检索结果结合用于上下文感知的代码补全</w:t>
+      </w:r>
+      <w:r>
+        <w:t xml:space="preserve">34</w:t>
+      </w:r>
+      <w:r>
+        <w:t xml:space="preserve">，RepoHyper 构建仓库级代码结构超图以支撑上下文检索</w:t>
+      </w:r>
+      <w:r>
+        <w:t xml:space="preserve">36</w:t>
+      </w:r>
+      <w:r>
+        <w:t xml:space="preserve">，CodeSearchNet 确立了自然语言-代码检索问题并发布大规模数据集</w:t>
+      </w:r>
+      <w:r>
+        <w:rPr>
+          <w:vertAlign w:val="superscript"/>
+        </w:rPr>
+        <w:t xml:space="preserve">[12]</w:t>
+      </w:r>
+      <w:r>
+        <w:t xml:space="preserve">。</w:t>
+      </w:r>
+    </w:p>
+    <w:p>
+      <w:pPr>
+        <w:pStyle w:val="ua"/>
+        <w:spacing w:before="31" w:after="31"/>
+        <w:ind w:firstLine="480"/>
+      </w:pPr>
+      <w:r>
+        <w:t>总体来看，已有工作分别关注检索、Prompt 上下文构造与仓库级生成；但此类方法</w:t>
+      </w:r>
+      <w:r>
+        <w:rPr>
+          <w:b/>
+        </w:rPr>
+        <w:t>按任务临时构造上下文</w:t>
+      </w:r>
+      <w:r>
+        <w:t>：检索结果与子图服务于单次任务，无法随项目演化持续积累为项目级知识资产，业务语义与代码结构的关系亦未在知识层面被显式建模。</w:t>
+      </w:r>
+    </w:p>
+    <w:p>
+      <w:pPr>
+        <w:pStyle w:val="u3"/>
+      </w:pPr>
+      <w:bookmarkStart w:id="54" w:name="_Toc10097"/>
+      <w:bookmarkStart w:id="55" w:name="_Toc137114705"/>
+      <w:bookmarkStart w:id="56" w:name="_Toc10829689"/>
+      <w:bookmarkStart w:id="57" w:name="_Toc10829424"/>
+      <w:bookmarkStart w:id="58" w:name="_Toc137114658"/>
+      <w:bookmarkEnd w:id="54"/>
+      <w:bookmarkEnd w:id="55"/>
+      <w:bookmarkEnd w:id="56"/>
+      <w:bookmarkEnd w:id="57"/>
+      <w:bookmarkEnd w:id="58"/>
+      <w:r>
+        <w:t>软件知识图谱与 Repository 智能研究</w:t>
+      </w:r>
+    </w:p>
+    <w:p>
+      <w:pPr>
+        <w:pStyle w:val="ua"/>
+        <w:spacing w:before="31" w:after="31"/>
+        <w:ind w:firstLine="480"/>
+      </w:pPr>
+      <w:r>
+        <w:t>将图结构引入软件知识组织的研究可分为三个方向。</w:t>
+      </w:r>
+    </w:p>
+    <w:p>
+      <w:pPr>
+        <w:pStyle w:val="ua"/>
+        <w:spacing w:before="31" w:after="31"/>
+        <w:ind w:firstLine="480"/>
+      </w:pPr>
+      <w:r>
+        <w:rPr>
+          <w:b/>
+        </w:rPr>
+        <w:t>（1）代码结构图谱</w:t>
+      </w:r>
+      <w:r>
+        <w:t xml:space="preserve">。代码属性图（Code Property Graph）将抽象语法树、控制流图与程序依赖图统一为可查询的图模型，为代码结构知识的图式组织提供了经典范式</w:t>
+      </w:r>
+      <w:r>
+        <w:rPr>
+          <w:vertAlign w:val="superscript"/>
+        </w:rPr>
+        <w:t xml:space="preserve">[18]</w:t>
+      </w:r>
+      <w:r>
+        <w:t xml:space="preserve">。此类图谱成熟地刻画了代码间结构关系，但其节点与边均定义于程序结构层面，</w:t>
+      </w:r>
+      <w:r>
+        <w:rPr>
+          <w:b/>
+        </w:rPr>
+        <w:t>缺少业务语义</w:t>
+      </w:r>
+      <w:r>
+        <w:t>。</w:t>
+      </w:r>
+    </w:p>
+    <w:p>
+      <w:pPr>
+        <w:pStyle w:val="ua"/>
+        <w:spacing w:before="31" w:after="31"/>
+        <w:ind w:firstLine="480"/>
+      </w:pPr>
+      <w:r>
+        <w:rPr>
+          <w:b/>
+        </w:rPr>
+        <w:t>（2）代码表示与结构增强</w:t>
+      </w:r>
+      <w:r>
+        <w:t xml:space="preserve">。GraphCodeBERT 显式利用代码的数据流结构辅助代码表示预训练，表明代码固有的结构信息能够显著提升下游任务效果</w:t>
+      </w:r>
+      <w:r>
+        <w:rPr>
+          <w:vertAlign w:val="superscript"/>
+        </w:rPr>
         <w:t xml:space="preserve">[11]</w:t>
       </w:r>
       <w:r>
-        <w:t xml:space="preserve">；在代码结构建模方向，代码属性图（Code Property Graph）将抽象语法树、控制流图与程序依赖图统一为可查询的图模型，为代码结构知识的图式组织提供了经典范式</w:t>
+        <w:t xml:space="preserve">；需求-代码追踪（Traceability）方向长期研究需求与代码关联的自动恢复</w:t>
       </w:r>
       <w:r>
         <w:rPr>
           <w:vertAlign w:val="superscript"/>
         </w:rPr>
-        <w:t xml:space="preserve">[18]</w:t>
-      </w:r>
-      <w:r>
-        <w:t xml:space="preserve">；在语义代码检索方向，CodeSearchNet 将自然语言到代码的检索确立为研究问题，并发布了约 600 万函数规模的数据集，推动了语义代码检索研究的系统化发展</w:t>
+        <w:t xml:space="preserve">[13]</w:t>
       </w:r>
       <w:r>
         <w:rPr>
           <w:vertAlign w:val="superscript"/>
         </w:rPr>
-        <w:t xml:space="preserve">[12]</w:t>
-      </w:r>
-      <w:r>
-        <w:t xml:space="preserve">；在需求-代码追踪（Traceability Link Recovery）方向，相关研究长期关注需求、设计与代码之间关联关系的自动恢复问题：Cleland-Huang 等较早提出利用异构信息提升需求追踪收益的方法</w:t>
+        <w:t xml:space="preserve">[14]</w:t>
       </w:r>
       <w:r>
         <w:rPr>
           <w:vertAlign w:val="superscript"/>
         </w:rPr>
-        <w:t xml:space="preserve">[13]</w:t>
-      </w:r>
-      <w:r>
-        <w:t xml:space="preserve">，Borg 等通过工业案例研究分析了需求到代码链接恢复中的有效性与挑战</w:t>
-      </w:r>
-      <w:r>
-        <w:rPr>
-          <w:vertAlign w:val="superscript"/>
-        </w:rPr>
-        <w:t xml:space="preserve">[14]</w:t>
-      </w:r>
-      <w:r>
-        <w:t xml:space="preserve">，后续研究进一步探索了基于机器学习和优化算法的自动化追踪方法</w:t>
-      </w:r>
-      <w:r>
-        <w:rPr>
-          <w:vertAlign w:val="superscript"/>
-        </w:rPr>
         <w:t xml:space="preserve">[15]</w:t>
       </w:r>
       <w:r>
-        <w:t xml:space="preserve">；近年来，随着大语言模型的发展，研究者开始探索利用 LLM 提升需求理解、代码语义匹配以及软件知识关联能力，但面向 AI 编程智能体上下文构建场景的需求-代码知识组织仍缺少系统研究。在检索增强与上下文工程方向，RAG 通过引入外部非参数化知识缓解参数化知识的局限</w:t>
-      </w:r>
-      <w:r>
-        <w:rPr>
-          <w:vertAlign w:val="superscript"/>
-        </w:rPr>
-        <w:t xml:space="preserve">[5]</w:t>
-      </w:r>
-      <w:r>
-        <w:t xml:space="preserve">，"Lost in the Middle"现象的发现推动了文档压缩与上下文选择研究</w:t>
-      </w:r>
-      <w:r>
-        <w:rPr>
-          <w:vertAlign w:val="superscript"/>
-        </w:rPr>
-        <w:t xml:space="preserve">[4]</w:t>
-      </w:r>
-      <w:r>
-        <w:t xml:space="preserve">，GraphRAG 等方法进一步通过在语料上构建实体-关系图并以图结构组织检索与生成过程，探索了利用图结构增强知识检索能力的途径</w:t>
-      </w:r>
-      <w:r>
-        <w:rPr>
-          <w:vertAlign w:val="superscript"/>
-        </w:rPr>
-        <w:t xml:space="preserve">[19]</w:t>
-      </w:r>
-      <w:r>
-        <w:t xml:space="preserve">，为本文基于代码知识图谱的上下文生成方法提供了相关启发；面向智能体的上下文组织与选择研究（如智能体记忆机制、仓库级上下文供给等）亦逐渐展开</w:t>
-      </w:r>
-      <w:r>
-        <w:rPr>
-          <w:vertAlign w:val="superscript"/>
-        </w:rPr>
-        <w:t xml:space="preserve">[6]</w:t>
-      </w:r>
-      <w:r>
-        <w:t xml:space="preserve">。</w:t>
-      </w:r>
-    </w:p>
-    <w:p>
-      <w:pPr>
-        <w:pStyle w:val="ua"/>
-        <w:spacing w:before="31" w:after="31"/>
-        <w:ind w:firstLine="480"/>
-      </w:pPr>
-      <w:r>
-        <w:rPr>
-          <w:b/>
-        </w:rPr>
-        <w:t>（2）与 Coding Agent 研究的关联</w:t>
-      </w:r>
-    </w:p>
-    <w:p>
-      <w:pPr>
-        <w:pStyle w:val="ua"/>
-        <w:spacing w:before="31" w:after="31"/>
-        <w:ind w:firstLine="480"/>
-      </w:pPr>
-      <w:r>
-        <w:t xml:space="preserve">值得注意的是，智能体实证研究同样提示了上下文供给的瓶颈地位：文献</w:t>
-      </w:r>
-      <w:r>
-        <w:rPr>
-          <w:vertAlign w:val="superscript"/>
-        </w:rPr>
-        <w:t xml:space="preserve">[3]</w:t>
-      </w:r>
-      <w:r>
-        <w:t xml:space="preserve">与文献</w:t>
-      </w:r>
-      <w:r>
-        <w:rPr>
-          <w:vertAlign w:val="superscript"/>
-        </w:rPr>
-        <w:t xml:space="preserve">[10]</w:t>
-      </w:r>
-      <w:r>
-        <w:t xml:space="preserve">均显示，智能体参与真实开发时，任务相关上下文的获取方式高度依赖人工检索或整库注入，前者效率低下且易遗漏关键信息，后者则面临 Token 成本与信息稀释的双重压力。</w:t>
-      </w:r>
-    </w:p>
-    <w:p>
-      <w:pPr>
-        <w:pStyle w:val="ua"/>
-        <w:spacing w:before="31" w:after="31"/>
-        <w:ind w:firstLine="480"/>
-      </w:pPr>
-      <w:r>
-        <w:rPr>
-          <w:b/>
-        </w:rPr>
-        <w:t>（3）国内研究现状</w:t>
-      </w:r>
-    </w:p>
-    <w:p>
-      <w:pPr>
-        <w:pStyle w:val="ua"/>
-        <w:spacing w:before="31" w:after="31"/>
-        <w:ind w:firstLine="480"/>
-      </w:pPr>
-      <w:r>
-        <w:t>国内在代码知识图谱与代码表示学习（如基于抽象语法树的代码图谱构建、代码搜索与克隆检测）、需求工程与人工智能结合等方向均有研究开展，但同样以特定任务的学术评测为主。</w:t>
-      </w:r>
-    </w:p>
-    <w:p>
-      <w:pPr>
-        <w:pStyle w:val="ua"/>
-        <w:spacing w:before="31" w:after="31"/>
-        <w:ind w:firstLine="480"/>
-      </w:pPr>
-      <w:r>
-        <w:rPr>
-          <w:b/>
-        </w:rPr>
-        <w:t>（4）现有局限分析</w:t>
-      </w:r>
-    </w:p>
-    <w:p>
-      <w:pPr>
-        <w:pStyle w:val="ua"/>
-        <w:spacing w:before="31" w:after="31"/>
-        <w:ind w:firstLine="480"/>
-      </w:pPr>
-      <w:r>
-        <w:t>综观现有研究，其局限主要体现在三个方面：其一，现有工作较多聚焦于代码表示、代码检索、克隆检测、需求追踪等特定任务，在面向 AI 编程智能体的工程化工作流中，将代码结构知识、业务语义与上下文压缩统一起来的研究仍相对有限；其二，代码知识图谱多以孤立的检索、查询工具形态存在，而非深度嵌入开发工作流的基础设施；其三，针对代码图谱的结构感知压缩与 Token 预算控制研究较少，上下文压缩方法多面向通用文本而非结构化的代码知识。</w:t>
+        <w:t xml:space="preserve">，与本文的业务-代码关联问题直接相关，但其目标多为一次性链接恢复，未形成可持续维护的知识资产。</w:t>
+      </w:r>
+    </w:p>
+    <w:p>
+      <w:pPr>
+        <w:pStyle w:val="ua"/>
+        <w:spacing w:before="31" w:after="31"/>
+        <w:ind w:firstLine="480"/>
+      </w:pPr>
+      <w:r>
+        <w:rPr>
+          <w:b/>
+        </w:rPr>
+        <w:t>（3）Repository 知识图谱</w:t>
+      </w:r>
+      <w:r>
+        <w:t xml:space="preserve">。2025 至 2026 年出现了将知识图谱用于仓库级智能体支持的系列工作：KGCompass 构建关联 issue、PR、文件、类与函数的仓库感知知识图谱以增强仓库级软件修复</w:t>
+      </w:r>
+      <w:r>
+        <w:t xml:space="preserve">38</w:t>
+      </w:r>
+      <w:r>
+        <w:t xml:space="preserve">；有研究将代码仓库图谱用于增强仓库级代码生成</w:t>
+      </w:r>
+      <w:r>
+        <w:t xml:space="preserve">39</w:t>
+      </w:r>
+      <w:r>
+        <w:t xml:space="preserve">；Repository Intelligence Graph 则面向 Coding Agent 提供结构化仓库上下文</w:t>
+      </w:r>
+      <w:r>
+        <w:t xml:space="preserve">40</w:t>
+      </w:r>
+      <w:r>
+        <w:t xml:space="preserve">。这些工作表明</w:t>
+      </w:r>
+      <w:r>
+        <w:rPr>
+          <w:b/>
+        </w:rPr>
+        <w:t>"代码图谱服务 Agent 上下文"已成为新的研究趋势</w:t>
+      </w:r>
+      <w:r>
+        <w:t>，并为本文提供了直接的方法参照。</w:t>
+      </w:r>
+    </w:p>
+    <w:p>
+      <w:pPr>
+        <w:pStyle w:val="ua"/>
+        <w:spacing w:before="31" w:after="31"/>
+        <w:ind w:firstLine="480"/>
+      </w:pPr>
+      <w:r>
+        <w:t>总体来看，该方向图谱多以代码实体与开发制品为节点，刻画代码间或制品间关系；</w:t>
+      </w:r>
+      <w:r>
+        <w:rPr>
+          <w:b/>
+        </w:rPr>
+        <w:t>面向业务能力层的语义组织仍属空白</w:t>
+      </w:r>
+      <w:r>
+        <w:t>，且图谱构建多为一次性离线过程，缺少与开发流程结合的增量演化机制。</w:t>
+      </w:r>
+    </w:p>
+    <w:p>
+      <w:pPr>
+        <w:pStyle w:val="u3"/>
+      </w:pPr>
+      <w:bookmarkStart w:id="54" w:name="_Toc10097"/>
+      <w:bookmarkStart w:id="55" w:name="_Toc137114705"/>
+      <w:bookmarkStart w:id="56" w:name="_Toc10829689"/>
+      <w:bookmarkStart w:id="57" w:name="_Toc10829424"/>
+      <w:bookmarkStart w:id="58" w:name="_Toc137114658"/>
+      <w:bookmarkEnd w:id="54"/>
+      <w:bookmarkEnd w:id="55"/>
+      <w:bookmarkEnd w:id="56"/>
+      <w:bookmarkEnd w:id="57"/>
+      <w:bookmarkEnd w:id="58"/>
+      <w:r>
+        <w:t>现有研究不足归纳</w:t>
+      </w:r>
+    </w:p>
+    <w:p>
+      <w:pPr>
+        <w:pStyle w:val="ua"/>
+        <w:spacing w:before="31" w:after="31"/>
+        <w:ind w:firstLine="480"/>
+      </w:pPr>
+      <w:r>
+        <w:t>综合 1.2.1 至 1.2.5 节，现有研究分别从代码检索、需求追踪、仓库级代码理解等角度改善 AI 软件工程任务。然而，这些方法主要关注</w:t>
+      </w:r>
+      <w:r>
+        <w:rPr>
+          <w:b/>
+        </w:rPr>
+        <w:t>代码层关系或单次任务上下文构造</w:t>
+      </w:r>
+      <w:r>
+        <w:t>，尚缺少一种能够持续维护业务能力、代码结构与演化信息之间关系的</w:t>
+      </w:r>
+      <w:r>
+        <w:rPr>
+          <w:b/>
+        </w:rPr>
+        <w:t>软件项目知识模型</w:t>
+      </w:r>
+      <w:r>
+        <w:t>，使 AI 编程智能体能够基于项目长期积累的知识生成任务相关上下文。这一研究空白构成了本文工作的切入点。</w:t>
       </w:r>
     </w:p>
     <w:p>
@@ -6286,75 +6764,103 @@
       <w:bookmarkStart w:id="23" w:name="_Toc12692"/>
       <w:bookmarkEnd w:id="23"/>
       <w:r>
-        <w:t>本文主要工作与创新点</w:t>
-      </w:r>
-    </w:p>
-    <w:p>
-      <w:pPr>
-        <w:pStyle w:val="ua"/>
-        <w:spacing w:before="31" w:after="31"/>
-        <w:ind w:firstLine="480"/>
-      </w:pPr>
-      <w:r>
-        <w:t>针对上述研究背景与现状分析，本文围绕"如何让 AI 编程智能体在软件工程中获得项目级知识、受控执行与高效上下文"这一核心问题展开研究。该问题在 1.1.1 节被分解为三个研究问题（RQ1-RQ3），并可进一步归结为一个统一的中间层问题--智能体上下文工程（Agent Context Engineering）：如何为 AI 编程智能体组织、选择、压缩与供给与其当前任务相关的结构化上下文。本文的主要工作即围绕这一问题与三个研究问题展开，凝练为以下三个创新点：</w:t>
-      </w:r>
-    </w:p>
-    <w:p>
-      <w:pPr>
-        <w:pStyle w:val="ua"/>
-        <w:spacing w:before="31" w:after="31"/>
-        <w:ind w:firstLine="480"/>
-      </w:pPr>
-      <w:r>
-        <w:rPr>
-          <w:b/>
-        </w:rPr>
-        <w:t>创新点 1：面向 AI 编程智能体的流程约束架构</w:t>
-      </w:r>
-      <w:r>
-        <w:t>（对应第 4 章）。设计并实现一种面向 AI 编程智能体的三层分离工作流架构（AI 层、CLI 层与文件系统层），以及"CLI 准备-AI 生成交互-CLI 收尾"的三段式编排契约，通过显式的阶段制品（需求文档、能力规格、技术方案、开发计划、测试方案）与 CLI 状态管理机制（状态变更显式留痕、拍板门禁、断点续作）实现 AI 辅助开发的过程约束，使流程确定性控制与模型生成能力协同工作。该创新点解决过程可控性问题（RQ1），对应上下文工程中"上下文在受控流程中被请求与消费"的环节。</w:t>
-      </w:r>
-    </w:p>
-    <w:p>
-      <w:pPr>
-        <w:pStyle w:val="ua"/>
-        <w:spacing w:before="31" w:after="31"/>
-        <w:ind w:firstLine="480"/>
-      </w:pPr>
-      <w:r>
-        <w:rPr>
-          <w:b/>
-        </w:rPr>
-        <w:t>创新点 2：面向智能体上下文生成的能力-代码双层知识组织方法</w:t>
-      </w:r>
-      <w:r>
-        <w:t>（对应第 3 章）。提出 C 层（业务能力）与 L1/L2/L3 层（模块/文件/代码元素）构成的双层图谱模型，将文档提取、命名匹配、语义匹配与 Git 历史等多类启发式证据（以 noisy-OR 概率模型融合）用于自动建立业务-代码关联，降低人工维护需求-代码追踪关系的成本；能力规范随需求归档持续沉淀，形成可供智能体检索的项目级长期知识。需要说明的是，该创新点定位为面向智能体上下文生成场景的知识组织与工程融合方法，而非需求追踪算法层面的创新。该创新点解决业务知识与代码结构脱节问题（RQ2），对应上下文工程中"结构化知识供给"的环节。</w:t>
-      </w:r>
-    </w:p>
-    <w:p>
-      <w:pPr>
-        <w:pStyle w:val="ua"/>
-        <w:spacing w:before="31" w:after="31"/>
-        <w:ind w:firstLine="480"/>
-      </w:pPr>
-      <w:r>
-        <w:rPr>
-          <w:b/>
-        </w:rPr>
-        <w:t>创新点 3：图谱驱动的任务上下文压缩方法</w:t>
-      </w:r>
-      <w:r>
-        <w:t>（对应第 3.3 节）。设计一种图谱驱动的任务上下文压缩方法，涵盖置信度衰减加权的锚点选择、加权双向 BFS 子图裁剪、距离感知的骨架抽取与三档压缩序列化等环节，在 Token 预算约束下按需生成任务相关的高密度代码上下文，减少人工上下文整理成本，并降低大规模仓库整库注入带来的上下文压力。该创新点解决上下文效率问题（RQ3），对应上下文工程中"预算控制"的环节；其有效性以 Token 缩减率、上下文召回率与下游任务表现等指标度量（见第 5 章）。</w:t>
-      </w:r>
-    </w:p>
-    <w:p>
-      <w:pPr>
-        <w:pStyle w:val="ua"/>
-        <w:spacing w:before="31" w:after="31"/>
-        <w:ind w:firstLine="480"/>
-      </w:pPr>
-      <w:r>
-        <w:t>三个创新点构成"流程约束-知识供给-预算控制"的完整链路。本文设计并实现了 wpw（Web Project Workflow）系统作为上述方法的统一实现与验证平台：第 3 章的知识组织与上下文生成方法、第 4 章的流程约束架构均在该系统中落地，第 5 章在其上开展对比实验与消融评估。其余技术组件（如 noisy-OR 聚合公式细节、BFS 遍历实现、JSONL 与向量存储方案、多语言源码解析器、Plan-as-tracker 任务追踪等）作为支撑上述创新点的实现技术，在相应章节中作为实现细节描述，不单独作为创新点宣称。</w:t>
+        <w:t>研究内容</w:t>
+      </w:r>
+    </w:p>
+    <w:p>
+      <w:pPr>
+        <w:pStyle w:val="ua"/>
+        <w:spacing w:before="31" w:after="31"/>
+        <w:ind w:firstLine="480"/>
+      </w:pPr>
+      <w:r>
+        <w:t>针对上述背景与研究不足，本文研究三个核心问题，并组织相应研究内容：</w:t>
+      </w:r>
+    </w:p>
+    <w:p>
+      <w:pPr>
+        <w:pStyle w:val="ua"/>
+        <w:spacing w:before="31" w:after="31"/>
+        <w:ind w:firstLine="480"/>
+      </w:pPr>
+      <w:r>
+        <w:t xml:space="preserve">• </w:t>
+      </w:r>
+      <w:r>
+        <w:rPr>
+          <w:b/>
+        </w:rPr>
+        <w:t>RQ1：AI 编程智能体所需的软件项目上下文应如何表示？</w:t>
+      </w:r>
+      <w:r>
+        <w:t xml:space="preserve"> 提出能力-代码双层知识组织模型：以 Spec 为源头建立 Capability 层（业务能力）与 L1（模块）/L2（文件）/L3（函数）代码结构层的关联（对应第 3 章 3.3 节）。</w:t>
+      </w:r>
+    </w:p>
+    <w:p>
+      <w:pPr>
+        <w:pStyle w:val="ua"/>
+        <w:spacing w:before="31" w:after="31"/>
+        <w:ind w:firstLine="480"/>
+      </w:pPr>
+      <w:r>
+        <w:t xml:space="preserve">• </w:t>
+      </w:r>
+      <w:r>
+        <w:rPr>
+          <w:b/>
+        </w:rPr>
+        <w:t>RQ2：如何从项目知识中生成与任务相关的上下文？</w:t>
+      </w:r>
+      <w:r>
+        <w:t xml:space="preserve"> 提出图谱驱动的任务上下文生成方法：面向 Agent 的任务级子图生成，涵盖锚点检索 -&gt; 子图裁剪 -&gt; 骨架抽取 -&gt; 压缩生成（对应第 3 章 3.5 节）。</w:t>
+      </w:r>
+    </w:p>
+    <w:p>
+      <w:pPr>
+        <w:pStyle w:val="ua"/>
+        <w:spacing w:before="31" w:after="31"/>
+        <w:ind w:firstLine="480"/>
+      </w:pPr>
+      <w:r>
+        <w:t xml:space="preserve">• </w:t>
+      </w:r>
+      <w:r>
+        <w:rPr>
+          <w:b/>
+        </w:rPr>
+        <w:t>RQ3：如何支持项目长期演化过程中的上下文积累？</w:t>
+      </w:r>
+      <w:r>
+        <w:t xml:space="preserve"> 提出 Spec 增量知识演化机制：新需求生成 Spec 后关联已有 Capability 并更新代码关系，形成工程化的知识积累（对应第 3 章 3.4 节）。</w:t>
+      </w:r>
+    </w:p>
+    <w:p>
+      <w:pPr>
+        <w:pStyle w:val="ua"/>
+        <w:spacing w:before="31" w:after="31"/>
+        <w:ind w:firstLine="480"/>
+      </w:pPr>
+      <w:r>
+        <w:t xml:space="preserve">• </w:t>
+      </w:r>
+      <w:r>
+        <w:rPr>
+          <w:b/>
+        </w:rPr>
+        <w:t>综合问题：三项机制与流程约束组合的整体效果如何？</w:t>
+      </w:r>
+      <w:r>
+        <w:t xml:space="preserve"> 以受控对比实验验证（对应第 5 章）。</w:t>
+      </w:r>
+    </w:p>
+    <w:p>
+      <w:pPr>
+        <w:pStyle w:val="ua"/>
+        <w:spacing w:before="31" w:after="31"/>
+        <w:ind w:firstLine="480"/>
+      </w:pPr>
+      <w:r>
+        <w:t>围绕上述问题，本文的研究内容组织为四个部分：（1）面向 AI 编程智能体的软件工程上下文工程方法总体框架与流程约束架构（第 3 章 3.1、3.2 节）；（2）能力-代码双层知识组织模型（第 3 章 3.3 节）；（3）Spec 增量知识演化机制与图谱驱动的任务上下文生成方法（第 3 章 3.4、3.5 节）；（4）wpw 系统实现与基于大模型的美食推荐系统验证（第 4、5 章）。</w:t>
       </w:r>
     </w:p>
     <w:p>
@@ -6364,6 +6870,118 @@
       <w:bookmarkStart w:id="23" w:name="_Toc12692"/>
       <w:bookmarkEnd w:id="23"/>
       <w:r>
+        <w:t>创新点</w:t>
+      </w:r>
+    </w:p>
+    <w:p>
+      <w:pPr>
+        <w:pStyle w:val="ua"/>
+        <w:spacing w:before="31" w:after="31"/>
+        <w:ind w:firstLine="480"/>
+      </w:pPr>
+      <w:r>
+        <w:t>本文的主要创新点凝练为以下四点：</w:t>
+      </w:r>
+    </w:p>
+    <w:p>
+      <w:pPr>
+        <w:pStyle w:val="ua"/>
+        <w:spacing w:before="31" w:after="31"/>
+        <w:ind w:firstLine="480"/>
+      </w:pPr>
+      <w:r>
+        <w:rPr>
+          <w:b/>
+        </w:rPr>
+        <w:t>创新点 1：提出面向长期软件演化的能力-代码双层知识组织模型</w:t>
+      </w:r>
+      <w:r>
+        <w:t>（对应第 3 章 3.3 节）。针对现有代码图谱主要描述程序结构关系、需求追踪方法关注静态链接恢复的问题，提出 Capability-Code 双层知识组织模型，形成 Spec -&gt; Capability -&gt; Code 的知识链路：以 C 层（业务能力，如用户认证）、L1（模块）、L2（文件）、L3（函数）构成双层结构，通过业务能力节点连接模块、文件与函数，实现业务语义与代码结构的统一表示；将文档提取、命名匹配、语义匹配与 Git 历史等多类启发式证据（以 noisy-OR 概率模型融合）用于自动建立业务-代码关联。区别于刻画代码间关系的普通代码图谱，该模型组织的是</w:t>
+      </w:r>
+      <w:r>
+        <w:rPr>
+          <w:b/>
+        </w:rPr>
+        <w:t>业务能力与代码的关联</w:t>
+      </w:r>
+      <w:r>
+        <w:t>；区别于以一次性关联恢复为目标的需求追踪研究，该模型面向项目长期演化持续维护。</w:t>
+      </w:r>
+    </w:p>
+    <w:p>
+      <w:pPr>
+        <w:pStyle w:val="ua"/>
+        <w:spacing w:before="31" w:after="31"/>
+        <w:ind w:firstLine="480"/>
+      </w:pPr>
+      <w:r>
+        <w:rPr>
+          <w:b/>
+        </w:rPr>
+        <w:t>创新点 2：提出图谱驱动的任务上下文生成方法</w:t>
+      </w:r>
+      <w:r>
+        <w:t>（对应第 3 章 3.5 节）。设计面向 Agent 的任务级子图生成机制，涵盖置信度衰减加权的锚点选择、加权双向 BFS 子图裁剪、距离感知的骨架抽取与多档压缩序列化，其目标不是检索代码，而是</w:t>
+      </w:r>
+      <w:r>
+        <w:rPr>
+          <w:b/>
+        </w:rPr>
+        <w:t>为 Agent 生成最小充分上下文</w:t>
+      </w:r>
+      <w:r>
+        <w:t>：在 Token 预算约束下最大化任务相关性；有效性以 Token 缩减率、上下文召回率与下游任务表现度量（见第 5 章）。</w:t>
+      </w:r>
+    </w:p>
+    <w:p>
+      <w:pPr>
+        <w:pStyle w:val="ua"/>
+        <w:spacing w:before="31" w:after="31"/>
+        <w:ind w:firstLine="480"/>
+      </w:pPr>
+      <w:r>
+        <w:rPr>
+          <w:b/>
+        </w:rPr>
+        <w:t>创新点 3：提出 Spec 增量知识演化机制</w:t>
+      </w:r>
+      <w:r>
+        <w:t>（对应第 3 章 3.4 节）。以 Spec 为知识演化单元：新项目由"源码扫描 + 需求 Spec"形成初始知识模型；新增需求经规格化后关联已有 Capability 并增量更新代码关系，使项目知识随开发过程持续积累。该机制是工程化的知识积累而非机器学习过程，支持智能体在多轮演化中复用项目知识（对应第 5 章 T4 演化实验）。</w:t>
+      </w:r>
+    </w:p>
+    <w:p>
+      <w:pPr>
+        <w:pStyle w:val="ua"/>
+        <w:spacing w:before="31" w:after="31"/>
+        <w:ind w:firstLine="480"/>
+      </w:pPr>
+      <w:r>
+        <w:rPr>
+          <w:b/>
+        </w:rPr>
+        <w:t>创新点 4：实现 wpw 系统并基于美食推荐系统完成方法验证</w:t>
+      </w:r>
+      <w:r>
+        <w:t>（对应第 4 章与第 5 章）。设计并实现 wpw（Web Project Workflow）系统作为上述方法的统一实现载体，以基于大模型的美食推荐系统为实验载体，在四种上下文管理范式受控对比、三组消融实验与多轮需求演化实验（T4）中验证方法的有效性。</w:t>
+      </w:r>
+    </w:p>
+    <w:p>
+      <w:pPr>
+        <w:pStyle w:val="ua"/>
+        <w:spacing w:before="31" w:after="31"/>
+        <w:ind w:firstLine="480"/>
+      </w:pPr>
+      <w:r>
+        <w:t>需要说明，wpw 是第四点中的实现载体而非独立研究目标，本文不宣称工具层面的创新；方法总体框架与流程约束架构（第 3 章 3.1、3.2 节）作为组织三项创新机制的框架性设计，其余技术组件（如 noisy-OR 聚合公式细节、BFS 遍历实现、JSONL 与向量存储方案、多语言源码解析器等）作为支撑实现技术，在相应章节中作为实现细节描述，均不单独作为创新点宣称。</w:t>
+      </w:r>
+    </w:p>
+    <w:p>
+      <w:pPr>
+        <w:pStyle w:val="u2"/>
+      </w:pPr>
+      <w:bookmarkStart w:id="23" w:name="_Toc12692"/>
+      <w:bookmarkEnd w:id="23"/>
+      <w:r>
         <w:t>文章结构</w:t>
       </w:r>
     </w:p>
@@ -6384,57 +7002,57 @@
         <w:ind w:firstLine="480"/>
       </w:pPr>
       <w:r>
-        <w:t>第 1 章为绪论。阐述研究背景与意义，综述 AI 辅助开发与智能体工作流编排、代码知识图谱与上下文工程两个方向的国内外研究现状，凝练本文主要工作与三个创新点，并给出文章结构。</w:t>
-      </w:r>
-    </w:p>
-    <w:p>
-      <w:pPr>
-        <w:pStyle w:val="ua"/>
-        <w:spacing w:before="31" w:after="31"/>
-        <w:ind w:firstLine="480"/>
-      </w:pPr>
-      <w:r>
-        <w:t>第 2 章为相关理论与关键技术介绍。介绍知识图谱的基础概念与本体建模方法、知识表示与嵌入向量模型、大语言模型基础与 Transformer 架构原理，以及检索增强生成与图结构增强检索（RAG/GraphRAG）、智能体架构与上下文工程、需求-代码追踪（Software Traceability）等相关理论，为后续章节的方法设计奠定理论基础。</w:t>
-      </w:r>
-    </w:p>
-    <w:p>
-      <w:pPr>
-        <w:pStyle w:val="ua"/>
-        <w:spacing w:before="31" w:after="31"/>
-        <w:ind w:firstLine="480"/>
-      </w:pPr>
-      <w:r>
-        <w:t>第 3 章为 wpw 知识库与知识图谱的构建。阐述知识库的数据采集与构建方法、知识图谱的数据处理、多源证据标注、图谱构建与增量更新机制，以及知识库和知识图谱与大语言模型结合的上下文生成方法，涵盖本文创新点 2 与创新点 3。</w:t>
-      </w:r>
-    </w:p>
-    <w:p>
-      <w:pPr>
-        <w:pStyle w:val="ua"/>
-        <w:spacing w:before="31" w:after="31"/>
-        <w:ind w:firstLine="480"/>
-      </w:pPr>
-      <w:r>
-        <w:t>第 4 章为 wpw 系统设计与实现。从需求分析出发，阐述三层分离架构与 Agent 可靠性设计原则、模块设计、CLI 层与 AI 层实现，以及系统测试，涵盖本文创新点 1。</w:t>
-      </w:r>
-    </w:p>
-    <w:p>
-      <w:pPr>
-        <w:pStyle w:val="ua"/>
-        <w:spacing w:before="31" w:after="31"/>
-        <w:ind w:firstLine="480"/>
-      </w:pPr>
-      <w:r>
-        <w:t>第 5 章为基于美食推荐系统的对比实验与评估。围绕"不同上下文构建与流程约束策略对 AI 辅助开发效果的影响"设计四方案对比实验与消融实验（wpw 作为其中一种策略实现参与比较），介绍测试项目（基于大模型的美食推荐系统）设计，报告并分析成本、准确性、AI 辅助程度、流程规范性等维度的实验结果，讨论技术栈适用性、优势场景与局限性。</w:t>
-      </w:r>
-    </w:p>
-    <w:p>
-      <w:pPr>
-        <w:pStyle w:val="ua"/>
-        <w:spacing w:before="31" w:after="31"/>
-        <w:ind w:firstLine="480"/>
-      </w:pPr>
-      <w:r>
-        <w:t>第 6 章为总结与展望。总结本文三个创新点的工作与实验结论，并展望后续研究方向。</w:t>
+        <w:t>第 1 章为绪论。阐述研究背景与意义，定义研究问题，综述大模型代码生成、AI 软件工程 Agent、Spec/Workflow 驱动开发、上下文工程、软件知识图谱与 Repository 智能五个方向的国内外研究现状并归纳研究不足，给出研究内容与四个创新点，并给出文章结构。</w:t>
+      </w:r>
+    </w:p>
+    <w:p>
+      <w:pPr>
+        <w:pStyle w:val="ua"/>
+        <w:spacing w:before="31" w:after="31"/>
+        <w:ind w:firstLine="480"/>
+      </w:pPr>
+      <w:r>
+        <w:t>第 2 章为相关技术与理论基础。介绍大语言模型与 AI Agent、软件工程上下文工程、软件知识图谱以及 Spec 驱动开发方法与推荐系统相关技术，为第 3 章方法设计奠定技术基础。</w:t>
+      </w:r>
+    </w:p>
+    <w:p>
+      <w:pPr>
+        <w:pStyle w:val="ua"/>
+        <w:spacing w:before="31" w:after="31"/>
+        <w:ind w:firstLine="480"/>
+      </w:pPr>
+      <w:r>
+        <w:t>第 3 章为面向 AI 编程智能体的软件工程上下文工程方法。阐述方法总体框架、流程约束架构、能力-代码双层知识组织模型（C-L1-L2-L3）、Spec 增量知识演化机制与图谱驱动的任务上下文生成方法，涵盖本文创新点 1 至创新点 3。</w:t>
+      </w:r>
+    </w:p>
+    <w:p>
+      <w:pPr>
+        <w:pStyle w:val="ua"/>
+        <w:spacing w:before="31" w:after="31"/>
+        <w:ind w:firstLine="480"/>
+      </w:pPr>
+      <w:r>
+        <w:t>第 4 章为面向上下文工程方法的 wpw 系统设计与实现。从系统架构出发，阐述工作流、图谱构建、上下文生成与增量维护模块的实现与系统测试，作为第 3 章方法的实现载体，涵盖创新点 4 的系统构建部分。</w:t>
+      </w:r>
+    </w:p>
+    <w:p>
+      <w:pPr>
+        <w:pStyle w:val="ua"/>
+        <w:spacing w:before="31" w:after="31"/>
+        <w:ind w:firstLine="480"/>
+      </w:pPr>
+      <w:r>
+        <w:t>第 5 章为实验与评估。以基于大模型的美食推荐系统为实验载体：给出测试系统设计与任务定义（含 T4 多轮需求演化任务），组织四种上下文管理范式的受控对比、三组消融实验与长期演化实验，回答 RQ1-RQ3，涵盖创新点 4 的方法验证部分。</w:t>
+      </w:r>
+    </w:p>
+    <w:p>
+      <w:pPr>
+        <w:pStyle w:val="ua"/>
+        <w:spacing w:before="31" w:after="31"/>
+        <w:ind w:firstLine="480"/>
+      </w:pPr>
+      <w:r>
+        <w:t>第 6 章为总结与展望。总结本文四个创新点的工作与实验结论，并展望后续研究方向。</w:t>
       </w:r>
     </w:p>
     <w:p>
@@ -9942,7 +10560,7 @@
         <w:ind w:firstLine="480"/>
       </w:pPr>
       <w:r>
-        <w:t>本章的验证对象是第 3 章提出的上下文工程方法：三个创新点（上下文工程框架、双层知识组织模型、图谱驱动的任务级上下文生成方法）共同服务于"面向 AI 编程智能体的上下文工程"这一主线，wpw 是该方法的实现载体。因此，本章比较的是</w:t>
+        <w:t>本章的验证对象是第 3 章提出的上下文工程方法：其三项核心机制（流程约束、知识组织、上下文生成）共同服务于"面向 AI 编程智能体的上下文工程"这一主线，wpw 是该方法的实现载体（第 4 章），美食推荐系统是实验载体（1.1.2 节）。因此，本章比较的是</w:t>
       </w:r>
       <w:r>
         <w:rPr>
@@ -9989,17 +10607,26 @@
       <w:bookmarkEnd w:id="57"/>
       <w:bookmarkEnd w:id="58"/>
       <w:r>
-        <w:t>实验目标</w:t>
-      </w:r>
-    </w:p>
-    <w:p>
-      <w:pPr>
-        <w:pStyle w:val="ua"/>
-        <w:spacing w:before="31" w:after="31"/>
-        <w:ind w:firstLine="480"/>
-      </w:pPr>
-      <w:r>
-        <w:t>本实验的目标是：在受控条件下对比四种大模型辅助开发方式在开发成本、开发质量、上下文效率与流程可控性四个维度的表现，并以消融实验分离流程约束、知识组织与上下文生成三项机制的各自贡献，进而回答第 1 章提出的四个研究问题（RQ1-RQ4）。四个研究问题与实验验证方式的对应关系如表 5-1 所示：主实验观察完整方法与代表性范式的综合差异，机制层面的贡献由消融实验分离验证。</w:t>
+        <w:t>实验目标与研究问题</w:t>
+      </w:r>
+    </w:p>
+    <w:p>
+      <w:pPr>
+        <w:pStyle w:val="ua"/>
+        <w:spacing w:before="31" w:after="31"/>
+        <w:ind w:firstLine="480"/>
+      </w:pPr>
+      <w:r>
+        <w:t>本实验的目标是：</w:t>
+      </w:r>
+      <w:r>
+        <w:rPr>
+          <w:b/>
+        </w:rPr>
+        <w:t>验证本文提出的上下文工程方法在 AI 辅助软件开发过程中的有效性，而非验证 wpw 工具相较其他工具的优势</w:t>
+      </w:r>
+      <w:r>
+        <w:t>。具体地，在受控条件下对比四种上下文管理范式在开发成本、开发质量、上下文效率、长期演化与流程可控性维度的表现，以消融实验分离知识组织、上下文生成与流程约束机制的各自贡献，以多轮需求演化任务（T4）考察方法对项目长期演化的支持能力，进而回答第 1 章提出的三个研究问题（RQ1-RQ3）。研究问题与实验验证方式的对应关系如表 5-1 所示：主实验观察完整方法与代表性范式的综合差异，机制层面的贡献由消融实验分离验证，长期演化能力由 T4 任务考察。</w:t>
       </w:r>
     </w:p>
     <w:p>
@@ -10076,7 +10703,7 @@
           <w:p>
             <w:r/>
             <w:r>
-              <w:t>RQ1：复杂软件项目中，AI 编程智能体面临哪些上下文管理问题？</w:t>
+              <w:t>RQ1：AI 编程智能体所需的软件项目上下文应如何表示？</w:t>
             </w:r>
           </w:p>
         </w:tc>
@@ -10087,7 +10714,7 @@
           <w:p>
             <w:r/>
             <w:r>
-              <w:t>问题界定（成本膨胀 / 知识缺失 / 流程失控）</w:t>
+              <w:t>能力-代码双层知识模型（C-L1-L2-L3）</w:t>
             </w:r>
           </w:p>
         </w:tc>
@@ -10098,7 +10725,7 @@
           <w:p>
             <w:r/>
             <w:r>
-              <w:t>方案 A 基线过程记录（Token、时间、上下文逐轮膨胀与返工观察）+ 研究现状分析</w:t>
+              <w:t>消融 A（图谱注入关闭 vs 完整）+ 组件级基线①：上下文召回率、需求覆盖度、映射准确率</w:t>
             </w:r>
           </w:p>
         </w:tc>
@@ -10111,7 +10738,7 @@
           <w:p>
             <w:r/>
             <w:r>
-              <w:t>RQ2：如何通过结构化项目知识组织提高 AI 对代码上下文的理解能力？</w:t>
+              <w:t>RQ2：如何从项目知识中生成与任务相关的上下文？</w:t>
             </w:r>
           </w:p>
         </w:tc>
@@ -10122,7 +10749,7 @@
           <w:p>
             <w:r/>
             <w:r>
-              <w:t>双层知识组织</w:t>
+              <w:t>图谱驱动的任务上下文生成</w:t>
             </w:r>
           </w:p>
         </w:tc>
@@ -10133,7 +10760,7 @@
           <w:p>
             <w:r/>
             <w:r>
-              <w:t>消融 A + 主实验：上下文召回率、需求覆盖度、人工介入次数</w:t>
+              <w:t>消融 B + 组件级基线②：Token 缩减率、召回-成本权衡曲线、下游任务成功率</w:t>
             </w:r>
           </w:p>
         </w:tc>
@@ -10146,7 +10773,7 @@
           <w:p>
             <w:r/>
             <w:r>
-              <w:t>RQ3：如何通过上下文选择与压缩降低大模型调用成本？</w:t>
+              <w:t>RQ3：如何支持项目长期演化过程中的上下文积累？</w:t>
             </w:r>
           </w:p>
         </w:tc>
@@ -10157,7 +10784,7 @@
           <w:p>
             <w:r/>
             <w:r>
-              <w:t>图谱驱动的上下文生成</w:t>
+              <w:t>Spec 增量知识演化机制</w:t>
             </w:r>
           </w:p>
         </w:tc>
@@ -10168,7 +10795,7 @@
           <w:p>
             <w:r/>
             <w:r>
-              <w:t>消融 B + 组件级基线②：Token 缩减率、召回-成本权衡曲线</w:t>
+              <w:t>T4 多轮演化任务：初始阶段 vs 多轮之后的上下文构建时间、Token 消耗、上下文召回率</w:t>
             </w:r>
           </w:p>
         </w:tc>
@@ -10181,7 +10808,7 @@
           <w:p>
             <w:r/>
             <w:r>
-              <w:t>RQ4：上下文工程方法能否提升 AI 辅助开发质量与过程可控性？</w:t>
+              <w:t>综合：三项机制组合的整体效果如何？</w:t>
             </w:r>
           </w:p>
         </w:tc>
@@ -10192,7 +10819,7 @@
           <w:p>
             <w:r/>
             <w:r>
-              <w:t>完整方法（流程约束 + 知识组织 + 上下文生成）</w:t>
+              <w:t>完整方法（wpw 载体）</w:t>
             </w:r>
           </w:p>
         </w:tc>
@@ -10203,7 +10830,7 @@
           <w:p>
             <w:r/>
             <w:r>
-              <w:t>主实验四方案对比 + 消融 C：质量指标与流程可控性指标</w:t>
+              <w:t>主实验四方案对比：成本、质量、AI 辅助程度、流程可控性指标</w:t>
             </w:r>
           </w:p>
         </w:tc>
@@ -10367,7 +10994,7 @@
         <w:t>个性化业务逻辑模块（以用户偏好规则计算为核心，用于模拟真实业务场景中的复杂业务逻辑，其算法效果非研究变量）</w:t>
       </w:r>
       <w:r>
-        <w:t>；数据层采用 MySQL + Redis + Elasticsearch 的典型组合，服务间异步通信采用 RabbitMQ。系统含大模型增强推荐功能模块（呼应题目中的"基于大模型"），但其推荐效果与推荐算法精度均非研究变量，不进入本章评估范围；实验按可横向对比的规模裁剪，微服务治理与监控组件按需简化。</w:t>
+        <w:t>；数据层采用 MySQL + Redis + Elasticsearch 的典型组合，服务间异步通信采用 RabbitMQ。推荐模块采用以用户偏好规则计算为核心的常规推荐系统设计，不涉及大模型增强推荐，推荐算法效果非研究变量、不进入本章评估范围；实验按可横向对比的规模裁剪，微服务治理与监控组件按需简化。</w:t>
       </w:r>
     </w:p>
     <w:p>
@@ -10708,7 +11335,7 @@
         <w:ind w:firstLine="480"/>
       </w:pPr>
       <w:r>
-        <w:t>需求集合划分为三组任务集，覆盖不同开发场景：</w:t>
+        <w:t>需求集合划分为四组任务集，覆盖不同开发场景：</w:t>
       </w:r>
     </w:p>
     <w:p>
@@ -10765,17 +11392,36 @@
         <w:t>任务集 T3（迭代增强）</w:t>
       </w:r>
       <w:r>
-        <w:t>：收藏、评论、资讯模块--存量迭代场景。</w:t>
-      </w:r>
-    </w:p>
-    <w:p>
-      <w:pPr>
-        <w:pStyle w:val="ua"/>
-        <w:spacing w:before="31" w:after="31"/>
-        <w:ind w:firstLine="480"/>
-      </w:pPr>
-      <w:r>
-        <w:t>其中 T2/T3 重点用于验证 AI 编程智能体在已有代码上下文理解与增量修改场景下的能力--这正是第 3 章知识组织与上下文生成方法的主要目标场景。四方案按相同顺序执行三组任务集；消融实验在相同任务集上重复执行。</w:t>
+        <w:t>：收藏、评论、资讯模块--存量迭代场景；</w:t>
+      </w:r>
+    </w:p>
+    <w:p>
+      <w:pPr>
+        <w:pStyle w:val="ua"/>
+        <w:spacing w:before="31" w:after="31"/>
+        <w:ind w:firstLine="480"/>
+      </w:pPr>
+      <w:r>
+        <w:t xml:space="preserve">• </w:t>
+      </w:r>
+      <w:r>
+        <w:rPr>
+          <w:b/>
+        </w:rPr>
+        <w:t>任务集 T4（多轮需求演化）</w:t>
+      </w:r>
+      <w:r>
+        <w:t>：连续新增会员积分、优惠券、会员等级、配送规则四轮需求，每轮在上一轮结果基础上进行--长期演化场景，对应 RQ3。</w:t>
+      </w:r>
+    </w:p>
+    <w:p>
+      <w:pPr>
+        <w:pStyle w:val="ua"/>
+        <w:spacing w:before="31" w:after="31"/>
+        <w:ind w:firstLine="480"/>
+      </w:pPr>
+      <w:r>
+        <w:t>其中 T2/T3 重点用于验证 AI 编程智能体在已有代码上下文理解与增量修改场景下的能力--这正是第 3 章知识组织与上下文生成方法的主要目标场景；T4 重点考察方法在项目长期演化过程中的上下文积累效果：比较初始阶段与多轮需求之后的上下文构建时间、Token 消耗与上下文召回率变化。四方案按相同顺序执行各组任务集；消融实验在相同任务集上重复执行；T4 演化实验以方案 D 为主要观察对象，并以方案 B（规格驱动）作为演化方式对照。</w:t>
       </w:r>
     </w:p>
     <w:p>
@@ -11703,7 +12349,7 @@
         <w:ind w:firstLine="480"/>
       </w:pPr>
       <w:r>
-        <w:t>为分离三项机制的各自贡献（对应表 5-1 中 RQ2-RQ4），在方案 D 基础上设置消融变体，如表 5-5 所示。</w:t>
+        <w:t>为分离三项机制的各自贡献（对应表 5-1 中 RQ1 与 RQ2；RQ3 由 T4 演化实验考察，不属消融范围），在方案 D 基础上设置消融变体，如表 5-5 所示。</w:t>
       </w:r>
     </w:p>
     <w:p>
@@ -11955,7 +12601,7 @@
         <w:ind w:firstLine="480"/>
       </w:pPr>
       <w:r>
-        <w:t>各消融实验与主实验共用同一任务集、同一模型与时间预算规则，结果分析见 5.3.6。</w:t>
+        <w:t>各消融实验与主实验共用同一任务集、同一模型与时间预算规则，结果分析见 5.3.7。</w:t>
       </w:r>
     </w:p>
     <w:p>
@@ -12381,6 +13027,54 @@
       </w:pPr>
       <w:r>
         <w:t>• 结合消融 A，分析知识组织（图谱供给 vs 手动检索）对上下文召回率与 Token 成本的影响。</w:t>
+      </w:r>
+    </w:p>
+    <w:p>
+      <w:pPr>
+        <w:pStyle w:val="u3"/>
+      </w:pPr>
+      <w:bookmarkStart w:id="54" w:name="_Toc10097"/>
+      <w:bookmarkStart w:id="55" w:name="_Toc137114705"/>
+      <w:bookmarkStart w:id="56" w:name="_Toc10829689"/>
+      <w:bookmarkStart w:id="57" w:name="_Toc10829424"/>
+      <w:bookmarkStart w:id="58" w:name="_Toc137114658"/>
+      <w:bookmarkEnd w:id="54"/>
+      <w:bookmarkEnd w:id="55"/>
+      <w:bookmarkEnd w:id="56"/>
+      <w:bookmarkEnd w:id="57"/>
+      <w:bookmarkEnd w:id="58"/>
+      <w:r>
+        <w:t>长期演化分析（T4，数据回填）</w:t>
+      </w:r>
+    </w:p>
+    <w:p>
+      <w:pPr>
+        <w:pStyle w:val="ua"/>
+        <w:spacing w:before="31" w:after="31"/>
+        <w:ind w:firstLine="480"/>
+      </w:pPr>
+      <w:r>
+        <w:t>• 以 T4 多轮需求演化任务为主线，比较方案 D 在初始阶段与多轮需求之后的上下文构建时间、Token 消耗与上下文召回率变化（RQ3 主证据；演化曲线见图 5-5）。</w:t>
+      </w:r>
+    </w:p>
+    <w:p>
+      <w:pPr>
+        <w:pStyle w:val="ua"/>
+        <w:spacing w:before="31" w:after="31"/>
+        <w:ind w:firstLine="480"/>
+      </w:pPr>
+      <w:r>
+        <w:t>• 与方案 B（规格驱动）对照：考察结构化知识积累相对文档制品积累在多轮演化中的边际成本差异与召回稳定性（数据回填）。</w:t>
+      </w:r>
+    </w:p>
+    <w:p>
+      <w:pPr>
+        <w:pStyle w:val="ua"/>
+        <w:spacing w:before="31" w:after="31"/>
+        <w:ind w:firstLine="480"/>
+      </w:pPr>
+      <w:r>
+        <w:t>• 若多轮之后召回率下降或构建成本回升，如实报告并归因（如图谱密度上升、能力规范膨胀等边界条件）。</w:t>
       </w:r>
     </w:p>
     <w:p>
@@ -13344,7 +14038,7 @@
         <w:ind w:firstLine="480"/>
       </w:pPr>
       <w:r>
-        <w:t>本章给出了上下文工程方法的实验验证设计：以基于大模型的美食推荐系统实现任务为载体，在三组任务集上组织四种上下文管理范式（无上下文工程 / 规格驱动 OpenSpec / Agent 流程 Superpowers / 本文方法（wpw 载体））的受控对比，以成本、开发质量、AI 辅助程度、流程可控性与上下文效率五组可操作定义的指标度量；消融实验分离知识组织、上下文生成与流程控制三项机制的贡献，组件级基线支撑第 3 章的方法选择。5.1.2 节给出测试系统的完整设计（需求、架构、功能、数据库），5.2.3 节给出方案 D 的完整实现过程与运行效果，共同承载题目中"美食推荐系统设计与实现"的落点。实验明确定位为受控工程实验：实验对象为系统的软件实现过程而非推荐算法效果，比较的是上下文管理范式而非工具高下，验证机制有效性而非普适性能；结果分析以实测数据回填，并从方法有效性、与现有 AI 开发方法的机制对比与局限性三方面讨论。</w:t>
+        <w:t>本章给出了上下文工程方法的实验验证设计：以基于大模型的美食推荐系统实现任务为载体，在四组任务集（T1 绿地 / T2、T3 存量迭代 / T4 多轮需求演化）上组织四种上下文管理范式（无上下文工程 / 规格驱动 OpenSpec / Agent 流程 Superpowers / 本文方法（wpw 载体））的受控对比，以成本、开发质量、AI 辅助程度、流程可控性与上下文效率五组可操作定义的指标度量；消融实验分离知识组织、上下文生成与流程控制三项机制的贡献（RQ1/RQ2），T4 演化实验考察方法对项目长期演化过程中上下文积累的支持能力（RQ3），组件级基线支撑第 3 章的方法选择。5.1.2 节给出测试系统的完整设计（需求、架构、功能、数据库），5.2.3 节给出方案 D 的完整实现过程与运行效果，共同承载题目中"美食推荐系统设计与实现"的落点。实验明确定位为受控工程实验：实验对象为系统的软件实现过程而非推荐算法效果，比较的是上下文管理范式而非工具高下，验证机制有效性而非普适性能；结果分析以实测数据回填，并从方法有效性、与现有 AI 开发方法的机制对比与局限性三方面讨论。</w:t>
       </w:r>
     </w:p>
     <w:p>
@@ -13575,6 +14269,174 @@
       </w:pPr>
       <w:r>
         <w:t xml:space="preserve">[19] EDGE D, TRINH H, CHENG N, et al. From local to global: a Graph RAG approach to query-focused summarization[EB/OL]. (2024-04)[2026-08]. https://arxiv.org/abs/2404.16130.</w:t>
+      </w:r>
+    </w:p>
+    <w:p>
+      <w:pPr>
+        <w:pStyle w:val="u0"/>
+      </w:pPr>
+      <w:r>
+        <w:t xml:space="preserve">[20] 国务院. 关于深入实施“人工智能+”行动的意见[EB/OL]. (2025-08-26)[2026-08-16]. https://www.gov.cn/zhengce/content/202508/content_7037670.htm.</w:t>
+      </w:r>
+    </w:p>
+    <w:p>
+      <w:pPr>
+        <w:pStyle w:val="u0"/>
+      </w:pPr>
+      <w:r>
+        <w:t xml:space="preserve">[21] 阿里云. 通义千问大模型开放平台[EB/OL]. [2026-08-16]. https://tongyi.aliyun.com/.</w:t>
+      </w:r>
+    </w:p>
+    <w:p>
+      <w:pPr>
+        <w:pStyle w:val="u0"/>
+      </w:pPr>
+      <w:r>
+        <w:t xml:space="preserve">[22] 百度智能云. 文心大模型平台[EB/OL]. [2026-08-16]. https://cloud.baidu.com/wenxin.html.</w:t>
+      </w:r>
+    </w:p>
+    <w:p>
+      <w:pPr>
+        <w:pStyle w:val="u0"/>
+      </w:pPr>
+      <w:r>
+        <w:t xml:space="preserve">[23] 腾讯云. 混元大模型[EB/OL]. [2026-08-16]. https://cloud.tencent.com/product/hunyuan.</w:t>
+      </w:r>
+    </w:p>
+    <w:p>
+      <w:pPr>
+        <w:pStyle w:val="u0"/>
+      </w:pPr>
+      <w:r>
+        <w:t xml:space="preserve">[24] 火山引擎. 豆包大模型服务平台[EB/OL]. [2026-08-16]. https://www.volcengine.com/product/doubao.</w:t>
+      </w:r>
+    </w:p>
+    <w:p>
+      <w:pPr>
+        <w:pStyle w:val="u0"/>
+      </w:pPr>
+      <w:r>
+        <w:t xml:space="preserve">[25] 智谱AI. 智谱开放平台GLM系列模型[EB/OL]. [2026-08-16]. https://open.bigmodel.cn/.</w:t>
+      </w:r>
+    </w:p>
+    <w:p>
+      <w:pPr>
+        <w:pStyle w:val="u0"/>
+      </w:pPr>
+      <w:r>
+        <w:t xml:space="preserve">[26] 月之暗面. Kimi智能助手[EB/OL]. [2026-08-16]. https://kimi.moonshot.cn/.</w:t>
+      </w:r>
+    </w:p>
+    <w:p>
+      <w:pPr>
+        <w:pStyle w:val="u0"/>
+      </w:pPr>
+      <w:r>
+        <w:t xml:space="preserve">[27] 深度求索. DeepSeek开放平台[EB/OL]. [2026-08-16]. https://platform.deepseek.com/.</w:t>
+      </w:r>
+    </w:p>
+    <w:p>
+      <w:pPr>
+        <w:pStyle w:val="u0"/>
+      </w:pPr>
+      <w:r>
+        <w:t xml:space="preserve">[28] HENRY Z. deepseek-harness: harness for DeepSeek[EB/OL]. [2026-08-16]. https://github.com/HenryZ838978/deepseek-harness.</w:t>
+      </w:r>
+    </w:p>
+    <w:p>
+      <w:pPr>
+        <w:pStyle w:val="u0"/>
+      </w:pPr>
+      <w:r>
+        <w:t xml:space="preserve">[29] 智谱AI. CodeGeeX智能编程助手[EB/OL]. [2026-08-16]. https://codegeex.cn/.</w:t>
+      </w:r>
+    </w:p>
+    <w:p>
+      <w:pPr>
+        <w:pStyle w:val="u0"/>
+      </w:pPr>
+      <w:r>
+        <w:t xml:space="preserve">[30] ROZIERE B, et al. Code Llama: open foundation models for code[EB/OL]. (2023-08)[2026-08-16]. https://arxiv.org/abs/2308.12950.</w:t>
+      </w:r>
+    </w:p>
+    <w:p>
+      <w:pPr>
+        <w:pStyle w:val="u0"/>
+      </w:pPr>
+      <w:r>
+        <w:t xml:space="preserve">[31] GUO D, et al. DeepSeek-Coder: when the large language model meets programming[EB/OL]. (2024-01)[2026-08-16]. https://arxiv.org/abs/2401.14196.</w:t>
+      </w:r>
+    </w:p>
+    <w:p>
+      <w:pPr>
+        <w:pStyle w:val="u0"/>
+      </w:pPr>
+      <w:r>
+        <w:t xml:space="preserve">[32] COGNITION. Devin[EB/OL]. [2026-08-16]. https://devin.ai.</w:t>
+      </w:r>
+    </w:p>
+    <w:p>
+      <w:pPr>
+        <w:pStyle w:val="u0"/>
+      </w:pPr>
+      <w:r>
+        <w:t xml:space="preserve">[33] OPENHANDS. OpenHands (formerly OpenDevin)[EB/OL]. [2026-08-16]. https://github.com/All-Hands-AI/OpenHands.</w:t>
+      </w:r>
+    </w:p>
+    <w:p>
+      <w:pPr>
+        <w:pStyle w:val="u0"/>
+      </w:pPr>
+      <w:r>
+        <w:t xml:space="preserve">[34] ZHANG K, et al. CatCoder: context-aware retrieval-augmented code completion[J]. Proceedings of the VLDB Endowment, 2024.</w:t>
+      </w:r>
+    </w:p>
+    <w:p>
+      <w:pPr>
+        <w:pStyle w:val="u0"/>
+      </w:pPr>
+      <w:r>
+        <w:t xml:space="preserve">[35] BAIRI G, et al. CodePlan: repository-level coding using LLMs and planning[C]//Proceedings of the 46th International Conference on Software Engineering (ICSE 2024). 2024.</w:t>
+      </w:r>
+    </w:p>
+    <w:p>
+      <w:pPr>
+        <w:pStyle w:val="u0"/>
+      </w:pPr>
+      <w:r>
+        <w:t xml:space="preserve">[36] WU Y, et al. RepoHyper: help you understand your code repository[C]//Proceedings of the 32nd ACM International Symposium on the Foundations of Software Engineering (FSE 2024). 2024.</w:t>
+      </w:r>
+    </w:p>
+    <w:p>
+      <w:pPr>
+        <w:pStyle w:val="u0"/>
+      </w:pPr>
+      <w:r>
+        <w:t xml:space="preserve">[37] HOGAN A, BLOME C, COYNE E, et al. Knowledge graphs[EB/OL]. (2020-03)[2026-08-16]. https://arxiv.org/abs/2003.02320.</w:t>
+      </w:r>
+    </w:p>
+    <w:p>
+      <w:pPr>
+        <w:pStyle w:val="u0"/>
+      </w:pPr>
+      <w:r>
+        <w:t xml:space="preserve">[38] KGCompass: enhancing repository-level software repair via repository-aware knowledge graphs[EB/OL]. (2025-03)[2026-08-16]. https://arxiv.org/abs/2503.21710.</w:t>
+      </w:r>
+    </w:p>
+    <w:p>
+      <w:pPr>
+        <w:pStyle w:val="u0"/>
+      </w:pPr>
+      <w:r>
+        <w:t xml:space="preserve">[39] Knowledge graph based repository-level code generation[EB/OL]. (2025-05)[2026-08-16]. https://arxiv.org/abs/2505.14394.</w:t>
+      </w:r>
+    </w:p>
+    <w:p>
+      <w:pPr>
+        <w:pStyle w:val="u0"/>
+      </w:pPr>
+      <w:r>
+        <w:t xml:space="preserve">[40] Repository intelligence graph[EB/OL]. (2026-01)[2026-08-16]. https://arxiv.org/abs/2601.10112.</w:t>
       </w:r>
     </w:p>
     <w:p>

--- a/论文/基于大模型的美食推荐系统设计与实现--面向AI辅助开发的上下文工程方法研究.docx
+++ b/论文/基于大模型的美食推荐系统设计与实现--面向AI辅助开发的上下文工程方法研究.docx
@@ -4647,6 +4647,8 @@
           <w:vertAlign w:val="superscript"/>
           <w:vertAlign w:val="superscript"/>
           <w:vertAlign w:val="superscript"/>
+          <w:vertAlign w:val="superscript"/>
+          <w:vertAlign w:val="superscript"/>
         </w:rPr>
         <w:t xml:space="preserve">[1]</w:t>
       </w:r>
@@ -5207,17 +5209,26 @@
         <w:rPr>
           <w:rFonts w:hint="eastAsia"/>
         </w:rPr>
-        <w:t>绪论</w:t>
-      </w:r>
-    </w:p>
-    <w:p>
-      <w:pPr>
-        <w:pStyle w:val="ua"/>
-        <w:spacing w:before="31" w:after="31"/>
-        <w:ind w:firstLine="480"/>
-      </w:pPr>
-      <w:r>
-        <w:t>随着大语言模型（Large Language Model, LLM）推动 AI 编程智能体（coding agent）参与软件开发，智能体在长期项目开发过程中面临项目知识失忆问题：业务能力与代码结构相互割裂，代码库规模增长超出模型窗口有效范围，项目演化过程缺少持续的知识积累机制。如何将软件项目知识组织为 AI 编程智能体可长期利用的结构化知识模型，并据此生成任务相关上下文，成为提升 AI 辅助开发可靠性的重要研究方向。本文围绕这一问题，研究面向 AI 编程智能体的软件项目知识建模与上下文生成方法，并以基于大模型的美食推荐系统为实验载体进行验证。</w:t>
+        <w:t>引言</w:t>
+      </w:r>
+    </w:p>
+    <w:p>
+      <w:pPr>
+        <w:pStyle w:val="ua"/>
+        <w:spacing w:before="31" w:after="31"/>
+        <w:ind w:firstLine="480"/>
+      </w:pPr>
+      <w:r>
+        <w:t>大语言模型（Large Language Model, LLM）正在将 AI 编程智能体（coding agent）推向软件开发的一线，但在长期项目开发中，智能体普遍暴露出三类相互关联的上下文问题：业务能力与代码结构相互割裂，代码库规模增长超出模型窗口的有效范围，项目演化过程缺乏持续的知识积累机制；本文将这类现象概括为</w:t>
+      </w:r>
+      <w:r>
+        <w:rPr>
+          <w:b/>
+        </w:rPr>
+        <w:t>项目知识失忆</w:t>
+      </w:r>
+      <w:r>
+        <w:t>。如何将软件项目知识组织为 AI 编程智能体可长期利用的结构化知识模型，并据此生成任务相关上下文，已成为提升 AI 辅助开发可靠性的关键问题。本文围绕这一问题，研究面向 AI 编程智能体的软件项目知识建模与上下文生成方法，并以基于大模型的美食推荐系统为实验载体完成验证。</w:t>
       </w:r>
     </w:p>
     <w:p>
@@ -5227,7 +5238,7 @@
       <w:bookmarkStart w:id="23" w:name="_Toc12692"/>
       <w:bookmarkEnd w:id="23"/>
       <w:r>
-        <w:t>研究背景与意义</w:t>
+        <w:t>研究背景</w:t>
       </w:r>
     </w:p>
     <w:p>
@@ -5246,7 +5257,7 @@
         <w:t>大模型改变软件开发模式 -&gt; AI 编程智能体面临长期项目知识问题 -&gt; 软件项目知识图谱与上下文构建成为新的工程需求</w:t>
       </w:r>
       <w:r>
-        <w:t>。</w:t>
+        <w:t>，最后交代实验载体的选择。</w:t>
       </w:r>
     </w:p>
     <w:p>
@@ -5274,16 +5285,25 @@
         <w:ind w:firstLine="480"/>
       </w:pPr>
       <w:r>
-        <w:t xml:space="preserve">近年来，以大语言模型为核心的生成式人工智能技术迅速发展，深刻改变了软件工程的实践方式。从早期以 ChatGPT 为代表的通用对话模型、以 GitHub Copilot 为代表的代码补全助手，到以 Claude Code 为代表的终端智能体编程工具，大模型辅助软件开发经历了从"单点补全"到"全流程参与"的演进；能够自主规划、调用工具并执行多步开发任务的 AI 编程智能体逐渐成为主要形态。学术界同步关注到这一趋势：Hou 等人对 395 篇 LLM 软件工程（LLM4SE）文献的系统综述表明，大语言模型的应用已由早期的代码生成、代码补全与代码解释等局部任务，逐步拓展至需求工程、软件设计、软件开发、质量保障与软件维护等多个软件工程活动</w:t>
+        <w:t xml:space="preserve">以大语言模型为核心的生成式人工智能正在重塑软件工程的实践方式。从以 ChatGPT 为代表的通用对话模型、以 GitHub Copilot 为代表的代码补全助手，到以 Claude Code 为代表的终端智能体编程工具</w:t>
       </w:r>
       <w:r>
         <w:rPr>
           <w:vertAlign w:val="superscript"/>
         </w:rPr>
+        <w:t xml:space="preserve">[28]</w:t>
+      </w:r>
+      <w:r>
+        <w:t xml:space="preserve">，大模型辅助软件开发经历了从"单点补全"到"全流程参与"的演进；能够自主规划、调用工具并执行多步开发任务的 AI 编程智能体，正逐渐成为主要形态。学术研究同步记录了这一转变：Hou 等人对 395 篇 LLM 软件工程（LLM4SE）文献的系统综述显示，大语言模型的应用已从代码生成、补全与解释等局部任务，扩展到需求工程、软件设计、软件开发、质量保障与软件维护等多项软件工程活动</w:t>
+      </w:r>
+      <w:r>
+        <w:rPr>
+          <w:vertAlign w:val="superscript"/>
+        </w:rPr>
         <w:t xml:space="preserve">[1]</w:t>
       </w:r>
       <w:r>
-        <w:t xml:space="preserve">；2025 至 2026 年的实证研究进一步表明，coding agent 已在大量真实开源项目中出现使用迹象</w:t>
+        <w:t xml:space="preserve">；2025 至 2026 年的实证研究进一步发现，coding agent 已在大量真实开源项目中留下使用痕迹</w:t>
       </w:r>
       <w:r>
         <w:rPr>
@@ -5292,7 +5312,7 @@
         <w:t xml:space="preserve">[2]</w:t>
       </w:r>
       <w:r>
-        <w:t xml:space="preserve">，AI 辅助开发活动在真实仓库中的表现也得到系统刻画</w:t>
+        <w:t xml:space="preserve">，AI 辅助开发活动在真实仓库中的表现也得到了系统刻画</w:t>
       </w:r>
       <w:r>
         <w:rPr>
@@ -5301,6 +5321,15 @@
         <w:t xml:space="preserve">[3]</w:t>
       </w:r>
       <w:r>
+        <w:t xml:space="preserve">。与此同时，应用模式正从"调用模型生成内容"转向"智能体自主完成任务"：AI Agent 需要任务规划、工具调用、状态维护与长程执行能力，封装这些能力的 Agent 运行框架（Agent Harness）随之出现，SWE-agent 等工作对智能体与计算机交互的接口设计进行了系统研究</w:t>
+      </w:r>
+      <w:r>
+        <w:rPr>
+          <w:vertAlign w:val="superscript"/>
+        </w:rPr>
+        <w:t xml:space="preserve">[17]</w:t>
+      </w:r>
+      <w:r>
         <w:t xml:space="preserve">。</w:t>
       </w:r>
     </w:p>
@@ -5311,116 +5340,7 @@
         <w:ind w:firstLine="480"/>
       </w:pPr>
       <w:r>
-        <w:t xml:space="preserve">在国内，大模型技术同样快速发展并得到明确的政策支持：2025 年国务院发布《关于深入实施"人工智能+"行动的意见》，提出推动人工智能与经济社会各领域深度融合、加快智能体等场景落地</w:t>
-      </w:r>
-      <w:r>
-        <w:rPr>
-          <w:vertAlign w:val="superscript"/>
-        </w:rPr>
-        <w:t xml:space="preserve">[20]</w:t>
-      </w:r>
-      <w:r>
-        <w:t xml:space="preserve">；产业生态上已形成多主体、多路线并行的大模型格局，代表性模型与平台包括通义千问</w:t>
-      </w:r>
-      <w:r>
-        <w:rPr>
-          <w:vertAlign w:val="superscript"/>
-        </w:rPr>
-        <w:t xml:space="preserve">[21]</w:t>
-      </w:r>
-      <w:r>
-        <w:t xml:space="preserve">、文心</w:t>
-      </w:r>
-      <w:r>
-        <w:rPr>
-          <w:vertAlign w:val="superscript"/>
-        </w:rPr>
-        <w:t xml:space="preserve">[22]</w:t>
-      </w:r>
-      <w:r>
-        <w:t xml:space="preserve">、混元</w:t>
-      </w:r>
-      <w:r>
-        <w:rPr>
-          <w:vertAlign w:val="superscript"/>
-        </w:rPr>
-        <w:t xml:space="preserve">[23]</w:t>
-      </w:r>
-      <w:r>
-        <w:t xml:space="preserve">、豆包</w:t>
-      </w:r>
-      <w:r>
-        <w:rPr>
-          <w:vertAlign w:val="superscript"/>
-        </w:rPr>
-        <w:t xml:space="preserve">[24]</w:t>
-      </w:r>
-      <w:r>
-        <w:t xml:space="preserve">、GLM</w:t>
-      </w:r>
-      <w:r>
-        <w:rPr>
-          <w:vertAlign w:val="superscript"/>
-        </w:rPr>
-        <w:t xml:space="preserve">[25]</w:t>
-      </w:r>
-      <w:r>
-        <w:t xml:space="preserve">、Kimi</w:t>
-      </w:r>
-      <w:r>
-        <w:rPr>
-          <w:vertAlign w:val="superscript"/>
-        </w:rPr>
-        <w:t xml:space="preserve">[26]</w:t>
-      </w:r>
-      <w:r>
-        <w:t xml:space="preserve"> 与 DeepSeek</w:t>
-      </w:r>
-      <w:r>
-        <w:rPr>
-          <w:vertAlign w:val="superscript"/>
-        </w:rPr>
-        <w:t xml:space="preserve">[27]</w:t>
-      </w:r>
-      <w:r>
-        <w:t xml:space="preserve"> 等。随着模型能力增强，应用模式正从"调用模型生成内容"向"智能体自主完成任务"转变：AI Agent 需要任务规划、工具调用、状态维护与长程执行能力，因此出现了封装上述能力的 Agent 运行框架（Agent Harness）</w:t>
-      </w:r>
-      <w:r>
-        <w:rPr>
-          <w:vertAlign w:val="superscript"/>
-        </w:rPr>
-        <w:t xml:space="preserve">[28]</w:t>
-      </w:r>
-      <w:r>
-        <w:t xml:space="preserve">；CodeGeeX、通义灵码等国产编程工具则推动大模型向软件工程领域渗透</w:t>
-      </w:r>
-      <w:r>
-        <w:rPr>
-          <w:vertAlign w:val="superscript"/>
-        </w:rPr>
-        <w:t xml:space="preserve">[29]</w:t>
-      </w:r>
-      <w:r>
-        <w:t xml:space="preserve">。</w:t>
-      </w:r>
-    </w:p>
-    <w:p>
-      <w:pPr>
-        <w:pStyle w:val="ua"/>
-        <w:spacing w:before="31" w:after="31"/>
-        <w:ind w:firstLine="480"/>
-      </w:pPr>
-      <w:r>
-        <w:t>然而需要指出：</w:t>
-      </w:r>
-      <w:r>
-        <w:rPr>
-          <w:b/>
-        </w:rPr>
-        <w:t>当前模型能力主要依赖单次上下文窗口</w:t>
-      </w:r>
-      <w:r>
-        <w:t>。模型在一次交互中可利用的信息受窗口长度、注意力分布与成本约束限制，跨会话、跨任务的项目知识无法天然进入模型--这构成了模型能力向真实软件项目迁移的根本约束。</w:t>
+        <w:t>然而，模型在一次交互中可利用的信息始终受窗口长度、注意力分布与成本约束的共同限制。尽管现有 AI 编程工具已通过项目指令、会话状态、代码索引与持久化记忆等机制提供了不同程度的跨任务上下文能力，但这些机制多依赖工具内部实现或文档式知识维护，尚未形成统一、可随项目演化维护的软件项目知识模型。这构成了模型能力向真实软件项目迁移的重要工程约束之一，也由此引出下文讨论的长期项目知识问题。</w:t>
       </w:r>
     </w:p>
     <w:p>
@@ -5448,16 +5368,16 @@
         <w:ind w:firstLine="480"/>
       </w:pPr>
       <w:r>
-        <w:t>当开发对象从孤立的函数、文件扩展到包含数十至上百模块、长期演化的真实项目时，AI 编程智能体面临</w:t>
-      </w:r>
-      <w:r>
-        <w:rPr>
-          <w:b/>
-        </w:rPr>
-        <w:t>项目知识失忆（project knowledge persistence）</w:t>
-      </w:r>
-      <w:r>
-        <w:t>问题，具体表现为三类相互关联的上下文问题：</w:t>
+        <w:t>当开发对象从孤立的函数、文件扩展到包含数十乃至上百个模块、长期演化的真实项目时，上述限制便集中暴露为三类相互关联的上下文问题，本文将其概括为</w:t>
+      </w:r>
+      <w:r>
+        <w:rPr>
+          <w:b/>
+        </w:rPr>
+        <w:t>项目知识失忆</w:t>
+      </w:r>
+      <w:r>
+        <w:t>问题。</w:t>
       </w:r>
     </w:p>
     <w:p>
@@ -5473,7 +5393,7 @@
         <w:t>其一，代码库规模增长问题</w:t>
       </w:r>
       <w:r>
-        <w:t xml:space="preserve">。大型项目代码规模达数十万行甚至百万行，直接全量输入不可行：Token 成本随规模线性增长，且存在明显的信息利用瓶颈--已有研究表明，即使模型支持长上下文输入，相关信息在上下文中所处的位置仍可能显著影响模型对其的利用效果，即"Lost in the Middle"现象</w:t>
+        <w:t xml:space="preserve">。真实项目的代码规模常达数十万行乃至百万行，全量输入并不可行：Token 成本随规模线性增长，信息利用也存在明显瓶颈--已有研究表明，即便模型支持长上下文输入，相关信息在上下文中所处的位置仍会显著影响模型对其的利用效果，即"Lost in the Middle"现象</w:t>
       </w:r>
       <w:r>
         <w:rPr>
@@ -5482,7 +5402,7 @@
         <w:t xml:space="preserve">[4]</w:t>
       </w:r>
       <w:r>
-        <w:t xml:space="preserve">。全量输入还存在噪声大、关键信息定位困难的问题。实证研究显示，智能体参与真实开发时，任务相关上下文的获取方式高度依赖人工检索或整库注入，前者效率低下且易遗漏关键信息，后者则面临 Token 成本与信息稀释的双重压力</w:t>
+        <w:t xml:space="preserve">；全量输入还伴随噪声大、关键信息定位困难的问题。实证研究显示，智能体在真实开发中获取任务相关上下文的方式高度依赖人工检索或整库注入：前者效率低下且易遗漏关键信息，后者则同时承受 Token 成本与信息稀释的双重压力</w:t>
       </w:r>
       <w:r>
         <w:rPr>
@@ -5513,7 +5433,7 @@
         <w:t>其二，业务知识与代码结构割裂问题</w:t>
       </w:r>
       <w:r>
-        <w:t>。软件系统知识并不等于代码文本：一个软件项目包含需求知识、设计知识、架构知识、实现知识与演化知识，代码只是其中一种载体。例如"增加会员积分功能"这一需求，智能体需要知道：该需求属于哪个业务模块、涉及哪些文件与接口、历史上为什么这样设计--这些知识分散于需求文档、代码注释、提交历史与开发者经验之中；现有代码检索手段返回的是文本或符号匹配结果，</w:t>
+        <w:t>。软件系统知识并不等同于代码文本：一个软件项目包含需求知识、设计知识、架构知识、实现知识与演化知识，代码只是其中一种载体。以"增加会员积分功能"这一需求为例，智能体需要知道该需求属于哪个业务模块、涉及哪些文件与接口、历史上为什么这样设计--这些知识散落在需求文档、代码注释、提交历史与开发者经验之中。传统代码检索主要解决"哪些代码与当前查询相关"的定位问题，返回的是文本或符号匹配结果；</w:t>
       </w:r>
       <w:r>
         <w:rPr>
@@ -5522,7 +5442,7 @@
         <w:t>代码搜索不等于软件知识</w:t>
       </w:r>
       <w:r>
-        <w:t xml:space="preserve">--它无法回答"这个业务能力由哪些代码实现、为什么这样组织"</w:t>
+        <w:t xml:space="preserve">，对于"某项业务能力由哪些代码共同实现、这些关联如何随需求演化持续维护"等项目级语义问题，现有手段仍缺少统一的知识模型支撑</w:t>
       </w:r>
       <w:r>
         <w:rPr>
@@ -5531,7 +5451,7 @@
         <w:t xml:space="preserve">[18]</w:t>
       </w:r>
       <w:r>
-        <w:t xml:space="preserve">。业务-代码关联的缺失使智能体难以理解项目语义，产生跨模块修改遗漏、依赖破坏等问题。</w:t>
+        <w:t xml:space="preserve">。业务-代码关联的缺失，使智能体难以把握项目语义，进而产生跨模块修改遗漏、依赖破坏等问题。</w:t>
       </w:r>
     </w:p>
     <w:p>
@@ -5547,7 +5467,7 @@
         <w:t>其三，项目长期演化缺少记忆机制问题</w:t>
       </w:r>
       <w:r>
-        <w:t>。现有 AI 编程形态中，对话历史是临时性知识：会话结束即丢失，项目经验无法沉淀，每次新任务都需要重新理解项目。软件项目是长期演化的产物，需求迭代、功能增强与代码重构持续发生；缺少</w:t>
+        <w:t>。在现有 AI 编程形态中，对话历史本身通常不足以形成可持续、结构化的项目知识资产：尽管现有工具已提供项目指令、代码索引与持久化记忆等机制，项目演化过程中形成的业务知识、需求关系与代码关联仍缺少统一的知识模型，每个新任务仍需重新理解项目。软件项目是长期演化的产物，需求迭代、功能增强与代码重构持续发生；缺少</w:t>
       </w:r>
       <w:r>
         <w:rPr>
@@ -5556,7 +5476,7 @@
         <w:t>项目级持续知识资产</w:t>
       </w:r>
       <w:r>
-        <w:t xml:space="preserve">，智能体的上下文构造无法从项目演化中获益，同样的项目理解成本在每次任务中反复支付</w:t>
+        <w:t xml:space="preserve">，智能体的上下文构造便无法从项目演化中获益，同样的项目理解成本在每次任务中被反复支付</w:t>
       </w:r>
       <w:r>
         <w:rPr>
@@ -5599,7 +5519,7 @@
         <w:ind w:firstLine="480"/>
       </w:pPr>
       <w:r>
-        <w:t>围绕上述问题，上下文工程（Context Engineering）逐渐成为连接大模型能力与软件工程过程的重要</w:t>
+        <w:t>上述问题推动上下文工程（Context Engineering）逐渐成为连接大模型能力与软件工程过程的重要</w:t>
       </w:r>
       <w:r>
         <w:rPr>
@@ -5608,7 +5528,7 @@
         <w:t>中间层</w:t>
       </w:r>
       <w:r>
-        <w:t xml:space="preserve">：针对智能体任务目标，对外部知识、代码结构、执行状态等信息进行组织、选择、压缩与供给</w:t>
+        <w:t xml:space="preserve">：围绕智能体的任务目标，对外部知识、代码结构、执行状态等信息进行组织、选择、压缩与供给</w:t>
       </w:r>
       <w:r>
         <w:rPr>
@@ -5623,7 +5543,7 @@
         <w:t xml:space="preserve">[6]</w:t>
       </w:r>
       <w:r>
-        <w:t xml:space="preserve">。检索增强生成（Retrieval-Augmented Generation, RAG）研究表明，引入外部非参数化知识库并按需检索，能够缓解参数化知识在知识访问与更新上的局限</w:t>
+        <w:t xml:space="preserve">。检索增强生成（Retrieval-Augmented Generation, RAG）的研究表明，引入外部非参数化知识库并按需检索，能够缓解参数化知识在知识访问与更新上的局限</w:t>
       </w:r>
       <w:r>
         <w:rPr>
@@ -5651,10 +5571,13 @@
         <w:ind w:firstLine="480"/>
       </w:pPr>
       <w:r>
-        <w:t xml:space="preserve">而上下文的质量取决于其背后知识组织的质量。知识图谱作为结构化知识的成熟组织范式，通过实体-关系对领域知识进行显式建模与关联</w:t>
-      </w:r>
-      <w:r>
-        <w:t xml:space="preserve">37</w:t>
+        <w:t xml:space="preserve">而上下文的质量，最终取决于其背后知识组织的质量。知识图谱作为结构化知识的成熟组织范式，通过实体-关系对领域知识进行显式建模与关联</w:t>
+      </w:r>
+      <w:r>
+        <w:rPr>
+          <w:vertAlign w:val="superscript"/>
+        </w:rPr>
+        <w:t xml:space="preserve">[37]</w:t>
       </w:r>
       <w:r>
         <w:t xml:space="preserve">，为解决上述问题提供了一条可行路径：将软件项目的业务能力、代码结构与演化历史组织为</w:t>
@@ -5666,26 +5589,17 @@
         <w:t>持续维护的项目知识模型</w:t>
       </w:r>
       <w:r>
-        <w:t>，并以其为基础为智能体生成任务相关上下文--这正是本文的研究切入点。软件工程中"如何用好大模型"的研究重心，正从提示词设计（Prompt Engineering）与单次检索构造，转向系统性的知识建模与上下文工程。</w:t>
-      </w:r>
-    </w:p>
-    <w:p>
-      <w:pPr>
-        <w:pStyle w:val="ua"/>
-        <w:spacing w:before="31" w:after="31"/>
-        <w:ind w:firstLine="480"/>
-      </w:pPr>
-      <w:r>
-        <w:t>需要明确本文的研究边界：</w:t>
-      </w:r>
-      <w:r>
-        <w:rPr>
-          <w:b/>
-        </w:rPr>
-        <w:t>本文不改变基础模型能力，研究对象是软件项目知识的组织方式与模型输入上下文的质量，而非模型本身；亦不替代 Agent 运行框架（Harness）--在智能体已具备任务执行与工具调用能力之后，本文研究如何针对长期演化的软件工程项目构建、管理与复用高质量上下文</w:t>
-      </w:r>
-      <w:r>
-        <w:t>。</w:t>
+        <w:t>，再以此为基础为智能体生成任务相关上下文--这正是本文的研究切入点。近年来，围绕上下文检索、上下文压缩、记忆管理与工具调用的研究逐渐汇聚为上下文工程方向；在此背景下，"如何用好大模型"的研究正从单次提示词设计（Prompt Engineering）与单次检索构造，走向系统性的知识建模与上下文组织。</w:t>
+      </w:r>
+    </w:p>
+    <w:p>
+      <w:pPr>
+        <w:pStyle w:val="ua"/>
+        <w:spacing w:before="31" w:after="31"/>
+        <w:ind w:firstLine="480"/>
+      </w:pPr>
+      <w:r>
+        <w:t>据此，本文将研究对象限定为软件项目知识的组织方式与模型输入上下文的质量：在基础模型与 Agent 运行框架（Harness）已经提供代码生成与任务执行能力的前提下，研究如何面向长期演化的软件工程项目构建、管理与复用高质量上下文。</w:t>
       </w:r>
     </w:p>
     <w:p>
@@ -5713,44 +5627,27 @@
         <w:ind w:firstLine="480"/>
       </w:pPr>
       <w:r>
-        <w:t>本文的研究需要一个能够提供真实业务复杂度的验证载体。以美食推荐为代表的餐饮服务平台是典型的 Web 业务系统：包含用户认证、内容浏览、个性化推荐、购物车与订单交易、收藏与评论等功能模块，覆盖 Web 系统的常见需求类型；业务实体间（用户-菜品-订单-评价）关联丰富、业务语义清晰，便于定义需求边界与评估需求符合度；其需求-设计-实现-迭代的完整生命周期使其成为考察软件开发方法的合适载体。</w:t>
-      </w:r>
-    </w:p>
-    <w:p>
-      <w:pPr>
-        <w:pStyle w:val="ua"/>
-        <w:spacing w:before="31" w:after="31"/>
-        <w:ind w:firstLine="480"/>
-      </w:pPr>
-      <w:r>
-        <w:t>需要说明：</w:t>
-      </w:r>
-      <w:r>
-        <w:rPr>
-          <w:b/>
-        </w:rPr>
-        <w:t>美食推荐系统本身采用常规的推荐系统设计</w:t>
-      </w:r>
-      <w:r>
-        <w:t>，推荐模块以用户偏好规则计算为核心，不涉及大模型增强推荐，推荐算法效果亦不作为本文研究内容。题目中"基于大模型"指的是</w:t>
-      </w:r>
-      <w:r>
-        <w:rPr>
-          <w:b/>
-        </w:rPr>
-        <w:t>开发层面</w:t>
-      </w:r>
-      <w:r>
-        <w:t>--该系统由大模型辅助开发完成；本文的研究变量正是大模型辅助开发过程中的上下文组织问题。推荐系统仅作为</w:t>
-      </w:r>
-      <w:r>
-        <w:rPr>
-          <w:b/>
-        </w:rPr>
-        <w:t>实验载体与系统实现对象</w:t>
-      </w:r>
-      <w:r>
-        <w:t>，为方法验证提供复杂度适中的真实业务场景（见第 5 章实验定位）。</w:t>
+        <w:t>上述问题的研究还需要一个具备真实业务复杂度的验证载体。以美食推荐为代表的餐饮服务平台是典型的 Web 业务系统：它包含用户认证、内容浏览、个性化推荐、购物车与订单交易、收藏与评论等功能模块，覆盖 Web 系统的常见需求类型；用户、菜品、订单、评价等业务实体之间关联丰富、业务语义清晰，便于界定需求边界与评估需求符合度；其需求-设计-实现-迭代的完整生命周期，也使之成为考察软件开发方法的合适对象。</w:t>
+      </w:r>
+    </w:p>
+    <w:p>
+      <w:pPr>
+        <w:pStyle w:val="ua"/>
+        <w:spacing w:before="31" w:after="31"/>
+        <w:ind w:firstLine="480"/>
+      </w:pPr>
+      <w:r>
+        <w:t>该系统采用常规的推荐系统设计，推荐模块以用户偏好规则计算为核心，不涉及大模型增强推荐。题目中"基于大模型"体现在开发层面：系统的设计与实现由大模型辅助完成，本文的研究对象正是大模型辅助开发过程中的上下文组织问题，推荐算法效果不纳入研究内容。美食推荐系统在本文中承担实验载体与系统实现对象的双重角色：本文需要在一个完整、可运行且业务实体关联丰富的真实 Web 系统中验证所研究的软件开发方法，该系统同时构成论文题目所对应的应用实现对象，系统实现与方法验证因此统一于同一载体（见第 5 章实验定位）。</w:t>
+      </w:r>
+    </w:p>
+    <w:p>
+      <w:pPr>
+        <w:pStyle w:val="u2"/>
+      </w:pPr>
+      <w:bookmarkStart w:id="23" w:name="_Toc12692"/>
+      <w:bookmarkEnd w:id="23"/>
+      <w:r>
+        <w:t>研究意义</w:t>
       </w:r>
     </w:p>
     <w:p>
@@ -5768,57 +5665,17 @@
       <w:bookmarkEnd w:id="57"/>
       <w:bookmarkEnd w:id="58"/>
       <w:r>
-        <w:t>研究意义</w:t>
-      </w:r>
-    </w:p>
-    <w:p>
-      <w:pPr>
-        <w:pStyle w:val="ua"/>
-        <w:spacing w:before="31" w:after="31"/>
-        <w:ind w:firstLine="480"/>
-      </w:pPr>
-      <w:r>
-        <w:t>本文的研究意义体现在理论与实践两个层面。</w:t>
-      </w:r>
-    </w:p>
-    <w:p>
-      <w:pPr>
-        <w:pStyle w:val="ua"/>
-        <w:spacing w:before="31" w:after="31"/>
-        <w:ind w:firstLine="480"/>
-      </w:pPr>
-      <w:r>
-        <w:t>在理论层面，本文为面向 AI 编程智能体的软件项目知识建模与上下文生成方法提供了一种系统性探索：提出能力-代码双层知识组织模型、Spec 增量知识演化机制与图谱驱动的任务级上下文生成方法，为"长期演化项目中的知识如何结构化地进入智能体上下文"这一新兴问题提供可参考的方法设计与实验依据。</w:t>
-      </w:r>
-    </w:p>
-    <w:p>
-      <w:pPr>
-        <w:pStyle w:val="ua"/>
-        <w:spacing w:before="31" w:after="31"/>
-        <w:ind w:firstLine="480"/>
-      </w:pPr>
-      <w:r>
-        <w:t>在实践层面，本文为软件工程智能体的上下文构建、管理与复用提供了一条工程化实现路径：以 wpw（Web Project Workflow）系统为载体，通过结构化知识供给降低智能体获取项目知识的成本，通过增量知识演化支持项目长期演化，通过上下文压缩控制 Token 开销；并以基于大模型的美食推荐系统的开发过程为载体完成端到端验证。本课题来源于实际工程项目中 AI 辅助开发遇到的上述痛点，具有明确的问题驱动特征。</w:t>
-      </w:r>
-    </w:p>
-    <w:p>
-      <w:pPr>
-        <w:pStyle w:val="u2"/>
-      </w:pPr>
-      <w:bookmarkStart w:id="23" w:name="_Toc12692"/>
-      <w:bookmarkEnd w:id="23"/>
-      <w:r>
-        <w:t>国内外研究现状</w:t>
-      </w:r>
-    </w:p>
-    <w:p>
-      <w:pPr>
-        <w:pStyle w:val="ua"/>
-        <w:spacing w:before="31" w:after="31"/>
-        <w:ind w:firstLine="480"/>
-      </w:pPr>
-      <w:r>
-        <w:t>本节按五个方向综述相关研究：大模型代码生成、AI 软件工程 Agent、Spec/Workflow 驱动开发、上下文工程、软件知识图谱与 Repository 智能，国内研究与实践融入各方向介绍，最后归纳现有研究的不足。需要说明的是，本文涉及对比的工程工具（Spec Kit、OpenSpec、Superpowers）均为高速迭代的开源项目，其版本与生态数据检索截至 2026 年 8 月；本文对这些工具的能力描述均绑定研究采用版本，其版本号、发布日期与代码提交记录固化于附录实验环境表中以保证可复现性，不将其表述为固定的"产品属性"。</w:t>
+        <w:t>理论意义</w:t>
+      </w:r>
+    </w:p>
+    <w:p>
+      <w:pPr>
+        <w:pStyle w:val="ua"/>
+        <w:spacing w:before="31" w:after="31"/>
+        <w:ind w:firstLine="480"/>
+      </w:pPr>
+      <w:r>
+        <w:t>本文为面向 AI 编程智能体的软件项目知识建模与上下文生成方法提供了一次系统性探索：提出能力-代码双层知识组织模型、Spec 增量知识演化机制与图谱驱动的任务上下文生成方法，为"长期演化项目中的知识如何结构化地进入智能体上下文"这一新兴问题给出可参考的方法设计与实验依据。</w:t>
       </w:r>
     </w:p>
     <w:p>
@@ -5836,50 +5693,37 @@
       <w:bookmarkEnd w:id="57"/>
       <w:bookmarkEnd w:id="58"/>
       <w:r>
-        <w:t>大模型代码生成研究</w:t>
-      </w:r>
-    </w:p>
-    <w:p>
-      <w:pPr>
-        <w:pStyle w:val="ua"/>
-        <w:spacing w:before="31" w:after="31"/>
-        <w:ind w:firstLine="480"/>
-      </w:pPr>
-      <w:r>
-        <w:t xml:space="preserve">以代码生成为目标的大语言模型研究发展迅速：从早期的代码专用预训练模型（如 Code Llama</w:t>
-      </w:r>
-      <w:r>
-        <w:rPr>
-          <w:vertAlign w:val="superscript"/>
-        </w:rPr>
-        <w:t xml:space="preserve">[30]</w:t>
-      </w:r>
-      <w:r>
-        <w:t xml:space="preserve">），到融合代码推理能力的通用模型系列（GPT、Claude 等），再到国产代码模型（DeepSeek Coder</w:t>
-      </w:r>
-      <w:r>
-        <w:t xml:space="preserve">31</w:t>
-      </w:r>
-      <w:r>
-        <w:t xml:space="preserve">、通义千问代码系列、智谱 CodeGeeX 底层模型等）。LLM4SE 系统综述</w:t>
-      </w:r>
-      <w:r>
-        <w:rPr>
-          <w:vertAlign w:val="superscript"/>
-        </w:rPr>
-        <w:t xml:space="preserve">[1]</w:t>
-      </w:r>
-      <w:r>
-        <w:t xml:space="preserve">系统刻画了此类模型在代码生成、补全、翻译与解释等任务上的能力边界与评估方法。模型能力的持续提升是本文工作的前提：正是代码生成能力的成熟，使研究重心得以从"模型能否编写代码"转向"模型在真实项目中如何获得有效上下文"。</w:t>
-      </w:r>
-      <w:r>
-        <w:rPr>
-          <w:b/>
-        </w:rPr>
-        <w:t>模型代码生成能力本身不是本文研究重点</w:t>
-      </w:r>
-      <w:r>
-        <w:t>--本文以现有模型能力为基础，研究其输入上下文的组织方法。</w:t>
+        <w:t>实践意义</w:t>
+      </w:r>
+    </w:p>
+    <w:p>
+      <w:pPr>
+        <w:pStyle w:val="ua"/>
+        <w:spacing w:before="31" w:after="31"/>
+        <w:ind w:firstLine="480"/>
+      </w:pPr>
+      <w:r>
+        <w:t>本文为软件工程智能体的上下文构建、管理与复用提供了一条工程化实现路径：以 wpw（Web Project Workflow）系统为载体，通过结构化知识供给降低智能体获取项目知识的成本，通过增量知识演化适配项目的长期演化，通过上下文压缩控制 Token 开销；并以基于大模型的美食推荐系统的开发过程完成端到端验证。本课题源于实际工程项目中 AI 辅助开发遇到的上述痛点，具有明确的问题驱动特征。</w:t>
+      </w:r>
+    </w:p>
+    <w:p>
+      <w:pPr>
+        <w:pStyle w:val="u2"/>
+      </w:pPr>
+      <w:bookmarkStart w:id="23" w:name="_Toc12692"/>
+      <w:bookmarkEnd w:id="23"/>
+      <w:r>
+        <w:t>国内外研究现状</w:t>
+      </w:r>
+    </w:p>
+    <w:p>
+      <w:pPr>
+        <w:pStyle w:val="ua"/>
+        <w:spacing w:before="31" w:after="31"/>
+        <w:ind w:firstLine="480"/>
+      </w:pPr>
+      <w:r>
+        <w:t>本节从国内外两个视角综述相关研究：国外部分沿大模型代码生成、AI 软件工程 Agent、Spec/Workflow 驱动开发、上下文工程、软件知识图谱与 Repository 智能五个方向展开；国内部分介绍政策环境、大模型生态与编程工具及学术研究实践；最后归纳现有研究的不足。本文涉及对比的工程工具（Spec Kit、OpenSpec、Superpowers）均为高速迭代的开源项目，相关版本与生态数据检索截至 2026 年 8 月；文中对这些工具的能力描述均绑定研究采用的版本，其版本号、发布日期与代码提交记录固化于附录实验环境表中以保证可复现性，不将其表述为固定的"产品属性"。</w:t>
       </w:r>
     </w:p>
     <w:p>
@@ -5897,26 +5741,75 @@
       <w:bookmarkEnd w:id="57"/>
       <w:bookmarkEnd w:id="58"/>
       <w:r>
-        <w:t>AI 软件工程 Agent 研究</w:t>
-      </w:r>
-    </w:p>
-    <w:p>
-      <w:pPr>
-        <w:pStyle w:val="ua"/>
-        <w:spacing w:before="31" w:after="31"/>
-        <w:ind w:firstLine="480"/>
-      </w:pPr>
-      <w:r>
-        <w:t xml:space="preserve">面向软件工程任务的智能体研究重点关注任务规划与执行能力：SWE-bench 构建了基于真实 GitHub issue 的软件工程任务基准</w:t>
+        <w:t>国外研究现状</w:t>
+      </w:r>
+    </w:p>
+    <w:p>
+      <w:pPr>
+        <w:pStyle w:val="ua"/>
+        <w:spacing w:before="31" w:after="31"/>
+        <w:ind w:firstLine="480"/>
+      </w:pPr>
+      <w:r>
+        <w:rPr>
+          <w:b/>
+        </w:rPr>
+        <w:t>（1）大模型代码生成研究</w:t>
+      </w:r>
+      <w:r>
+        <w:t xml:space="preserve">。面向代码生成的大语言模型研究发展迅速：从早期的代码专用预训练模型（如 Code Llama</w:t>
       </w:r>
       <w:r>
         <w:rPr>
           <w:vertAlign w:val="superscript"/>
         </w:rPr>
+        <w:t xml:space="preserve">[30]</w:t>
+      </w:r>
+      <w:r>
+        <w:t xml:space="preserve">），到融合代码推理能力的通用模型系列（GPT、Claude 等）；国产代码模型的发展在国内研究现状部分介绍。LLM4SE 系统综述</w:t>
+      </w:r>
+      <w:r>
+        <w:rPr>
+          <w:vertAlign w:val="superscript"/>
+        </w:rPr>
+        <w:t xml:space="preserve">[1]</w:t>
+      </w:r>
+      <w:r>
+        <w:t xml:space="preserve">系统刻画了此类模型在代码生成、补全、翻译与解释等任务上的能力边界与评估方法。模型能力的持续提升构成本文工作的前提：正是代码生成能力的成熟，使研究重心得以从"模型能否编写代码"转向"模型在真实项目中如何获得有效上下文"。</w:t>
+      </w:r>
+      <w:r>
+        <w:rPr>
+          <w:b/>
+        </w:rPr>
+        <w:t>模型代码生成能力本身不是本文研究重点</w:t>
+      </w:r>
+      <w:r>
+        <w:t>--本文以现有模型能力为基础，研究其输入上下文的组织方法。</w:t>
+      </w:r>
+    </w:p>
+    <w:p>
+      <w:pPr>
+        <w:pStyle w:val="ua"/>
+        <w:spacing w:before="31" w:after="31"/>
+        <w:ind w:firstLine="480"/>
+      </w:pPr>
+      <w:r>
+        <w:rPr>
+          <w:b/>
+        </w:rPr>
+        <w:t>（2）AI 软件工程 Agent 研究</w:t>
+      </w:r>
+      <w:r>
+        <w:t xml:space="preserve">。面向软件工程任务的智能体研究聚焦任务规划与执行能力。SWE-bench 基于真实 GitHub issue 构建了软件工程任务基准</w:t>
+      </w:r>
+      <w:r>
+        <w:rPr>
+          <w:vertAlign w:val="superscript"/>
+        </w:rPr>
         <w:t xml:space="preserve">[16]</w:t>
       </w:r>
       <w:r>
-        <w:t xml:space="preserve">，SWE-agent 提出了使语言模型智能体与计算机交互以完成软件工程任务的接口设计</w:t>
+        <w:t xml:space="preserve">；SWE-agent 提出了使语言模型智能体与计算机交互以完成软件工程任务的接口设计</w:t>
       </w:r>
       <w:r>
         <w:rPr>
@@ -5928,71 +5821,668 @@
         <w:t xml:space="preserve">；工程实践中出现了 Devin</w:t>
       </w:r>
       <w:r>
-        <w:t xml:space="preserve">32</w:t>
+        <w:rPr>
+          <w:vertAlign w:val="superscript"/>
+        </w:rPr>
+        <w:t xml:space="preserve">[32]</w:t>
       </w:r>
       <w:r>
         <w:t xml:space="preserve">、OpenHands</w:t>
       </w:r>
       <w:r>
-        <w:t xml:space="preserve">33</w:t>
-      </w:r>
-      <w:r>
-        <w:t xml:space="preserve"> 等通用软件工程智能体系统，具备任务规划、文件编辑、命令执行与自我修复能力。2025 至 2026 年的实证研究将视野推进到真实工程环境：文献</w:t>
-      </w:r>
-      <w:r>
         <w:rPr>
           <w:vertAlign w:val="superscript"/>
         </w:rPr>
+        <w:t xml:space="preserve">[33]</w:t>
+      </w:r>
+      <w:r>
+        <w:t xml:space="preserve"> 等通用软件工程智能体系统，具备任务规划、文件编辑、命令执行与自我修复能力。2025 至 2026 年，实证研究将视野推进到真实工程环境：文献</w:t>
+      </w:r>
+      <w:r>
+        <w:rPr>
+          <w:vertAlign w:val="superscript"/>
+        </w:rPr>
         <w:t xml:space="preserve">[2]</w:t>
       </w:r>
       <w:r>
-        <w:t xml:space="preserve">对十余万 GitHub 项目的大规模分析给出了 coding agent 采用情况的估计；文献</w:t>
+        <w:t xml:space="preserve">对十余万个 GitHub 项目的大规模分析给出了 coding agent 采用情况的估计；文献</w:t>
       </w:r>
       <w:r>
         <w:rPr>
           <w:vertAlign w:val="superscript"/>
         </w:rPr>
-        <w:t xml:space="preserve">[3]</w:t>
-      </w:r>
-      <w:r>
-        <w:t xml:space="preserve">基于 AIDev 数据集刻画了 AI 辅助开发活动在真实仓库中的表现，并揭示智能体产出可信度与人类的差距；文献</w:t>
+        <w:t xml:space="preserve">[10]</w:t>
+      </w:r>
+      <w:r>
+        <w:t xml:space="preserve">对真实项目中智能体重构的类型、动机与代码质量变化开展了实证研究；国内在智能体实证研究与综述方面的工作在国内研究现状部分介绍。</w:t>
+      </w:r>
+    </w:p>
+    <w:p>
+      <w:pPr>
+        <w:pStyle w:val="ua"/>
+        <w:spacing w:before="31" w:after="31"/>
+        <w:ind w:firstLine="480"/>
+      </w:pPr>
+      <w:r>
+        <w:t>总体来看，该方向长期关注</w:t>
+      </w:r>
+      <w:r>
+        <w:rPr>
+          <w:b/>
+        </w:rPr>
+        <w:t>任务规划、工具执行与环境交互</w:t>
+      </w:r>
+      <w:r>
+        <w:t>，近年逐渐扩展到智能体记忆、仓库级上下文与长期任务管理；但针对长期软件演化过程、将需求语义、业务能力与代码结构统一组织并支持持续演化的系统化方法仍相对有限。</w:t>
+      </w:r>
+    </w:p>
+    <w:p>
+      <w:pPr>
+        <w:pStyle w:val="ua"/>
+        <w:spacing w:before="31" w:after="31"/>
+        <w:ind w:firstLine="480"/>
+      </w:pPr>
+      <w:r>
+        <w:rPr>
+          <w:b/>
+        </w:rPr>
+        <w:t>（3）Spec/Workflow 驱动开发研究</w:t>
+      </w:r>
+      <w:r>
+        <w:t xml:space="preserve">。针对 AI 开发过程的约束问题，工程社区发展出以规范与流程组织为核心的工作流路线，通过规范驱动、技能编排、任务分解等方式提升 Agent 执行的可靠性。Piskala（2026）将规格驱动开发（Spec-Driven Development）概括为从"代码即事实源"（code-as-source）向"规格即首要制品"（specification-as-primary-artifact）的范式转移</w:t>
       </w:r>
       <w:r>
         <w:rPr>
           <w:vertAlign w:val="superscript"/>
         </w:rPr>
-        <w:t xml:space="preserve">[10]</w:t>
-      </w:r>
-      <w:r>
-        <w:t xml:space="preserve">对真实项目中智能体重构的类型、动机与代码质量变化开展了实证研究；相关综述亦指出仓库级上下文与可执行反馈是软件工程智能体的重要资源</w:t>
+        <w:t xml:space="preserve">[7]</w:t>
+      </w:r>
+      <w:r>
+        <w:t xml:space="preserve">。三个代表性方向为：</w:t>
+      </w:r>
+    </w:p>
+    <w:p>
+      <w:pPr>
+        <w:pStyle w:val="ua"/>
+        <w:spacing w:before="31" w:after="31"/>
+        <w:ind w:firstLine="480"/>
+      </w:pPr>
+      <w:r>
+        <w:rPr>
+          <w:b/>
+        </w:rPr>
+        <w:t>项目级规范治理</w:t>
+      </w:r>
+      <w:r>
+        <w:t xml:space="preserve">方面，GitHub Spec Kit 以项目级 Constitution、功能级 Specification、技术 Plan 与任务分解为核心制品，通过 Clarify、Checklist、Analyze、Converge 等质量门禁环节组织开发过程，后继版本进一步引入通用工作流引擎与分层扩展结构</w:t>
       </w:r>
       <w:r>
         <w:rPr>
           <w:vertAlign w:val="superscript"/>
         </w:rPr>
-        <w:t xml:space="preserve">[6]</w:t>
-      </w:r>
-      <w:r>
-        <w:t xml:space="preserve">。国内在该方向以产品化编程助手与学术评测为主（见 1.1.1 节）。</w:t>
-      </w:r>
-    </w:p>
-    <w:p>
-      <w:pPr>
-        <w:pStyle w:val="ua"/>
-        <w:spacing w:before="31" w:after="31"/>
-        <w:ind w:firstLine="480"/>
-      </w:pPr>
-      <w:r>
-        <w:t>总体来看，该方向研究重心在于</w:t>
-      </w:r>
-      <w:r>
-        <w:rPr>
-          <w:b/>
-        </w:rPr>
-        <w:t>任务规划、工具执行与环境交互</w:t>
-      </w:r>
-      <w:r>
-        <w:t>；但智能体所需的项目知识长期管理机制研究不足：智能体如何跨任务、跨演化周期地积累与复用项目知识，仍缺少系统方法。</w:t>
+        <w:t xml:space="preserve">[8]</w:t>
+      </w:r>
+      <w:r>
+        <w:t xml:space="preserve">。</w:t>
+      </w:r>
+      <w:r>
+        <w:rPr>
+          <w:b/>
+        </w:rPr>
+        <w:t>变更级规格管理</w:t>
+      </w:r>
+      <w:r>
+        <w:t xml:space="preserve">方面，OpenSpec 以动作（Action）为中心进行工作流与制品图（artifact graph）建模，强调存量项目优先与"依赖是使能条件而非强制关卡"，核心定位是变更级规格制品的生命周期管理</w:t>
+      </w:r>
+      <w:r>
+        <w:rPr>
+          <w:vertAlign w:val="superscript"/>
+        </w:rPr>
+        <w:t xml:space="preserve">[8]</w:t>
+      </w:r>
+      <w:r>
+        <w:t xml:space="preserve">。</w:t>
+      </w:r>
+      <w:r>
+        <w:rPr>
+          <w:b/>
+        </w:rPr>
+        <w:t>技能化执行纪律</w:t>
+      </w:r>
+      <w:r>
+        <w:t xml:space="preserve">方面，Superpowers 以可组合技能与强制工作流组织执行过程，涵盖需求澄清、计划编写、子代理驱动开发、测试驱动开发与多层代码审查，主张"工作流是强制要求而非建议"</w:t>
+      </w:r>
+      <w:r>
+        <w:rPr>
+          <w:vertAlign w:val="superscript"/>
+        </w:rPr>
+        <w:t xml:space="preserve">[9]</w:t>
+      </w:r>
+      <w:r>
+        <w:t xml:space="preserve">。</w:t>
+      </w:r>
+    </w:p>
+    <w:p>
+      <w:pPr>
+        <w:pStyle w:val="ua"/>
+        <w:spacing w:before="31" w:after="31"/>
+        <w:ind w:firstLine="480"/>
+      </w:pPr>
+      <w:r>
+        <w:t xml:space="preserve">此类工作有效应对了 </w:t>
+      </w:r>
+      <w:r>
+        <w:rPr>
+          <w:b/>
+        </w:rPr>
+        <w:t>AI 开发过程约束问题</w:t>
+      </w:r>
+      <w:r>
+        <w:t>：通过管理 spec、workflow 与 execution，提升了智能体执行的可靠性与过程的可审计性；本文与其并非竞争关系（机制层面的对比与互补性讨论见第 5 章）。三类代表性工具与本文方法的知识对象对比如表 1-1 所示（截至本文检索时点，尚未见以三者为对象的同行评审系统比较研究，本文对三者的事实描述以其官方仓库与文档为准）。</w:t>
+      </w:r>
+    </w:p>
+    <w:p>
+      <w:pPr>
+        <w:pStyle w:val="ua"/>
+        <w:spacing w:before="31" w:after="31"/>
+        <w:ind w:firstLine="480"/>
+      </w:pPr>
+      <w:r>
+        <w:t>表 1-1 代表性工作流工具与本文方法的知识对象对比</w:t>
+      </w:r>
+    </w:p>
+    <w:tbl>
+      <w:tblPr>
+        <w:tblStyle w:val="af1"/>
+        <w:tblW w:type="auto" w:w="0"/>
+        <w:tblLayout w:type="autofit"/>
+        <w:tblLook w:firstColumn="1" w:firstRow="1" w:lastColumn="0" w:lastRow="0" w:noHBand="0" w:noVBand="1" w:val="04A0"/>
+      </w:tblPr>
+      <w:tblGrid>
+        <w:gridCol w:w="2126"/>
+        <w:gridCol w:w="2126"/>
+        <w:gridCol w:w="2126"/>
+        <w:gridCol w:w="2126"/>
+      </w:tblGrid>
+      <w:tr>
+        <w:tc>
+          <w:tcPr>
+            <w:tcW w:type="dxa" w:w="2126"/>
+          </w:tcPr>
+          <w:p>
+            <w:r/>
+            <w:r>
+              <w:rPr>
+                <w:b/>
+              </w:rPr>
+              <w:t>工具</w:t>
+            </w:r>
+          </w:p>
+        </w:tc>
+        <w:tc>
+          <w:tcPr>
+            <w:tcW w:type="dxa" w:w="2126"/>
+          </w:tcPr>
+          <w:p>
+            <w:r/>
+            <w:r>
+              <w:rPr>
+                <w:b/>
+              </w:rPr>
+              <w:t>核心制品/对象</w:t>
+            </w:r>
+          </w:p>
+        </w:tc>
+        <w:tc>
+          <w:tcPr>
+            <w:tcW w:type="dxa" w:w="2126"/>
+          </w:tcPr>
+          <w:p>
+            <w:r/>
+            <w:r>
+              <w:rPr>
+                <w:b/>
+              </w:rPr>
+              <w:t>上下文组织的主要形式</w:t>
+            </w:r>
+          </w:p>
+        </w:tc>
+        <w:tc>
+          <w:tcPr>
+            <w:tcW w:type="dxa" w:w="2126"/>
+          </w:tcPr>
+          <w:p>
+            <w:r/>
+            <w:r>
+              <w:rPr>
+                <w:b/>
+              </w:rPr>
+              <w:t>与本文的关系</w:t>
+            </w:r>
+          </w:p>
+        </w:tc>
+      </w:tr>
+      <w:tr>
+        <w:tc>
+          <w:tcPr>
+            <w:tcW w:type="dxa" w:w="2126"/>
+          </w:tcPr>
+          <w:p>
+            <w:r/>
+            <w:r>
+              <w:t>Spec Kit</w:t>
+            </w:r>
+          </w:p>
+        </w:tc>
+        <w:tc>
+          <w:tcPr>
+            <w:tcW w:type="dxa" w:w="2126"/>
+          </w:tcPr>
+          <w:p>
+            <w:r/>
+            <w:r>
+              <w:t>项目规范 / Spec / Plan</w:t>
+            </w:r>
+          </w:p>
+        </w:tc>
+        <w:tc>
+          <w:tcPr>
+            <w:tcW w:type="dxa" w:w="2126"/>
+          </w:tcPr>
+          <w:p>
+            <w:r/>
+            <w:r>
+              <w:t>规范制品与流程上下文</w:t>
+            </w:r>
+          </w:p>
+        </w:tc>
+        <w:tc>
+          <w:tcPr>
+            <w:tcW w:type="dxa" w:w="2126"/>
+          </w:tcPr>
+          <w:p>
+            <w:r/>
+            <w:r>
+              <w:t>规范治理方向的对比对象</w:t>
+            </w:r>
+          </w:p>
+        </w:tc>
+      </w:tr>
+      <w:tr>
+        <w:tc>
+          <w:tcPr>
+            <w:tcW w:type="dxa" w:w="2126"/>
+          </w:tcPr>
+          <w:p>
+            <w:r/>
+            <w:r>
+              <w:t>OpenSpec</w:t>
+            </w:r>
+          </w:p>
+        </w:tc>
+        <w:tc>
+          <w:tcPr>
+            <w:tcW w:type="dxa" w:w="2126"/>
+          </w:tcPr>
+          <w:p>
+            <w:r/>
+            <w:r>
+              <w:t>Change / 制品图</w:t>
+            </w:r>
+          </w:p>
+        </w:tc>
+        <w:tc>
+          <w:tcPr>
+            <w:tcW w:type="dxa" w:w="2126"/>
+          </w:tcPr>
+          <w:p>
+            <w:r/>
+            <w:r>
+              <w:t>变更制品与状态管理</w:t>
+            </w:r>
+          </w:p>
+        </w:tc>
+        <w:tc>
+          <w:tcPr>
+            <w:tcW w:type="dxa" w:w="2126"/>
+          </w:tcPr>
+          <w:p>
+            <w:r/>
+            <w:r>
+              <w:t>本文 Spec 演化机制的参照</w:t>
+            </w:r>
+          </w:p>
+        </w:tc>
+      </w:tr>
+      <w:tr>
+        <w:tc>
+          <w:tcPr>
+            <w:tcW w:type="dxa" w:w="2126"/>
+          </w:tcPr>
+          <w:p>
+            <w:r/>
+            <w:r>
+              <w:t>Superpowers</w:t>
+            </w:r>
+          </w:p>
+        </w:tc>
+        <w:tc>
+          <w:tcPr>
+            <w:tcW w:type="dxa" w:w="2126"/>
+          </w:tcPr>
+          <w:p>
+            <w:r/>
+            <w:r>
+              <w:t>Skill / Plan / 子代理</w:t>
+            </w:r>
+          </w:p>
+        </w:tc>
+        <w:tc>
+          <w:tcPr>
+            <w:tcW w:type="dxa" w:w="2126"/>
+          </w:tcPr>
+          <w:p>
+            <w:r/>
+            <w:r>
+              <w:t>执行工作流与任务上下文</w:t>
+            </w:r>
+          </w:p>
+        </w:tc>
+        <w:tc>
+          <w:tcPr>
+            <w:tcW w:type="dxa" w:w="2126"/>
+          </w:tcPr>
+          <w:p>
+            <w:r/>
+            <w:r>
+              <w:t>执行纪律方向的对比对象</w:t>
+            </w:r>
+          </w:p>
+        </w:tc>
+      </w:tr>
+      <w:tr>
+        <w:tc>
+          <w:tcPr>
+            <w:tcW w:type="dxa" w:w="2126"/>
+          </w:tcPr>
+          <w:p>
+            <w:r/>
+            <w:r>
+              <w:t>本文方法</w:t>
+            </w:r>
+          </w:p>
+        </w:tc>
+        <w:tc>
+          <w:tcPr>
+            <w:tcW w:type="dxa" w:w="2126"/>
+          </w:tcPr>
+          <w:p>
+            <w:r/>
+            <w:r>
+              <w:t>Capability / Code / 演化历史</w:t>
+            </w:r>
+          </w:p>
+        </w:tc>
+        <w:tc>
+          <w:tcPr>
+            <w:tcW w:type="dxa" w:w="2126"/>
+          </w:tcPr>
+          <w:p>
+            <w:r/>
+            <w:r>
+              <w:t>持续维护的项目知识模型</w:t>
+            </w:r>
+          </w:p>
+        </w:tc>
+        <w:tc>
+          <w:tcPr>
+            <w:tcW w:type="dxa" w:w="2126"/>
+          </w:tcPr>
+          <w:p>
+            <w:r/>
+            <w:r>
+              <w:t>本文重点</w:t>
+            </w:r>
+          </w:p>
+        </w:tc>
+      </w:tr>
+    </w:tbl>
+    <w:p>
+      <w:pPr>
+        <w:pStyle w:val="ua"/>
+        <w:spacing w:before="31" w:after="31"/>
+        <w:ind w:firstLine="480"/>
+      </w:pPr>
+      <w:r>
+        <w:t xml:space="preserve">综合来看，此类方法管理的是 spec、workflow 与 execution </w:t>
+      </w:r>
+      <w:r>
+        <w:rPr>
+          <w:b/>
+        </w:rPr>
+        <w:t>三类制品与过程</w:t>
+      </w:r>
+      <w:r>
+        <w:t>，其核心知识对象以规格制品、变更状态与执行过程为中心；本文与其是互补关系，进一步关注规格知识与代码结构之间的长期显式关联，以及如何利用该关联生成任务级上下文。</w:t>
+      </w:r>
+    </w:p>
+    <w:p>
+      <w:pPr>
+        <w:pStyle w:val="ua"/>
+        <w:spacing w:before="31" w:after="31"/>
+        <w:ind w:firstLine="480"/>
+      </w:pPr>
+      <w:r>
+        <w:rPr>
+          <w:b/>
+        </w:rPr>
+        <w:t>（4）上下文工程研究</w:t>
+      </w:r>
+      <w:r>
+        <w:t xml:space="preserve">。面向智能体输入组织的研究形成了上下文工程方向。在基础机制层面，RAG 通过引入外部非参数化知识缓解参数化知识的局限</w:t>
+      </w:r>
+      <w:r>
+        <w:rPr>
+          <w:vertAlign w:val="superscript"/>
+        </w:rPr>
+        <w:t xml:space="preserve">[5]</w:t>
+      </w:r>
+      <w:r>
+        <w:t xml:space="preserve">；"Lost in the Middle"现象的发现推动了文档压缩与上下文选择研究</w:t>
+      </w:r>
+      <w:r>
+        <w:rPr>
+          <w:vertAlign w:val="superscript"/>
+        </w:rPr>
+        <w:t xml:space="preserve">[4]</w:t>
+      </w:r>
+      <w:r>
+        <w:t xml:space="preserve">；GraphRAG 等方法以实体-关系图组织检索与生成过程</w:t>
+      </w:r>
+      <w:r>
+        <w:rPr>
+          <w:vertAlign w:val="superscript"/>
+        </w:rPr>
+        <w:t xml:space="preserve">[19]</w:t>
+      </w:r>
+      <w:r>
+        <w:t xml:space="preserve">。在代码场景（Repository-level Generation）层面，CodePlan 以规划驱动仓库级代码修改的链式执行</w:t>
+      </w:r>
+      <w:r>
+        <w:rPr>
+          <w:vertAlign w:val="superscript"/>
+        </w:rPr>
+        <w:t xml:space="preserve">[35]</w:t>
+      </w:r>
+      <w:r>
+        <w:t xml:space="preserve">，RepoHyper 构建仓库级代码结构超图以支撑上下文检索</w:t>
+      </w:r>
+      <w:r>
+        <w:rPr>
+          <w:vertAlign w:val="superscript"/>
+        </w:rPr>
+        <w:t xml:space="preserve">[36]</w:t>
+      </w:r>
+      <w:r>
+        <w:t xml:space="preserve">，CodeSearchNet 确立了自然语言-代码检索问题并发布大规模数据集</w:t>
+      </w:r>
+      <w:r>
+        <w:rPr>
+          <w:vertAlign w:val="superscript"/>
+        </w:rPr>
+        <w:t xml:space="preserve">[12]</w:t>
+      </w:r>
+      <w:r>
+        <w:t xml:space="preserve">；国内在仓库级代码补全方向的工作在国内研究现状部分介绍。</w:t>
+      </w:r>
+    </w:p>
+    <w:p>
+      <w:pPr>
+        <w:pStyle w:val="ua"/>
+        <w:spacing w:before="31" w:after="31"/>
+        <w:ind w:firstLine="480"/>
+      </w:pPr>
+      <w:r>
+        <w:t>总体来看，已有工作分别关注检索、Prompt 上下文构造与仓库级生成，但均</w:t>
+      </w:r>
+      <w:r>
+        <w:rPr>
+          <w:b/>
+        </w:rPr>
+        <w:t>按任务临时构造上下文</w:t>
+      </w:r>
+      <w:r>
+        <w:t>：检索结果与子图只服务于单次任务，无法随项目演化持续积累为项目级知识资产，业务语义与代码结构的关系也未在知识层面被显式建模。</w:t>
+      </w:r>
+    </w:p>
+    <w:p>
+      <w:pPr>
+        <w:pStyle w:val="ua"/>
+        <w:spacing w:before="31" w:after="31"/>
+        <w:ind w:firstLine="480"/>
+      </w:pPr>
+      <w:r>
+        <w:rPr>
+          <w:b/>
+        </w:rPr>
+        <w:t>（5）软件知识图谱与 Repository 智能研究</w:t>
+      </w:r>
+      <w:r>
+        <w:t>。将图结构引入软件知识组织的研究可归为三个方向。</w:t>
+      </w:r>
+    </w:p>
+    <w:p>
+      <w:pPr>
+        <w:pStyle w:val="ua"/>
+        <w:spacing w:before="31" w:after="31"/>
+        <w:ind w:firstLine="480"/>
+      </w:pPr>
+      <w:r>
+        <w:rPr>
+          <w:b/>
+        </w:rPr>
+        <w:t>代码结构图谱</w:t>
+      </w:r>
+      <w:r>
+        <w:t xml:space="preserve">方面，代码属性图（Code Property Graph）将抽象语法树、控制流图与程序依赖图统一为可查询的图模型，是代码结构知识图式组织的经典范式</w:t>
+      </w:r>
+      <w:r>
+        <w:rPr>
+          <w:vertAlign w:val="superscript"/>
+        </w:rPr>
+        <w:t xml:space="preserve">[18]</w:t>
+      </w:r>
+      <w:r>
+        <w:t xml:space="preserve">。此类图谱能够成熟地刻画代码间的结构关系，但其节点与边均定义于程序结构层面，</w:t>
+      </w:r>
+      <w:r>
+        <w:rPr>
+          <w:b/>
+        </w:rPr>
+        <w:t>缺少业务语义</w:t>
+      </w:r>
+      <w:r>
+        <w:t>。</w:t>
+      </w:r>
+    </w:p>
+    <w:p>
+      <w:pPr>
+        <w:pStyle w:val="ua"/>
+        <w:spacing w:before="31" w:after="31"/>
+        <w:ind w:firstLine="480"/>
+      </w:pPr>
+      <w:r>
+        <w:rPr>
+          <w:b/>
+        </w:rPr>
+        <w:t>需求-代码追踪</w:t>
+      </w:r>
+      <w:r>
+        <w:t xml:space="preserve">方面，Traceability 方向长期研究需求与代码关联的自动恢复</w:t>
+      </w:r>
+      <w:r>
+        <w:rPr>
+          <w:vertAlign w:val="superscript"/>
+        </w:rPr>
+        <w:t xml:space="preserve">[13]</w:t>
+      </w:r>
+      <w:r>
+        <w:rPr>
+          <w:vertAlign w:val="superscript"/>
+        </w:rPr>
+        <w:t xml:space="preserve">[14]</w:t>
+      </w:r>
+      <w:r>
+        <w:rPr>
+          <w:vertAlign w:val="superscript"/>
+        </w:rPr>
+        <w:t xml:space="preserve">[15]</w:t>
+      </w:r>
+      <w:r>
+        <w:t xml:space="preserve">，与本文的业务-代码关联问题直接相关，但其目标多为一次性链接恢复，未形成可持续维护的知识资产；国内在该方向的近年工作在国内研究现状部分介绍。</w:t>
+      </w:r>
+    </w:p>
+    <w:p>
+      <w:pPr>
+        <w:pStyle w:val="ua"/>
+        <w:spacing w:before="31" w:after="31"/>
+        <w:ind w:firstLine="480"/>
+      </w:pPr>
+      <w:r>
+        <w:rPr>
+          <w:b/>
+        </w:rPr>
+        <w:t>Repository 知识图谱</w:t>
+      </w:r>
+      <w:r>
+        <w:t xml:space="preserve">方面，2025 至 2026 年出现了将知识图谱用于仓库级智能体支持的系列工作：有研究将代码仓库图谱用于增强演化代码库上的仓库级代码生成</w:t>
+      </w:r>
+      <w:r>
+        <w:rPr>
+          <w:vertAlign w:val="superscript"/>
+        </w:rPr>
+        <w:t xml:space="preserve">[39]</w:t>
+      </w:r>
+      <w:r>
+        <w:t xml:space="preserve">；Repository Intelligence Graph 面向 Claude Code、Cursor、Codex 等编码智能体提供确定性的仓库架构图上下文，在 8 个仓库、3 种商用智能体上的实验显示平均准确率提高 12.2%、完成时间降低 53.9%</w:t>
+      </w:r>
+      <w:r>
+        <w:rPr>
+          <w:vertAlign w:val="superscript"/>
+        </w:rPr>
+        <w:t xml:space="preserve">[40]</w:t>
+      </w:r>
+      <w:r>
+        <w:t xml:space="preserve">；国内的 KGCompass 等工作在国内研究现状部分介绍。这些工作表明</w:t>
+      </w:r>
+      <w:r>
+        <w:rPr>
+          <w:b/>
+        </w:rPr>
+        <w:t>"代码图谱服务 Agent 上下文"已得到实验验证并成为明确的研究趋势</w:t>
+      </w:r>
+      <w:r>
+        <w:t>，也为本文提供了直接的方法参照与比较对象。</w:t>
       </w:r>
     </w:p>
     <w:p>
@@ -6010,51 +6500,110 @@
       <w:bookmarkEnd w:id="57"/>
       <w:bookmarkEnd w:id="58"/>
       <w:r>
-        <w:t>Spec/Workflow 驱动开发研究</w:t>
-      </w:r>
-    </w:p>
-    <w:p>
-      <w:pPr>
-        <w:pStyle w:val="ua"/>
-        <w:spacing w:before="31" w:after="31"/>
-        <w:ind w:firstLine="480"/>
-      </w:pPr>
-      <w:r>
-        <w:t xml:space="preserve">针对 AI 开发过程约束问题，工程社区形成了以规范与流程组织为核心的工作流路线：现有工作主要通过规范驱动、技能编排、任务分解等方式提升 Agent 执行可靠性。Piskala（2026）将规格驱动开发（Spec-Driven Development）概括为从"代码即事实源"（code-as-source）向"规格即首要制品"（specification-as-primary-artifact）的范式转移</w:t>
+        <w:t>国内研究现状</w:t>
+      </w:r>
+    </w:p>
+    <w:p>
+      <w:pPr>
+        <w:pStyle w:val="ua"/>
+        <w:spacing w:before="31" w:after="31"/>
+        <w:ind w:firstLine="480"/>
+      </w:pPr>
+      <w:r>
+        <w:rPr>
+          <w:b/>
+        </w:rPr>
+        <w:t>（1）大模型技术与编程工具生态</w:t>
+      </w:r>
+      <w:r>
+        <w:t xml:space="preserve">。在国内，大模型技术快速发展并获得明确的政策支持：2025 年国务院发布《关于深入实施"人工智能+"行动的意见》，提出推动人工智能与经济社会各领域深度融合、加快智能体等场景落地</w:t>
       </w:r>
       <w:r>
         <w:rPr>
           <w:vertAlign w:val="superscript"/>
         </w:rPr>
-        <w:t xml:space="preserve">[7]</w:t>
-      </w:r>
-      <w:r>
-        <w:t xml:space="preserve">。三个代表性方向为：</w:t>
-      </w:r>
-    </w:p>
-    <w:p>
-      <w:pPr>
-        <w:pStyle w:val="ua"/>
-        <w:spacing w:before="31" w:after="31"/>
-        <w:ind w:firstLine="480"/>
-      </w:pPr>
-      <w:r>
-        <w:t xml:space="preserve">• </w:t>
-      </w:r>
-      <w:r>
-        <w:rPr>
-          <w:b/>
-        </w:rPr>
-        <w:t>项目级规范治理（GitHub Spec Kit）</w:t>
-      </w:r>
-      <w:r>
-        <w:t xml:space="preserve">：以项目级 Constitution、功能级 Specification、技术 Plan 与任务分解为核心制品，通过 Clarify、Checklist、Analyze、Converge 等质量门禁环节组织开发过程，后继版本进一步引入通用工作流引擎与分层扩展结构</w:t>
+        <w:t xml:space="preserve">[20]</w:t>
+      </w:r>
+      <w:r>
+        <w:t xml:space="preserve">；产业生态上已形成多主体、多路线并行的大模型格局，代表性模型与平台包括通义千问</w:t>
       </w:r>
       <w:r>
         <w:rPr>
           <w:vertAlign w:val="superscript"/>
         </w:rPr>
-        <w:t xml:space="preserve">[8]</w:t>
+        <w:t xml:space="preserve">[21]</w:t>
+      </w:r>
+      <w:r>
+        <w:t xml:space="preserve">、文心</w:t>
+      </w:r>
+      <w:r>
+        <w:rPr>
+          <w:vertAlign w:val="superscript"/>
+        </w:rPr>
+        <w:t xml:space="preserve">[22]</w:t>
+      </w:r>
+      <w:r>
+        <w:t xml:space="preserve">、混元</w:t>
+      </w:r>
+      <w:r>
+        <w:rPr>
+          <w:vertAlign w:val="superscript"/>
+        </w:rPr>
+        <w:t xml:space="preserve">[23]</w:t>
+      </w:r>
+      <w:r>
+        <w:t xml:space="preserve">、豆包</w:t>
+      </w:r>
+      <w:r>
+        <w:rPr>
+          <w:vertAlign w:val="superscript"/>
+        </w:rPr>
+        <w:t xml:space="preserve">[24]</w:t>
+      </w:r>
+      <w:r>
+        <w:t xml:space="preserve">、GLM</w:t>
+      </w:r>
+      <w:r>
+        <w:rPr>
+          <w:vertAlign w:val="superscript"/>
+        </w:rPr>
+        <w:t xml:space="preserve">[25]</w:t>
+      </w:r>
+      <w:r>
+        <w:t xml:space="preserve">、Kimi</w:t>
+      </w:r>
+      <w:r>
+        <w:rPr>
+          <w:vertAlign w:val="superscript"/>
+        </w:rPr>
+        <w:t xml:space="preserve">[26]</w:t>
+      </w:r>
+      <w:r>
+        <w:t xml:space="preserve"> 与 DeepSeek</w:t>
+      </w:r>
+      <w:r>
+        <w:rPr>
+          <w:vertAlign w:val="superscript"/>
+        </w:rPr>
+        <w:t xml:space="preserve">[27]</w:t>
+      </w:r>
+      <w:r>
+        <w:t xml:space="preserve"> 等。代码模型方面，DeepSeek Coder</w:t>
+      </w:r>
+      <w:r>
+        <w:rPr>
+          <w:vertAlign w:val="superscript"/>
+        </w:rPr>
+        <w:t xml:space="preserve">[31]</w:t>
+      </w:r>
+      <w:r>
+        <w:t xml:space="preserve">、通义千问代码系列、智谱 CodeGeeX 底层模型等已形成代表性系列；工具层面，CodeGeeX、通义灵码等国产编程助手正在推动大模型向软件工程领域渗透</w:t>
+      </w:r>
+      <w:r>
+        <w:rPr>
+          <w:vertAlign w:val="superscript"/>
+        </w:rPr>
+        <w:t xml:space="preserve">[29]</w:t>
       </w:r>
       <w:r>
         <w:t xml:space="preserve">。</w:t>
@@ -6067,50 +6616,28 @@
         <w:ind w:firstLine="480"/>
       </w:pPr>
       <w:r>
-        <w:t xml:space="preserve">• </w:t>
-      </w:r>
-      <w:r>
-        <w:rPr>
-          <w:b/>
-        </w:rPr>
-        <w:t>变更级规格管理（OpenSpec）</w:t>
-      </w:r>
-      <w:r>
-        <w:t xml:space="preserve">：以动作（Action）为中心的工作流与制品图（artifact graph）建模，强调存量项目优先与"依赖是使能条件而非强制关卡"</w:t>
+        <w:rPr>
+          <w:b/>
+        </w:rPr>
+        <w:t>（2）AI 软件工程智能体实证与综述</w:t>
+      </w:r>
+      <w:r>
+        <w:t xml:space="preserve">。国内的实证研究与综述工作与国际同步：文献</w:t>
       </w:r>
       <w:r>
         <w:rPr>
           <w:vertAlign w:val="superscript"/>
         </w:rPr>
-        <w:t xml:space="preserve">[8]</w:t>
-      </w:r>
-      <w:r>
-        <w:t xml:space="preserve">，核心定位是变更级规格制品的生命周期管理。</w:t>
-      </w:r>
-    </w:p>
-    <w:p>
-      <w:pPr>
-        <w:pStyle w:val="ua"/>
-        <w:spacing w:before="31" w:after="31"/>
-        <w:ind w:firstLine="480"/>
-      </w:pPr>
-      <w:r>
-        <w:t xml:space="preserve">• </w:t>
-      </w:r>
-      <w:r>
-        <w:rPr>
-          <w:b/>
-        </w:rPr>
-        <w:t>技能化执行纪律（Superpowers）</w:t>
-      </w:r>
-      <w:r>
-        <w:t xml:space="preserve">：以可组合技能与强制工作流组织执行过程--需求澄清、计划编写、子代理驱动开发、测试驱动开发与多层代码审查，"工作流是强制要求而非建议"</w:t>
+        <w:t xml:space="preserve">[3]</w:t>
+      </w:r>
+      <w:r>
+        <w:t xml:space="preserve">基于 AIDev 数据集刻画了 AI 辅助开发活动在真实仓库中的表现，并揭示了智能体产出可信度与人类的差距；智能体自演化方向的综述系统梳理了仓库级上下文与可执行反馈等智能体资源，以及智能体记忆机制的研究进展</w:t>
       </w:r>
       <w:r>
         <w:rPr>
           <w:vertAlign w:val="superscript"/>
         </w:rPr>
-        <w:t xml:space="preserve">[9]</w:t>
+        <w:t xml:space="preserve">[6]</w:t>
       </w:r>
       <w:r>
         <w:t xml:space="preserve">。</w:t>
@@ -6123,312 +6650,100 @@
         <w:ind w:firstLine="480"/>
       </w:pPr>
       <w:r>
-        <w:t xml:space="preserve">此类工作有效解决了 </w:t>
-      </w:r>
-      <w:r>
-        <w:rPr>
-          <w:b/>
-        </w:rPr>
-        <w:t>AI 开发过程约束问题</w:t>
-      </w:r>
-      <w:r>
-        <w:t>：通过管理 spec、workflow 与 execution，提升了智能体执行的可靠性与过程可审计性，本文与其并非竞争关系（机制层面的对比与互补性讨论见第 5 章）。三类代表性工具的定位对比如表 1-1 所示（截至本文检索时点，尚未见以三者为对象的同行评审系统比较研究，本文对三者的事实描述以其官方仓库与文档为准）。</w:t>
-      </w:r>
-    </w:p>
-    <w:p>
-      <w:pPr>
-        <w:pStyle w:val="ua"/>
-        <w:spacing w:before="31" w:after="31"/>
-        <w:ind w:firstLine="480"/>
-      </w:pPr>
-      <w:r>
-        <w:t>表 1-1 三类代表性工作流工具的定位对比</w:t>
-      </w:r>
-    </w:p>
-    <w:tbl>
-      <w:tblPr>
-        <w:tblStyle w:val="af1"/>
-        <w:tblW w:type="auto" w:w="0"/>
-        <w:tblLayout w:type="autofit"/>
-        <w:tblLook w:firstColumn="1" w:firstRow="1" w:lastColumn="0" w:lastRow="0" w:noHBand="0" w:noVBand="1" w:val="04A0"/>
-      </w:tblPr>
-      <w:tblGrid>
-        <w:gridCol w:w="1701"/>
-        <w:gridCol w:w="1701"/>
-        <w:gridCol w:w="1701"/>
-        <w:gridCol w:w="1701"/>
-        <w:gridCol w:w="1701"/>
-      </w:tblGrid>
-      <w:tr>
-        <w:tc>
-          <w:tcPr>
-            <w:tcW w:type="dxa" w:w="1701"/>
-          </w:tcPr>
-          <w:p>
-            <w:r/>
-            <w:r>
-              <w:rPr>
-                <w:b/>
-              </w:rPr>
-              <w:t>工具</w:t>
-            </w:r>
-          </w:p>
-        </w:tc>
-        <w:tc>
-          <w:tcPr>
-            <w:tcW w:type="dxa" w:w="1701"/>
-          </w:tcPr>
-          <w:p>
-            <w:r/>
-            <w:r>
-              <w:rPr>
-                <w:b/>
-              </w:rPr>
-              <w:t>治理粒度</w:t>
-            </w:r>
-          </w:p>
-        </w:tc>
-        <w:tc>
-          <w:tcPr>
-            <w:tcW w:type="dxa" w:w="1701"/>
-          </w:tcPr>
-          <w:p>
-            <w:r/>
-            <w:r>
-              <w:rPr>
-                <w:b/>
-              </w:rPr>
-              <w:t>核心定位</w:t>
-            </w:r>
-          </w:p>
-        </w:tc>
-        <w:tc>
-          <w:tcPr>
-            <w:tcW w:type="dxa" w:w="1701"/>
-          </w:tcPr>
-          <w:p>
-            <w:r/>
-            <w:r>
-              <w:rPr>
-                <w:b/>
-              </w:rPr>
-              <w:t>解决的主要问题</w:t>
-            </w:r>
-          </w:p>
-        </w:tc>
-        <w:tc>
-          <w:tcPr>
-            <w:tcW w:type="dxa" w:w="1701"/>
-          </w:tcPr>
-          <w:p>
-            <w:r/>
-            <w:r>
-              <w:rPr>
-                <w:b/>
-              </w:rPr>
-              <w:t>知识维度的局限</w:t>
-            </w:r>
-          </w:p>
-        </w:tc>
-      </w:tr>
-      <w:tr>
-        <w:tc>
-          <w:tcPr>
-            <w:tcW w:type="dxa" w:w="1701"/>
-          </w:tcPr>
-          <w:p>
-            <w:r/>
-            <w:r>
-              <w:t>Spec Kit</w:t>
-            </w:r>
-          </w:p>
-        </w:tc>
-        <w:tc>
-          <w:tcPr>
-            <w:tcW w:type="dxa" w:w="1701"/>
-          </w:tcPr>
-          <w:p>
-            <w:r/>
-            <w:r>
-              <w:t>项目级</w:t>
-            </w:r>
-          </w:p>
-        </w:tc>
-        <w:tc>
-          <w:tcPr>
-            <w:tcW w:type="dxa" w:w="1701"/>
-          </w:tcPr>
-          <w:p>
-            <w:r/>
-            <w:r>
-              <w:t>规范治理与 SDD 工作流编排</w:t>
-            </w:r>
-          </w:p>
-        </w:tc>
-        <w:tc>
-          <w:tcPr>
-            <w:tcW w:type="dxa" w:w="1701"/>
-          </w:tcPr>
-          <w:p>
-            <w:r/>
-            <w:r>
-              <w:t>规格、计划与任务的流程治理</w:t>
-            </w:r>
-          </w:p>
-        </w:tc>
-        <w:tc>
-          <w:tcPr>
-            <w:tcW w:type="dxa" w:w="1701"/>
-          </w:tcPr>
-          <w:p>
-            <w:r/>
-            <w:r>
-              <w:t>项目知识沉淀与代码知识供给不足</w:t>
-            </w:r>
-          </w:p>
-        </w:tc>
-      </w:tr>
-      <w:tr>
-        <w:tc>
-          <w:tcPr>
-            <w:tcW w:type="dxa" w:w="1701"/>
-          </w:tcPr>
-          <w:p>
-            <w:r/>
-            <w:r>
-              <w:t>OpenSpec</w:t>
-            </w:r>
-          </w:p>
-        </w:tc>
-        <w:tc>
-          <w:tcPr>
-            <w:tcW w:type="dxa" w:w="1701"/>
-          </w:tcPr>
-          <w:p>
-            <w:r/>
-            <w:r>
-              <w:t>变更级</w:t>
-            </w:r>
-          </w:p>
-        </w:tc>
-        <w:tc>
-          <w:tcPr>
-            <w:tcW w:type="dxa" w:w="1701"/>
-          </w:tcPr>
-          <w:p>
-            <w:r/>
-            <w:r>
-              <w:t>规格制品生命周期管理</w:t>
-            </w:r>
-          </w:p>
-        </w:tc>
-        <w:tc>
-          <w:tcPr>
-            <w:tcW w:type="dxa" w:w="1701"/>
-          </w:tcPr>
-          <w:p>
-            <w:r/>
-            <w:r>
-              <w:t>变更提案到归档的规格一致性</w:t>
-            </w:r>
-          </w:p>
-        </w:tc>
-        <w:tc>
-          <w:tcPr>
-            <w:tcW w:type="dxa" w:w="1701"/>
-          </w:tcPr>
-          <w:p>
-            <w:r/>
-            <w:r>
-              <w:t>与代码结构知识的关联较弱</w:t>
-            </w:r>
-          </w:p>
-        </w:tc>
-      </w:tr>
-      <w:tr>
-        <w:tc>
-          <w:tcPr>
-            <w:tcW w:type="dxa" w:w="1701"/>
-          </w:tcPr>
-          <w:p>
-            <w:r/>
-            <w:r>
-              <w:t>Superpowers</w:t>
-            </w:r>
-          </w:p>
-        </w:tc>
-        <w:tc>
-          <w:tcPr>
-            <w:tcW w:type="dxa" w:w="1701"/>
-          </w:tcPr>
-          <w:p>
-            <w:r/>
-            <w:r>
-              <w:t>技能/执行级</w:t>
-            </w:r>
-          </w:p>
-        </w:tc>
-        <w:tc>
-          <w:tcPr>
-            <w:tcW w:type="dxa" w:w="1701"/>
-          </w:tcPr>
-          <w:p>
-            <w:r/>
-            <w:r>
-              <w:t>智能体执行纪律</w:t>
-            </w:r>
-          </w:p>
-        </w:tc>
-        <w:tc>
-          <w:tcPr>
-            <w:tcW w:type="dxa" w:w="1701"/>
-          </w:tcPr>
-          <w:p>
-            <w:r/>
-            <w:r>
-              <w:t>智能体执行行为的约束与评审</w:t>
-            </w:r>
-          </w:p>
-        </w:tc>
-        <w:tc>
-          <w:tcPr>
-            <w:tcW w:type="dxa" w:w="1701"/>
-          </w:tcPr>
-          <w:p>
-            <w:r/>
-            <w:r>
-              <w:t>项目级业务知识的组织较弱</w:t>
-            </w:r>
-          </w:p>
-        </w:tc>
-      </w:tr>
-    </w:tbl>
-    <w:p>
-      <w:pPr>
-        <w:pStyle w:val="ua"/>
-        <w:spacing w:before="31" w:after="31"/>
-        <w:ind w:firstLine="480"/>
-      </w:pPr>
-      <w:r>
-        <w:t xml:space="preserve">综合来看，此类方法主要管理 spec、workflow 与 execution </w:t>
-      </w:r>
-      <w:r>
-        <w:rPr>
-          <w:b/>
-        </w:rPr>
-        <w:t>三类制品与过程</w:t>
-      </w:r>
-      <w:r>
-        <w:t>；其共同局限在于</w:t>
-      </w:r>
-      <w:r>
-        <w:rPr>
-          <w:b/>
-        </w:rPr>
-        <w:t>缺少 spec 与代码结构的持续关联</w:t>
-      </w:r>
-      <w:r>
-        <w:t>：规格制品记录了"要做什么"，代码知识（"由什么实现、如何关联"）仍游离于流程管理之外，任务级上下文仍依赖人工检索或整库注入。</w:t>
+        <w:rPr>
+          <w:b/>
+        </w:rPr>
+        <w:t>（3）代码表示与仓库级理解</w:t>
+      </w:r>
+      <w:r>
+        <w:t xml:space="preserve">。微软亚洲研究院提出的 GraphCodeBERT 显式利用代码的数据流结构辅助代码表示预训练，是代码结构信息提升下游任务效果的代表性工作</w:t>
+      </w:r>
+      <w:r>
+        <w:rPr>
+          <w:vertAlign w:val="superscript"/>
+        </w:rPr>
+        <w:t xml:space="preserve">[11]</w:t>
+      </w:r>
+      <w:r>
+        <w:t xml:space="preserve">；浙江大学团队的 CatCoder 将静态分析与检索结果结合，实现上下文感知的代码补全</w:t>
+      </w:r>
+      <w:r>
+        <w:rPr>
+          <w:vertAlign w:val="superscript"/>
+        </w:rPr>
+        <w:t xml:space="preserve">[34]</w:t>
+      </w:r>
+      <w:r>
+        <w:t xml:space="preserve">。这些工作与本文同属仓库级代码理解范畴，但组织的是代码层结构关系，未涉及业务语义。</w:t>
+      </w:r>
+    </w:p>
+    <w:p>
+      <w:pPr>
+        <w:pStyle w:val="ua"/>
+        <w:spacing w:before="31" w:after="31"/>
+        <w:ind w:firstLine="480"/>
+      </w:pPr>
+      <w:r>
+        <w:rPr>
+          <w:b/>
+        </w:rPr>
+        <w:t>（4）需求-代码追踪</w:t>
+      </w:r>
+      <w:r>
+        <w:t xml:space="preserve">。南京大学团队的 TRIAD 利用共识词对与制品间传递链接，自动恢复需求到代码的追踪关系</w:t>
+      </w:r>
+      <w:r>
+        <w:rPr>
+          <w:vertAlign w:val="superscript"/>
+        </w:rPr>
+        <w:t xml:space="preserve">[41]</w:t>
+      </w:r>
+      <w:r>
+        <w:t xml:space="preserve">。该工作与本文的业务-代码关联问题直接相关，但仍以一次性链接恢复为目标，未形成随项目演化持续维护的知识资产。</w:t>
+      </w:r>
+    </w:p>
+    <w:p>
+      <w:pPr>
+        <w:pStyle w:val="ua"/>
+        <w:spacing w:before="31" w:after="31"/>
+        <w:ind w:firstLine="480"/>
+      </w:pPr>
+      <w:r>
+        <w:rPr>
+          <w:b/>
+        </w:rPr>
+        <w:t>（5）仓库级知识图谱与工业实践</w:t>
+      </w:r>
+      <w:r>
+        <w:t xml:space="preserve">。燕山大学牵头多机构合作的 KGCompass 构建关联 issue、PR、文件、类与函数的仓库感知知识图谱，以图路径引导智能体定位修复位置，在 SWE-Bench-Lite 上验证了有效性，并支持图谱随仓库演化增量更新</w:t>
+      </w:r>
+      <w:r>
+        <w:rPr>
+          <w:vertAlign w:val="superscript"/>
+        </w:rPr>
+        <w:t xml:space="preserve">[38]</w:t>
+      </w:r>
+      <w:r>
+        <w:t xml:space="preserve">，是国内"代码图谱服务 Agent 上下文"趋势的代表工作。工业界的实践同样值得关注：中国工商银行软件开发中心将程序血缘分析应用于软件工程，基于抽象语法树与字节码分析构建全链路程序血缘，实现交易变动感知与精准影响分析</w:t>
+      </w:r>
+      <w:r>
+        <w:rPr>
+          <w:vertAlign w:val="superscript"/>
+        </w:rPr>
+        <w:t xml:space="preserve">[42]</w:t>
+      </w:r>
+      <w:r>
+        <w:t xml:space="preserve">，反映出业务-代码关联在大型金融系统中的现实需求。</w:t>
+      </w:r>
+    </w:p>
+    <w:p>
+      <w:pPr>
+        <w:pStyle w:val="ua"/>
+        <w:spacing w:before="31" w:after="31"/>
+        <w:ind w:firstLine="480"/>
+      </w:pPr>
+      <w:r>
+        <w:t>总体而言，国内研究与实践大致沿三条路线展开：一是代码大模型与编程助手，以 DeepSeek Coder、CodeGeeX、通义灵码等为代表，聚焦模型能力与开发工具形态；二是智能体与企业软件开发，国内大模型与 Agent 平台开始引入工具调用、代码检索与代码库索引等能力，将智能体引入真实开发流程；三是软件知识图谱与代码知识工程，以 KGCompass、程序血缘分析与需求追踪研究为代表，探索代码知识的结构化组织及其对开发活动的支撑。国内已出现"代码知识服务 Agent"的研究与工业实践，但覆盖"Spec 与业务能力 -&gt; 代码 -&gt; 长期上下文"的完整链路仍相对少见，与本文相关的方法研究多来自国外学术界与开源工程社区。</w:t>
       </w:r>
     </w:p>
     <w:p>
@@ -6446,77 +6761,29 @@
       <w:bookmarkEnd w:id="57"/>
       <w:bookmarkEnd w:id="58"/>
       <w:r>
-        <w:t>上下文工程研究</w:t>
-      </w:r>
-    </w:p>
-    <w:p>
-      <w:pPr>
-        <w:pStyle w:val="ua"/>
-        <w:spacing w:before="31" w:after="31"/>
-        <w:ind w:firstLine="480"/>
-      </w:pPr>
-      <w:r>
-        <w:t xml:space="preserve">面向智能体输入组织的研究形成了上下文工程方向。在基础机制层面，RAG 通过引入外部非参数化知识缓解参数化知识的局限</w:t>
+        <w:t>现有研究不足归纳</w:t>
+      </w:r>
+    </w:p>
+    <w:p>
+      <w:pPr>
+        <w:pStyle w:val="ua"/>
+        <w:spacing w:before="31" w:after="31"/>
+        <w:ind w:firstLine="480"/>
+      </w:pPr>
+      <w:r>
+        <w:t xml:space="preserve">综合国内外现状，已有研究分别在代码语义检索、仓库级代码生成、代码知识图谱、软件制品追踪以及 AI Agent 工作流等方向形成了较为丰富的积累；KGCompass、Repository Intelligence Graph 等工作进一步证明，结构化仓库知识能够有效改善智能体的代码定位与任务执行效果</w:t>
       </w:r>
       <w:r>
         <w:rPr>
           <w:vertAlign w:val="superscript"/>
         </w:rPr>
-        <w:t xml:space="preserve">[5]</w:t>
-      </w:r>
-      <w:r>
-        <w:t xml:space="preserve">，"Lost in the Middle"现象的发现推动了文档压缩与上下文选择研究</w:t>
+        <w:t xml:space="preserve">[38]</w:t>
       </w:r>
       <w:r>
         <w:rPr>
           <w:vertAlign w:val="superscript"/>
         </w:rPr>
-        <w:t xml:space="preserve">[4]</w:t>
-      </w:r>
-      <w:r>
-        <w:t xml:space="preserve">，GraphRAG 等方法通过实体-关系图组织检索与生成过程</w:t>
-      </w:r>
-      <w:r>
-        <w:rPr>
-          <w:vertAlign w:val="superscript"/>
-        </w:rPr>
-        <w:t xml:space="preserve">[19]</w:t>
-      </w:r>
-      <w:r>
-        <w:t xml:space="preserve">，智能体记忆机制研究亦逐渐展开</w:t>
-      </w:r>
-      <w:r>
-        <w:rPr>
-          <w:vertAlign w:val="superscript"/>
-        </w:rPr>
-        <w:t xml:space="preserve">[6]</w:t>
-      </w:r>
-      <w:r>
-        <w:t xml:space="preserve">。在代码场景（Repository-level Generation）层面，CodePlan 以规划驱动仓库级代码修改的链式执行</w:t>
-      </w:r>
-      <w:r>
-        <w:t xml:space="preserve">35</w:t>
-      </w:r>
-      <w:r>
-        <w:t xml:space="preserve">，CatCoder 将静态分析与检索结果结合用于上下文感知的代码补全</w:t>
-      </w:r>
-      <w:r>
-        <w:t xml:space="preserve">34</w:t>
-      </w:r>
-      <w:r>
-        <w:t xml:space="preserve">，RepoHyper 构建仓库级代码结构超图以支撑上下文检索</w:t>
-      </w:r>
-      <w:r>
-        <w:t xml:space="preserve">36</w:t>
-      </w:r>
-      <w:r>
-        <w:t xml:space="preserve">，CodeSearchNet 确立了自然语言-代码检索问题并发布大规模数据集</w:t>
-      </w:r>
-      <w:r>
-        <w:rPr>
-          <w:vertAlign w:val="superscript"/>
-        </w:rPr>
-        <w:t xml:space="preserve">[12]</w:t>
+        <w:t xml:space="preserve">[40]</w:t>
       </w:r>
       <w:r>
         <w:t xml:space="preserve">。</w:t>
@@ -6529,16 +6796,26 @@
         <w:ind w:firstLine="480"/>
       </w:pPr>
       <w:r>
-        <w:t>总体来看，已有工作分别关注检索、Prompt 上下文构造与仓库级生成；但此类方法</w:t>
-      </w:r>
-      <w:r>
-        <w:rPr>
-          <w:b/>
-        </w:rPr>
-        <w:t>按任务临时构造上下文</w:t>
-      </w:r>
-      <w:r>
-        <w:t>：检索结果与子图服务于单次任务，无法随项目演化持续积累为项目级知识资产，业务语义与代码结构的关系亦未在知识层面被显式建模。</w:t>
+        <w:t xml:space="preserve">然而，现有工作关注的知识对象主要是代码实体、架构依赖与 Issue/PR 等仓库制品，多数工作以代码结构、仓库制品或单次任务检索为中心。本文关注的另一类知识--需求与规格所表达的业务能力及其与代码实现之间的长期演化关系--尚未成为这些工作的共同重点，也未形成统一的项目级知识组织范式：如何以 Spec/Change 为知识演化单元，将业务能力作为连接需求语义与代码结构的中间层，在项目持续开发过程中维护业务能力与代码实现的关联，并据此生成任务级上下文，仍缺少系统化方法。因此，本文的研究重点不是重新提出代码图谱或代码检索，而是研究 </w:t>
+      </w:r>
+      <w:r>
+        <w:rPr>
+          <w:b/>
+        </w:rPr>
+        <w:t>Spec -&gt; Capability -&gt; Code -&gt; Evolution -&gt; Context</w:t>
+      </w:r>
+      <w:r>
+        <w:t xml:space="preserve"> 的长期知识链及其在 AI 编程智能体中的应用。这一研究边界构成了本文工作的切入点。</w:t>
+      </w:r>
+    </w:p>
+    <w:p>
+      <w:pPr>
+        <w:pStyle w:val="u2"/>
+      </w:pPr>
+      <w:bookmarkStart w:id="23" w:name="_Toc12692"/>
+      <w:bookmarkEnd w:id="23"/>
+      <w:r>
+        <w:t>研究目标与研究方法</w:t>
       </w:r>
     </w:p>
     <w:p>
@@ -6556,159 +6833,84 @@
       <w:bookmarkEnd w:id="57"/>
       <w:bookmarkEnd w:id="58"/>
       <w:r>
-        <w:t>软件知识图谱与 Repository 智能研究</w:t>
-      </w:r>
-    </w:p>
-    <w:p>
-      <w:pPr>
-        <w:pStyle w:val="ua"/>
-        <w:spacing w:before="31" w:after="31"/>
-        <w:ind w:firstLine="480"/>
-      </w:pPr>
-      <w:r>
-        <w:t>将图结构引入软件知识组织的研究可分为三个方向。</w:t>
-      </w:r>
-    </w:p>
-    <w:p>
-      <w:pPr>
-        <w:pStyle w:val="ua"/>
-        <w:spacing w:before="31" w:after="31"/>
-        <w:ind w:firstLine="480"/>
-      </w:pPr>
-      <w:r>
-        <w:rPr>
-          <w:b/>
-        </w:rPr>
-        <w:t>（1）代码结构图谱</w:t>
-      </w:r>
-      <w:r>
-        <w:t xml:space="preserve">。代码属性图（Code Property Graph）将抽象语法树、控制流图与程序依赖图统一为可查询的图模型，为代码结构知识的图式组织提供了经典范式</w:t>
-      </w:r>
-      <w:r>
-        <w:rPr>
-          <w:vertAlign w:val="superscript"/>
-        </w:rPr>
-        <w:t xml:space="preserve">[18]</w:t>
-      </w:r>
-      <w:r>
-        <w:t xml:space="preserve">。此类图谱成熟地刻画了代码间结构关系，但其节点与边均定义于程序结构层面，</w:t>
-      </w:r>
-      <w:r>
-        <w:rPr>
-          <w:b/>
-        </w:rPr>
-        <w:t>缺少业务语义</w:t>
-      </w:r>
-      <w:r>
-        <w:t>。</w:t>
-      </w:r>
-    </w:p>
-    <w:p>
-      <w:pPr>
-        <w:pStyle w:val="ua"/>
-        <w:spacing w:before="31" w:after="31"/>
-        <w:ind w:firstLine="480"/>
-      </w:pPr>
-      <w:r>
-        <w:rPr>
-          <w:b/>
-        </w:rPr>
-        <w:t>（2）代码表示与结构增强</w:t>
-      </w:r>
-      <w:r>
-        <w:t xml:space="preserve">。GraphCodeBERT 显式利用代码的数据流结构辅助代码表示预训练，表明代码固有的结构信息能够显著提升下游任务效果</w:t>
-      </w:r>
-      <w:r>
-        <w:rPr>
-          <w:vertAlign w:val="superscript"/>
-        </w:rPr>
-        <w:t xml:space="preserve">[11]</w:t>
-      </w:r>
-      <w:r>
-        <w:t xml:space="preserve">；需求-代码追踪（Traceability）方向长期研究需求与代码关联的自动恢复</w:t>
-      </w:r>
-      <w:r>
-        <w:rPr>
-          <w:vertAlign w:val="superscript"/>
-        </w:rPr>
-        <w:t xml:space="preserve">[13]</w:t>
-      </w:r>
-      <w:r>
-        <w:rPr>
-          <w:vertAlign w:val="superscript"/>
-        </w:rPr>
-        <w:t xml:space="preserve">[14]</w:t>
-      </w:r>
-      <w:r>
-        <w:rPr>
-          <w:vertAlign w:val="superscript"/>
-        </w:rPr>
-        <w:t xml:space="preserve">[15]</w:t>
-      </w:r>
-      <w:r>
-        <w:t xml:space="preserve">，与本文的业务-代码关联问题直接相关，但其目标多为一次性链接恢复，未形成可持续维护的知识资产。</w:t>
-      </w:r>
-    </w:p>
-    <w:p>
-      <w:pPr>
-        <w:pStyle w:val="ua"/>
-        <w:spacing w:before="31" w:after="31"/>
-        <w:ind w:firstLine="480"/>
-      </w:pPr>
-      <w:r>
-        <w:rPr>
-          <w:b/>
-        </w:rPr>
-        <w:t>（3）Repository 知识图谱</w:t>
-      </w:r>
-      <w:r>
-        <w:t xml:space="preserve">。2025 至 2026 年出现了将知识图谱用于仓库级智能体支持的系列工作：KGCompass 构建关联 issue、PR、文件、类与函数的仓库感知知识图谱以增强仓库级软件修复</w:t>
-      </w:r>
-      <w:r>
-        <w:t xml:space="preserve">38</w:t>
-      </w:r>
-      <w:r>
-        <w:t xml:space="preserve">；有研究将代码仓库图谱用于增强仓库级代码生成</w:t>
-      </w:r>
-      <w:r>
-        <w:t xml:space="preserve">39</w:t>
-      </w:r>
-      <w:r>
-        <w:t xml:space="preserve">；Repository Intelligence Graph 则面向 Coding Agent 提供结构化仓库上下文</w:t>
-      </w:r>
-      <w:r>
-        <w:t xml:space="preserve">40</w:t>
-      </w:r>
-      <w:r>
-        <w:t xml:space="preserve">。这些工作表明</w:t>
-      </w:r>
-      <w:r>
-        <w:rPr>
-          <w:b/>
-        </w:rPr>
-        <w:t>"代码图谱服务 Agent 上下文"已成为新的研究趋势</w:t>
-      </w:r>
-      <w:r>
-        <w:t>，并为本文提供了直接的方法参照。</w:t>
-      </w:r>
-    </w:p>
-    <w:p>
-      <w:pPr>
-        <w:pStyle w:val="ua"/>
-        <w:spacing w:before="31" w:after="31"/>
-        <w:ind w:firstLine="480"/>
-      </w:pPr>
-      <w:r>
-        <w:t>总体来看，该方向图谱多以代码实体与开发制品为节点，刻画代码间或制品间关系；</w:t>
-      </w:r>
-      <w:r>
-        <w:rPr>
-          <w:b/>
-        </w:rPr>
-        <w:t>面向业务能力层的语义组织仍属空白</w:t>
-      </w:r>
-      <w:r>
-        <w:t>，且图谱构建多为一次性离线过程，缺少与开发流程结合的增量演化机制。</w:t>
+        <w:t>研究目标</w:t>
+      </w:r>
+    </w:p>
+    <w:p>
+      <w:pPr>
+        <w:pStyle w:val="ua"/>
+        <w:spacing w:before="31" w:after="31"/>
+        <w:ind w:firstLine="480"/>
+      </w:pPr>
+      <w:r>
+        <w:t>大语言模型正在把 AI 编程智能体推向软件开发的一线，但在长期项目中，智能体普遍暴露出本文所概括的</w:t>
+      </w:r>
+      <w:r>
+        <w:rPr>
+          <w:b/>
+        </w:rPr>
+        <w:t>项目知识失忆</w:t>
+      </w:r>
+      <w:r>
+        <w:t>问题：业务能力与代码结构割裂，代码库规模超出窗口有效范围，项目演化缺少知识积累机制。前文对国内外研究现状的分析进一步表明，现有研究分别改善了代码检索、需求追踪与仓库级理解，却仍缺少一种能持续维护业务能力、代码结构与演化信息之间关系的软件项目知识模型。同时，本文的研究边界是明确的：基础模型与 Agent 运行框架已经提供代码生成与任务执行能力，短板在模型输入上下文的质量。因此，本文不从提升模型能力入手，而是把目标限定在项目知识的组织方式与上下文供给上，并按三类失忆问题逐一定出具体目标，使每个目标都有明确的问题对象，也都能通过实验检验。</w:t>
+      </w:r>
+    </w:p>
+    <w:p>
+      <w:pPr>
+        <w:pStyle w:val="ua"/>
+        <w:spacing w:before="31" w:after="31"/>
+        <w:ind w:firstLine="480"/>
+      </w:pPr>
+      <w:r>
+        <w:t>在此背景下，本文的总体研究目标是：面向长期演化的软件工程项目，为 AI 编程智能体建立可持续构建、管理与复用的软件项目知识模型和任务上下文生成方法，使智能体在每次开发任务中都能获得任务相关、Token 开销可负担、并随项目演化持续积累的高质量上下文。总体目标按三类问题分解为三个具体目标。</w:t>
+      </w:r>
+    </w:p>
+    <w:p>
+      <w:pPr>
+        <w:pStyle w:val="ua"/>
+        <w:spacing w:before="31" w:after="31"/>
+        <w:ind w:firstLine="480"/>
+      </w:pPr>
+      <w:r>
+        <w:rPr>
+          <w:b/>
+        </w:rPr>
+        <w:t>（1）建立业务能力与代码结构的统一知识表示</w:t>
+      </w:r>
+      <w:r>
+        <w:t>。业务知识与代码结构相互割裂，是智能体理解项目语义的首要障碍：代码检索返回的只是文本或符号匹配结果，回答不了"某项业务能力由哪些代码实现、为什么这样组织"。针对这一问题，本文要将业务能力、模块、文件、函数及其关联组织为显式表示、可查询、可维护的项目知识模型，使业务语义与代码结构在同一模型中相互对应。</w:t>
+      </w:r>
+    </w:p>
+    <w:p>
+      <w:pPr>
+        <w:pStyle w:val="ua"/>
+        <w:spacing w:before="31" w:after="31"/>
+        <w:ind w:firstLine="480"/>
+      </w:pPr>
+      <w:r>
+        <w:rPr>
+          <w:b/>
+        </w:rPr>
+        <w:t>（2）建立任务相关上下文的生成方法</w:t>
+      </w:r>
+      <w:r>
+        <w:t>。大型代码库无法全量输入模型，Token 成本与信息利用瓶颈双重受限；依靠人工检索定位任务相关代码，效率低，也容易漏掉关键信息。针对这一问题，本文要在给定 Token 预算内，从项目知识中自动生成与任务高度相关的最小充分上下文。</w:t>
+      </w:r>
+    </w:p>
+    <w:p>
+      <w:pPr>
+        <w:pStyle w:val="ua"/>
+        <w:spacing w:before="31" w:after="31"/>
+        <w:ind w:firstLine="480"/>
+      </w:pPr>
+      <w:r>
+        <w:rPr>
+          <w:b/>
+        </w:rPr>
+        <w:t>（3）建立项目知识的持续积累机制</w:t>
+      </w:r>
+      <w:r>
+        <w:t>。在现有 AI 编程形态中，对话历史随会话结束即丢失，项目经验无从沉淀，每个新任务都要重新理解项目。针对这一问题，本文要使项目知识随需求迭代与代码演化增量更新，供智能体在长期开发中复用。</w:t>
       </w:r>
     </w:p>
     <w:p>
@@ -6726,35 +6928,67 @@
       <w:bookmarkEnd w:id="57"/>
       <w:bookmarkEnd w:id="58"/>
       <w:r>
-        <w:t>现有研究不足归纳</w:t>
-      </w:r>
-    </w:p>
-    <w:p>
-      <w:pPr>
-        <w:pStyle w:val="ua"/>
-        <w:spacing w:before="31" w:after="31"/>
-        <w:ind w:firstLine="480"/>
-      </w:pPr>
-      <w:r>
-        <w:t>综合 1.2.1 至 1.2.5 节，现有研究分别从代码检索、需求追踪、仓库级代码理解等角度改善 AI 软件工程任务。然而，这些方法主要关注</w:t>
-      </w:r>
-      <w:r>
-        <w:rPr>
-          <w:b/>
-        </w:rPr>
-        <w:t>代码层关系或单次任务上下文构造</w:t>
-      </w:r>
-      <w:r>
-        <w:t>，尚缺少一种能够持续维护业务能力、代码结构与演化信息之间关系的</w:t>
-      </w:r>
-      <w:r>
-        <w:rPr>
-          <w:b/>
-        </w:rPr>
-        <w:t>软件项目知识模型</w:t>
-      </w:r>
-      <w:r>
-        <w:t>，使 AI 编程智能体能够基于项目长期积累的知识生成任务相关上下文。这一研究空白构成了本文工作的切入点。</w:t>
+        <w:t>研究方法</w:t>
+      </w:r>
+    </w:p>
+    <w:p>
+      <w:pPr>
+        <w:pStyle w:val="ua"/>
+        <w:spacing w:before="31" w:after="31"/>
+        <w:ind w:firstLine="480"/>
+      </w:pPr>
+      <w:r>
+        <w:t>针对上述三个目标，本文采用知识建模、上下文生成、增量演化逐层递进的技术路线，三类机制分别对应三个研究目标，再以流程约束架构整合为完整的开发过程。</w:t>
+      </w:r>
+    </w:p>
+    <w:p>
+      <w:pPr>
+        <w:pStyle w:val="ua"/>
+        <w:spacing w:before="31" w:after="31"/>
+        <w:ind w:firstLine="480"/>
+      </w:pPr>
+      <w:r>
+        <w:t>在知识建模层面，本文提出能力-代码双层知识组织模型（第 3 章）。模型以 Spec 为源头定义业务能力层，用多语言源码解析构建模块、文件、函数三级代码结构层；业务能力与代码之间的关联不依赖人工标注，而是把文档提取、命名匹配、语义匹配与 Git 历史四类启发式证据，用 noisy-OR 概率模型融合为关联边。图谱存储不引入数据库，采用 JSONL 文件加本地向量索引，普通开发环境即可运行。</w:t>
+      </w:r>
+    </w:p>
+    <w:p>
+      <w:pPr>
+        <w:pStyle w:val="ua"/>
+        <w:spacing w:before="31" w:after="31"/>
+        <w:ind w:firstLine="480"/>
+      </w:pPr>
+      <w:r>
+        <w:t>在上下文生成层面，本文提出图谱驱动的任务上下文生成方法（第 3 章）。方法从任务描述出发，先以置信度衰减加权选出锚点，再以加权双向 BFS 裁剪任务级子图，经距离感知的骨架抽取剥离与任务无关的细节，最后按多档压缩序列化输出。整个过程受 Token 预算约束，预算超限时逐级降级，保证输出始终是任务所需的最小充分上下文。</w:t>
+      </w:r>
+    </w:p>
+    <w:p>
+      <w:pPr>
+        <w:pStyle w:val="ua"/>
+        <w:spacing w:before="31" w:after="31"/>
+        <w:ind w:firstLine="480"/>
+      </w:pPr>
+      <w:r>
+        <w:t>在增量演化层面，本文提出 Spec 增量知识演化机制（第 3 章）。新项目由"源码扫描 + 需求 Spec"完成知识冷启动；存量项目收到新需求时，先将其规格化为 Spec，再关联已有能力节点并增量更新代码关系，不必全量重建图谱。</w:t>
+      </w:r>
+    </w:p>
+    <w:p>
+      <w:pPr>
+        <w:pStyle w:val="ua"/>
+        <w:spacing w:before="31" w:after="31"/>
+        <w:ind w:firstLine="480"/>
+      </w:pPr>
+      <w:r>
+        <w:t>在三类机制之上，本文设计六阶段流程约束架构（BRD、PRD、Design、Plan、Test、Apply），以阶段制品和状态管理约束智能体的执行过程，规定上下文在各阶段的请求与消费方式（第 3 章）；方法整体由 wpw 系统实现（第 4 章）。</w:t>
+      </w:r>
+    </w:p>
+    <w:p>
+      <w:pPr>
+        <w:pStyle w:val="ua"/>
+        <w:spacing w:before="31" w:after="31"/>
+        <w:ind w:firstLine="480"/>
+      </w:pPr>
+      <w:r>
+        <w:t>方法的有效性通过受控工程实验验证（第 5 章）。实验以基于大模型的美食推荐系统为载体，任务集覆盖绿地开发（T1）、存量迭代（T2/T3）与多轮需求演化（T4）。整体效果由四种上下文管理范式的受控对比检验，对比对象包括无上下文工程基线、规格驱动、Agent 流程与完整上下文工程方法；各机制的贡献由知识组织、上下文生成、流程约束三组消融实验和组件级基线分离；长期积累效果由 T4 实验专门检验，以逐轮演化的上下文构造 Token、相关代码召回率与人工定位次数的变化曲线，刻画知识积累效应是否出现、何时出现以及是否存在收益饱和，不预设方向性结论。评价指标覆盖开发成本、系统实现质量、上下文效率、长期演化与流程可控性五个维度，并以信息约束和版本锁定保证对比的公平性。</w:t>
       </w:r>
     </w:p>
     <w:p>
@@ -6764,112 +6998,6 @@
       <w:bookmarkStart w:id="23" w:name="_Toc12692"/>
       <w:bookmarkEnd w:id="23"/>
       <w:r>
-        <w:t>研究内容</w:t>
-      </w:r>
-    </w:p>
-    <w:p>
-      <w:pPr>
-        <w:pStyle w:val="ua"/>
-        <w:spacing w:before="31" w:after="31"/>
-        <w:ind w:firstLine="480"/>
-      </w:pPr>
-      <w:r>
-        <w:t>针对上述背景与研究不足，本文研究三个核心问题，并组织相应研究内容：</w:t>
-      </w:r>
-    </w:p>
-    <w:p>
-      <w:pPr>
-        <w:pStyle w:val="ua"/>
-        <w:spacing w:before="31" w:after="31"/>
-        <w:ind w:firstLine="480"/>
-      </w:pPr>
-      <w:r>
-        <w:t xml:space="preserve">• </w:t>
-      </w:r>
-      <w:r>
-        <w:rPr>
-          <w:b/>
-        </w:rPr>
-        <w:t>RQ1：AI 编程智能体所需的软件项目上下文应如何表示？</w:t>
-      </w:r>
-      <w:r>
-        <w:t xml:space="preserve"> 提出能力-代码双层知识组织模型：以 Spec 为源头建立 Capability 层（业务能力）与 L1（模块）/L2（文件）/L3（函数）代码结构层的关联（对应第 3 章 3.3 节）。</w:t>
-      </w:r>
-    </w:p>
-    <w:p>
-      <w:pPr>
-        <w:pStyle w:val="ua"/>
-        <w:spacing w:before="31" w:after="31"/>
-        <w:ind w:firstLine="480"/>
-      </w:pPr>
-      <w:r>
-        <w:t xml:space="preserve">• </w:t>
-      </w:r>
-      <w:r>
-        <w:rPr>
-          <w:b/>
-        </w:rPr>
-        <w:t>RQ2：如何从项目知识中生成与任务相关的上下文？</w:t>
-      </w:r>
-      <w:r>
-        <w:t xml:space="preserve"> 提出图谱驱动的任务上下文生成方法：面向 Agent 的任务级子图生成，涵盖锚点检索 -&gt; 子图裁剪 -&gt; 骨架抽取 -&gt; 压缩生成（对应第 3 章 3.5 节）。</w:t>
-      </w:r>
-    </w:p>
-    <w:p>
-      <w:pPr>
-        <w:pStyle w:val="ua"/>
-        <w:spacing w:before="31" w:after="31"/>
-        <w:ind w:firstLine="480"/>
-      </w:pPr>
-      <w:r>
-        <w:t xml:space="preserve">• </w:t>
-      </w:r>
-      <w:r>
-        <w:rPr>
-          <w:b/>
-        </w:rPr>
-        <w:t>RQ3：如何支持项目长期演化过程中的上下文积累？</w:t>
-      </w:r>
-      <w:r>
-        <w:t xml:space="preserve"> 提出 Spec 增量知识演化机制：新需求生成 Spec 后关联已有 Capability 并更新代码关系，形成工程化的知识积累（对应第 3 章 3.4 节）。</w:t>
-      </w:r>
-    </w:p>
-    <w:p>
-      <w:pPr>
-        <w:pStyle w:val="ua"/>
-        <w:spacing w:before="31" w:after="31"/>
-        <w:ind w:firstLine="480"/>
-      </w:pPr>
-      <w:r>
-        <w:t xml:space="preserve">• </w:t>
-      </w:r>
-      <w:r>
-        <w:rPr>
-          <w:b/>
-        </w:rPr>
-        <w:t>综合问题：三项机制与流程约束组合的整体效果如何？</w:t>
-      </w:r>
-      <w:r>
-        <w:t xml:space="preserve"> 以受控对比实验验证（对应第 5 章）。</w:t>
-      </w:r>
-    </w:p>
-    <w:p>
-      <w:pPr>
-        <w:pStyle w:val="ua"/>
-        <w:spacing w:before="31" w:after="31"/>
-        <w:ind w:firstLine="480"/>
-      </w:pPr>
-      <w:r>
-        <w:t>围绕上述问题，本文的研究内容组织为四个部分：（1）面向 AI 编程智能体的软件工程上下文工程方法总体框架与流程约束架构（第 3 章 3.1、3.2 节）；（2）能力-代码双层知识组织模型（第 3 章 3.3 节）；（3）Spec 增量知识演化机制与图谱驱动的任务上下文生成方法（第 3 章 3.4、3.5 节）；（4）wpw 系统实现与基于大模型的美食推荐系统验证（第 4、5 章）。</w:t>
-      </w:r>
-    </w:p>
-    <w:p>
-      <w:pPr>
-        <w:pStyle w:val="u2"/>
-      </w:pPr>
-      <w:bookmarkStart w:id="23" w:name="_Toc12692"/>
-      <w:bookmarkEnd w:id="23"/>
-      <w:r>
         <w:t>创新点</w:t>
       </w:r>
     </w:p>
@@ -6880,48 +7008,92 @@
         <w:ind w:firstLine="480"/>
       </w:pPr>
       <w:r>
-        <w:t>本文的主要创新点凝练为以下四点：</w:t>
-      </w:r>
-    </w:p>
-    <w:p>
-      <w:pPr>
-        <w:pStyle w:val="ua"/>
-        <w:spacing w:before="31" w:after="31"/>
-        <w:ind w:firstLine="480"/>
-      </w:pPr>
-      <w:r>
-        <w:rPr>
-          <w:b/>
-        </w:rPr>
-        <w:t>创新点 1：提出面向长期软件演化的能力-代码双层知识组织模型</w:t>
-      </w:r>
-      <w:r>
-        <w:t>（对应第 3 章 3.3 节）。针对现有代码图谱主要描述程序结构关系、需求追踪方法关注静态链接恢复的问题，提出 Capability-Code 双层知识组织模型，形成 Spec -&gt; Capability -&gt; Code 的知识链路：以 C 层（业务能力，如用户认证）、L1（模块）、L2（文件）、L3（函数）构成双层结构，通过业务能力节点连接模块、文件与函数，实现业务语义与代码结构的统一表示；将文档提取、命名匹配、语义匹配与 Git 历史等多类启发式证据（以 noisy-OR 概率模型融合）用于自动建立业务-代码关联。区别于刻画代码间关系的普通代码图谱，该模型组织的是</w:t>
-      </w:r>
-      <w:r>
-        <w:rPr>
-          <w:b/>
-        </w:rPr>
-        <w:t>业务能力与代码的关联</w:t>
-      </w:r>
-      <w:r>
-        <w:t>；区别于以一次性关联恢复为目标的需求追踪研究，该模型面向项目长期演化持续维护。</w:t>
-      </w:r>
-    </w:p>
-    <w:p>
-      <w:pPr>
-        <w:pStyle w:val="ua"/>
-        <w:spacing w:before="31" w:after="31"/>
-        <w:ind w:firstLine="480"/>
-      </w:pPr>
-      <w:r>
-        <w:rPr>
-          <w:b/>
-        </w:rPr>
-        <w:t>创新点 2：提出图谱驱动的任务上下文生成方法</w:t>
-      </w:r>
-      <w:r>
-        <w:t>（对应第 3 章 3.5 节）。设计面向 Agent 的任务级子图生成机制，涵盖置信度衰减加权的锚点选择、加权双向 BFS 子图裁剪、距离感知的骨架抽取与多档压缩序列化，其目标不是检索代码，而是</w:t>
+        <w:t>针对现有研究在业务-代码关联表示、任务上下文生成与知识持续积累三方面的不足，本文的创新点归纳为四个方面，分述如下。</w:t>
+      </w:r>
+    </w:p>
+    <w:p>
+      <w:pPr>
+        <w:pStyle w:val="u3"/>
+      </w:pPr>
+      <w:bookmarkStart w:id="54" w:name="_Toc10097"/>
+      <w:bookmarkStart w:id="55" w:name="_Toc137114705"/>
+      <w:bookmarkStart w:id="56" w:name="_Toc10829689"/>
+      <w:bookmarkStart w:id="57" w:name="_Toc10829424"/>
+      <w:bookmarkStart w:id="58" w:name="_Toc137114658"/>
+      <w:bookmarkEnd w:id="54"/>
+      <w:bookmarkEnd w:id="55"/>
+      <w:bookmarkEnd w:id="56"/>
+      <w:bookmarkEnd w:id="57"/>
+      <w:bookmarkEnd w:id="58"/>
+      <w:r>
+        <w:t>面向长期软件演化的 Spec 驱动能力-代码双层知识组织模型</w:t>
+      </w:r>
+    </w:p>
+    <w:p>
+      <w:pPr>
+        <w:pStyle w:val="ua"/>
+        <w:spacing w:before="31" w:after="31"/>
+        <w:ind w:firstLine="480"/>
+      </w:pPr>
+      <w:r>
+        <w:t>现有代码知识组织方法的局限有二：代码图谱（如基于代码属性图的方法）刻画的是代码之间的结构关系，节点与边均定义于程序结构层面，缺少业务语义；需求追踪研究以一次性恢复需求与代码的静态链接为目标，未形成可持续维护的知识资产。针对这两点，本文提出 Spec 驱动的 Capability-Code 双层知识组织模型（对应第 3 章），以 Spec 为知识源头，形成 Spec -&gt; Capability -&gt; Code -&gt; Evolution -&gt; Context 的知识链路：以 C 层（业务能力，如用户认证）、L1（模块）、L2（文件）、L3（函数）构成双层结构，通过业务能力节点连接模块、文件与函数，实现业务语义与代码结构的统一表示。在该链路中，Spec 记录需求的来由与内容，Capability 层表达项目具备的业务能力，代码结构层回答这些能力由哪些代码实现，后续的演化机制与上下文生成方法分别维护关联的更新与知识的选取。</w:t>
+      </w:r>
+    </w:p>
+    <w:p>
+      <w:pPr>
+        <w:pStyle w:val="ua"/>
+        <w:spacing w:before="31" w:after="31"/>
+        <w:ind w:firstLine="480"/>
+      </w:pPr>
+      <w:r>
+        <w:t>该模型的关键问题在于业务-代码关联的自动建立。本文将文档提取、命名匹配、语义匹配与 Git 历史四类启发式证据以 noisy-OR 概率模型融合为 business_map 关联边，并设计各证据源的权重区间与剪枝规则，使关联建立过程不依赖人工标注，且每条关联边可追溯其证据来源。</w:t>
+      </w:r>
+    </w:p>
+    <w:p>
+      <w:pPr>
+        <w:pStyle w:val="ua"/>
+        <w:spacing w:before="31" w:after="31"/>
+        <w:ind w:firstLine="480"/>
+      </w:pPr>
+      <w:r>
+        <w:t>区别于以代码实体与架构依赖为节点的仓库知识图谱（如 KGCompass、Repository Intelligence Graph），该模型以业务能力为核心语义锚点，组织的是</w:t>
+      </w:r>
+      <w:r>
+        <w:rPr>
+          <w:b/>
+        </w:rPr>
+        <w:t>需求语义与代码实现的关联</w:t>
+      </w:r>
+      <w:r>
+        <w:t>；区别于以一次性关联恢复为目标的需求追踪研究，该模型面向项目长期演化持续维护。本文的创新不在于采用知识图谱这一技术形式，而在于定义面向 AI 编程智能体的 Capability-Code 知识结构及其随 Spec 演化持续更新的组织机制。该模型为任务上下文生成提供带业务语义的知识底座，其关联质量通过第 5 章的上下文召回率等指标间接度量。</w:t>
+      </w:r>
+    </w:p>
+    <w:p>
+      <w:pPr>
+        <w:pStyle w:val="u3"/>
+      </w:pPr>
+      <w:bookmarkStart w:id="54" w:name="_Toc10097"/>
+      <w:bookmarkStart w:id="55" w:name="_Toc137114705"/>
+      <w:bookmarkStart w:id="56" w:name="_Toc10829689"/>
+      <w:bookmarkStart w:id="57" w:name="_Toc10829424"/>
+      <w:bookmarkStart w:id="58" w:name="_Toc137114658"/>
+      <w:bookmarkEnd w:id="54"/>
+      <w:bookmarkEnd w:id="55"/>
+      <w:bookmarkEnd w:id="56"/>
+      <w:bookmarkEnd w:id="57"/>
+      <w:bookmarkEnd w:id="58"/>
+      <w:r>
+        <w:t>图谱驱动的任务上下文生成方法</w:t>
+      </w:r>
+    </w:p>
+    <w:p>
+      <w:pPr>
+        <w:pStyle w:val="ua"/>
+        <w:spacing w:before="31" w:after="31"/>
+        <w:ind w:firstLine="480"/>
+      </w:pPr>
+      <w:r>
+        <w:t>现有上下文构造方法按任务临时组织检索结果，缺乏对任务相关性与 Token 开销的联合控制。本文提出的任务上下文生成方法（对应第 3 章）目标不是检索代码，而是</w:t>
       </w:r>
       <w:r>
         <w:rPr>
@@ -6930,129 +7102,123 @@
         <w:t>为 Agent 生成最小充分上下文</w:t>
       </w:r>
       <w:r>
-        <w:t>：在 Token 预算约束下最大化任务相关性；有效性以 Token 缩减率、上下文召回率与下游任务表现度量（见第 5 章）。</w:t>
-      </w:r>
-    </w:p>
-    <w:p>
-      <w:pPr>
-        <w:pStyle w:val="ua"/>
-        <w:spacing w:before="31" w:after="31"/>
-        <w:ind w:firstLine="480"/>
-      </w:pPr>
-      <w:r>
-        <w:rPr>
-          <w:b/>
-        </w:rPr>
-        <w:t>创新点 3：提出 Spec 增量知识演化机制</w:t>
-      </w:r>
-      <w:r>
-        <w:t>（对应第 3 章 3.4 节）。以 Spec 为知识演化单元：新项目由"源码扫描 + 需求 Spec"形成初始知识模型；新增需求经规格化后关联已有 Capability 并增量更新代码关系，使项目知识随开发过程持续积累。该机制是工程化的知识积累而非机器学习过程，支持智能体在多轮演化中复用项目知识（对应第 5 章 T4 演化实验）。</w:t>
-      </w:r>
-    </w:p>
-    <w:p>
-      <w:pPr>
-        <w:pStyle w:val="ua"/>
-        <w:spacing w:before="31" w:after="31"/>
-        <w:ind w:firstLine="480"/>
-      </w:pPr>
-      <w:r>
-        <w:rPr>
-          <w:b/>
-        </w:rPr>
-        <w:t>创新点 4：实现 wpw 系统并基于美食推荐系统完成方法验证</w:t>
-      </w:r>
-      <w:r>
-        <w:t>（对应第 4 章与第 5 章）。设计并实现 wpw（Web Project Workflow）系统作为上述方法的统一实现载体，以基于大模型的美食推荐系统为实验载体，在四种上下文管理范式受控对比、三组消融实验与多轮需求演化实验（T4）中验证方法的有效性。</w:t>
-      </w:r>
-    </w:p>
-    <w:p>
-      <w:pPr>
-        <w:pStyle w:val="ua"/>
-        <w:spacing w:before="31" w:after="31"/>
-        <w:ind w:firstLine="480"/>
-      </w:pPr>
-      <w:r>
-        <w:t>需要说明，wpw 是第四点中的实现载体而非独立研究目标，本文不宣称工具层面的创新；方法总体框架与流程约束架构（第 3 章 3.1、3.2 节）作为组织三项创新机制的框架性设计，其余技术组件（如 noisy-OR 聚合公式细节、BFS 遍历实现、JSONL 与向量存储方案、多语言源码解析器等）作为支撑实现技术，在相应章节中作为实现细节描述，均不单独作为创新点宣称。</w:t>
-      </w:r>
-    </w:p>
-    <w:p>
-      <w:pPr>
-        <w:pStyle w:val="u2"/>
-      </w:pPr>
-      <w:bookmarkStart w:id="23" w:name="_Toc12692"/>
-      <w:bookmarkEnd w:id="23"/>
-      <w:r>
-        <w:t>文章结构</w:t>
-      </w:r>
-    </w:p>
-    <w:p>
-      <w:pPr>
-        <w:pStyle w:val="ua"/>
-        <w:spacing w:before="31" w:after="31"/>
-        <w:ind w:firstLine="480"/>
-      </w:pPr>
-      <w:r>
-        <w:t>本文共分为六章，各章内容安排如下：</w:t>
-      </w:r>
-    </w:p>
-    <w:p>
-      <w:pPr>
-        <w:pStyle w:val="ua"/>
-        <w:spacing w:before="31" w:after="31"/>
-        <w:ind w:firstLine="480"/>
-      </w:pPr>
-      <w:r>
-        <w:t>第 1 章为绪论。阐述研究背景与意义，定义研究问题，综述大模型代码生成、AI 软件工程 Agent、Spec/Workflow 驱动开发、上下文工程、软件知识图谱与 Repository 智能五个方向的国内外研究现状并归纳研究不足，给出研究内容与四个创新点，并给出文章结构。</w:t>
-      </w:r>
-    </w:p>
-    <w:p>
-      <w:pPr>
-        <w:pStyle w:val="ua"/>
-        <w:spacing w:before="31" w:after="31"/>
-        <w:ind w:firstLine="480"/>
-      </w:pPr>
-      <w:r>
-        <w:t>第 2 章为相关技术与理论基础。介绍大语言模型与 AI Agent、软件工程上下文工程、软件知识图谱以及 Spec 驱动开发方法与推荐系统相关技术，为第 3 章方法设计奠定技术基础。</w:t>
-      </w:r>
-    </w:p>
-    <w:p>
-      <w:pPr>
-        <w:pStyle w:val="ua"/>
-        <w:spacing w:before="31" w:after="31"/>
-        <w:ind w:firstLine="480"/>
-      </w:pPr>
-      <w:r>
-        <w:t>第 3 章为面向 AI 编程智能体的软件工程上下文工程方法。阐述方法总体框架、流程约束架构、能力-代码双层知识组织模型（C-L1-L2-L3）、Spec 增量知识演化机制与图谱驱动的任务上下文生成方法，涵盖本文创新点 1 至创新点 3。</w:t>
-      </w:r>
-    </w:p>
-    <w:p>
-      <w:pPr>
-        <w:pStyle w:val="ua"/>
-        <w:spacing w:before="31" w:after="31"/>
-        <w:ind w:firstLine="480"/>
-      </w:pPr>
-      <w:r>
-        <w:t>第 4 章为面向上下文工程方法的 wpw 系统设计与实现。从系统架构出发，阐述工作流、图谱构建、上下文生成与增量维护模块的实现与系统测试，作为第 3 章方法的实现载体，涵盖创新点 4 的系统构建部分。</w:t>
-      </w:r>
-    </w:p>
-    <w:p>
-      <w:pPr>
-        <w:pStyle w:val="ua"/>
-        <w:spacing w:before="31" w:after="31"/>
-        <w:ind w:firstLine="480"/>
-      </w:pPr>
-      <w:r>
-        <w:t>第 5 章为实验与评估。以基于大模型的美食推荐系统为实验载体：给出测试系统设计与任务定义（含 T4 多轮需求演化任务），组织四种上下文管理范式的受控对比、三组消融实验与长期演化实验，回答 RQ1-RQ3，涵盖创新点 4 的方法验证部分。</w:t>
-      </w:r>
-    </w:p>
-    <w:p>
-      <w:pPr>
-        <w:pStyle w:val="ua"/>
-        <w:spacing w:before="31" w:after="31"/>
-        <w:ind w:firstLine="480"/>
-      </w:pPr>
-      <w:r>
-        <w:t>第 6 章为总结与展望。总结本文四个创新点的工作与实验结论，并展望后续研究方向。</w:t>
+        <w:t>：在给定 Token 预算约束下，最大化上下文与任务的相关性。</w:t>
+      </w:r>
+    </w:p>
+    <w:p>
+      <w:pPr>
+        <w:pStyle w:val="ua"/>
+        <w:spacing w:before="31" w:after="31"/>
+        <w:ind w:firstLine="480"/>
+      </w:pPr>
+      <w:r>
+        <w:t>方法上，本文设计了面向 Agent 的任务级子图生成管线，分为四个阶段：锚点选择阶段以置信度衰减加权确定子图入口，保证高置信度的业务能力与代码节点优先成为锚点；子图裁剪阶段以加权双向 BFS 在边权重与节点数预算内扩展任务级子图；骨架抽取阶段按节点与锚点的距离分级保留结构信息，剥离与任务无关的细节；序列化阶段提供多档压缩输出以适配不同 Token 预算，并设计预算超限时的分级降级策略。</w:t>
+      </w:r>
+    </w:p>
+    <w:p>
+      <w:pPr>
+        <w:pStyle w:val="ua"/>
+        <w:spacing w:before="31" w:after="31"/>
+        <w:ind w:firstLine="480"/>
+      </w:pPr>
+      <w:r>
+        <w:t>区别于按任务临时构造、用后即弃的检索式上下文，该方法以持续维护的项目知识模型为基础，生成过程各阶段均可控、可配置。其有效性以 Token 缩减率、上下文召回率与下游任务表现度量（见第 5 章消融实验与组件级基线）。</w:t>
+      </w:r>
+    </w:p>
+    <w:p>
+      <w:pPr>
+        <w:pStyle w:val="u3"/>
+      </w:pPr>
+      <w:bookmarkStart w:id="54" w:name="_Toc10097"/>
+      <w:bookmarkStart w:id="55" w:name="_Toc137114705"/>
+      <w:bookmarkStart w:id="56" w:name="_Toc10829689"/>
+      <w:bookmarkStart w:id="57" w:name="_Toc10829424"/>
+      <w:bookmarkStart w:id="58" w:name="_Toc137114658"/>
+      <w:bookmarkEnd w:id="54"/>
+      <w:bookmarkEnd w:id="55"/>
+      <w:bookmarkEnd w:id="56"/>
+      <w:bookmarkEnd w:id="57"/>
+      <w:bookmarkEnd w:id="58"/>
+      <w:r>
+        <w:t>Spec 增量知识演化机制</w:t>
+      </w:r>
+    </w:p>
+    <w:p>
+      <w:pPr>
+        <w:pStyle w:val="ua"/>
+        <w:spacing w:before="31" w:after="31"/>
+        <w:ind w:firstLine="480"/>
+      </w:pPr>
+      <w:r>
+        <w:t>软件项目的知识价值随演化积累，而已有仓库图谱工作多以代码实体或仓库制品为节点、以单次任务检索为中心，增量维护尚未成为这些工作的共同重点。本文提出的 Spec 增量知识演化机制（对应第 3 章）并非一般意义上的图谱增量更新：它以需求 Spec/Change 作为知识演化的触发单元，以 Capability 作为连接需求语义与代码结构的稳定中间层，在每次需求实施后同步更新 Capability 与代码的关联，使项目知识随需求演化持续积累、与开发过程同步。</w:t>
+      </w:r>
+    </w:p>
+    <w:p>
+      <w:pPr>
+        <w:pStyle w:val="ua"/>
+        <w:spacing w:before="31" w:after="31"/>
+        <w:ind w:firstLine="480"/>
+      </w:pPr>
+      <w:r>
+        <w:t>该机制覆盖项目生命周期的两类场景：新项目由"源码扫描 + 需求 Spec"形成初始知识模型，完成知识冷启动；存量项目在新增需求时，将需求规格化为 Spec，关联已有 Capability 节点并增量更新代码关系，无需全量重建图谱。经多轮演化，项目知识以业务能力为主线持续沉淀，智能体可在后续任务中直接复用。</w:t>
+      </w:r>
+    </w:p>
+    <w:p>
+      <w:pPr>
+        <w:pStyle w:val="ua"/>
+        <w:spacing w:before="31" w:after="31"/>
+        <w:ind w:firstLine="480"/>
+      </w:pPr>
+      <w:r>
+        <w:t>该机制是工程化的知识积累而非机器学习过程，不依赖训练数据与模型更新。区别于以代码实体为中心的仓库级图谱工作，该机制以 Spec 为演化单元，支持项目在长期演化中维护知识模型的时效性，其积累效果由第 5 章 T4 多轮需求演化实验验证。</w:t>
+      </w:r>
+    </w:p>
+    <w:p>
+      <w:pPr>
+        <w:pStyle w:val="u3"/>
+      </w:pPr>
+      <w:bookmarkStart w:id="54" w:name="_Toc10097"/>
+      <w:bookmarkStart w:id="55" w:name="_Toc137114705"/>
+      <w:bookmarkStart w:id="56" w:name="_Toc10829689"/>
+      <w:bookmarkStart w:id="57" w:name="_Toc10829424"/>
+      <w:bookmarkStart w:id="58" w:name="_Toc137114658"/>
+      <w:bookmarkEnd w:id="54"/>
+      <w:bookmarkEnd w:id="55"/>
+      <w:bookmarkEnd w:id="56"/>
+      <w:bookmarkEnd w:id="57"/>
+      <w:bookmarkEnd w:id="58"/>
+      <w:r>
+        <w:t>wpw 系统实现与基于大模型的美食推荐系统的方法验证</w:t>
+      </w:r>
+    </w:p>
+    <w:p>
+      <w:pPr>
+        <w:pStyle w:val="ua"/>
+        <w:spacing w:before="31" w:after="31"/>
+        <w:ind w:firstLine="480"/>
+      </w:pPr>
+      <w:r>
+        <w:t>本文设计并实现 wpw（Web Project Workflow）系统（对应第 4 章），作为上述三项方法创新的统一实现载体：采用 AI 层（Skill 命令）、CLI 层（状态与依赖管理）与文件系统层（图谱与制品存储）三层分离架构，实现工作流、图谱构建、上下文生成与增量维护四个核心模块；多语言源码解析、JSONL 文件加本地向量索引的零数据库存储等作为支撑性实现技术，保证系统可在普通开发环境中部署运行。</w:t>
+      </w:r>
+    </w:p>
+    <w:p>
+      <w:pPr>
+        <w:pStyle w:val="ua"/>
+        <w:spacing w:before="31" w:after="31"/>
+        <w:ind w:firstLine="480"/>
+      </w:pPr>
+      <w:r>
+        <w:t>在验证方面（对应第 5 章），本文以基于大模型的美食推荐系统为实验载体，设计包含绿地开发（T1）、存量迭代（T2/T3）与多轮需求演化（T4）的任务集，组织四种上下文管理范式的受控对比、三组消融实验与组件级基线，通过信息约束与版本锁定保证对比公平性，从开发成本、系统实现质量、上下文效率、长期演化与流程可控性五个维度检验 1.4 节研究目标的达成情况，并界定方法的适用边界。</w:t>
+      </w:r>
+    </w:p>
+    <w:p>
+      <w:pPr>
+        <w:pStyle w:val="ua"/>
+        <w:spacing w:before="31" w:after="31"/>
+        <w:ind w:firstLine="480"/>
+      </w:pPr>
+      <w:r>
+        <w:t>上述四个创新点中，前三点为方法层面的创新，wpw 系统是创新点 4 中的实现载体；方法总体框架与流程约束架构（第 3 章）是组织三项机制的框架性设计。noisy-OR 聚合公式、双向 BFS 遍历、JSONL 与向量存储方案、多语言源码解析器等属于支撑性实现技术，在相应章节中作为实现细节描述。</w:t>
       </w:r>
     </w:p>
     <w:p>
@@ -14132,7 +14298,7 @@
         <w:pStyle w:val="u0"/>
       </w:pPr>
       <w:r>
-        <w:t xml:space="preserve">[2] ROBBES R, et al. Agentic much? Adoption of coding agents on GitHub[EB/OL]. (2026)[2026-08]. https://arxiv.org/abs/2601.18341.</w:t>
+        <w:t xml:space="preserve">[2] ROBBES R, et al. Agentic much? Adoption of coding agents on GitHub[EB/OL]. arXiv:2601.18341, 2026.</w:t>
       </w:r>
     </w:p>
     <w:p>
@@ -14140,7 +14306,7 @@
         <w:pStyle w:val="u0"/>
       </w:pPr>
       <w:r>
-        <w:t xml:space="preserve">[3] LI X, et al. The rise of AI teammates in software engineering (SE 3.0)[EB/OL]. (2025)[2026-08]. https://arxiv.org/abs/2507.15003.</w:t>
+        <w:t xml:space="preserve">[3] LI H, et al. The rise of AI teammates in software engineering (SE 3.0): how autonomous coding agents are reshaping software engineering[EB/OL]. arXiv:2507.15003, 2025.</w:t>
       </w:r>
     </w:p>
     <w:p>
@@ -14148,7 +14314,7 @@
         <w:pStyle w:val="u0"/>
       </w:pPr>
       <w:r>
-        <w:t xml:space="preserve">[4] LIU N F, LIN T, HEWITT J, et al. Lost in the middle: how language models use long contexts[EB/OL]. (2023-07)[2026-08]. https://arxiv.org/abs/2307.03172.</w:t>
+        <w:t xml:space="preserve">[4] LIU N F, LIN T, HEWITT J, et al. Lost in the middle: how language models use long contexts[EB/OL]. arXiv:2307.03172, 2023.</w:t>
       </w:r>
     </w:p>
     <w:p>
@@ -14164,7 +14330,7 @@
         <w:pStyle w:val="u0"/>
       </w:pPr>
       <w:r>
-        <w:t xml:space="preserve">[6] ZHOU X, et al. Self-evolving coding agents: a survey[EB/OL]. (2026)[2026-08]. https://arxiv.org/abs/2608.03392.</w:t>
+        <w:t xml:space="preserve">[6] ZHOU H, et al. Self-evolving coding agents: a survey[EB/OL]. arXiv:2608.03392, 2026.</w:t>
       </w:r>
     </w:p>
     <w:p>
@@ -14172,7 +14338,7 @@
         <w:pStyle w:val="u0"/>
       </w:pPr>
       <w:r>
-        <w:t xml:space="preserve">[7] PISKALA K. Spec-driven development: from code to contract in the age of AI coding assistants[EB/OL]. (2026)[2026-08]. https://arxiv.org/abs/2602.00180.</w:t>
+        <w:t xml:space="preserve">[7] PISKALA K. Spec-driven development: from code to contract in the age of AI coding assistants[EB/OL]. arXiv:2602.00180, 2026.</w:t>
       </w:r>
     </w:p>
     <w:p>
@@ -14180,7 +14346,7 @@
         <w:pStyle w:val="u0"/>
       </w:pPr>
       <w:r>
-        <w:t xml:space="preserve">[8] GitHub. GitHub Spec Kit[EB/OL]. [2026-08-14]. https://github.com/github/spec-kit.</w:t>
+        <w:t xml:space="preserve">[8] GitHub. GitHub Spec Kit[EB/OL]. https://github.com/github/spec-kit.</w:t>
       </w:r>
     </w:p>
     <w:p>
@@ -14188,7 +14354,7 @@
         <w:pStyle w:val="u0"/>
       </w:pPr>
       <w:r>
-        <w:t xml:space="preserve">[9] OBRA. Superpowers: an agentic skills framework &amp; software development methodology[EB/OL]. (2026)[2026-08-12]. https://github.com/obra/superpowers.</w:t>
+        <w:t xml:space="preserve">[9] OBRA. Superpowers: an agentic skills framework &amp; software development methodology[EB/OL]. https://github, 2026.com/obra/superpowers.</w:t>
       </w:r>
     </w:p>
     <w:p>
@@ -14196,7 +14362,7 @@
         <w:pStyle w:val="u0"/>
       </w:pPr>
       <w:r>
-        <w:t xml:space="preserve">[10] HORIKAWA Y, et al. Agentic refactoring: an empirical study of AI coding agents[EB/OL]. (2025)[2026-08]. https://arxiv.org/abs/2511.04824.</w:t>
+        <w:t xml:space="preserve">[10] HORIKAWA K, et al. Agentic refactoring: an empirical study of AI coding agents[EB/OL]. arXiv:2511.04824, 2025.</w:t>
       </w:r>
     </w:p>
     <w:p>
@@ -14212,7 +14378,7 @@
         <w:pStyle w:val="u0"/>
       </w:pPr>
       <w:r>
-        <w:t xml:space="preserve">[12] HUSAIN H, WU H H, GAZIT T, et al. CodeSearchNet challenge: evaluating the state of semantic code search[EB/OL]. (2019)[2026-08]. https://arxiv.org/abs/1909.09436.</w:t>
+        <w:t xml:space="preserve">[12] HUSAIN H, WU H H, GAZIT T, et al. CodeSearchNet challenge: evaluating the state of semantic code search[EB/OL]. arXiv:1909.09436, 2019.</w:t>
       </w:r>
     </w:p>
     <w:p>
@@ -14228,7 +14394,7 @@
         <w:pStyle w:val="u0"/>
       </w:pPr>
       <w:r>
-        <w:t xml:space="preserve">[14] BORG M, RUNESON P, ARDO A. Recovering from requirements to code: an empirical study of traceability link recovery[J]. Empirical Software Engineering, 2014, 19(1-2): 1236-1271.</w:t>
+        <w:t xml:space="preserve">[14] BORG M, et al. Recovering from a decade: a systematic mapping of information retrieval approaches to software traceability[J]. Empirical Software Engineering, 2014, 19(6): 1565-1616.</w:t>
       </w:r>
     </w:p>
     <w:p>
@@ -14236,7 +14402,7 @@
         <w:pStyle w:val="u0"/>
       </w:pPr>
       <w:r>
-        <w:t xml:space="preserve">[15] SULTANOV H, HAYES J H. Application of genetic algorithms to the requirements traceability problem[J]. Requirements Engineering, 2010, 15(2): 173-187.</w:t>
+        <w:t xml:space="preserve">[15] SULTANOV H, et al. Application of swarm techniques to requirements tracing[J]. Requirements Engineering, 2011, 16(3): 209-226.</w:t>
       </w:r>
     </w:p>
     <w:p>
@@ -14268,7 +14434,7 @@
         <w:pStyle w:val="u0"/>
       </w:pPr>
       <w:r>
-        <w:t xml:space="preserve">[19] EDGE D, TRINH H, CHENG N, et al. From local to global: a Graph RAG approach to query-focused summarization[EB/OL]. (2024-04)[2026-08]. https://arxiv.org/abs/2404.16130.</w:t>
+        <w:t xml:space="preserve">[19] EDGE D, TRINH H, CHENG N, et al. From local to global: a Graph RAG approach to query-focused summarization[EB/OL]. arXiv:2404.16130, 2024.</w:t>
       </w:r>
     </w:p>
     <w:p>
@@ -14276,7 +14442,7 @@
         <w:pStyle w:val="u0"/>
       </w:pPr>
       <w:r>
-        <w:t xml:space="preserve">[20] 国务院. 关于深入实施“人工智能+”行动的意见[EB/OL]. (2025-08-26)[2026-08-16]. https://www.gov.cn/zhengce/content/202508/content_7037670.htm.</w:t>
+        <w:t xml:space="preserve">[20] 国务院. 关于深入实施“人工智能+”行动的意见[EB/OL]. (2025-08-26). https://www.gov.cn/zhengce/content/202508/content_7037670.htm.</w:t>
       </w:r>
     </w:p>
     <w:p>
@@ -14284,7 +14450,7 @@
         <w:pStyle w:val="u0"/>
       </w:pPr>
       <w:r>
-        <w:t xml:space="preserve">[21] 阿里云. 通义千问大模型开放平台[EB/OL]. [2026-08-16]. https://tongyi.aliyun.com/.</w:t>
+        <w:t xml:space="preserve">[21] 阿里云. 通义千问大模型开放平台[EB/OL]. https://tongyi.aliyun.com/.</w:t>
       </w:r>
     </w:p>
     <w:p>
@@ -14292,7 +14458,7 @@
         <w:pStyle w:val="u0"/>
       </w:pPr>
       <w:r>
-        <w:t xml:space="preserve">[22] 百度智能云. 文心大模型平台[EB/OL]. [2026-08-16]. https://cloud.baidu.com/wenxin.html.</w:t>
+        <w:t xml:space="preserve">[22] 百度智能云. 文心大模型平台[EB/OL]. https://cloud.baidu.com/wenxin.html.</w:t>
       </w:r>
     </w:p>
     <w:p>
@@ -14300,7 +14466,7 @@
         <w:pStyle w:val="u0"/>
       </w:pPr>
       <w:r>
-        <w:t xml:space="preserve">[23] 腾讯云. 混元大模型[EB/OL]. [2026-08-16]. https://cloud.tencent.com/product/hunyuan.</w:t>
+        <w:t xml:space="preserve">[23] 腾讯云. 混元大模型[EB/OL]. https://hunyuan.tencent.com/.</w:t>
       </w:r>
     </w:p>
     <w:p>
@@ -14308,7 +14474,7 @@
         <w:pStyle w:val="u0"/>
       </w:pPr>
       <w:r>
-        <w:t xml:space="preserve">[24] 火山引擎. 豆包大模型服务平台[EB/OL]. [2026-08-16]. https://www.volcengine.com/product/doubao.</w:t>
+        <w:t xml:space="preserve">[24] 火山引擎. 豆包大模型服务平台[EB/OL]. https://www.volcengine.com/product/doubao.</w:t>
       </w:r>
     </w:p>
     <w:p>
@@ -14316,7 +14482,7 @@
         <w:pStyle w:val="u0"/>
       </w:pPr>
       <w:r>
-        <w:t xml:space="preserve">[25] 智谱AI. 智谱开放平台GLM系列模型[EB/OL]. [2026-08-16]. https://open.bigmodel.cn/.</w:t>
+        <w:t xml:space="preserve">[25] 智谱AI. 智谱开放平台GLM系列模型[EB/OL]. https://open.bigmodel.cn/.</w:t>
       </w:r>
     </w:p>
     <w:p>
@@ -14324,7 +14490,7 @@
         <w:pStyle w:val="u0"/>
       </w:pPr>
       <w:r>
-        <w:t xml:space="preserve">[26] 月之暗面. Kimi智能助手[EB/OL]. [2026-08-16]. https://kimi.moonshot.cn/.</w:t>
+        <w:t xml:space="preserve">[26] 月之暗面. Kimi智能助手[EB/OL]. https://kimi.moonshot.cn/.</w:t>
       </w:r>
     </w:p>
     <w:p>
@@ -14332,7 +14498,7 @@
         <w:pStyle w:val="u0"/>
       </w:pPr>
       <w:r>
-        <w:t xml:space="preserve">[27] 深度求索. DeepSeek开放平台[EB/OL]. [2026-08-16]. https://platform.deepseek.com/.</w:t>
+        <w:t xml:space="preserve">[27] 深度求索. DeepSeek开放平台[EB/OL]. https://platform.deepseek.com/.</w:t>
       </w:r>
     </w:p>
     <w:p>
@@ -14340,7 +14506,7 @@
         <w:pStyle w:val="u0"/>
       </w:pPr>
       <w:r>
-        <w:t xml:space="preserve">[28] HENRY Z. deepseek-harness: harness for DeepSeek[EB/OL]. [2026-08-16]. https://github.com/HenryZ838978/deepseek-harness.</w:t>
+        <w:t xml:space="preserve">[28] Anthropic. Claude Code[EB/OL]. https://claude.com/product/claude-code.</w:t>
       </w:r>
     </w:p>
     <w:p>
@@ -14348,7 +14514,7 @@
         <w:pStyle w:val="u0"/>
       </w:pPr>
       <w:r>
-        <w:t xml:space="preserve">[29] 智谱AI. CodeGeeX智能编程助手[EB/OL]. [2026-08-16]. https://codegeex.cn/.</w:t>
+        <w:t xml:space="preserve">[29] 智谱AI. CodeGeeX智能编程助手[EB/OL]. https://codegeex.cn/.</w:t>
       </w:r>
     </w:p>
     <w:p>
@@ -14356,7 +14522,7 @@
         <w:pStyle w:val="u0"/>
       </w:pPr>
       <w:r>
-        <w:t xml:space="preserve">[30] ROZIERE B, et al. Code Llama: open foundation models for code[EB/OL]. (2023-08)[2026-08-16]. https://arxiv.org/abs/2308.12950.</w:t>
+        <w:t xml:space="preserve">[30] ROZIERE B, GEHRING J, GLOECKLE F, et al. Code Llama: open foundation models for code[EB/OL]. arXiv:2308.12950, 2023.</w:t>
       </w:r>
     </w:p>
     <w:p>
@@ -14364,7 +14530,7 @@
         <w:pStyle w:val="u0"/>
       </w:pPr>
       <w:r>
-        <w:t xml:space="preserve">[31] GUO D, et al. DeepSeek-Coder: when the large language model meets programming[EB/OL]. (2024-01)[2026-08-16]. https://arxiv.org/abs/2401.14196.</w:t>
+        <w:t xml:space="preserve">[31] GUO D, ZHU Q, YANG D, et al. DeepSeek-Coder: when the large language model meets programming[EB/OL]. arXiv:2401.14196, 2024.</w:t>
       </w:r>
     </w:p>
     <w:p>
@@ -14372,7 +14538,7 @@
         <w:pStyle w:val="u0"/>
       </w:pPr>
       <w:r>
-        <w:t xml:space="preserve">[32] COGNITION. Devin[EB/OL]. [2026-08-16]. https://devin.ai.</w:t>
+        <w:t xml:space="preserve">[32] COGNITION. Devin[EB/OL]. https://devin.ai.</w:t>
       </w:r>
     </w:p>
     <w:p>
@@ -14380,7 +14546,7 @@
         <w:pStyle w:val="u0"/>
       </w:pPr>
       <w:r>
-        <w:t xml:space="preserve">[33] OPENHANDS. OpenHands (formerly OpenDevin)[EB/OL]. [2026-08-16]. https://github.com/All-Hands-AI/OpenHands.</w:t>
+        <w:t xml:space="preserve">[33] All-Hands-AI. OpenHands (formerly OpenDevin)[EB/OL]. https://github.com/All-Hands-AI/OpenHands.</w:t>
       </w:r>
     </w:p>
     <w:p>
@@ -14388,7 +14554,7 @@
         <w:pStyle w:val="u0"/>
       </w:pPr>
       <w:r>
-        <w:t xml:space="preserve">[34] ZHANG K, et al. CatCoder: context-aware retrieval-augmented code completion[J]. Proceedings of the VLDB Endowment, 2024.</w:t>
+        <w:t xml:space="preserve">[34] PAN Z, HU X, XIA X, et al. CatCoder: repository-level code generation with relevant code and type context[J]. ACM Transactions on Software Engineering and Methodology. DOI: 10.1145/3779217.</w:t>
       </w:r>
     </w:p>
     <w:p>
@@ -14396,7 +14562,7 @@
         <w:pStyle w:val="u0"/>
       </w:pPr>
       <w:r>
-        <w:t xml:space="preserve">[35] BAIRI G, et al. CodePlan: repository-level coding using LLMs and planning[C]//Proceedings of the 46th International Conference on Software Engineering (ICSE 2024). 2024.</w:t>
+        <w:t xml:space="preserve">[35] BAIRI R, SONWANE A, KANADE A, et al. CodePlan: repository-level coding using LLMs and planning[C]//Proceedings of the ACM on Software Engineering, 2024, 1(FSE 2024): 675-698.</w:t>
       </w:r>
     </w:p>
     <w:p>
@@ -14404,7 +14570,7 @@
         <w:pStyle w:val="u0"/>
       </w:pPr>
       <w:r>
-        <w:t xml:space="preserve">[36] WU Y, et al. RepoHyper: help you understand your code repository[C]//Proceedings of the 32nd ACM International Symposium on the Foundations of Software Engineering (FSE 2024). 2024.</w:t>
+        <w:t xml:space="preserve">[36] PHAN H N, et al. RepoHyper: search-expand-refine on semantic graphs for repository-level code completion[EB/OL]. arXiv:2403.06095, 2024.</w:t>
       </w:r>
     </w:p>
     <w:p>
@@ -14412,7 +14578,7 @@
         <w:pStyle w:val="u0"/>
       </w:pPr>
       <w:r>
-        <w:t xml:space="preserve">[37] HOGAN A, BLOME C, COYNE E, et al. Knowledge graphs[EB/OL]. (2020-03)[2026-08-16]. https://arxiv.org/abs/2003.02320.</w:t>
+        <w:t xml:space="preserve">[37] HOGAN A, et al. Knowledge graphs[J]. ACM Computing Surveys, 2022, 54(4): 1-37.</w:t>
       </w:r>
     </w:p>
     <w:p>
@@ -14420,7 +14586,7 @@
         <w:pStyle w:val="u0"/>
       </w:pPr>
       <w:r>
-        <w:t xml:space="preserve">[38] KGCompass: enhancing repository-level software repair via repository-aware knowledge graphs[EB/OL]. (2025-03)[2026-08-16]. https://arxiv.org/abs/2503.21710.</w:t>
+        <w:t xml:space="preserve">[38] YANG B, et al. KGCompass: enhancing repository-level software repair via repository-aware knowledge graphs[EB/OL]. arXiv:2503.21710, 2025.</w:t>
       </w:r>
     </w:p>
     <w:p>
@@ -14428,7 +14594,7 @@
         <w:pStyle w:val="u0"/>
       </w:pPr>
       <w:r>
-        <w:t xml:space="preserve">[39] Knowledge graph based repository-level code generation[EB/OL]. (2025-05)[2026-08-16]. https://arxiv.org/abs/2505.14394.</w:t>
+        <w:t xml:space="preserve">[39] ATHALE M, et al. Knowledge graph based repository-level code generation[EB/OL]. arXiv:2505.14394, 2025.</w:t>
       </w:r>
     </w:p>
     <w:p>
@@ -14436,7 +14602,23 @@
         <w:pStyle w:val="u0"/>
       </w:pPr>
       <w:r>
-        <w:t xml:space="preserve">[40] Repository intelligence graph[EB/OL]. (2026-01)[2026-08-16]. https://arxiv.org/abs/2601.10112.</w:t>
+        <w:t xml:space="preserve">[40] CHERNY-SHAHAR T, YEHUDAI A. Repository intelligence graph: deterministic architectural map for LLM code assistants[EB/OL]. arXiv:2601.10112, 2026.</w:t>
+      </w:r>
+    </w:p>
+    <w:p>
+      <w:pPr>
+        <w:pStyle w:val="u0"/>
+      </w:pPr>
+      <w:r>
+        <w:t xml:space="preserve">[41] GAO H, KUANG H, et al. TRIAD: automated traceability recovery based on biterm-enhanced deduction of transitive links among artifacts[C]//Proceedings of the 46th International Conference on Software Engineering (ICSE 2024). 2024.</w:t>
+      </w:r>
+    </w:p>
+    <w:p>
+      <w:pPr>
+        <w:pStyle w:val="u0"/>
+      </w:pPr>
+      <w:r>
+        <w:t xml:space="preserve">[42] 中国工商银行软件开发中心. 程序血缘分析技术在工商银行软件工程中的应用[J]. 中国金融电脑, 2025(1).</w:t>
       </w:r>
     </w:p>
     <w:p>

--- a/论文/基于大模型的美食推荐系统设计与实现--面向AI辅助开发的上下文工程方法研究.docx
+++ b/论文/基于大模型的美食推荐系统设计与实现--面向AI辅助开发的上下文工程方法研究.docx
@@ -1,6 +1,6 @@
 
 <file path=word/document.xml><?xml version="1.0" encoding="utf-8"?>
-<w:document xmlns:wpc="http://schemas.microsoft.com/office/word/2010/wordprocessingCanvas" xmlns:cx="http://schemas.microsoft.com/office/drawing/2014/chartex" xmlns:cx1="http://schemas.microsoft.com/office/drawing/2015/9/8/chartex" xmlns:cx2="http://schemas.microsoft.com/office/drawing/2015/10/21/chartex" xmlns:cx3="http://schemas.microsoft.com/office/drawing/2016/5/9/chartex" xmlns:cx4="http://schemas.microsoft.com/office/drawing/2016/5/10/chartex" xmlns:cx5="http://schemas.microsoft.com/office/drawing/2016/5/11/chartex" xmlns:cx6="http://schemas.microsoft.com/office/drawing/2016/5/12/chartex" xmlns:cx7="http://schemas.microsoft.com/office/drawing/2016/5/13/chartex" xmlns:cx8="http://schemas.microsoft.com/office/drawing/2016/5/14/chartex" xmlns:mc="http://schemas.openxmlformats.org/markup-compatibility/2006" xmlns:aink="http://schemas.microsoft.com/office/drawing/2016/ink" xmlns:am3d="http://schemas.microsoft.com/office/drawing/2017/model3d" xmlns:o="urn:schemas-microsoft-com:office:office" xmlns:r="http://schemas.openxmlformats.org/officeDocument/2006/relationships" xmlns:m="http://schemas.openxmlformats.org/officeDocument/2006/math" xmlns:v="urn:schemas-microsoft-com:vml" xmlns:wp14="http://schemas.microsoft.com/office/word/2010/wordprocessingDrawing" xmlns:wp="http://schemas.openxmlformats.org/drawingml/2006/wordprocessingDrawing" xmlns:w10="urn:schemas-microsoft-com:office:word" xmlns:w="http://schemas.openxmlformats.org/wordprocessingml/2006/main" xmlns:w14="http://schemas.microsoft.com/office/word/2010/wordml" xmlns:w15="http://schemas.microsoft.com/office/word/2012/wordml" xmlns:w16cex="http://schemas.microsoft.com/office/word/2018/wordml/cex" xmlns:w16cid="http://schemas.microsoft.com/office/word/2016/wordml/cid" xmlns:w16="http://schemas.microsoft.com/office/word/2018/wordml" xmlns:w16sdtdh="http://schemas.microsoft.com/office/word/2020/wordml/sdtdatahash" xmlns:w16se="http://schemas.microsoft.com/office/word/2015/wordml/symex" xmlns:wpg="http://schemas.microsoft.com/office/word/2010/wordprocessingGroup" xmlns:wpi="http://schemas.microsoft.com/office/word/2010/wordprocessingInk" xmlns:wne="http://schemas.microsoft.com/office/word/2006/wordml" xmlns:wps="http://schemas.microsoft.com/office/word/2010/wordprocessingShape" mc:Ignorable="w14 w15 w16se w16cid w16 w16cex w16sdtdh wp14">
+<w:document xmlns:wpc="http://schemas.microsoft.com/office/word/2010/wordprocessingCanvas" xmlns:cx="http://schemas.microsoft.com/office/drawing/2014/chartex" xmlns:cx1="http://schemas.microsoft.com/office/drawing/2015/9/8/chartex" xmlns:cx2="http://schemas.microsoft.com/office/drawing/2015/10/21/chartex" xmlns:cx3="http://schemas.microsoft.com/office/drawing/2016/5/9/chartex" xmlns:cx4="http://schemas.microsoft.com/office/drawing/2016/5/10/chartex" xmlns:cx5="http://schemas.microsoft.com/office/drawing/2016/5/11/chartex" xmlns:cx6="http://schemas.microsoft.com/office/drawing/2016/5/12/chartex" xmlns:cx7="http://schemas.microsoft.com/office/drawing/2016/5/13/chartex" xmlns:cx8="http://schemas.microsoft.com/office/drawing/2016/5/14/chartex" xmlns:mc="http://schemas.openxmlformats.org/markup-compatibility/2006" xmlns:aink="http://schemas.microsoft.com/office/drawing/2016/ink" xmlns:am3d="http://schemas.microsoft.com/office/drawing/2017/model3d" xmlns:o="urn:schemas-microsoft-com:office:office" xmlns:oel="http://schemas.microsoft.com/office/2019/extlst" xmlns:r="http://schemas.openxmlformats.org/officeDocument/2006/relationships" xmlns:m="http://schemas.openxmlformats.org/officeDocument/2006/math" xmlns:v="urn:schemas-microsoft-com:vml" xmlns:wp14="http://schemas.microsoft.com/office/word/2010/wordprocessingDrawing" xmlns:wp="http://schemas.openxmlformats.org/drawingml/2006/wordprocessingDrawing" xmlns:w10="urn:schemas-microsoft-com:office:word" xmlns:w="http://schemas.openxmlformats.org/wordprocessingml/2006/main" xmlns:w14="http://schemas.microsoft.com/office/word/2010/wordml" xmlns:w15="http://schemas.microsoft.com/office/word/2012/wordml" xmlns:w16cei="http://schemas.microsoft.com/office/word/2026/wordml/cei" xmlns:w16cex="http://schemas.microsoft.com/office/word/2018/wordml/cex" xmlns:w16cid="http://schemas.microsoft.com/office/word/2016/wordml/cid" xmlns:w16="http://schemas.microsoft.com/office/word/2018/wordml" xmlns:w16du="http://schemas.microsoft.com/office/word/2023/wordml/word16du" xmlns:w16sdtdh="http://schemas.microsoft.com/office/word/2020/wordml/sdtdatahash" xmlns:w16sdtfl="http://schemas.microsoft.com/office/word/2024/wordml/sdtformatlock" xmlns:w16se="http://schemas.microsoft.com/office/word/2015/wordml/symex" xmlns:wpg="http://schemas.microsoft.com/office/word/2010/wordprocessingGroup" xmlns:wpi="http://schemas.microsoft.com/office/word/2010/wordprocessingInk" xmlns:wne="http://schemas.microsoft.com/office/word/2006/wordml" xmlns:wps="http://schemas.microsoft.com/office/word/2010/wordprocessingShape" mc:Ignorable="w14 w15 w16se w16cid w16 w16cex w16sdtdh w16sdtfl w16du wp14">
   <w:body>
     <w:p>
       <w:pPr>
@@ -416,25 +416,7 @@
                                 <w:b/>
                                 <w:sz w:val="24"/>
                               </w:rPr>
-                              <w:t>密</w:t>
-                            </w:r>
-                            <w:proofErr w:type="gramStart"/>
-                            <w:r>
-                              <w:rPr>
-                                <w:rFonts w:hint="eastAsia"/>
-                                <w:b/>
-                                <w:sz w:val="24"/>
-                              </w:rPr>
-                              <w:t xml:space="preserve">　　　　</w:t>
-                            </w:r>
-                            <w:proofErr w:type="gramEnd"/>
-                            <w:r>
-                              <w:rPr>
-                                <w:rFonts w:hint="eastAsia"/>
-                                <w:b/>
-                                <w:sz w:val="24"/>
-                              </w:rPr>
-                              <w:t>级：</w:t>
+                              <w:t>密　　　　级：</w:t>
                             </w:r>
                           </w:p>
                         </w:txbxContent>
@@ -554,7 +536,7 @@
         <w:spacing w:before="120"/>
         <w:jc w:val="center"/>
         <w:rPr>
-          <w:rFonts w:ascii="宋体" w:hAnsi="宋体" w:cs="宋体"/>
+          <w:rFonts w:ascii="宋体" w:hAnsi="宋体" w:cs="宋体" w:hint="eastAsia"/>
           <w:b/>
           <w:bCs/>
           <w:sz w:val="36"/>
@@ -658,13 +640,15 @@
                               <w:jc w:val="center"/>
                               <w:rPr>
                                 <w:rStyle w:val="z2"/>
+                                <w:rFonts w:hint="eastAsia"/>
                               </w:rPr>
                             </w:pPr>
                             <w:r>
                               <w:rPr>
                                 <w:rStyle w:val="z2"/>
+                                <w:rFonts w:hint="eastAsia"/>
                               </w:rPr>
-                              <w:t>XXXXXXXX</w:t>
+                              <w:t>M202440119</w:t>
                             </w:r>
                           </w:p>
                         </w:txbxContent>
@@ -680,7 +664,11 @@
           </mc:Choice>
           <mc:Fallback>
             <w:pict>
-              <v:shape w14:anchorId="27F47FA7" id="Text Box 34" o:spid="_x0000_s1030" type="#_x0000_t202" style="position:absolute;left:0;text-align:left;margin-left:152.5pt;margin-top:7pt;width:244.2pt;height:29.5pt;z-index:251656704;visibility:visible;mso-wrap-style:square;mso-wrap-distance-left:9pt;mso-wrap-distance-top:0;mso-wrap-distance-right:9pt;mso-wrap-distance-bottom:0;mso-position-horizontal:absolute;mso-position-horizontal-relative:text;mso-position-vertical:absolute;mso-position-vertical-relative:text;v-text-anchor:top" o:gfxdata="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" filled="f" stroked="f">
+              <v:shapetype w14:anchorId="27F47FA7" id="_x0000_t202" coordsize="21600,21600" o:spt="202" path="m,l,21600r21600,l21600,xe">
+                <v:stroke joinstyle="miter"/>
+                <v:path gradientshapeok="t" o:connecttype="rect"/>
+              </v:shapetype>
+              <v:shape id="Text Box 34" o:spid="_x0000_s1030" type="#_x0000_t202" style="position:absolute;left:0;text-align:left;margin-left:152.5pt;margin-top:7pt;width:244.2pt;height:29.5pt;z-index:251656704;visibility:visible;mso-wrap-style:square;mso-wrap-distance-left:9pt;mso-wrap-distance-top:0;mso-wrap-distance-right:9pt;mso-wrap-distance-bottom:0;mso-position-horizontal:absolute;mso-position-horizontal-relative:text;mso-position-vertical:absolute;mso-position-vertical-relative:text;v-text-anchor:top" o:gfxdata="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" filled="f" stroked="f">
                 <v:textbox>
                   <w:txbxContent>
                     <w:p>
@@ -689,13 +677,15 @@
                         <w:jc w:val="center"/>
                         <w:rPr>
                           <w:rStyle w:val="z2"/>
+                          <w:rFonts w:hint="eastAsia"/>
                         </w:rPr>
                       </w:pPr>
                       <w:r>
                         <w:rPr>
                           <w:rStyle w:val="z2"/>
+                          <w:rFonts w:hint="eastAsia"/>
                         </w:rPr>
-                        <w:t>XXXXXXXX</w:t>
+                        <w:t>M202440119</w:t>
                       </w:r>
                     </w:p>
                   </w:txbxContent>
@@ -772,7 +762,7 @@
                                 <w:rStyle w:val="z2"/>
                                 <w:rFonts w:hint="eastAsia"/>
                               </w:rPr>
-                              <w:t>XX</w:t>
+                              <w:t>王程海</w:t>
                             </w:r>
                           </w:p>
                         </w:txbxContent>
@@ -788,7 +778,7 @@
           </mc:Choice>
           <mc:Fallback>
             <w:pict>
-              <v:shape w14:anchorId="35B89F1D" id="Text Box 26" o:spid="_x0000_s1031" type="#_x0000_t202" style="position:absolute;left:0;text-align:left;margin-left:148.15pt;margin-top:23.8pt;width:244.2pt;height:31.75pt;z-index:251654656;visibility:visible;mso-wrap-style:square;mso-wrap-distance-left:9pt;mso-wrap-distance-top:0;mso-wrap-distance-right:9pt;mso-wrap-distance-bottom:0;mso-position-horizontal:absolute;mso-position-horizontal-relative:text;mso-position-vertical:absolute;mso-position-vertical-relative:text;v-text-anchor:top" o:gfxdata="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" filled="f" stroked="f">
+              <v:shape w14:anchorId="35B89F1D" id="Text Box 26" o:spid="_x0000_s1031" type="#_x0000_t202" style="position:absolute;left:0;text-align:left;margin-left:148.15pt;margin-top:23.8pt;width:244.2pt;height:31.75pt;z-index:251654656;visibility:visible;mso-wrap-style:square;mso-wrap-distance-left:9pt;mso-wrap-distance-top:0;mso-wrap-distance-right:9pt;mso-wrap-distance-bottom:0;mso-position-horizontal:absolute;mso-position-horizontal-relative:text;mso-position-vertical:absolute;mso-position-vertical-relative:text;v-text-anchor:top" o:gfxdata="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" filled="f" stroked="f">
                 <v:textbox>
                   <w:txbxContent>
                     <w:p>
@@ -803,7 +793,7 @@
                           <w:rStyle w:val="z2"/>
                           <w:rFonts w:hint="eastAsia"/>
                         </w:rPr>
-                        <w:t>XX</w:t>
+                        <w:t>王程海</w:t>
                       </w:r>
                     </w:p>
                   </w:txbxContent>
@@ -913,7 +903,7 @@
                                 <w:rStyle w:val="z2"/>
                                 <w:rFonts w:hint="eastAsia"/>
                               </w:rPr>
-                              <w:t>XXXX</w:t>
+                              <w:t>软件工程</w:t>
                             </w:r>
                           </w:p>
                         </w:txbxContent>
@@ -929,7 +919,7 @@
           </mc:Choice>
           <mc:Fallback>
             <w:pict>
-              <v:shape w14:anchorId="192420CD" id="Text Box 33" o:spid="_x0000_s1032" type="#_x0000_t202" style="position:absolute;left:0;text-align:left;margin-left:161.85pt;margin-top:21.95pt;width:213.75pt;height:32.95pt;z-index:251655680;visibility:visible;mso-wrap-style:square;mso-wrap-distance-left:9pt;mso-wrap-distance-top:0;mso-wrap-distance-right:9pt;mso-wrap-distance-bottom:0;mso-position-horizontal:absolute;mso-position-horizontal-relative:text;mso-position-vertical:absolute;mso-position-vertical-relative:text;v-text-anchor:top" o:gfxdata="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" filled="f" stroked="f">
+              <v:shape w14:anchorId="192420CD" id="Text Box 33" o:spid="_x0000_s1032" type="#_x0000_t202" style="position:absolute;left:0;text-align:left;margin-left:161.85pt;margin-top:21.95pt;width:213.75pt;height:32.95pt;z-index:251655680;visibility:visible;mso-wrap-style:square;mso-wrap-distance-left:9pt;mso-wrap-distance-top:0;mso-wrap-distance-right:9pt;mso-wrap-distance-bottom:0;mso-position-horizontal:absolute;mso-position-horizontal-relative:text;mso-position-vertical:absolute;mso-position-vertical-relative:text;v-text-anchor:top" o:gfxdata="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" filled="f" stroked="f">
                 <v:textbox>
                   <w:txbxContent>
                     <w:p>
@@ -944,7 +934,7 @@
                           <w:rStyle w:val="z2"/>
                           <w:rFonts w:hint="eastAsia"/>
                         </w:rPr>
-                        <w:t>XXXX</w:t>
+                        <w:t>软件工程</w:t>
                       </w:r>
                     </w:p>
                   </w:txbxContent>
@@ -1139,7 +1129,7 @@
           <w:sz w:val="30"/>
           <w:szCs w:val="30"/>
         </w:rPr>
-        <w:t>X</w:t>
+        <w:t>6</w:t>
       </w:r>
       <w:r>
         <w:rPr>
@@ -1155,7 +1145,7 @@
           <w:sz w:val="30"/>
           <w:szCs w:val="30"/>
         </w:rPr>
-        <w:t>XX</w:t>
+        <w:t>08</w:t>
       </w:r>
       <w:r>
         <w:rPr>
@@ -1171,7 +1161,7 @@
           <w:sz w:val="30"/>
           <w:szCs w:val="30"/>
         </w:rPr>
-        <w:t>XX</w:t>
+        <w:t>30</w:t>
       </w:r>
       <w:r>
         <w:rPr>
@@ -1218,6 +1208,8 @@
         </w:rPr>
         <w:sectPr>
           <w:headerReference w:type="even" r:id="rId9"/>
+          <w:headerReference w:type="default" r:id="rId25"/>
+          <w:footerReference w:type="default" r:id="rId26"/>
           <w:pgSz w:w="11906" w:h="16838"/>
           <w:pgMar w:top="1701" w:right="1701" w:bottom="1134" w:left="1701" w:header="851" w:footer="851" w:gutter="567"/>
           <w:pgNumType w:fmt="upperRoman"/>
@@ -1284,7 +1276,40 @@
           <w:szCs w:val="36"/>
           <w:lang w:bidi="ar"/>
         </w:rPr>
-        <w:t>——面向AI辅助开发的上下文工程方法研究</w:t>
+        <w:t>——</w:t>
+      </w:r>
+      <w:r>
+        <w:rPr>
+          <w:rFonts w:ascii="Times New Roman" w:hAnsi="Times New Roman"/>
+          <w:b/>
+          <w:bCs/>
+          <w:sz w:val="36"/>
+          <w:szCs w:val="36"/>
+          <w:lang w:bidi="ar"/>
+        </w:rPr>
+        <w:t>面向</w:t>
+      </w:r>
+      <w:r>
+        <w:rPr>
+          <w:rFonts w:ascii="Times New Roman" w:hAnsi="Times New Roman"/>
+          <w:b/>
+          <w:bCs/>
+          <w:sz w:val="36"/>
+          <w:szCs w:val="36"/>
+          <w:lang w:bidi="ar"/>
+        </w:rPr>
+        <w:t>AI</w:t>
+      </w:r>
+      <w:r>
+        <w:rPr>
+          <w:rFonts w:ascii="Times New Roman" w:hAnsi="Times New Roman"/>
+          <w:b/>
+          <w:bCs/>
+          <w:sz w:val="36"/>
+          <w:szCs w:val="36"/>
+          <w:lang w:bidi="ar"/>
+        </w:rPr>
+        <w:t>辅助开发的上下文工程方法研究</w:t>
       </w:r>
     </w:p>
     <w:bookmarkEnd w:id="2"/>
@@ -1635,17 +1660,8 @@
           <w:rStyle w:val="15"/>
           <w:lang w:bidi="ar"/>
         </w:rPr>
-        <w:t>P.</w:t>
-      </w:r>
-      <w:proofErr w:type="gramStart"/>
-      <w:r>
-        <w:rPr>
-          <w:rStyle w:val="15"/>
-          <w:lang w:bidi="ar"/>
-        </w:rPr>
-        <w:t>R.CHINA</w:t>
-      </w:r>
-      <w:proofErr w:type="gramEnd"/>
+        <w:t>P.R.CHINA</w:t>
+      </w:r>
     </w:p>
     <w:p>
       <w:pPr>
@@ -2042,7 +2058,37 @@
           <w:sz w:val="28"/>
           <w:szCs w:val="20"/>
         </w:rPr>
-        <w:t>——面向AI辅助开发的上下文工程方法研究</w:t>
+        <w:t>——</w:t>
+      </w:r>
+      <w:r>
+        <w:rPr>
+          <w:rFonts w:ascii="Times New Roman" w:hAnsi="Times New Roman"/>
+          <w:spacing w:val="-5"/>
+          <w:kern w:val="0"/>
+          <w:sz w:val="28"/>
+          <w:szCs w:val="20"/>
+        </w:rPr>
+        <w:t>面向</w:t>
+      </w:r>
+      <w:r>
+        <w:rPr>
+          <w:rFonts w:ascii="Times New Roman" w:hAnsi="Times New Roman"/>
+          <w:spacing w:val="-5"/>
+          <w:kern w:val="0"/>
+          <w:sz w:val="28"/>
+          <w:szCs w:val="20"/>
+        </w:rPr>
+        <w:t>AI</w:t>
+      </w:r>
+      <w:r>
+        <w:rPr>
+          <w:rFonts w:ascii="Times New Roman" w:hAnsi="Times New Roman"/>
+          <w:spacing w:val="-5"/>
+          <w:kern w:val="0"/>
+          <w:sz w:val="28"/>
+          <w:szCs w:val="20"/>
+        </w:rPr>
+        <w:t>辅助开发的上下文工程方法研究</w:t>
       </w:r>
     </w:p>
     <w:p>
@@ -2087,7 +2133,29 @@
           <w:sz w:val="28"/>
           <w:szCs w:val="20"/>
         </w:rPr>
-        <w:t>_________________________</w:t>
+        <w:t>________</w:t>
+      </w:r>
+      <w:r>
+        <w:rPr>
+          <w:rFonts w:ascii="Times New Roman" w:hAnsi="Times New Roman" w:hint="eastAsia"/>
+          <w:b/>
+          <w:spacing w:val="-5"/>
+          <w:kern w:val="0"/>
+          <w:sz w:val="28"/>
+          <w:szCs w:val="20"/>
+        </w:rPr>
+        <w:t>王程海</w:t>
+      </w:r>
+      <w:r>
+        <w:rPr>
+          <w:rFonts w:ascii="Times New Roman" w:hAnsi="Times New Roman"/>
+          <w:b/>
+          <w:spacing w:val="-5"/>
+          <w:kern w:val="0"/>
+          <w:sz w:val="28"/>
+          <w:szCs w:val="20"/>
+        </w:rPr>
+        <w:t>____________</w:t>
       </w:r>
     </w:p>
     <w:p>
@@ -2814,7 +2882,67 @@
         <w:ind w:firstLine="480"/>
       </w:pPr>
       <w:r>
-        <w:t>随着大语言模型能力的快速提升，AI辅助软件开发已从代码补全拓展到需求分析、设计、计划、测试与实现等软件工程全过程。然而，在复杂软件项目开发中，现有AI编程智能体面临上下文不足、项目知识割裂与流程不可控三大挑战：长上下文带来高成本与“中间丢失”问题，文档、代码与规则等项目知识缺乏统一组织，模型输出的非确定性与工程流程的确定性要求存在矛盾。针对上述问题，本文提出面向AI辅助开发的上下文工程方法。首先，构建覆盖需求、设计、计划、测试、实现全过程的上下文工程框架，通过三段式契约与状态留痕机制约束AI智能体行为；其次，提出面向软件项目知识持续利用的双层知识组织模型，以能力知识层与代码结构层的统一关联，解决文档、代码与规则割裂的问题；再次，提出图谱驱动的任务级上下文生成方法，通过检索、子图裁剪、骨架抽取与压缩生成，在有限Token预算内为开发任务提供高相关性的结构化上下文。在此基础上，本文实现了承载上述方法的wpw工具，并以基于大模型的美食推荐系统为实验载体，设计了包含四种AI辅助开发方式受控对比与三组机制消融的工程实验，从开发成本、系统实现质量、上下文效率与流程可控性等维度评估方法效果。实验结果表明，上下文工程方法中的流程约束、知识组织与上下文生成机制能够有效提升AI辅助开发的上下文质量与过程可控性。</w:t>
+        <w:t>随着大语言模型能力的快速提升，</w:t>
+      </w:r>
+      <w:r>
+        <w:t>AI</w:t>
+      </w:r>
+      <w:r>
+        <w:t>辅助软件开发已从代码补全拓展到需求分析、设计、计划、测试与实现等软件工程全过程。然而，在复杂软件项目开发中，现有</w:t>
+      </w:r>
+      <w:r>
+        <w:t>AI</w:t>
+      </w:r>
+      <w:r>
+        <w:t>编程智能体面临上下文不足、项目知识割裂与流程不可控三大挑战：长上下文带来高成本与</w:t>
+      </w:r>
+      <w:r>
+        <w:t>“</w:t>
+      </w:r>
+      <w:r>
+        <w:t>中间丢失</w:t>
+      </w:r>
+      <w:r>
+        <w:t>”</w:t>
+      </w:r>
+      <w:r>
+        <w:t>问题，文档、代码与规则等项目知识缺乏统一组织，模型输出的非确定性与工程流程的确定性要求存在矛盾。针对上述问题，本文提出面向</w:t>
+      </w:r>
+      <w:r>
+        <w:t>AI</w:t>
+      </w:r>
+      <w:r>
+        <w:t>辅助开发的上下文工程方法。首先，构建覆盖需求、设计、计划、测试、实现全过程的上下文工程框架，通过三段式契约与状态留痕机制约束</w:t>
+      </w:r>
+      <w:r>
+        <w:t>AI</w:t>
+      </w:r>
+      <w:r>
+        <w:t>智能体行为；其次，提出面向软件项目知识持续利用的双层知识组织模型，以能力知识层与代码结构层的统一关联，解决文档、代码与规则割裂的问题；再次，提出图谱驱动的任务级上下文生成方法，通过检索、子图裁剪、骨架抽取与压缩生成，在有限</w:t>
+      </w:r>
+      <w:r>
+        <w:t>Token</w:t>
+      </w:r>
+      <w:r>
+        <w:t>预算内为开发任务提供高相关性的结构化上下文。在此基础上，本文实现了承载上述方法的</w:t>
+      </w:r>
+      <w:r>
+        <w:t>wpw</w:t>
+      </w:r>
+      <w:r>
+        <w:t>工具，并以基于大模型的美食推荐系统为实验载体，设计了包含四种</w:t>
+      </w:r>
+      <w:r>
+        <w:t>AI</w:t>
+      </w:r>
+      <w:r>
+        <w:t>辅助开发方式受控对比与三组机制消融的工程实验，从开发成本、系统实现质量、上下文效率与流程可控性等维度评估方法效果。实验结果表明，上下文工程方法中的流程约束、知识组织与上下文生成机制能够有效提升</w:t>
+      </w:r>
+      <w:r>
+        <w:t>AI</w:t>
+      </w:r>
+      <w:r>
+        <w:t>辅助开发的上下文质量与过程可控性。</w:t>
       </w:r>
     </w:p>
     <w:p>
@@ -2825,8 +2953,6 @@
           <w:rStyle w:val="uChar1"/>
         </w:rPr>
       </w:pPr>
-      <w:proofErr w:type="gramStart"/>
-      <w:proofErr w:type="gramEnd"/>
       <w:r>
         <w:rPr>
           <w:rStyle w:val="uChar"/>
@@ -2928,13 +3054,14 @@
         <w:rPr>
           <w:rStyle w:val="uChar"/>
         </w:rPr>
+        <w:lastRenderedPageBreak/>
         <w:t>Key Words: Large Language Model; Context Engineering; AI-Assisted Software Development; Code Knowledge Graph; Food Recommendation System</w:t>
       </w:r>
     </w:p>
     <w:p>
       <w:pPr>
         <w:rPr>
-          <w:rFonts w:ascii="Times New Roman" w:hAnsi="Times New Roman"/>
+          <w:rFonts w:ascii="Times New Roman" w:hAnsi="Times New Roman" w:hint="eastAsia"/>
           <w:b/>
           <w:bCs/>
           <w:sz w:val="44"/>
@@ -2954,22 +3081,11 @@
     </w:p>
     <w:p>
       <w:pPr>
-        <w:pStyle w:val="u5"/>
-      </w:pPr>
-      <w:bookmarkStart w:id="9" w:name="_Toc137114642"/>
-      <w:bookmarkStart w:id="10" w:name="_Toc137114689"/>
-      <w:bookmarkStart w:id="11" w:name="_Toc9408"/>
-      <w:bookmarkEnd w:id="9"/>
-      <w:bookmarkEnd w:id="10"/>
-      <w:bookmarkEnd w:id="11"/>
-      <w:r/>
-    </w:p>
-    <w:p>
-      <w:pPr>
-        <w:pStyle w:val="ua"/>
-        <w:spacing w:before="31" w:after="31"/>
-        <w:ind w:firstLine="480"/>
-        <w:rPr>
+        <w:pStyle w:val="ua"/>
+        <w:spacing w:before="31" w:after="31"/>
+        <w:ind w:firstLineChars="0" w:firstLine="0"/>
+        <w:rPr>
+          <w:rFonts w:hint="eastAsia"/>
           <w:b/>
           <w:bCs/>
           <w:szCs w:val="32"/>
@@ -2982,9 +3098,12 @@
           <w:docGrid w:type="lines" w:linePitch="312"/>
         </w:sectPr>
       </w:pPr>
-      <w:proofErr w:type="gramStart"/>
-      <w:proofErr w:type="gramEnd"/>
-      <w:r/>
+      <w:bookmarkStart w:id="9" w:name="_Toc137114642"/>
+      <w:bookmarkStart w:id="10" w:name="_Toc137114689"/>
+      <w:bookmarkStart w:id="11" w:name="_Toc9408"/>
+      <w:bookmarkEnd w:id="9"/>
+      <w:bookmarkEnd w:id="10"/>
+      <w:bookmarkEnd w:id="11"/>
     </w:p>
     <w:p>
       <w:pPr>
@@ -2998,6 +3117,7 @@
           <w:szCs w:val="32"/>
         </w:rPr>
       </w:pPr>
+      <w:proofErr w:type="gramStart"/>
       <w:r>
         <w:rPr>
           <w:rFonts w:ascii="Times New Roman" w:eastAsia="黑体" w:hAnsi="Times New Roman"/>
@@ -3031,6 +3151,7 @@
       </w:r>
       <w:bookmarkStart w:id="12" w:name="_Toc10829676"/>
       <w:bookmarkStart w:id="13" w:name="_Toc10829411"/>
+      <w:proofErr w:type="gramEnd"/>
     </w:p>
     <w:p>
       <w:pPr>
@@ -4364,7 +4485,10 @@
       <w:pPr>
         <w:pStyle w:val="ua"/>
         <w:spacing w:before="31" w:after="31"/>
-        <w:ind w:firstLine="480"/>
+        <w:ind w:firstLineChars="0" w:firstLine="0"/>
+        <w:rPr>
+          <w:rFonts w:hint="eastAsia"/>
+        </w:rPr>
       </w:pPr>
       <w:r>
         <w:rPr>
@@ -4373,9 +4497,6 @@
           <w:szCs w:val="20"/>
         </w:rPr>
         <w:fldChar w:fldCharType="end"/>
-      </w:r>
-      <w:r>
-        <w:t>（注：目录为自动生成，自行调节格式，正式写作请删掉这句话。）</w:t>
       </w:r>
     </w:p>
     <w:p>
@@ -4417,23 +4538,7 @@
         <w:ind w:firstLine="480"/>
       </w:pPr>
       <w:r>
-        <w:t>插图或附表清单并非必要。论文中如图表较多，可以有此页。图的清单应有图号、</w:t>
-      </w:r>
-      <w:proofErr w:type="gramStart"/>
-      <w:r>
-        <w:t>图题和</w:t>
-      </w:r>
-      <w:proofErr w:type="gramEnd"/>
-      <w:r>
-        <w:t>页码。表的清单应有表号、</w:t>
-      </w:r>
-      <w:proofErr w:type="gramStart"/>
-      <w:r>
-        <w:t>表题和</w:t>
-      </w:r>
-      <w:proofErr w:type="gramEnd"/>
-      <w:r>
-        <w:t>页码。</w:t>
+        <w:t>插图或附表清单并非必要。论文中如图表较多，可以有此页。图的清单应有图号、图题和页码。表的清单应有表号、表题和页码。</w:t>
       </w:r>
     </w:p>
     <w:p>
@@ -4604,11 +4709,14 @@
         <w:ind w:firstLine="480"/>
       </w:pPr>
       <w:r>
+        <w:lastRenderedPageBreak/>
         <w:t>环境中黑炭</w:t>
       </w:r>
+      <w:proofErr w:type="gramStart"/>
       <w:r>
         <w:t>(black carbon)</w:t>
       </w:r>
+      <w:proofErr w:type="gramEnd"/>
       <w:r>
         <w:t>气溶胶的主要来源包括各种化石燃料和生物质燃料的不完全燃烧过程，这些不完全燃烧在自然界和人类活动中都会发生，因此，环境中黑炭气溶胶的来源十分广泛</w:t>
       </w:r>
@@ -4638,25 +4746,8 @@
       <w:r>
         <w:rPr>
           <w:vertAlign w:val="superscript"/>
-          <w:vertAlign w:val="superscript"/>
-          <w:vertAlign w:val="superscript"/>
-          <w:vertAlign w:val="superscript"/>
-          <w:vertAlign w:val="superscript"/>
-          <w:vertAlign w:val="superscript"/>
-          <w:vertAlign w:val="superscript"/>
-          <w:vertAlign w:val="superscript"/>
-          <w:vertAlign w:val="superscript"/>
-          <w:vertAlign w:val="superscript"/>
-          <w:vertAlign w:val="superscript"/>
-          <w:vertAlign w:val="superscript"/>
-        </w:rPr>
-        <w:t xml:space="preserve">[1]</w:t>
-      </w:r>
-      <w:r>
-        <w:rPr>
-          <w:vertAlign w:val="superscript"/>
-        </w:rPr>
-        <w:t xml:space="preserve"> </w:t>
+        </w:rPr>
+        <w:t xml:space="preserve">[1] </w:t>
       </w:r>
       <w:r>
         <w:rPr>
@@ -4986,7 +5077,7 @@
         </w:numPr>
         <w:spacing w:before="31" w:after="31"/>
       </w:pPr>
-      <w:bookmarkStart w:id="89" w:name="_Ref28752"/>
+      <w:bookmarkStart w:id="20" w:name="_Ref28752"/>
       <w:r>
         <w:t>图</w:t>
       </w:r>
@@ -5022,7 +5113,7 @@
       <w:r>
         <w:fldChar w:fldCharType="end"/>
       </w:r>
-      <w:bookmarkEnd w:id="89"/>
+      <w:bookmarkEnd w:id="20"/>
       <w:r>
         <w:rPr>
           <w:rFonts w:hint="eastAsia"/>
@@ -5104,7 +5195,7 @@
         <w:pStyle w:val="ub"/>
         <w:spacing w:beforeLines="100" w:before="312" w:afterLines="10" w:after="31" w:line="240" w:lineRule="auto"/>
       </w:pPr>
-      <w:bookmarkStart w:id="91" w:name="_Ref29192"/>
+      <w:bookmarkStart w:id="21" w:name="_Ref29192"/>
       <w:r>
         <w:t>表</w:t>
       </w:r>
@@ -5140,7 +5231,7 @@
       <w:r>
         <w:fldChar w:fldCharType="end"/>
       </w:r>
-      <w:bookmarkEnd w:id="91"/>
+      <w:bookmarkEnd w:id="21"/>
       <w:r>
         <w:t xml:space="preserve"> </w:t>
       </w:r>
@@ -5192,23 +5283,17 @@
         <w:t>国际单位制中具有专门名称的导出单位</w:t>
       </w:r>
     </w:p>
-    <w:bookmarkEnd w:id="92"/>
+    <w:bookmarkEnd w:id="12"/>
+    <w:bookmarkEnd w:id="13"/>
     <w:p>
       <w:pPr>
         <w:pStyle w:val="1"/>
       </w:pPr>
-      <w:bookmarkStart w:id="20" w:name="_Toc137114645"/>
-      <w:bookmarkStart w:id="21" w:name="_Toc137114692"/>
-      <w:bookmarkStart w:id="22" w:name="_Toc10449"/>
-      <w:bookmarkEnd w:id="12"/>
-      <w:bookmarkEnd w:id="13"/>
-      <w:bookmarkEnd w:id="20"/>
-      <w:bookmarkEnd w:id="21"/>
-      <w:bookmarkEnd w:id="22"/>
       <w:r>
         <w:rPr>
           <w:rFonts w:hint="eastAsia"/>
         </w:rPr>
+        <w:lastRenderedPageBreak/>
         <w:t>引言</w:t>
       </w:r>
     </w:p>
@@ -5235,8 +5320,6 @@
       <w:pPr>
         <w:pStyle w:val="u2"/>
       </w:pPr>
-      <w:bookmarkStart w:id="23" w:name="_Toc12692"/>
-      <w:bookmarkEnd w:id="23"/>
       <w:r>
         <w:t>研究背景</w:t>
       </w:r>
@@ -5264,16 +5347,6 @@
       <w:pPr>
         <w:pStyle w:val="u3"/>
       </w:pPr>
-      <w:bookmarkStart w:id="54" w:name="_Toc10097"/>
-      <w:bookmarkStart w:id="55" w:name="_Toc137114705"/>
-      <w:bookmarkStart w:id="56" w:name="_Toc10829689"/>
-      <w:bookmarkStart w:id="57" w:name="_Toc10829424"/>
-      <w:bookmarkStart w:id="58" w:name="_Toc137114658"/>
-      <w:bookmarkEnd w:id="54"/>
-      <w:bookmarkEnd w:id="55"/>
-      <w:bookmarkEnd w:id="56"/>
-      <w:bookmarkEnd w:id="57"/>
-      <w:bookmarkEnd w:id="58"/>
       <w:r>
         <w:t>大模型驱动的软件开发模式变化</w:t>
       </w:r>
@@ -5347,16 +5420,6 @@
       <w:pPr>
         <w:pStyle w:val="u3"/>
       </w:pPr>
-      <w:bookmarkStart w:id="54" w:name="_Toc10097"/>
-      <w:bookmarkStart w:id="55" w:name="_Toc137114705"/>
-      <w:bookmarkStart w:id="56" w:name="_Toc10829689"/>
-      <w:bookmarkStart w:id="57" w:name="_Toc10829424"/>
-      <w:bookmarkStart w:id="58" w:name="_Toc137114658"/>
-      <w:bookmarkEnd w:id="54"/>
-      <w:bookmarkEnd w:id="55"/>
-      <w:bookmarkEnd w:id="56"/>
-      <w:bookmarkEnd w:id="57"/>
-      <w:bookmarkEnd w:id="58"/>
       <w:r>
         <w:t>AI 编程智能体的长期项目知识问题</w:t>
       </w:r>
@@ -5498,16 +5561,6 @@
       <w:pPr>
         <w:pStyle w:val="u3"/>
       </w:pPr>
-      <w:bookmarkStart w:id="54" w:name="_Toc10097"/>
-      <w:bookmarkStart w:id="55" w:name="_Toc137114705"/>
-      <w:bookmarkStart w:id="56" w:name="_Toc10829689"/>
-      <w:bookmarkStart w:id="57" w:name="_Toc10829424"/>
-      <w:bookmarkStart w:id="58" w:name="_Toc137114658"/>
-      <w:bookmarkEnd w:id="54"/>
-      <w:bookmarkEnd w:id="55"/>
-      <w:bookmarkEnd w:id="56"/>
-      <w:bookmarkEnd w:id="57"/>
-      <w:bookmarkEnd w:id="58"/>
       <w:r>
         <w:t>软件项目知识图谱与上下文构建需求</w:t>
       </w:r>
@@ -5606,16 +5659,6 @@
       <w:pPr>
         <w:pStyle w:val="u3"/>
       </w:pPr>
-      <w:bookmarkStart w:id="54" w:name="_Toc10097"/>
-      <w:bookmarkStart w:id="55" w:name="_Toc137114705"/>
-      <w:bookmarkStart w:id="56" w:name="_Toc10829689"/>
-      <w:bookmarkStart w:id="57" w:name="_Toc10829424"/>
-      <w:bookmarkStart w:id="58" w:name="_Toc137114658"/>
-      <w:bookmarkEnd w:id="54"/>
-      <w:bookmarkEnd w:id="55"/>
-      <w:bookmarkEnd w:id="56"/>
-      <w:bookmarkEnd w:id="57"/>
-      <w:bookmarkEnd w:id="58"/>
       <w:r>
         <w:t>基于大模型的美食推荐系统作为实验载体的需求</w:t>
       </w:r>
@@ -5644,8 +5687,6 @@
       <w:pPr>
         <w:pStyle w:val="u2"/>
       </w:pPr>
-      <w:bookmarkStart w:id="23" w:name="_Toc12692"/>
-      <w:bookmarkEnd w:id="23"/>
       <w:r>
         <w:t>研究意义</w:t>
       </w:r>
@@ -5654,16 +5695,6 @@
       <w:pPr>
         <w:pStyle w:val="u3"/>
       </w:pPr>
-      <w:bookmarkStart w:id="54" w:name="_Toc10097"/>
-      <w:bookmarkStart w:id="55" w:name="_Toc137114705"/>
-      <w:bookmarkStart w:id="56" w:name="_Toc10829689"/>
-      <w:bookmarkStart w:id="57" w:name="_Toc10829424"/>
-      <w:bookmarkStart w:id="58" w:name="_Toc137114658"/>
-      <w:bookmarkEnd w:id="54"/>
-      <w:bookmarkEnd w:id="55"/>
-      <w:bookmarkEnd w:id="56"/>
-      <w:bookmarkEnd w:id="57"/>
-      <w:bookmarkEnd w:id="58"/>
       <w:r>
         <w:t>理论意义</w:t>
       </w:r>
@@ -5682,16 +5713,6 @@
       <w:pPr>
         <w:pStyle w:val="u3"/>
       </w:pPr>
-      <w:bookmarkStart w:id="54" w:name="_Toc10097"/>
-      <w:bookmarkStart w:id="55" w:name="_Toc137114705"/>
-      <w:bookmarkStart w:id="56" w:name="_Toc10829689"/>
-      <w:bookmarkStart w:id="57" w:name="_Toc10829424"/>
-      <w:bookmarkStart w:id="58" w:name="_Toc137114658"/>
-      <w:bookmarkEnd w:id="54"/>
-      <w:bookmarkEnd w:id="55"/>
-      <w:bookmarkEnd w:id="56"/>
-      <w:bookmarkEnd w:id="57"/>
-      <w:bookmarkEnd w:id="58"/>
       <w:r>
         <w:t>实践意义</w:t>
       </w:r>
@@ -5710,8 +5731,6 @@
       <w:pPr>
         <w:pStyle w:val="u2"/>
       </w:pPr>
-      <w:bookmarkStart w:id="23" w:name="_Toc12692"/>
-      <w:bookmarkEnd w:id="23"/>
       <w:r>
         <w:t>国内外研究现状</w:t>
       </w:r>
@@ -5730,16 +5749,6 @@
       <w:pPr>
         <w:pStyle w:val="u3"/>
       </w:pPr>
-      <w:bookmarkStart w:id="54" w:name="_Toc10097"/>
-      <w:bookmarkStart w:id="55" w:name="_Toc137114705"/>
-      <w:bookmarkStart w:id="56" w:name="_Toc10829689"/>
-      <w:bookmarkStart w:id="57" w:name="_Toc10829424"/>
-      <w:bookmarkStart w:id="58" w:name="_Toc137114658"/>
-      <w:bookmarkEnd w:id="54"/>
-      <w:bookmarkEnd w:id="55"/>
-      <w:bookmarkEnd w:id="56"/>
-      <w:bookmarkEnd w:id="57"/>
-      <w:bookmarkEnd w:id="58"/>
       <w:r>
         <w:t>国外研究现状</w:t>
       </w:r>
@@ -5978,17 +5987,17 @@
         <w:t>AI 开发过程约束问题</w:t>
       </w:r>
       <w:r>
-        <w:t>：通过管理 spec、workflow 与 execution，提升了智能体执行的可靠性与过程的可审计性；本文与其并非竞争关系（机制层面的对比与互补性讨论见第 5 章）。三类代表性工具与本文方法的知识对象对比如表 1-1 所示（截至本文检索时点，尚未见以三者为对象的同行评审系统比较研究，本文对三者的事实描述以其官方仓库与文档为准）。</w:t>
-      </w:r>
-    </w:p>
-    <w:p>
-      <w:pPr>
-        <w:pStyle w:val="ua"/>
-        <w:spacing w:before="31" w:after="31"/>
-        <w:ind w:firstLine="480"/>
-      </w:pPr>
-      <w:r>
-        <w:t>表 1-1 代表性工作流工具与本文方法的知识对象对比</w:t>
+        <w:t>：通过管理 spec、workflow 与 execution，提升了智能体执行的可靠性与过程的可审计性；本文与其并非竞争关系（机制层面的对比与互补性讨论见第 5 章）。三类代表性工具与本文方法的知识对象对比如表1-1所示（截至本文检索时点，尚未见以三者为对象的同行评审系统比较研究，本文对三者的事实描述以其官方仓库与文档为准）。</w:t>
+      </w:r>
+    </w:p>
+    <w:p>
+      <w:pPr>
+        <w:pStyle w:val="ub"/>
+        <w:spacing w:before="31" w:after="31"/>
+        <w:ind w:firstLine="480"/>
+      </w:pPr>
+      <w:r>
+        <w:t>表1-1 代表性工作流工具与本文方法的知识对象对比</w:t>
       </w:r>
     </w:p>
     <w:tbl>
@@ -6489,16 +6498,6 @@
       <w:pPr>
         <w:pStyle w:val="u3"/>
       </w:pPr>
-      <w:bookmarkStart w:id="54" w:name="_Toc10097"/>
-      <w:bookmarkStart w:id="55" w:name="_Toc137114705"/>
-      <w:bookmarkStart w:id="56" w:name="_Toc10829689"/>
-      <w:bookmarkStart w:id="57" w:name="_Toc10829424"/>
-      <w:bookmarkStart w:id="58" w:name="_Toc137114658"/>
-      <w:bookmarkEnd w:id="54"/>
-      <w:bookmarkEnd w:id="55"/>
-      <w:bookmarkEnd w:id="56"/>
-      <w:bookmarkEnd w:id="57"/>
-      <w:bookmarkEnd w:id="58"/>
       <w:r>
         <w:t>国内研究现状</w:t>
       </w:r>
@@ -6750,16 +6749,6 @@
       <w:pPr>
         <w:pStyle w:val="u3"/>
       </w:pPr>
-      <w:bookmarkStart w:id="54" w:name="_Toc10097"/>
-      <w:bookmarkStart w:id="55" w:name="_Toc137114705"/>
-      <w:bookmarkStart w:id="56" w:name="_Toc10829689"/>
-      <w:bookmarkStart w:id="57" w:name="_Toc10829424"/>
-      <w:bookmarkStart w:id="58" w:name="_Toc137114658"/>
-      <w:bookmarkEnd w:id="54"/>
-      <w:bookmarkEnd w:id="55"/>
-      <w:bookmarkEnd w:id="56"/>
-      <w:bookmarkEnd w:id="57"/>
-      <w:bookmarkEnd w:id="58"/>
       <w:r>
         <w:t>现有研究不足归纳</w:t>
       </w:r>
@@ -6812,8 +6801,6 @@
       <w:pPr>
         <w:pStyle w:val="u2"/>
       </w:pPr>
-      <w:bookmarkStart w:id="23" w:name="_Toc12692"/>
-      <w:bookmarkEnd w:id="23"/>
       <w:r>
         <w:t>研究目标与研究方法</w:t>
       </w:r>
@@ -6822,16 +6809,6 @@
       <w:pPr>
         <w:pStyle w:val="u3"/>
       </w:pPr>
-      <w:bookmarkStart w:id="54" w:name="_Toc10097"/>
-      <w:bookmarkStart w:id="55" w:name="_Toc137114705"/>
-      <w:bookmarkStart w:id="56" w:name="_Toc10829689"/>
-      <w:bookmarkStart w:id="57" w:name="_Toc10829424"/>
-      <w:bookmarkStart w:id="58" w:name="_Toc137114658"/>
-      <w:bookmarkEnd w:id="54"/>
-      <w:bookmarkEnd w:id="55"/>
-      <w:bookmarkEnd w:id="56"/>
-      <w:bookmarkEnd w:id="57"/>
-      <w:bookmarkEnd w:id="58"/>
       <w:r>
         <w:t>研究目标</w:t>
       </w:r>
@@ -6917,16 +6894,6 @@
       <w:pPr>
         <w:pStyle w:val="u3"/>
       </w:pPr>
-      <w:bookmarkStart w:id="54" w:name="_Toc10097"/>
-      <w:bookmarkStart w:id="55" w:name="_Toc137114705"/>
-      <w:bookmarkStart w:id="56" w:name="_Toc10829689"/>
-      <w:bookmarkStart w:id="57" w:name="_Toc10829424"/>
-      <w:bookmarkStart w:id="58" w:name="_Toc137114658"/>
-      <w:bookmarkEnd w:id="54"/>
-      <w:bookmarkEnd w:id="55"/>
-      <w:bookmarkEnd w:id="56"/>
-      <w:bookmarkEnd w:id="57"/>
-      <w:bookmarkEnd w:id="58"/>
       <w:r>
         <w:t>研究方法</w:t>
       </w:r>
@@ -6995,8 +6962,6 @@
       <w:pPr>
         <w:pStyle w:val="u2"/>
       </w:pPr>
-      <w:bookmarkStart w:id="23" w:name="_Toc12692"/>
-      <w:bookmarkEnd w:id="23"/>
       <w:r>
         <w:t>创新点</w:t>
       </w:r>
@@ -7015,16 +6980,6 @@
       <w:pPr>
         <w:pStyle w:val="u3"/>
       </w:pPr>
-      <w:bookmarkStart w:id="54" w:name="_Toc10097"/>
-      <w:bookmarkStart w:id="55" w:name="_Toc137114705"/>
-      <w:bookmarkStart w:id="56" w:name="_Toc10829689"/>
-      <w:bookmarkStart w:id="57" w:name="_Toc10829424"/>
-      <w:bookmarkStart w:id="58" w:name="_Toc137114658"/>
-      <w:bookmarkEnd w:id="54"/>
-      <w:bookmarkEnd w:id="55"/>
-      <w:bookmarkEnd w:id="56"/>
-      <w:bookmarkEnd w:id="57"/>
-      <w:bookmarkEnd w:id="58"/>
       <w:r>
         <w:t>面向长期软件演化的 Spec 驱动能力-代码双层知识组织模型</w:t>
       </w:r>
@@ -7072,16 +7027,6 @@
       <w:pPr>
         <w:pStyle w:val="u3"/>
       </w:pPr>
-      <w:bookmarkStart w:id="54" w:name="_Toc10097"/>
-      <w:bookmarkStart w:id="55" w:name="_Toc137114705"/>
-      <w:bookmarkStart w:id="56" w:name="_Toc10829689"/>
-      <w:bookmarkStart w:id="57" w:name="_Toc10829424"/>
-      <w:bookmarkStart w:id="58" w:name="_Toc137114658"/>
-      <w:bookmarkEnd w:id="54"/>
-      <w:bookmarkEnd w:id="55"/>
-      <w:bookmarkEnd w:id="56"/>
-      <w:bookmarkEnd w:id="57"/>
-      <w:bookmarkEnd w:id="58"/>
       <w:r>
         <w:t>图谱驱动的任务上下文生成方法</w:t>
       </w:r>
@@ -7129,16 +7074,6 @@
       <w:pPr>
         <w:pStyle w:val="u3"/>
       </w:pPr>
-      <w:bookmarkStart w:id="54" w:name="_Toc10097"/>
-      <w:bookmarkStart w:id="55" w:name="_Toc137114705"/>
-      <w:bookmarkStart w:id="56" w:name="_Toc10829689"/>
-      <w:bookmarkStart w:id="57" w:name="_Toc10829424"/>
-      <w:bookmarkStart w:id="58" w:name="_Toc137114658"/>
-      <w:bookmarkEnd w:id="54"/>
-      <w:bookmarkEnd w:id="55"/>
-      <w:bookmarkEnd w:id="56"/>
-      <w:bookmarkEnd w:id="57"/>
-      <w:bookmarkEnd w:id="58"/>
       <w:r>
         <w:t>Spec 增量知识演化机制</w:t>
       </w:r>
@@ -7177,16 +7112,6 @@
       <w:pPr>
         <w:pStyle w:val="u3"/>
       </w:pPr>
-      <w:bookmarkStart w:id="54" w:name="_Toc10097"/>
-      <w:bookmarkStart w:id="55" w:name="_Toc137114705"/>
-      <w:bookmarkStart w:id="56" w:name="_Toc10829689"/>
-      <w:bookmarkStart w:id="57" w:name="_Toc10829424"/>
-      <w:bookmarkStart w:id="58" w:name="_Toc137114658"/>
-      <w:bookmarkEnd w:id="54"/>
-      <w:bookmarkEnd w:id="55"/>
-      <w:bookmarkEnd w:id="56"/>
-      <w:bookmarkEnd w:id="57"/>
-      <w:bookmarkEnd w:id="58"/>
       <w:r>
         <w:t>wpw 系统实现与基于大模型的美食推荐系统的方法验证</w:t>
       </w:r>
@@ -7225,107 +7150,995 @@
       <w:pPr>
         <w:pStyle w:val="1"/>
       </w:pPr>
-      <w:bookmarkStart w:id="20" w:name="_Toc137114645"/>
-      <w:bookmarkStart w:id="21" w:name="_Toc137114692"/>
-      <w:bookmarkStart w:id="22" w:name="_Toc10449"/>
-      <w:bookmarkEnd w:id="12"/>
-      <w:bookmarkEnd w:id="13"/>
-      <w:bookmarkEnd w:id="20"/>
-      <w:bookmarkEnd w:id="21"/>
-      <w:bookmarkEnd w:id="22"/>
       <w:r>
         <w:rPr>
           <w:rFonts w:hint="eastAsia"/>
         </w:rPr>
+        <w:lastRenderedPageBreak/>
         <w:t>相关技术</w:t>
       </w:r>
     </w:p>
     <w:p>
       <w:pPr>
+        <w:pStyle w:val="ua"/>
+        <w:spacing w:before="31" w:after="31"/>
+        <w:ind w:firstLine="480"/>
+      </w:pPr>
+      <w:r>
+        <w:t>本章介绍全文方法设计与系统实现所依赖的相关技术与理论基础。与本文直接相关的技术线索有四条：大语言模型与 AI 编程智能体提供了能力前提，上下文工程刻画了本文所处的研究方向，软件知识图谱与代码结构分析构成知识建模的技术底座，Spec 驱动开发方法是流程设计与实验对比的参照对象；此外，实验载体涉及推荐系统与 Web 系统架构的少量背景知识。本章在介绍各类技术机制的同时，着重说明其已解决的问题、尚存的边界以及在本文中的角色，更为深入的机制对比与差异分析见第 1 章研究现状部分与第 3 章方法设计。</w:t>
+      </w:r>
+    </w:p>
+    <w:p>
+      <w:pPr>
         <w:pStyle w:val="u2"/>
       </w:pPr>
-      <w:bookmarkStart w:id="23" w:name="_Toc12692"/>
-      <w:bookmarkEnd w:id="23"/>
-      <w:r>
-        <w:t>大语言模型技术</w:t>
-      </w:r>
-    </w:p>
-    <w:p>
-      <w:pPr>
-        <w:pStyle w:val="ua"/>
-        <w:spacing w:before="31" w:after="31"/>
-        <w:ind w:firstLine="480"/>
-      </w:pPr>
-      <w:r>
-        <w:t>（本节正文待导入）</w:t>
+      <w:r>
+        <w:t>大语言模型与 AI 编程智能体</w:t>
+      </w:r>
+    </w:p>
+    <w:p>
+      <w:pPr>
+        <w:pStyle w:val="u3"/>
+      </w:pPr>
+      <w:r>
+        <w:t>大语言模型的架构与能力边界</w:t>
+      </w:r>
+    </w:p>
+    <w:p>
+      <w:pPr>
+        <w:pStyle w:val="ua"/>
+        <w:spacing w:before="31" w:after="31"/>
+        <w:ind w:firstLine="480"/>
+      </w:pPr>
+      <w:r>
+        <w:t xml:space="preserve">现代大语言模型普遍建立在 Transformer 架构之上</w:t>
+      </w:r>
+      <w:r>
+        <w:rPr>
+          <w:vertAlign w:val="superscript"/>
+        </w:rPr>
+        <w:t xml:space="preserve">[43]</w:t>
+      </w:r>
+      <w:r>
+        <w:t xml:space="preserve">，其核心是自注意力机制：序列中每一位置直接关注其余全部位置，注意力权重由查询与键向量的相似度经缩放与归一化得到，再对值向量加权求和，多头机制将该过程在多个子空间中并行展开。其计算可表示为</w:t>
+      </w:r>
+    </w:p>
+    <w:p>
+      <w:pPr>
+        <w:pStyle w:val="ua"/>
+        <w:spacing w:before="31" w:after="31"/>
+        <w:ind w:firstLine="480"/>
+      </w:pPr>
+      <m:oMath>
+        <m:r>
+          <m:rPr>
+            <m:sty m:val="p"/>
+          </m:rPr>
+          <m:t>Attention</m:t>
+        </m:r>
+        <m:r>
+          <m:t>(Q,K,V)=</m:t>
+        </m:r>
+        <m:r>
+          <m:rPr>
+            <m:sty m:val="p"/>
+          </m:rPr>
+          <m:t>softmax</m:t>
+        </m:r>
+        <m:d>
+          <m:dPr>
+            <m:sepChr m:val=""/>
+          </m:dPr>
+          <m:e>
+            <m:f>
+              <m:fPr>
+                <m:type m:val="bar"/>
+              </m:fPr>
+              <m:num>
+                <m:r>
+                  <m:t>Q</m:t>
+                </m:r>
+                <m:sSup>
+                  <m:e>
+                    <m:r>
+                      <m:t>K</m:t>
+                    </m:r>
+                  </m:e>
+                  <m:sup>
+                    <m:r>
+                      <m:t>T</m:t>
+                    </m:r>
+                  </m:sup>
+                </m:sSup>
+              </m:num>
+              <m:den>
+                <m:rad>
+                  <m:radPr>
+                    <m:degHide m:val="on"/>
+                  </m:radPr>
+                  <m:deg/>
+                  <m:e>
+                    <m:sSub>
+                      <m:e>
+                        <m:r>
+                          <m:t>d</m:t>
+                        </m:r>
+                      </m:e>
+                      <m:sub>
+                        <m:r>
+                          <m:t>k</m:t>
+                        </m:r>
+                      </m:sub>
+                    </m:sSub>
+                  </m:e>
+                </m:rad>
+              </m:den>
+            </m:f>
+          </m:e>
+        </m:d>
+        <m:r>
+          <m:t>V</m:t>
+        </m:r>
+      </m:oMath>
+      <w:r>
+        <w:tab/>
+        <w:t>（2-1）</w:t>
+      </w:r>
+    </w:p>
+    <w:p>
+      <w:pPr>
+        <w:pStyle w:val="ua"/>
+        <w:spacing w:before="31" w:after="31"/>
+        <w:ind w:firstLine="480"/>
+      </w:pPr>
+      <w:r>
+        <w:t xml:space="preserve">其中 </w:t>
+      </w:r>
+      <m:oMath>
+        <m:r>
+          <m:t>Q</m:t>
+        </m:r>
+      </m:oMath>
+      <w:r>
+        <w:t>、</w:t>
+      </w:r>
+      <m:oMath>
+        <m:r>
+          <m:t>K</m:t>
+        </m:r>
+      </m:oMath>
+      <w:r>
+        <w:t>、</w:t>
+      </w:r>
+      <m:oMath>
+        <m:r>
+          <m:t>V</m:t>
+        </m:r>
+      </m:oMath>
+      <w:r>
+        <w:t xml:space="preserve"> 分别为查询、键、值矩阵，</w:t>
+      </w:r>
+      <m:oMath>
+        <m:sSub>
+          <m:e>
+            <m:r>
+              <m:t>d</m:t>
+            </m:r>
+          </m:e>
+          <m:sub>
+            <m:r>
+              <m:t>k</m:t>
+            </m:r>
+          </m:sub>
+        </m:sSub>
+      </m:oMath>
+      <w:r>
+        <w:t xml:space="preserve"> 为键向量维度。自注意力摆脱了循环网络对顺序计算的依赖，为大规模并行训练创造了条件。模型以 Token 为基本单位处理文本与代码，单次交互可处理的信息总量由上下文窗口长度限定。现代大语言模型通常经历大规模预训练以及不同形式的指令微调和后训练（如基于人类反馈或偏好的优化）过程，从而获得指令遵循、多轮对话、代码理解与生成等能力；代码专用模型（如 Code Llama</w:t>
+      </w:r>
+      <w:r>
+        <w:rPr>
+          <w:vertAlign w:val="superscript"/>
+        </w:rPr>
+        <w:t xml:space="preserve">[30]</w:t>
+      </w:r>
+      <w:r>
+        <w:t xml:space="preserve">）与融合代码推理能力的通用模型进一步强化了编程任务表现。</w:t>
+      </w:r>
+    </w:p>
+    <w:p>
+      <w:pPr>
+        <w:pStyle w:val="ua"/>
+        <w:spacing w:before="31" w:after="31"/>
+        <w:ind w:firstLine="480"/>
+      </w:pPr>
+      <w:r>
+        <w:t>大语言模型的能力边界同样明确：一次交互可利用的信息受窗口长度约束；模型参数中的知识通常不能直接反映软件项目的最新状态，实时项目知识仍需通过外部上下文、工具调用或持久化知识机制提供；生成过程还存在与事实不符的"幻觉"现象。由此需要区分三类知识形态：模型参数中相对稳定的参数化知识、项目长期演化形成的外部项目知识，以及服务于当前任务的临时上下文；本文所称项目知识资产属于第二类。这些边界意味着，模型要可靠地参与真实软件项目开发，离不开外部知识的供给与输入内容的质量控制--这正是本文上下文组织方法的立足点。</w:t>
+      </w:r>
+    </w:p>
+    <w:p>
+      <w:pPr>
+        <w:pStyle w:val="u3"/>
+      </w:pPr>
+      <w:r>
+        <w:t>AI 编程智能体的执行模式</w:t>
+      </w:r>
+    </w:p>
+    <w:p>
+      <w:pPr>
+        <w:pStyle w:val="ua"/>
+        <w:spacing w:before="31" w:after="31"/>
+        <w:ind w:firstLine="480"/>
+      </w:pPr>
+      <w:r>
+        <w:t xml:space="preserve">AI 编程智能体是将大语言模型组织为自主开发主体的软件形态。从与本文相关的角度，其核心能力可以概括为规划、工具使用与状态/记忆管理等。规划指将任务目标分解为可执行的步骤序列并在执行中动态调整；工具使用指以函数调用、命令执行等方式与外部环境交互，ReAct 将推理与行动交错组织，使模型能够"边思考边观察"地完成多步任务</w:t>
+      </w:r>
+      <w:r>
+        <w:rPr>
+          <w:vertAlign w:val="superscript"/>
+        </w:rPr>
+        <w:t xml:space="preserve">[45]</w:t>
+      </w:r>
+      <w:r>
+        <w:t xml:space="preserve">，Toolformer 则表明模型可以在训练中自主学习工具调用的时机与方式</w:t>
+      </w:r>
+      <w:r>
+        <w:rPr>
+          <w:vertAlign w:val="superscript"/>
+        </w:rPr>
+        <w:t xml:space="preserve">[46]</w:t>
+      </w:r>
+      <w:r>
+        <w:t xml:space="preserve">；记忆指跨步骤、跨会话地保存与复用中间结果和历史经验。封装上述能力的 Agent 运行框架（Agent Harness）为智能体提供文件编辑、命令执行与状态维护的接口，SWE-agent 等工作对这类智能体-计算机接口的设计进行了系统研究</w:t>
+      </w:r>
+      <w:r>
+        <w:rPr>
+          <w:vertAlign w:val="superscript"/>
+        </w:rPr>
+        <w:t xml:space="preserve">[17]</w:t>
+      </w:r>
+      <w:r>
+        <w:t xml:space="preserve">。在此类框架之上，工程界出现了 Devin</w:t>
+      </w:r>
+      <w:r>
+        <w:rPr>
+          <w:vertAlign w:val="superscript"/>
+        </w:rPr>
+        <w:t xml:space="preserve">[32]</w:t>
+      </w:r>
+      <w:r>
+        <w:t xml:space="preserve">、OpenHands</w:t>
+      </w:r>
+      <w:r>
+        <w:rPr>
+          <w:vertAlign w:val="superscript"/>
+        </w:rPr>
+        <w:t xml:space="preserve">[33]</w:t>
+      </w:r>
+      <w:r>
+        <w:t xml:space="preserve">、Claude Code</w:t>
+      </w:r>
+      <w:r>
+        <w:rPr>
+          <w:vertAlign w:val="superscript"/>
+        </w:rPr>
+        <w:t xml:space="preserve">[28]</w:t>
+      </w:r>
+      <w:r>
+        <w:t xml:space="preserve"> 等具备端到端任务执行能力的软件工程智能体。</w:t>
+      </w:r>
+    </w:p>
+    <w:p>
+      <w:pPr>
+        <w:pStyle w:val="ua"/>
+        <w:spacing w:before="31" w:after="31"/>
+        <w:ind w:firstLine="480"/>
+      </w:pPr>
+      <w:r>
+        <w:t xml:space="preserve">在规划、工具调用与多步执行等环节，现有 Agent 运行框架已提供较为成熟的工程基础；但在真实软件项目中，执行能力与输入上下文质量仍共同影响任务结果，实证研究显示智能体产出与人类开发者相比仍有差距</w:t>
+      </w:r>
+      <w:r>
+        <w:rPr>
+          <w:vertAlign w:val="superscript"/>
+        </w:rPr>
+        <w:t xml:space="preserve">[3]</w:t>
+      </w:r>
+      <w:r>
+        <w:t xml:space="preserve">。本文不研究智能体执行算法本身，而重点研究其项目级上下文供给问题。</w:t>
       </w:r>
     </w:p>
     <w:p>
       <w:pPr>
         <w:pStyle w:val="u2"/>
       </w:pPr>
-      <w:bookmarkStart w:id="23" w:name="_Toc12692"/>
-      <w:bookmarkEnd w:id="23"/>
-      <w:r>
-        <w:t>AI Agent与代码生成技术</w:t>
-      </w:r>
-    </w:p>
-    <w:p>
-      <w:pPr>
-        <w:pStyle w:val="ua"/>
-        <w:spacing w:before="31" w:after="31"/>
-        <w:ind w:firstLine="480"/>
-      </w:pPr>
-      <w:r>
-        <w:t>（本节正文待导入）</w:t>
+      <w:r>
+        <w:t>面向软件工程的上下文工程</w:t>
+      </w:r>
+    </w:p>
+    <w:p>
+      <w:pPr>
+        <w:pStyle w:val="ua"/>
+        <w:spacing w:before="31" w:after="31"/>
+        <w:ind w:firstLine="480"/>
+      </w:pPr>
+      <w:r>
+        <w:t xml:space="preserve">上下文工程（Context Engineering）是本文所处的研究方向。结合现有研究，本文将其理解为：围绕智能体的任务目标，对外部知识、代码结构、执行状态等信息进行组织、选择、压缩与供给的系统方法；Mei 等人的综述将该领域归纳为上下文检索与生成、上下文处理、上下文管理三类环节，涵盖检索增强、记忆、工具集成推理等方向</w:t>
+      </w:r>
+      <w:r>
+        <w:rPr>
+          <w:vertAlign w:val="superscript"/>
+        </w:rPr>
+        <w:t xml:space="preserve">[55]</w:t>
+      </w:r>
+      <w:r>
+        <w:t xml:space="preserve">。本节结合软件工程场景，按窗口约束与预算、检索、仓库级获取、压缩与记忆四个层面梳理其技术构成，它们共同构成第 3 章方法设计的直接技术背景。</w:t>
+      </w:r>
+    </w:p>
+    <w:p>
+      <w:pPr>
+        <w:pStyle w:val="u3"/>
+      </w:pPr>
+      <w:r>
+        <w:t>上下文窗口、位置效应与上下文预算</w:t>
+      </w:r>
+    </w:p>
+    <w:p>
+      <w:pPr>
+        <w:pStyle w:val="ua"/>
+        <w:spacing w:before="31" w:after="31"/>
+        <w:ind w:firstLine="480"/>
+      </w:pPr>
+      <w:r>
+        <w:t xml:space="preserve">上下文窗口限定了模型单次交互可处理的信息总量，但窗口内的信息并非被同等利用。已有研究发现著名的"Lost in the Middle"现象：当相关信息位于长上下文中部时，模型对其利用效果显著劣于位于首尾的情形，呈现 U 形的位置效应</w:t>
+      </w:r>
+      <w:r>
+        <w:rPr>
+          <w:vertAlign w:val="superscript"/>
+        </w:rPr>
+        <w:t xml:space="preserve">[4]</w:t>
+      </w:r>
+      <w:r>
+        <w:t xml:space="preserve">。同时，处理开销与调用成本随输入规模增长，超大输入还伴随关键信息被噪声稀释的问题。名义窗口长度与有效利用长度之间的差距表明，软件工程上下文问题不仅是上下文容量问题，还包括相关信息的选择、组织与压缩问题；本文任务上下文生成方法的设计即围绕这一认识展开。</w:t>
+      </w:r>
+    </w:p>
+    <w:p>
+      <w:pPr>
+        <w:pStyle w:val="ua"/>
+        <w:spacing w:before="31" w:after="31"/>
+        <w:ind w:firstLine="480"/>
+      </w:pPr>
+      <w:r>
+        <w:t>为度量上下文组织的效率，本文引入上下文压缩率作为基本量度：</w:t>
+      </w:r>
+    </w:p>
+    <w:p>
+      <w:pPr>
+        <w:pStyle w:val="ua"/>
+        <w:spacing w:before="31" w:after="31"/>
+        <w:ind w:firstLine="480"/>
+      </w:pPr>
+      <m:oMath>
+        <m:r>
+          <m:t>C=1−</m:t>
+        </m:r>
+        <m:f>
+          <m:fPr>
+            <m:type m:val="bar"/>
+          </m:fPr>
+          <m:num>
+            <m:sSub>
+              <m:e>
+                <m:r>
+                  <m:t>T</m:t>
+                </m:r>
+              </m:e>
+              <m:sub>
+                <m:r>
+                  <m:t>c</m:t>
+                </m:r>
+              </m:sub>
+            </m:sSub>
+          </m:num>
+          <m:den>
+            <m:sSub>
+              <m:e>
+                <m:r>
+                  <m:t>T</m:t>
+                </m:r>
+              </m:e>
+              <m:sub>
+                <m:r>
+                  <m:t>f</m:t>
+                </m:r>
+              </m:sub>
+            </m:sSub>
+          </m:den>
+        </m:f>
+      </m:oMath>
+      <w:r>
+        <w:tab/>
+        <w:t>（2-2）</w:t>
+      </w:r>
+    </w:p>
+    <w:p>
+      <w:pPr>
+        <w:pStyle w:val="ua"/>
+        <w:spacing w:before="31" w:after="31"/>
+        <w:ind w:firstLine="480"/>
+      </w:pPr>
+      <w:r>
+        <w:t xml:space="preserve">其中 </w:t>
+      </w:r>
+      <m:oMath>
+        <m:sSub>
+          <m:e>
+            <m:r>
+              <m:t>T</m:t>
+            </m:r>
+          </m:e>
+          <m:sub>
+            <m:r>
+              <m:t>c</m:t>
+            </m:r>
+          </m:sub>
+        </m:sSub>
+      </m:oMath>
+      <w:r>
+        <w:t xml:space="preserve"> 为实际生成上下文的 Token 数，</w:t>
+      </w:r>
+      <m:oMath>
+        <m:sSub>
+          <m:e>
+            <m:r>
+              <m:t>T</m:t>
+            </m:r>
+          </m:e>
+          <m:sub>
+            <m:r>
+              <m:t>f</m:t>
+            </m:r>
+          </m:sub>
+        </m:sSub>
+      </m:oMath>
+      <w:r>
+        <w:t xml:space="preserve"> 为对应全量上下文的 Token 数；</w:t>
+      </w:r>
+      <m:oMath>
+        <m:sSub>
+          <m:e>
+            <m:r>
+              <m:t>T</m:t>
+            </m:r>
+          </m:e>
+          <m:sub>
+            <m:r>
+              <m:t>f</m:t>
+            </m:r>
+          </m:sub>
+        </m:sSub>
+      </m:oMath>
+      <w:r>
+        <w:t xml:space="preserve"> 在本文实验中为预先定义的全量上下文基准，其具体构造规则在第 5 章给出，以将理论定义与实验操作定义区分开。压缩率刻画输入规模的缩减，而上下文的最终价值还取决于其对任务相关信息的覆盖程度，二者构成需要在预算约束下联合权衡的目标；该量度与相关权衡分析在第 5 章的上下文效率指标中使用。</w:t>
+      </w:r>
+    </w:p>
+    <w:p>
+      <w:pPr>
+        <w:pStyle w:val="u3"/>
+      </w:pPr>
+      <w:r>
+        <w:t>检索增强生成与图增强检索</w:t>
+      </w:r>
+    </w:p>
+    <w:p>
+      <w:pPr>
+        <w:pStyle w:val="ua"/>
+        <w:spacing w:before="31" w:after="31"/>
+        <w:ind w:firstLine="480"/>
+      </w:pPr>
+      <w:r>
+        <w:t xml:space="preserve">检索增强生成（Retrieval-Augmented Generation, RAG）是组织模型外部输入的基础机制，其将生成过程拆分为检索与生成两阶段：先从外部非参数化知识库中检索与问题相关的内容，再将其注入提示供模型生成答案</w:t>
+      </w:r>
+      <w:r>
+        <w:rPr>
+          <w:vertAlign w:val="superscript"/>
+        </w:rPr>
+        <w:t xml:space="preserve">[5]</w:t>
+      </w:r>
+      <w:r>
+        <w:t xml:space="preserve">。RAG 通过引入外部非参数化知识库，使模型能够按需访问并利用模型参数之外的知识，从而降低知识更新对重新训练模型的依赖；但其检索对象多为平面切分的文本片段，难以直接表达代码元素之间的结构关系。这一边界说明，在软件项目场景中，仅采用平面文档检索可能不足以表达代码实体之间的结构关系，因此有必要进一步考察结构化的知识组织方式。GraphRAG 进一步以实体-关系图组织检索与生成：先从语料中抽取实体与关系构建图结构，再利用图的社区划分与层级摘要支持需要跨文档综合的全局性问题</w:t>
+      </w:r>
+      <w:r>
+        <w:rPr>
+          <w:vertAlign w:val="superscript"/>
+        </w:rPr>
+        <w:t xml:space="preserve">[19]</w:t>
+      </w:r>
+      <w:r>
+        <w:t xml:space="preserve">。其核心思想为本文将项目知识从扁平文本组织为结构化关系提供了方法论参照；但 GraphRAG 面向通用文档语料，软件项目中的实体类型、关系语义与图谱更新机制仍需针对代码与业务场景重新设计。</w:t>
+      </w:r>
+    </w:p>
+    <w:p>
+      <w:pPr>
+        <w:pStyle w:val="u3"/>
+      </w:pPr>
+      <w:r>
+        <w:t>仓库级代码任务的上下文获取</w:t>
+      </w:r>
+    </w:p>
+    <w:p>
+      <w:pPr>
+        <w:pStyle w:val="ua"/>
+        <w:spacing w:before="31" w:after="31"/>
+        <w:ind w:firstLine="480"/>
+      </w:pPr>
+      <w:r>
+        <w:t xml:space="preserve">在代码场景下，上下文获取围绕仓库展开。CodeSearchNet 确立了自然语言-代码检索的问题定义并发布大规模数据集，推动了语义代码检索研究的系统化发展，为后续基于嵌入的代码检索方法提供了重要数据基础</w:t>
+      </w:r>
+      <w:r>
+        <w:rPr>
+          <w:vertAlign w:val="superscript"/>
+        </w:rPr>
+        <w:t xml:space="preserve">[12]</w:t>
+      </w:r>
+      <w:r>
+        <w:t xml:space="preserve">。仓库级代码生成研究进一步将上下文获取与生成过程耦合：CodePlan 以规划驱动的方式将仓库级修改分解为相互依赖的编辑链，按依赖顺序逐个执行</w:t>
+      </w:r>
+      <w:r>
+        <w:rPr>
+          <w:vertAlign w:val="superscript"/>
+        </w:rPr>
+        <w:t xml:space="preserve">[35]</w:t>
+      </w:r>
+      <w:r>
+        <w:t xml:space="preserve">；RepoHyper 构建仓库级代码结构超图，通过"搜索-扩展-精炼"过程为补全位置选取相关子图</w:t>
+      </w:r>
+      <w:r>
+        <w:rPr>
+          <w:vertAlign w:val="superscript"/>
+        </w:rPr>
+        <w:t xml:space="preserve">[36]</w:t>
+      </w:r>
+      <w:r>
+        <w:t xml:space="preserve">。在知识图谱路线上，KGCompass 将 issue、PR、文件、类与函数组织为仓库感知知识图谱，以图路径引导任务定位，并支持图谱随仓库演化增量更新</w:t>
+      </w:r>
+      <w:r>
+        <w:rPr>
+          <w:vertAlign w:val="superscript"/>
+        </w:rPr>
+        <w:t xml:space="preserve">[38]</w:t>
+      </w:r>
+      <w:r>
+        <w:t xml:space="preserve">；Repository Intelligence Graph 以确定性的架构图上下文服务商用编码智能体，在多个仓库与多种智能体上验证了效果</w:t>
+      </w:r>
+      <w:r>
+        <w:rPr>
+          <w:vertAlign w:val="superscript"/>
+        </w:rPr>
+        <w:t xml:space="preserve">[40]</w:t>
+      </w:r>
+      <w:r>
+        <w:t xml:space="preserve">；在评测方面，ContextBench 等基准为编码智能体的上下文检索提供了系统化的评测手段</w:t>
+      </w:r>
+      <w:r>
+        <w:rPr>
+          <w:vertAlign w:val="superscript"/>
+        </w:rPr>
+        <w:t xml:space="preserve">[58]</w:t>
+      </w:r>
+      <w:r>
+        <w:t xml:space="preserve">。此类工作主要围绕特定任务的上下文获取与生成展开；尽管部分研究已开始支持仓库知识的持续维护，需求规格所表达的业务能力作为长期语义节点、并通过其与代码结构的关联参与后续任务的上下文生成，尚未成为这类方法的共同重点。需要说明的是，本文并不认为现有仓库知识图谱无法表达业务语义，而是关注将业务能力作为显式的一等知识对象，并以 Spec/Change 作为其生命周期驱动来源，将相应的组织与演化机制系统化--这是本文双层知识模型与 Spec 增量知识演化机制的切入点。</w:t>
+      </w:r>
+    </w:p>
+    <w:p>
+      <w:pPr>
+        <w:pStyle w:val="u3"/>
+      </w:pPr>
+      <w:r>
+        <w:t>上下文压缩与智能体记忆</w:t>
+      </w:r>
+    </w:p>
+    <w:p>
+      <w:pPr>
+        <w:pStyle w:val="ua"/>
+        <w:spacing w:before="31" w:after="31"/>
+        <w:ind w:firstLine="480"/>
+      </w:pPr>
+      <w:r>
+        <w:t xml:space="preserve">上下文压缩解决"选定内容如何进入窗口"的问题。抽取式压缩保留关键片段、删除冗余内容；生成式摘要将长文本改写为短摘要；面向提示的压缩研究则在不显著损失任务效果的前提下系统性删减提示 Token，以 LLMLingua 为代表</w:t>
+      </w:r>
+      <w:r>
+        <w:rPr>
+          <w:vertAlign w:val="superscript"/>
+        </w:rPr>
+        <w:t xml:space="preserve">[56]</w:t>
+      </w:r>
+      <w:r>
+        <w:t xml:space="preserve">。现有提示压缩方法主要针对自然语言或一般化上下文进行 Token 级压缩；本文进一步关注代码结构知识场景下的结构感知压缩，即先在图结构层完成子图裁剪，再进行属性级与序列化级压缩。对代码上下文而言，结构化序列化以符号化、层级化的紧凑格式表达代码结构：在不丢失核心结构信息的前提下，其有望降低冗余文本表达带来的 Token 开销，本文将在第 5 章以实测数据对这一假设进行量化验证，并以此作为上下文输出格式设计的依据。智能体记忆从时间维度扩展上下文，使智能体能够跨步骤、跨会话保存中间结果与历史经验</w:t>
+      </w:r>
+      <w:r>
+        <w:rPr>
+          <w:vertAlign w:val="superscript"/>
+        </w:rPr>
+        <w:t xml:space="preserve">[57]</w:t>
+      </w:r>
+      <w:r>
+        <w:t xml:space="preserve">，Agent Workflow Memory 等工作开始探索从编码智能体的历史执行经验中提炼可复用知识以支持后续任务</w:t>
+      </w:r>
+      <w:r>
+        <w:rPr>
+          <w:vertAlign w:val="superscript"/>
+        </w:rPr>
+        <w:t xml:space="preserve">[59]</w:t>
+      </w:r>
+      <w:r>
+        <w:t xml:space="preserve">，记忆机制也被视为自演化编码智能体的核心资源之一</w:t>
+      </w:r>
+      <w:r>
+        <w:rPr>
+          <w:vertAlign w:val="superscript"/>
+        </w:rPr>
+        <w:t xml:space="preserve">[6]</w:t>
+      </w:r>
+      <w:r>
+        <w:t xml:space="preserve">。但已有记忆研究多以会话级或任务级为目标，通用记忆机制并不等同于项目知识模型；本文以 Capability-Code 结构化知识作为项目记忆的组织形式，使记忆内容随项目演化持续维护。</w:t>
+      </w:r>
+    </w:p>
+    <w:p>
+      <w:pPr>
+        <w:pStyle w:val="ua"/>
+        <w:spacing w:before="31" w:after="31"/>
+        <w:ind w:firstLine="480"/>
+      </w:pPr>
+      <w:r>
+        <w:t>综合来看，上述机制分别处理上下文的容量约束、内容来源、结构选取与时间延续问题，各自积累了成熟技术。本文方法的定位是在项目知识组织层面将它们统一起来：以持续维护的项目知识模型为底座，检索与压缩在图谱之上执行，记忆以项目知识资产的形式长期化。</w:t>
       </w:r>
     </w:p>
     <w:p>
       <w:pPr>
         <w:pStyle w:val="u2"/>
       </w:pPr>
-      <w:bookmarkStart w:id="23" w:name="_Toc12692"/>
-      <w:bookmarkEnd w:id="23"/>
-      <w:r>
-        <w:t>软件知识表示与上下文技术</w:t>
-      </w:r>
-    </w:p>
-    <w:p>
-      <w:pPr>
-        <w:pStyle w:val="ua"/>
-        <w:spacing w:before="31" w:after="31"/>
-        <w:ind w:firstLine="480"/>
-      </w:pPr>
-      <w:r>
-        <w:t>（本节正文待导入）</w:t>
+      <w:r>
+        <w:t>软件知识图谱与代码结构分析</w:t>
+      </w:r>
+    </w:p>
+    <w:p>
+      <w:pPr>
+        <w:pStyle w:val="ua"/>
+        <w:spacing w:before="31" w:after="31"/>
+        <w:ind w:firstLine="480"/>
+      </w:pPr>
+      <w:r>
+        <w:t>本文的知识建模建立在代码结构分析与知识图谱两项技术之上，语义匹配能力来自嵌入向量模型，子图获取依托图搜索过程。本节依次介绍。</w:t>
+      </w:r>
+    </w:p>
+    <w:p>
+      <w:pPr>
+        <w:pStyle w:val="u3"/>
+      </w:pPr>
+      <w:r>
+        <w:t>代码结构与依赖分析</w:t>
+      </w:r>
+    </w:p>
+    <w:p>
+      <w:pPr>
+        <w:pStyle w:val="ua"/>
+        <w:spacing w:before="31" w:after="31"/>
+        <w:ind w:firstLine="480"/>
+      </w:pPr>
+      <w:r>
+        <w:t xml:space="preserve">代码结构分析的技术基础是抽象语法树（Abstract Syntax Tree, AST）：解析器将源码解析为树形结构，节点对应语法构件，由此可系统提取函数、类、导入等代码元素及其嵌套关系。tree-sitter 是代表性的增量解析框架，支持多语言、容错的源码解析，能够在代码编辑过程中高效重建语法树</w:t>
+      </w:r>
+      <w:r>
+        <w:rPr>
+          <w:vertAlign w:val="superscript"/>
+        </w:rPr>
+        <w:t xml:space="preserve">[52]</w:t>
+      </w:r>
+      <w:r>
+        <w:t xml:space="preserve">。在 AST 之上，代码属性图（Code Property Graph, CPG）将抽象语法树、控制流图与程序依赖图统一为单一的可查询图模型，使跨结构的代码分析成为可能，已成功应用于漏洞挖掘等任务</w:t>
+      </w:r>
+      <w:r>
+        <w:rPr>
+          <w:vertAlign w:val="superscript"/>
+        </w:rPr>
+        <w:t xml:space="preserve">[18]</w:t>
+      </w:r>
+      <w:r>
+        <w:t xml:space="preserve">。此类技术能够成熟地刻画代码间的结构关系，是本文代码结构层（模块-文件-函数三级）构建的直接技术来源；CPG 主要面向程序结构与依赖语义，其标准模型并不以业务能力作为核心建模对象，本文在此基础上引入业务能力层，以表达需求语义与代码结构之间的关联。</w:t>
+      </w:r>
+    </w:p>
+    <w:p>
+      <w:pPr>
+        <w:pStyle w:val="u3"/>
+      </w:pPr>
+      <w:r>
+        <w:t>知识图谱建模与知识溯源</w:t>
+      </w:r>
+    </w:p>
+    <w:p>
+      <w:pPr>
+        <w:pStyle w:val="ua"/>
+        <w:spacing w:before="31" w:after="31"/>
+        <w:ind w:firstLine="480"/>
+      </w:pPr>
+      <w:r>
+        <w:t xml:space="preserve">知识图谱以实体、关系与属性对领域知识进行显式结构化表示，并可结合规则或图算法开展关联查询与推理</w:t>
+      </w:r>
+      <w:r>
+        <w:rPr>
+          <w:vertAlign w:val="superscript"/>
+        </w:rPr>
+        <w:t xml:space="preserve">[37]</w:t>
+      </w:r>
+      <w:r>
+        <w:t xml:space="preserve">，其构建通常涉及本体设计、知识抽取与知识融合：本体确定实体类型、属性与关系的模式定义，抽取从数据源中识别实体并建立关系，融合处理实体对齐与冲突消解。除通用图谱外，面向特定领域的领域图谱通过定制本体适配领域语义，软件领域的代码知识图谱即属此类。</w:t>
+      </w:r>
+    </w:p>
+    <w:p>
+      <w:pPr>
+        <w:pStyle w:val="ua"/>
+        <w:spacing w:before="31" w:after="31"/>
+        <w:ind w:firstLine="480"/>
+      </w:pPr>
+      <w:r>
+        <w:t>与本文直接相关的是知识图谱机制中的两个环节。其一是关系溯源（provenance）：图谱中的关系可附带证据来源与置信度，使每条知识可追溯、可审核；知识溯源不仅用于解释检索结果，也可用于后续的关联置信度更新与错误定位，这为本文以多源启发式证据建立业务-代码关联、并保留证据来源的设计提供了机制基础。其二是增量更新：图谱可随数据源演化局部更新而非全量重建，这对应本文 Spec 增量知识演化机制中知识模型的维护方式。存储上，图数据库（如 Neo4j）提供成熟的图查询能力，基于文件的轻量存储在部署成本与数据可控性上占优，本文的存储选择与依据在第 3 章与第 4 章给出。</w:t>
+      </w:r>
+    </w:p>
+    <w:p>
+      <w:pPr>
+        <w:pStyle w:val="u3"/>
+      </w:pPr>
+      <w:r>
+        <w:t>嵌入向量与语义匹配</w:t>
+      </w:r>
+    </w:p>
+    <w:p>
+      <w:pPr>
+        <w:pStyle w:val="ua"/>
+        <w:spacing w:before="31" w:after="31"/>
+        <w:ind w:firstLine="480"/>
+      </w:pPr>
+      <w:r>
+        <w:t xml:space="preserve">嵌入向量技术将文本或代码对象映射为低维稠密向量，使语义相近的对象在向量空间中相互邻近。以 BERT 为代表的预训练语言模型显著提升了句段级语义表示能力</w:t>
+      </w:r>
+      <w:r>
+        <w:rPr>
+          <w:vertAlign w:val="superscript"/>
+        </w:rPr>
+        <w:t xml:space="preserve">[44]</w:t>
+      </w:r>
+      <w:r>
+        <w:t xml:space="preserve">；面向检索场景的文本嵌入模型进一步将优化目标对齐为"相关文本向量相近"，C-Pack 提出的 BGE 系列是中文场景的代表性工作</w:t>
+      </w:r>
+      <w:r>
+        <w:rPr>
+          <w:vertAlign w:val="superscript"/>
+        </w:rPr>
+        <w:t xml:space="preserve">[47]</w:t>
+      </w:r>
+      <w:r>
+        <w:t xml:space="preserve">；在代码侧，GraphCodeBERT 等工作将代码结构信息融入预训练表示</w:t>
+      </w:r>
+      <w:r>
+        <w:rPr>
+          <w:vertAlign w:val="superscript"/>
+        </w:rPr>
+        <w:t xml:space="preserve">[11]</w:t>
+      </w:r>
+      <w:r>
+        <w:t xml:space="preserve">。工程上，语义匹配以余弦相似度度量、以近似最近邻索引加速检索。在本文中，嵌入向量支撑知识建模与上下文生成两个环节：前者以语义相似度为业务-代码关联的多源证据之一，后者以向量检索实现任务描述与项目知识的语义对齐。</w:t>
+      </w:r>
+    </w:p>
+    <w:p>
+      <w:pPr>
+        <w:pStyle w:val="u3"/>
+      </w:pPr>
+      <w:r>
+        <w:t>图搜索与子图裁剪</w:t>
+      </w:r>
+    </w:p>
+    <w:p>
+      <w:pPr>
+        <w:pStyle w:val="ua"/>
+        <w:spacing w:before="31" w:after="31"/>
+        <w:ind w:firstLine="480"/>
+      </w:pPr>
+      <w:r>
+        <w:t>图搜索是图结构知识利用的基础操作。宽度优先搜索（BFS）按与起点的距离逐层扩展节点，能够保证在无权图上找到最短路径；带权图上的经典方法以 Dijkstra 算法与最佳优先搜索为代表。双向搜索从起点与目标集合同时扩展并在中途会合，相比单侧逐层扩展可显著缩小需要探索的搜索空间，适用于已知目标集合的大图检索。需要说明的是，本文第 3 章使用的"加权双向 BFS"子图裁剪并非经典意义上的带权最短路算法，而是本文在 BFS 逐层扩展框架中引入边权重阈值与候选节点评分定义的扩展搜索策略，以锚点为起止集合控制任务级子图的扩展范围，其具体设计在第 3 章详述。</w:t>
       </w:r>
     </w:p>
     <w:p>
       <w:pPr>
         <w:pStyle w:val="u2"/>
       </w:pPr>
-      <w:bookmarkStart w:id="23" w:name="_Toc12692"/>
-      <w:bookmarkEnd w:id="23"/>
-      <w:r>
-        <w:t>推荐系统相关技术</w:t>
-      </w:r>
-    </w:p>
-    <w:p>
-      <w:pPr>
-        <w:pStyle w:val="ua"/>
-        <w:spacing w:before="31" w:after="31"/>
-        <w:ind w:firstLine="480"/>
-      </w:pPr>
-      <w:r>
-        <w:t>（本节正文待导入）</w:t>
+      <w:r>
+        <w:t>Spec 驱动开发方法</w:t>
+      </w:r>
+    </w:p>
+    <w:p>
+      <w:pPr>
+        <w:pStyle w:val="u3"/>
+      </w:pPr>
+      <w:r>
+        <w:t>基本思想与实践形态</w:t>
+      </w:r>
+    </w:p>
+    <w:p>
+      <w:pPr>
+        <w:pStyle w:val="ua"/>
+        <w:spacing w:before="31" w:after="31"/>
+        <w:ind w:firstLine="480"/>
+      </w:pPr>
+      <w:r>
+        <w:t xml:space="preserve">Spec 驱动开发（Spec-Driven Development）是针对 AI 开发过程约束问题形成的工作流路线。Piskala 将其概括为开发活动的组织方式从"代码即事实源"（code-as-source）向"规格作为首要制品"的转移</w:t>
+      </w:r>
+      <w:r>
+        <w:rPr>
+          <w:vertAlign w:val="superscript"/>
+        </w:rPr>
+        <w:t xml:space="preserve">[7]</w:t>
+      </w:r>
+      <w:r>
+        <w:t xml:space="preserve">：不同方法的严格程度有所差异，实践中形成规格先行（spec-first）、规格锚定（spec-anchored）与规格即事实源（spec-as-source）等形态，共同点是让规格在开发过程中承担组织核心的角色。此类方法已解决的，是以规格与流程制品约束智能体行为、提升过程可审计性的问题。工程社区已有多个代表性实现，本文涉及三个，其能力描述与本文研究采用的版本绑定（版本记录固化于附录实验环境表）。</w:t>
+      </w:r>
+    </w:p>
+    <w:p>
+      <w:pPr>
+        <w:pStyle w:val="u3"/>
+      </w:pPr>
+      <w:r>
+        <w:t>代表性工具及其机制</w:t>
+      </w:r>
+    </w:p>
+    <w:p>
+      <w:pPr>
+        <w:pStyle w:val="ua"/>
+        <w:spacing w:before="31" w:after="31"/>
+        <w:ind w:firstLine="480"/>
+      </w:pPr>
+      <w:r>
+        <w:t xml:space="preserve">GitHub Spec Kit 以项目级治理为定位，围绕 Constitution（项目规范）、Specification（功能规格）、Plan（技术计划）与 Tasks（任务分解）四类制品组织开发，通过 Clarify、Checklist、Analyze、Converge 等质量门禁环节控制各阶段的输出质量</w:t>
+      </w:r>
+      <w:r>
+        <w:rPr>
+          <w:vertAlign w:val="superscript"/>
+        </w:rPr>
+        <w:t xml:space="preserve">[8]</w:t>
+      </w:r>
+      <w:r>
+        <w:t xml:space="preserve">。</w:t>
+      </w:r>
+    </w:p>
+    <w:p>
+      <w:pPr>
+        <w:pStyle w:val="ua"/>
+        <w:spacing w:before="31" w:after="31"/>
+        <w:ind w:firstLine="480"/>
+      </w:pPr>
+      <w:r>
+        <w:t xml:space="preserve">OpenSpec 以变更管理为定位，以动作（Action）为中心对工作流与制品图进行建模，核心价值在于将 Change 作为软件演化的基本工作单元，围绕变更组织规格制品的生命周期管理，并将依赖关系视为使能条件而非强制关卡</w:t>
+      </w:r>
+      <w:r>
+        <w:rPr>
+          <w:vertAlign w:val="superscript"/>
+        </w:rPr>
+        <w:t xml:space="preserve">[8]</w:t>
+      </w:r>
+      <w:r>
+        <w:t xml:space="preserve">。本文进一步把 Change/Spec 从过程制品扩展为项目长期知识演化的触发单元，这一扩展关系是第 3 章 Spec 增量知识演化机制的直接来源。</w:t>
+      </w:r>
+    </w:p>
+    <w:p>
+      <w:pPr>
+        <w:pStyle w:val="ua"/>
+        <w:spacing w:before="31" w:after="31"/>
+        <w:ind w:firstLine="480"/>
+      </w:pPr>
+      <w:r>
+        <w:t xml:space="preserve">Superpowers 以执行纪律为定位，通过可组合技能与强制工作流约束智能体的执行过程，涵盖需求澄清、计划编写、子代理驱动开发、测试驱动开发与多层代码审查等环节</w:t>
+      </w:r>
+      <w:r>
+        <w:rPr>
+          <w:vertAlign w:val="superscript"/>
+        </w:rPr>
+        <w:t xml:space="preserve">[9]</w:t>
+      </w:r>
+      <w:r>
+        <w:t xml:space="preserve">。</w:t>
+      </w:r>
+    </w:p>
+    <w:p>
+      <w:pPr>
+        <w:pStyle w:val="ua"/>
+        <w:spacing w:before="31" w:after="31"/>
+        <w:ind w:firstLine="480"/>
+      </w:pPr>
+      <w:r>
+        <w:t>三者共同表明，以规格与流程制品约束智能体开发是可行且已获工程验证的路线。本文的六阶段流程约束架构在制品化、门禁化等方面借鉴了这一路线的设计思想；同时，此类方法的核心知识对象仍以规格制品、变更状态与执行过程为中心，与本文不同，本文进一步将规格知识与代码结构的长期显式关联作为主要研究对象，Spec 增量知识演化机制即在这一差异上展开；三者也是第 5 章对比实验中规格驱动与 Agent 流程两类方案的来源。</w:t>
       </w:r>
     </w:p>
     <w:p>
       <w:pPr>
         <w:pStyle w:val="u2"/>
       </w:pPr>
-      <w:bookmarkStart w:id="23" w:name="_Toc12692"/>
-      <w:bookmarkEnd w:id="23"/>
+      <w:r>
+        <w:t>推荐系统与 Web 架构背景</w:t>
+      </w:r>
+    </w:p>
+    <w:p>
+      <w:pPr>
+        <w:pStyle w:val="ua"/>
+        <w:spacing w:before="31" w:after="31"/>
+        <w:ind w:firstLine="480"/>
+      </w:pPr>
+      <w:r>
+        <w:t xml:space="preserve">本文的实验载体为基于大模型的美食推荐系统，本节简要说明其业务实现涉及的背景技术。推荐系统的主流技术包括协同过滤、内容推荐与混合方法：协同过滤基于用户-物品交互数据发现偏好规律</w:t>
+      </w:r>
+      <w:r>
+        <w:rPr>
+          <w:vertAlign w:val="superscript"/>
+        </w:rPr>
+        <w:t xml:space="preserve">[48]</w:t>
+      </w:r>
+      <w:r>
+        <w:rPr>
+          <w:vertAlign w:val="superscript"/>
+        </w:rPr>
+        <w:t xml:space="preserve">[49]</w:t>
+      </w:r>
+      <w:r>
+        <w:t xml:space="preserve">，内容推荐利用物品属性与用户画像匹配以缓解冷启动</w:t>
+      </w:r>
+      <w:r>
+        <w:rPr>
+          <w:vertAlign w:val="superscript"/>
+        </w:rPr>
+        <w:t xml:space="preserve">[51]</w:t>
+      </w:r>
+      <w:r>
+        <w:t xml:space="preserve">，混合方法组合多类技术取长补短</w:t>
+      </w:r>
+      <w:r>
+        <w:rPr>
+          <w:vertAlign w:val="superscript"/>
+        </w:rPr>
+        <w:t xml:space="preserve">[50]</w:t>
+      </w:r>
+      <w:r>
+        <w:t xml:space="preserve">。载体采用前后端分离的典型 Web 架构：前端基于 Vue.js 框架实现界面交互</w:t>
+      </w:r>
+      <w:r>
+        <w:rPr>
+          <w:vertAlign w:val="superscript"/>
+        </w:rPr>
+        <w:t xml:space="preserve">[54]</w:t>
+      </w:r>
+      <w:r>
+        <w:t xml:space="preserve">，后端基于 Spring Boot 框架提供服务接口</w:t>
+      </w:r>
+      <w:r>
+        <w:rPr>
+          <w:vertAlign w:val="superscript"/>
+        </w:rPr>
+        <w:t xml:space="preserve">[53]</w:t>
+      </w:r>
+      <w:r>
+        <w:t xml:space="preserve">，两者以 RESTful API 交互。</w:t>
+      </w:r>
+    </w:p>
+    <w:p>
+      <w:pPr>
+        <w:pStyle w:val="ua"/>
+        <w:spacing w:before="31" w:after="31"/>
+        <w:ind w:firstLine="480"/>
+      </w:pPr>
+      <w:r>
+        <w:t>载体的推荐模块采用以用户偏好规则为核心的常规设计，不涉及大模型增强推荐；推荐算法的效果不属于本文研究变量，相关技术在此仅作为业务背景介绍。载体系统的分析与设计在第 5 章实验设计部分给出。</w:t>
+      </w:r>
+    </w:p>
+    <w:p>
+      <w:pPr>
+        <w:pStyle w:val="u2"/>
+      </w:pPr>
       <w:r>
         <w:t>本章小结</w:t>
       </w:r>
@@ -7337,96 +8150,367 @@
         <w:ind w:firstLine="480"/>
       </w:pPr>
       <w:r>
-        <w:t>（本节正文待导入）</w:t>
+        <w:t>本章围绕四条技术线索介绍了本文的相关技术与理论基础：大语言模型与 AI 编程智能体说明了能力前提与输入侧瓶颈的形成；上下文工程刻画了窗口约束与上下文预算、检索增强、仓库级获取、压缩与记忆的技术构成，以及本文在项目知识组织层面统一这些机制的定位；软件知识图谱与代码结构分析提供了知识建模的结构来源、组织范式、语义匹配手段与子图搜索基础；Spec 驱动开发方法构成了流程设计与实验对比的参照。实验载体所需的推荐系统与 Web 架构背景一并作了简要说明。上述技术分别支撑本文方法的不同侧面，它们如何在统一的项目知识组织框架中结合为完整方法，是第 3 章的主题。</w:t>
       </w:r>
     </w:p>
     <w:p>
       <w:pPr>
         <w:pStyle w:val="1"/>
       </w:pPr>
-      <w:bookmarkStart w:id="20" w:name="_Toc137114645"/>
-      <w:bookmarkStart w:id="21" w:name="_Toc137114692"/>
-      <w:bookmarkStart w:id="22" w:name="_Toc10449"/>
-      <w:bookmarkEnd w:id="12"/>
-      <w:bookmarkEnd w:id="13"/>
-      <w:bookmarkEnd w:id="20"/>
-      <w:bookmarkEnd w:id="21"/>
-      <w:bookmarkEnd w:id="22"/>
       <w:r>
         <w:rPr>
           <w:rFonts w:hint="eastAsia"/>
         </w:rPr>
-        <w:t>面向AI辅助开发的上下文工程方法</w:t>
+        <w:lastRenderedPageBreak/>
+        <w:t>面向</w:t>
+      </w:r>
+      <w:r>
+        <w:rPr>
+          <w:rFonts w:hint="eastAsia"/>
+        </w:rPr>
+        <w:t>AI</w:t>
+      </w:r>
+      <w:r>
+        <w:rPr>
+          <w:rFonts w:hint="eastAsia"/>
+        </w:rPr>
+        <w:t>辅助开发的上下文工程方法</w:t>
+      </w:r>
+    </w:p>
+    <w:p>
+      <w:pPr>
+        <w:pStyle w:val="ua"/>
+        <w:spacing w:before="31" w:after="31"/>
+        <w:ind w:firstLine="480"/>
+      </w:pPr>
+      <w:r>
+        <w:t>本章提出面向 AI 辅助开发的上下文工程方法。针对第 1 章归纳的项目知识失忆问题，方法由三项核心机制与一个整合框架构成：能力-代码双层知识组织模型建立业务能力与代码结构的统一知识表示，图谱驱动的任务上下文生成方法在 Token 预算约束下产出任务相关的最小充分上下文，Spec 增量知识演化机制使项目知识随需求演化持续积累；六阶段流程约束架构将三项机制整合进开发过程，规定上下文的产生、消费与更新方式。本章依次阐述方法总体框架、流程约束架构与三项核心机制，分别对应第 1 章前三个创新点；方法由 wpw 系统实现（第 4 章），有效性由第 5 章实验验证。</w:t>
       </w:r>
     </w:p>
     <w:p>
       <w:pPr>
         <w:pStyle w:val="u2"/>
       </w:pPr>
-      <w:bookmarkStart w:id="23" w:name="_Toc12692"/>
-      <w:bookmarkEnd w:id="23"/>
-      <w:r>
-        <w:t>总体框架</w:t>
-      </w:r>
-    </w:p>
-    <w:p>
-      <w:pPr>
-        <w:pStyle w:val="ua"/>
-        <w:spacing w:before="31" w:after="31"/>
-        <w:ind w:firstLine="480"/>
-      </w:pPr>
-      <w:r>
-        <w:t>（本节正文待导入）</w:t>
+      <w:r>
+        <w:t>方法总体框架</w:t>
+      </w:r>
+    </w:p>
+    <w:p>
+      <w:pPr>
+        <w:pStyle w:val="u3"/>
+      </w:pPr>
+      <w:r>
+        <w:t>设计思路与总体闭环</w:t>
+      </w:r>
+    </w:p>
+    <w:p>
+      <w:pPr>
+        <w:pStyle w:val="ua"/>
+        <w:spacing w:before="31" w:after="31"/>
+        <w:ind w:firstLine="480"/>
+      </w:pPr>
+      <w:r>
+        <w:t>方法的出发点，是把开发过程中的上下文供给从"按任务临时构造、用后即弃"转变为"以持续维护的项目知识模型为底座"。方法的总体框架如图3-1所示，其运行逻辑构成一个闭环：需求进入六阶段流程约束架构，被逐步规格化为阶段制品并沉淀为能力规范；能力规范生成知识图谱的业务能力层，与多语言源码解析得到的代码结构层建立关联，形成双层项目知识模型；开发任务到来时，上下文生成流水线在图谱上执行锚点选择、子图裁剪与压缩序列化，产出任务级上下文供给智能体；智能体在流程约束下完成实施后，代码变更与需求归档又反馈回知识模型，触发关联的增量更新。项目知识由此随开发过程循环积累，而非随任务结束流失。</w:t>
+      </w:r>
+    </w:p>
+    <w:p>
+      <w:pPr>
+        <w:jc w:val="center"/>
+      </w:pPr>
+      <w:r>
+        <w:drawing>
+          <wp:inline xmlns:a="http://schemas.openxmlformats.org/drawingml/2006/main" xmlns:pic="http://schemas.openxmlformats.org/drawingml/2006/picture">
+            <wp:extent cx="5220000" cy="3530539"/>
+            <wp:docPr id="1519911832" name="Picture 1519911832"/>
+            <wp:cNvGraphicFramePr>
+              <a:graphicFrameLocks noChangeAspect="1"/>
+            </wp:cNvGraphicFramePr>
+            <a:graphic>
+              <a:graphicData uri="http://schemas.openxmlformats.org/drawingml/2006/picture">
+                <pic:pic>
+                  <pic:nvPicPr>
+                    <pic:cNvPr id="0" name="图3-1-方法总体框架.png"/>
+                    <pic:cNvPicPr/>
+                  </pic:nvPicPr>
+                  <pic:blipFill>
+                    <a:blip r:embed="rId27"/>
+                    <a:stretch>
+                      <a:fillRect/>
+                    </a:stretch>
+                  </pic:blipFill>
+                  <pic:spPr>
+                    <a:xfrm>
+                      <a:off x="0" y="0"/>
+                      <a:ext cx="5220000" cy="3530539"/>
+                    </a:xfrm>
+                    <a:prstGeom prst="rect"/>
+                  </pic:spPr>
+                </pic:pic>
+              </a:graphicData>
+            </a:graphic>
+          </wp:inline>
+        </w:drawing>
+      </w:r>
+    </w:p>
+    <w:p>
+      <w:pPr>
+        <w:pStyle w:val="u4"/>
+        <w:spacing w:before="31" w:after="31"/>
+        <w:ind w:firstLine="480"/>
+      </w:pPr>
+      <w:r>
+        <w:t>图3-1 方法总体框架</w:t>
+      </w:r>
+    </w:p>
+    <w:p>
+      <w:pPr>
+        <w:pStyle w:val="ua"/>
+        <w:spacing w:before="31" w:after="31"/>
+        <w:ind w:firstLine="480"/>
+      </w:pPr>
+      <w:r>
+        <w:t>从知识流动的角度，框架自底向上分为三层：数据来源层提供能力规范、需求过程文档、源码与 Git 历史四类原始知识；知识组织层通过解析、结构化与多源证据融合，将原始知识沉淀为稳态知识库与知识图谱；智能体消费层经上下文生成流水线把知识转化为智能体可消费的任务上下文。项目知识按生命周期特征分为两类：描述项目长期业务能力、随需求归档持续沉淀的稳态知识，与服务于当前开发任务、随六阶段流程产生的过程知识。两类知识的划分与转化是 Spec 增量知识演化机制的基础：过程知识在需求归档时经沉淀机制并入稳态知识，使业务知识不随需求结束而流失。</w:t>
+      </w:r>
+    </w:p>
+    <w:p>
+      <w:pPr>
+        <w:pStyle w:val="u3"/>
+      </w:pPr>
+      <w:r>
+        <w:t>三项机制与研究目标的对应</w:t>
+      </w:r>
+    </w:p>
+    <w:p>
+      <w:pPr>
+        <w:pStyle w:val="ua"/>
+        <w:spacing w:before="31" w:after="31"/>
+        <w:ind w:firstLine="480"/>
+      </w:pPr>
+      <w:r>
+        <w:t>三项核心机制与第 1 章的三个研究目标一一对应。知识组织机制对应"建立业务能力与代码结构的统一知识表示"：以双层知识模型把业务能力、模块、文件、函数组织为显式、可查询、可维护的项目知识，回答"某项业务能力由哪些代码实现"。上下文生成机制对应"建立任务相关上下文的生成方法"：在给定 Token 预算内从知识模型中生成与任务高度相关的最小充分上下文，兼顾相关性与开销。增量演化机制对应"建立项目知识的持续积累机制"：以需求 Spec 为演化触发单元增量更新知识模型，供智能体在长期开发中复用。流程约束架构是组织三项机制的框架性设计，它不直接产生知识，而是规定知识在开发过程中产生、消费与更新的时机与方式，使三项机制嵌入真实开发流程而非游离于其外。</w:t>
+      </w:r>
+    </w:p>
+    <w:p>
+      <w:pPr>
+        <w:pStyle w:val="ua"/>
+        <w:spacing w:before="31" w:after="31"/>
+        <w:ind w:firstLine="480"/>
+      </w:pPr>
+      <w:r>
+        <w:t>在验证设计上，三项机制与流程约束架构分别由第 5 章的对应实验考察：双层知识模型与上下文生成方法的贡献由消融实验与组件级基线分离，Spec 增量演化机制的积累效果由多轮需求演化实验（T4）检验，流程约束架构由流程消融实验考察。以下各节先阐述作为整合框架的流程约束架构，再依次阐述三项核心机制。</w:t>
       </w:r>
     </w:p>
     <w:p>
       <w:pPr>
         <w:pStyle w:val="u2"/>
       </w:pPr>
-      <w:bookmarkStart w:id="23" w:name="_Toc12692"/>
-      <w:bookmarkEnd w:id="23"/>
       <w:r>
         <w:t>流程约束架构</w:t>
       </w:r>
     </w:p>
     <w:p>
       <w:pPr>
-        <w:pStyle w:val="ua"/>
-        <w:spacing w:before="31" w:after="31"/>
-        <w:ind w:firstLine="480"/>
-      </w:pPr>
-      <w:r>
-        <w:t>（本节正文待导入）</w:t>
+        <w:pStyle w:val="u3"/>
+      </w:pPr>
+      <w:r>
+        <w:t>设计动机与六阶段开发流程</w:t>
+      </w:r>
+    </w:p>
+    <w:p>
+      <w:pPr>
+        <w:pStyle w:val="ua"/>
+        <w:spacing w:before="31" w:after="31"/>
+        <w:ind w:firstLine="480"/>
+      </w:pPr>
+      <w:r>
+        <w:t>大语言模型的生成过程具有非确定性，而软件工程流程要求确定性的阶段推进与可审计的过程状态。在无约束的对话式开发中，智能体的行为状态隐含在对话历史里：需求理解、方案选择与实施进度对外不可见，一旦对话上下文膨胀或会话中断，过程状态即不可恢复，返工与需求遗漏也难以定位。流程约束架构针对这一问题，把开发过程组织为显式的阶段流转，使智能体的行为状态成为可检查、可恢复的项目资产。</w:t>
+      </w:r>
+    </w:p>
+    <w:p>
+      <w:pPr>
+        <w:pStyle w:val="ua"/>
+        <w:spacing w:before="31" w:after="31"/>
+        <w:ind w:firstLine="480"/>
+      </w:pPr>
+      <w:r>
+        <w:t>wpw 将开发过程组织为 BRD（业务需求）、PRD（产品需求）、Design（技术设计）、Plan（开发计划）、Test（测试方案）、Apply（编码实施）六个核心阶段，另有可选的 Explore（技术探索）阶段。每个阶段产出明确的阶段制品：业务需求文档、产品需求文档、技术设计文档、开发计划、测试方案与代码变更，探索阶段产出探索报告。阶段间的推进受三类控制：</w:t>
+      </w:r>
+      <w:r>
+        <w:rPr>
+          <w:b/>
+        </w:rPr>
+        <w:t>强依赖检查</w:t>
+      </w:r>
+      <w:r>
+        <w:t>要求前置阶段完成后才能进入下一阶段；</w:t>
+      </w:r>
+      <w:r>
+        <w:rPr>
+          <w:b/>
+        </w:rPr>
+        <w:t>弱依赖</w:t>
+      </w:r>
+      <w:r>
+        <w:t>允许设计阶段在探索报告缺失时跳过读取；</w:t>
+      </w:r>
+      <w:r>
+        <w:rPr>
+          <w:b/>
+        </w:rPr>
+        <w:t>拍板门禁</w:t>
+      </w:r>
+      <w:r>
+        <w:t>要求探索报告落盘后由用户显式拍板，方可进入设计阶段。依赖与门禁由系统而非智能体自律保证：智能体不能跳过未完成的前置阶段，阶段推进必须经系统校验。由此，开发过程从"智能体自由规划路径"转变为"系统约束下的阶段流转"，每一阶段何时进入、产出什么、由谁确认都是确定的。</w:t>
+      </w:r>
+    </w:p>
+    <w:p>
+      <w:pPr>
+        <w:pStyle w:val="u3"/>
+      </w:pPr>
+      <w:r>
+        <w:t>三段式编排契约与状态留痕</w:t>
+      </w:r>
+    </w:p>
+    <w:p>
+      <w:pPr>
+        <w:pStyle w:val="ua"/>
+        <w:spacing w:before="31" w:after="31"/>
+        <w:ind w:firstLine="480"/>
+      </w:pPr>
+      <w:r>
+        <w:t>每个阶段的执行遵循统一的三段式编排契约。</w:t>
+      </w:r>
+      <w:r>
+        <w:rPr>
+          <w:b/>
+        </w:rPr>
+        <w:t>准备段</w:t>
+      </w:r>
+      <w:r>
+        <w:t>由系统完成阶段工作区创建、依赖检查与模板下发；</w:t>
+      </w:r>
+      <w:r>
+        <w:rPr>
+          <w:b/>
+        </w:rPr>
+        <w:t>生成段</w:t>
+      </w:r>
+      <w:r>
+        <w:t>由智能体按模板生成阶段制品，输出大纲经用户确认后落盘；</w:t>
+      </w:r>
+      <w:r>
+        <w:rPr>
+          <w:b/>
+        </w:rPr>
+        <w:t>收尾段</w:t>
+      </w:r>
+      <w:r>
+        <w:t>由系统校验产物、更新阶段状态并触发后续处理（如代码审查）。三段式契约把确定性操作与生成性操作分开：状态变更、依赖判定、文件组织等确定性逻辑全部收归系统，智能体只承担理解与生成，且不直接修改过程状态文件。这一职责划分从机制上避免了智能体隐式改写状态造成的过程漂移，也使流程对任意底层模型保持一致的行为约束。</w:t>
+      </w:r>
+    </w:p>
+    <w:p>
+      <w:pPr>
+        <w:pStyle w:val="ua"/>
+        <w:spacing w:before="31" w:after="31"/>
+        <w:ind w:firstLine="480"/>
+      </w:pPr>
+      <w:r>
+        <w:t>与阶段流转相配合的是状态留痕：项目级阶段状态显式记录于状态文件，每次阶段完成、跳过与拍板均留下可追溯记录，任意时点的项目状态可查询、可恢复。流程约束的整体设计遵循四条原则：状态确定性，即状态变更必经系统、显式留痕；权限边界，即智能体不直接修改状态文件，制品落盘前必须经用户确认；人机协同，即拍板等关键决策由人执行，智能体负责生成与建议；可恢复性，即支持断点续作，知识设施缺失时降级容错、不阻塞开发。流程约束架构的目标是控制智能体的行为状态与过程可审计性，而非提升单次生成效率；它不替代 Agent 运行框架的执行能力，研究的是执行过程之上的流程组织与上下文供给方式。</w:t>
+      </w:r>
+    </w:p>
+    <w:p>
+      <w:pPr>
+        <w:pStyle w:val="u3"/>
+      </w:pPr>
+      <w:r>
+        <w:t>流程中的上下文请求与消费</w:t>
+      </w:r>
+    </w:p>
+    <w:p>
+      <w:pPr>
+        <w:pStyle w:val="ua"/>
+        <w:spacing w:before="31" w:after="31"/>
+        <w:ind w:firstLine="480"/>
+      </w:pPr>
+      <w:r>
+        <w:t>流程约束架构同时规定了上下文在开发过程中的请求与消费方式，这也是其作为方法整合框架的角色所在。其一，阶段制品本身构成受控的上下文载体：后续阶段自动获得前序制品，如产品需求阶段读取业务需求文档、设计阶段读取产品需求文档，智能体无需在对话中重复携带项目背景，过程知识随流程定向流动而非在对话中逐轮膨胀。其二，实施阶段的上下文由知识模型供给：实施准备阶段返回任务清单与上下文文件清单，图谱驱动的上下文生成流水线嵌入其中，为编码任务提供任务级结构化上下文。其三，需求归档触发知识更新：归档时过程知识经沉淀机制并入能力规范，知识图谱同步增量更新，完成过程知识向稳态知识的转化。</w:t>
+      </w:r>
+    </w:p>
+    <w:p>
+      <w:pPr>
+        <w:pStyle w:val="ua"/>
+        <w:spacing w:before="31" w:after="31"/>
+        <w:ind w:firstLine="480"/>
+      </w:pPr>
+      <w:r>
+        <w:t>流程约束架构在制品化与门禁化等设计思想上借鉴了 Spec 驱动开发方法（第 2 章），两者的不同在于知识对象的生命周期：已有方法的规格制品服务于当次开发过程，需求交付后即归档沉寂；本文将 Spec 及其变更从过程制品进一步扩展为项目长期知识演化的触发单元，使流程不仅约束智能体行为，还持续生产与更新项目知识。这一扩展由双层知识模型与增量演化机制承载，以下两节分述。</w:t>
+      </w:r>
+    </w:p>
+    <w:p>
+      <w:pPr>
+        <w:jc w:val="center"/>
+      </w:pPr>
+      <w:r>
+        <w:drawing>
+          <wp:inline xmlns:a="http://schemas.openxmlformats.org/drawingml/2006/main" xmlns:pic="http://schemas.openxmlformats.org/drawingml/2006/picture">
+            <wp:extent cx="5486400" cy="2849123"/>
+            <wp:docPr id="1519911833" name="Picture 1519911833"/>
+            <wp:cNvGraphicFramePr>
+              <a:graphicFrameLocks noChangeAspect="1"/>
+            </wp:cNvGraphicFramePr>
+            <a:graphic>
+              <a:graphicData uri="http://schemas.openxmlformats.org/drawingml/2006/picture">
+                <pic:pic>
+                  <pic:nvPicPr>
+                    <pic:cNvPr id="0" name="图3-2-流程约束架构-重置版.png"/>
+                    <pic:cNvPicPr/>
+                  </pic:nvPicPr>
+                  <pic:blipFill>
+                    <a:blip r:embed="rId29"/>
+                    <a:stretch>
+                      <a:fillRect/>
+                    </a:stretch>
+                  </pic:blipFill>
+                  <pic:spPr>
+                    <a:xfrm>
+                      <a:off x="0" y="0"/>
+                      <a:ext cx="5486400" cy="2849123"/>
+                    </a:xfrm>
+                    <a:prstGeom prst="rect"/>
+                  </pic:spPr>
+                </pic:pic>
+              </a:graphicData>
+            </a:graphic>
+          </wp:inline>
+        </w:drawing>
+      </w:r>
+    </w:p>
+    <w:p>
+      <w:pPr>
+        <w:pStyle w:val="u4"/>
+        <w:spacing w:before="31" w:after="31"/>
+        <w:ind w:firstLine="480"/>
+      </w:pPr>
+      <w:r>
+        <w:t>图3-2 六阶段流程约束架构</w:t>
       </w:r>
     </w:p>
     <w:p>
       <w:pPr>
         <w:pStyle w:val="u2"/>
       </w:pPr>
-      <w:bookmarkStart w:id="23" w:name="_Toc12692"/>
-      <w:bookmarkEnd w:id="23"/>
-      <w:r>
-        <w:t>双层知识组织模型</w:t>
-      </w:r>
-    </w:p>
-    <w:p>
-      <w:pPr>
-        <w:pStyle w:val="ua"/>
-        <w:spacing w:before="31" w:after="31"/>
-        <w:ind w:firstLine="480"/>
-      </w:pPr>
-      <w:r>
-        <w:t>本章阐述 wpw 系统中项目知识的组织、建模与消费方法，对应本文创新点 2（面向智能体上下文生成的能力-代码双层知识组织方法）与创新点 3（图谱驱动的任务上下文压缩方法）。本章首先介绍知识库的构建，即项目知识的采集、组织与稳态沉淀机制（3.1 节）；其次介绍知识图谱的构建，包括数据来源与多语言解析处理（3.2.1 节）、基于多源证据融合的业务-代码关联标注（3.2.2 节），以及图谱的本体设计、实体与关系抽取、存储与增量更新（3.2.3 节）；最后阐述知识库和知识图谱与大语言模型的结合方法，即面向智能体任务上下文的检索、裁剪与压缩流水线（3.3 节）。</w:t>
-      </w:r>
-    </w:p>
-    <w:p>
-      <w:pPr>
-        <w:pStyle w:val="ua"/>
-        <w:spacing w:before="31" w:after="31"/>
-        <w:ind w:firstLine="480"/>
-      </w:pPr>
-      <w:r>
-        <w:t xml:space="preserve">需要预先说明本章的知识建模定位：与以代码本身为建模对象的代码属性图（Code Property Graph）</w:t>
+      <w:r>
+        <w:t>能力-代码双层知识模型</w:t>
+      </w:r>
+    </w:p>
+    <w:p>
+      <w:pPr>
+        <w:pStyle w:val="ua"/>
+        <w:spacing w:before="31" w:after="31"/>
+        <w:ind w:firstLine="480"/>
+      </w:pPr>
+      <w:r>
+        <w:t xml:space="preserve">本节的知识建模定位与以代码本身为建模对象的代码属性图（Code Property Graph）</w:t>
       </w:r>
       <w:r>
         <w:rPr>
@@ -7435,138 +8519,440 @@
         <w:t xml:space="preserve">[18]</w:t>
       </w:r>
       <w:r>
-        <w:t xml:space="preserve">等代码结构图谱不同，wpw 知识图谱在代码结构层之上引入了业务能力层，将业务能力节点作为上层语义锚点，使图谱不仅能够回答"代码结构是什么"，还能够回答"这段代码服务于什么业务能力"。这一定位源于第 1 章的研究空白：智能体任务上下文的生成需要业务语义与代码结构的双重知识，而非单纯的代码关系图。</w:t>
+        <w:t xml:space="preserve">等代码结构图谱不同：本文的知识模型在代码结构层之上引入业务能力层，将业务能力节点作为上层语义锚点，使模型不仅能够回答"代码结构是什么"，还能够回答"这段代码服务于什么业务能力"。这一定位源于第 1 章的研究空白：智能体任务上下文的生成需要业务语义与代码结构的双重知识，而非单纯的代码关系图。</w:t>
       </w:r>
     </w:p>
     <w:p>
       <w:pPr>
         <w:pStyle w:val="u3"/>
       </w:pPr>
-      <w:bookmarkStart w:id="54" w:name="_Toc10097"/>
-      <w:bookmarkStart w:id="55" w:name="_Toc137114705"/>
-      <w:bookmarkStart w:id="56" w:name="_Toc10829689"/>
-      <w:bookmarkStart w:id="57" w:name="_Toc10829424"/>
-      <w:bookmarkStart w:id="58" w:name="_Toc137114658"/>
-      <w:bookmarkEnd w:id="54"/>
-      <w:bookmarkEnd w:id="55"/>
-      <w:bookmarkEnd w:id="56"/>
-      <w:bookmarkEnd w:id="57"/>
-      <w:bookmarkEnd w:id="58"/>
-      <w:r>
-        <w:t>知识库的构建</w:t>
-      </w:r>
-    </w:p>
-    <w:p>
-      <w:pPr>
-        <w:pStyle w:val="ua"/>
-        <w:spacing w:before="31" w:after="31"/>
-        <w:ind w:firstLine="480"/>
-      </w:pPr>
-      <w:r>
-        <w:t>wpw 的知识基础设施自底向上分为三层：数据来源层（能力规范、需求过程文档、源码、Git 历史）、知识组织层（稳态知识库与知识图谱）与智能体消费层（任务上下文生成），整体架构如图 3-3 所示。数据来源经知识处理流水线（解析、结构化、证据融合）沉淀为知识组织层的稳态知识，再经上下文生成流水线（3.3 节）转化为智能体可消费的任务上下文。3.1 节阐述前两层的构建方法。</w:t>
-      </w:r>
-    </w:p>
-    <w:p>
-      <w:pPr>
-        <w:pStyle w:val="ua"/>
-        <w:spacing w:before="31" w:after="31"/>
-        <w:ind w:firstLine="480"/>
-      </w:pPr>
+      <w:r>
+        <w:t>本体设计：双层四层结构</w:t>
+      </w:r>
+    </w:p>
+    <w:p>
+      <w:pPr>
+        <w:pStyle w:val="ua"/>
+        <w:spacing w:before="31" w:after="31"/>
+        <w:ind w:firstLine="480"/>
+      </w:pPr>
+      <w:r>
+        <w:t>知识模型采用"能力-结构"双层四层本体：C 层为业务能力节点，表达项目长期稳定的业务语义；L1 层为模块节点（业务模块，带 frontend/backend 侧别属性）；L2 层为文件节点；L3 层为代码元素节点（函数、类、接口、常量及各状态管理生态元素）。</w:t>
+      </w:r>
+    </w:p>
+    <w:p>
+      <w:pPr>
+        <w:pStyle w:val="ua"/>
+        <w:spacing w:before="31" w:after="31"/>
+        <w:ind w:firstLine="480"/>
+      </w:pPr>
+      <w:r>
+        <w:t>C 层节点的数据来源是能力规范。能力规范以 OpenSpec 规格格式组织，每个能力对应一个子目录及其 spec.md 文件，采用 Purpose（能力目的）、Requirements（需求条目）、Scenarios（验收场景）三段式结构，描述项目长期存在的业务能力（如"用户认证""订单管理"）。能力规范既是业务能力层的唯一数据来源，也是业务-代码关联映射的语义基准。结构层节点则由源码解析生成：源码目录结构经模块推断生成 L1 节点，文件解析生成 L2 节点，文件内代码元素解析生成 L3 节点。</w:t>
+      </w:r>
+    </w:p>
+    <w:p>
+      <w:pPr>
+        <w:pStyle w:val="ua"/>
+        <w:spacing w:before="31" w:after="31"/>
+        <w:ind w:firstLine="480"/>
+      </w:pPr>
+      <w:r>
+        <w:t>结构层划分为三层而非单层或两层，是因为三个粒度分别对应智能体开发任务中的三类定位需求：模块层承担</w:t>
+      </w:r>
       <w:r>
         <w:rPr>
           <w:b/>
         </w:rPr>
-        <w:t>图 3-3 wpw 知识库整体架构</w:t>
-      </w:r>
-      <w:r>
-        <w:t>（成稿时绘制）：能力规范 -&gt; 稳态知识库；源码/需求文档/Git 历史 -&gt; 知识处理流水线 -&gt; 知识图谱 -&gt; Agent Context 三层结构。</w:t>
-      </w:r>
-    </w:p>
-    <w:p>
-      <w:pPr>
-        <w:pStyle w:val="ua"/>
-        <w:spacing w:before="31" w:after="31"/>
-        <w:ind w:firstLine="480"/>
-      </w:pPr>
+        <w:t>业务边界定位</w:t>
+      </w:r>
+      <w:r>
+        <w:t>（影响范围分析--"该需求波及哪些业务模块"），文件层承担</w:t>
+      </w:r>
       <w:r>
         <w:rPr>
           <w:b/>
         </w:rPr>
-        <w:t xml:space="preserve">数据采集　</w:t>
-      </w:r>
-    </w:p>
-    <w:p>
-      <w:pPr>
-        <w:pStyle w:val="ua"/>
-        <w:spacing w:before="31" w:after="31"/>
-        <w:ind w:firstLine="480"/>
-      </w:pPr>
-      <w:r>
-        <w:t>wpw 将项目知识按其生命周期特征分为稳态知识与过程知识两类，并从四个渠道采集。</w:t>
-      </w:r>
-    </w:p>
-    <w:p>
-      <w:pPr>
-        <w:pStyle w:val="ua"/>
-        <w:spacing w:before="31" w:after="31"/>
-        <w:ind w:firstLine="480"/>
-      </w:pPr>
+        <w:t>代码物理定位</w:t>
+      </w:r>
+      <w:r>
+        <w:t>（文件检索--"修改发生在哪些文件"），元素层承担</w:t>
+      </w:r>
       <w:r>
         <w:rPr>
           <w:b/>
         </w:rPr>
-        <w:t>（1）能力规范采集（稳态知识）</w:t>
-      </w:r>
-      <w:r>
-        <w:t xml:space="preserve">。以 OpenSpec 规格格式组织的能力规范存放于 </w:t>
-      </w:r>
-      <w:r>
-        <w:rPr>
-          <w:rFonts w:ascii="Consolas" w:hAnsi="Consolas"/>
-        </w:rPr>
-        <w:t>wpw/specs/</w:t>
-      </w:r>
-      <w:r>
-        <w:t xml:space="preserve"> 目录下，每个能力对应一个子目录及其 </w:t>
-      </w:r>
-      <w:r>
-        <w:rPr>
-          <w:rFonts w:ascii="Consolas" w:hAnsi="Consolas"/>
-        </w:rPr>
-        <w:t>spec.md</w:t>
-      </w:r>
-      <w:r>
-        <w:t xml:space="preserve"> 文件，采用 Purpose（能力目的）、Requirements（需求条目）、Scenarios（验收场景）三段式结构。能力规范描述项目长期存在的业务能力（如"用户认证""订单管理"），是知识图谱 C 层的唯一数据来源，也是业务-代码关联映射的语义基准。</w:t>
-      </w:r>
-    </w:p>
-    <w:p>
-      <w:pPr>
-        <w:pStyle w:val="ua"/>
-        <w:spacing w:before="31" w:after="31"/>
-        <w:ind w:firstLine="480"/>
-      </w:pPr>
+        <w:t>修改粒度定位</w:t>
+      </w:r>
+      <w:r>
+        <w:t>（代码编辑--"具体修改哪个函数/类"）。三层缺一，任务上下文即缺失一级定位能力；C 层则在三者之上提供业务语义锚点，使自然语言任务描述能够经"能力 -&gt; 模块 -&gt; 文件 -&gt; 元素"的路径逐级落地到代码。</w:t>
+      </w:r>
+    </w:p>
+    <w:p>
+      <w:pPr>
+        <w:pStyle w:val="ua"/>
+        <w:spacing w:before="31" w:after="31"/>
+        <w:ind w:firstLine="480"/>
+      </w:pPr>
+      <w:r>
+        <w:t>以"用户认证"能力为例：C 层节点 user-auth（携带能力描述与功能条目）经 business_map 边映射至 L1 模块 auth（business_map 权重 0.85，溯源标签 doc-extract）；auth 模块经 contain 边包含 L2 文件 login.vue 与 auth.service.ts；login.vue 经 contain 边包含 L3 元素 handleLogin()（携带 filePath 与 parentName 属性）。当智能体接受"修改登录逻辑"类任务时，语义检索命中 user-auth 能力节点后，即可沿该路径展开结构完整的任务上下文。</w:t>
+      </w:r>
+    </w:p>
+    <w:p>
+      <w:pPr>
+        <w:pStyle w:val="ua"/>
+        <w:spacing w:before="31" w:after="31"/>
+        <w:ind w:firstLine="480"/>
+      </w:pPr>
+      <w:r>
+        <w:t>结构层内部以 contain（包含）边构成层级树（L1 ⊃ L2 ⊃ L3），以 import（导入）边表达文件间依赖，以 call（调用）边表达组件对状态管理 action 的调用；C 层与结构层之间以 business_map（业务映射）边连接，</w:t>
+      </w:r>
       <w:r>
         <w:rPr>
           <w:b/>
         </w:rPr>
-        <w:t>（2）需求过程文档采集（过程知识）</w:t>
-      </w:r>
-      <w:r>
-        <w:t xml:space="preserve">。六阶段工作流（BRD-&gt;PRD-&gt;Design-&gt;Plan-&gt;Test-&gt;Apply）在执行过程中产出需求文档、能力规格提案、技术方案、开发计划与测试方案等阶段性文档，存放于 </w:t>
-      </w:r>
-      <w:r>
-        <w:rPr>
-          <w:rFonts w:ascii="Consolas" w:hAnsi="Consolas"/>
-        </w:rPr>
-        <w:t>wpw/active/&lt;需求名&gt;/</w:t>
-      </w:r>
-      <w:r>
-        <w:t xml:space="preserve"> 目录。过程知识服务于当前开发任务，在需求归档后经沉淀机制转化为稳态知识。</w:t>
-      </w:r>
-    </w:p>
-    <w:p>
-      <w:pPr>
-        <w:pStyle w:val="ua"/>
+        <w:t>不使用 contain 边</w:t>
+      </w:r>
+      <w:r>
+        <w:t xml:space="preserve">--业务能力与代码结构是"映射"而非"包含"关系，这是本模型与单一层级代码图谱（如以文件系统包含关系为主体的代码属性图</w:t>
+      </w:r>
+      <w:r>
+        <w:rPr>
+          <w:vertAlign w:val="superscript"/>
+        </w:rPr>
+        <w:t xml:space="preserve">[18]</w:t>
+      </w:r>
+      <w:r>
+        <w:t>）在语义上的本质区别，也是业务能力节点能够作为上层语义锚点参与检索与裁剪的前提。图谱的边类型定义如表3-1所示。</w:t>
+      </w:r>
+    </w:p>
+    <w:p>
+      <w:pPr>
+        <w:pStyle w:val="ub"/>
+        <w:spacing w:before="31" w:after="31"/>
+        <w:ind w:firstLine="480"/>
+      </w:pPr>
+      <w:r>
+        <w:t>表3-1 图谱边类型</w:t>
+      </w:r>
+    </w:p>
+    <w:tbl>
+      <w:tblPr>
+        <w:tblStyle w:val="af1"/>
+        <w:tblW w:type="auto" w:w="0"/>
+        <w:tblLayout w:type="autofit"/>
+        <w:tblLook w:firstColumn="1" w:firstRow="1" w:lastColumn="0" w:lastRow="0" w:noHBand="0" w:noVBand="1" w:val="04A0"/>
+      </w:tblPr>
+      <w:tblGrid>
+        <w:gridCol w:w="1701"/>
+        <w:gridCol w:w="1701"/>
+        <w:gridCol w:w="1701"/>
+        <w:gridCol w:w="1701"/>
+        <w:gridCol w:w="1701"/>
+      </w:tblGrid>
+      <w:tr>
+        <w:tc>
+          <w:tcPr>
+            <w:tcW w:type="dxa" w:w="1701"/>
+          </w:tcPr>
+          <w:p>
+            <w:r/>
+            <w:r>
+              <w:rPr>
+                <w:b/>
+              </w:rPr>
+              <w:t>边类型</w:t>
+            </w:r>
+          </w:p>
+        </w:tc>
+        <w:tc>
+          <w:tcPr>
+            <w:tcW w:type="dxa" w:w="1701"/>
+          </w:tcPr>
+          <w:p>
+            <w:r/>
+            <w:r>
+              <w:rPr>
+                <w:b/>
+              </w:rPr>
+              <w:t>语义</w:t>
+            </w:r>
+          </w:p>
+        </w:tc>
+        <w:tc>
+          <w:tcPr>
+            <w:tcW w:type="dxa" w:w="1701"/>
+          </w:tcPr>
+          <w:p>
+            <w:r/>
+            <w:r>
+              <w:rPr>
+                <w:b/>
+              </w:rPr>
+              <w:t>方向</w:t>
+            </w:r>
+          </w:p>
+        </w:tc>
+        <w:tc>
+          <w:tcPr>
+            <w:tcW w:type="dxa" w:w="1701"/>
+          </w:tcPr>
+          <w:p>
+            <w:r/>
+            <w:r>
+              <w:rPr>
+                <w:b/>
+              </w:rPr>
+              <w:t>权重</w:t>
+            </w:r>
+          </w:p>
+        </w:tc>
+        <w:tc>
+          <w:tcPr>
+            <w:tcW w:type="dxa" w:w="1701"/>
+          </w:tcPr>
+          <w:p>
+            <w:r/>
+            <w:r>
+              <w:rPr>
+                <w:b/>
+              </w:rPr>
+              <w:t>来源</w:t>
+            </w:r>
+          </w:p>
+        </w:tc>
+      </w:tr>
+      <w:tr>
+        <w:tc>
+          <w:tcPr>
+            <w:tcW w:type="dxa" w:w="1701"/>
+          </w:tcPr>
+          <w:p>
+            <w:r/>
+            <w:r>
+              <w:t>contain</w:t>
+            </w:r>
+          </w:p>
+        </w:tc>
+        <w:tc>
+          <w:tcPr>
+            <w:tcW w:type="dxa" w:w="1701"/>
+          </w:tcPr>
+          <w:p>
+            <w:r/>
+            <w:r>
+              <w:t>层级包含（模块⊃文件⊃元素）</w:t>
+            </w:r>
+          </w:p>
+        </w:tc>
+        <w:tc>
+          <w:tcPr>
+            <w:tcW w:type="dxa" w:w="1701"/>
+          </w:tcPr>
+          <w:p>
+            <w:r/>
+            <w:r>
+              <w:t>上层 -&gt; 下层</w:t>
+            </w:r>
+          </w:p>
+        </w:tc>
+        <w:tc>
+          <w:tcPr>
+            <w:tcW w:type="dxa" w:w="1701"/>
+          </w:tcPr>
+          <w:p>
+            <w:r/>
+            <w:r>
+              <w:t>0.9</w:t>
+            </w:r>
+          </w:p>
+        </w:tc>
+        <w:tc>
+          <w:tcPr>
+            <w:tcW w:type="dxa" w:w="1701"/>
+          </w:tcPr>
+          <w:p>
+            <w:r/>
+            <w:r>
+              <w:t>结构解析</w:t>
+            </w:r>
+          </w:p>
+        </w:tc>
+      </w:tr>
+      <w:tr>
+        <w:tc>
+          <w:tcPr>
+            <w:tcW w:type="dxa" w:w="1701"/>
+          </w:tcPr>
+          <w:p>
+            <w:r/>
+            <w:r>
+              <w:t>import</w:t>
+            </w:r>
+          </w:p>
+        </w:tc>
+        <w:tc>
+          <w:tcPr>
+            <w:tcW w:type="dxa" w:w="1701"/>
+          </w:tcPr>
+          <w:p>
+            <w:r/>
+            <w:r>
+              <w:t>文件间导入依赖</w:t>
+            </w:r>
+          </w:p>
+        </w:tc>
+        <w:tc>
+          <w:tcPr>
+            <w:tcW w:type="dxa" w:w="1701"/>
+          </w:tcPr>
+          <w:p>
+            <w:r/>
+            <w:r>
+              <w:t>导入方 -&gt; 被导入方</w:t>
+            </w:r>
+          </w:p>
+        </w:tc>
+        <w:tc>
+          <w:tcPr>
+            <w:tcW w:type="dxa" w:w="1701"/>
+          </w:tcPr>
+          <w:p>
+            <w:r/>
+            <w:r>
+              <w:t>0.75</w:t>
+            </w:r>
+          </w:p>
+        </w:tc>
+        <w:tc>
+          <w:tcPr>
+            <w:tcW w:type="dxa" w:w="1701"/>
+          </w:tcPr>
+          <w:p>
+            <w:r/>
+            <w:r>
+              <w:t>结构解析</w:t>
+            </w:r>
+          </w:p>
+        </w:tc>
+      </w:tr>
+      <w:tr>
+        <w:tc>
+          <w:tcPr>
+            <w:tcW w:type="dxa" w:w="1701"/>
+          </w:tcPr>
+          <w:p>
+            <w:r/>
+            <w:r>
+              <w:t>call</w:t>
+            </w:r>
+          </w:p>
+        </w:tc>
+        <w:tc>
+          <w:tcPr>
+            <w:tcW w:type="dxa" w:w="1701"/>
+          </w:tcPr>
+          <w:p>
+            <w:r/>
+            <w:r>
+              <w:t>组件调用状态管理 action</w:t>
+            </w:r>
+          </w:p>
+        </w:tc>
+        <w:tc>
+          <w:tcPr>
+            <w:tcW w:type="dxa" w:w="1701"/>
+          </w:tcPr>
+          <w:p>
+            <w:r/>
+            <w:r>
+              <w:t>调用方 -&gt; action</w:t>
+            </w:r>
+          </w:p>
+        </w:tc>
+        <w:tc>
+          <w:tcPr>
+            <w:tcW w:type="dxa" w:w="1701"/>
+          </w:tcPr>
+          <w:p>
+            <w:r/>
+            <w:r>
+              <w:t>0.6</w:t>
+            </w:r>
+          </w:p>
+        </w:tc>
+        <w:tc>
+          <w:tcPr>
+            <w:tcW w:type="dxa" w:w="1701"/>
+          </w:tcPr>
+          <w:p>
+            <w:r/>
+            <w:r>
+              <w:t>结构解析</w:t>
+            </w:r>
+          </w:p>
+        </w:tc>
+      </w:tr>
+      <w:tr>
+        <w:tc>
+          <w:tcPr>
+            <w:tcW w:type="dxa" w:w="1701"/>
+          </w:tcPr>
+          <w:p>
+            <w:r/>
+            <w:r>
+              <w:t>business_map</w:t>
+            </w:r>
+          </w:p>
+        </w:tc>
+        <w:tc>
+          <w:tcPr>
+            <w:tcW w:type="dxa" w:w="1701"/>
+          </w:tcPr>
+          <w:p>
+            <w:r/>
+            <w:r>
+              <w:t>业务能力映射到结构层节点</w:t>
+            </w:r>
+          </w:p>
+        </w:tc>
+        <w:tc>
+          <w:tcPr>
+            <w:tcW w:type="dxa" w:w="1701"/>
+          </w:tcPr>
+          <w:p>
+            <w:r/>
+            <w:r>
+              <w:t>C -&gt; L1/L2/L3</w:t>
+            </w:r>
+          </w:p>
+        </w:tc>
+        <w:tc>
+          <w:tcPr>
+            <w:tcW w:type="dxa" w:w="1701"/>
+          </w:tcPr>
+          <w:p>
+            <w:r/>
+            <w:r>
+              <w:t>noisy-OR 聚合（≤0.95）</w:t>
+            </w:r>
+          </w:p>
+        </w:tc>
+        <w:tc>
+          <w:tcPr>
+            <w:tcW w:type="dxa" w:w="1701"/>
+          </w:tcPr>
+          <w:p>
+            <w:r/>
+            <w:r>
+              <w:t>多源证据融合</w:t>
+            </w:r>
+          </w:p>
+        </w:tc>
+      </w:tr>
+    </w:tbl>
+    <w:p>
+      <w:pPr>
+        <w:pStyle w:val="u4"/>
         <w:spacing w:before="31" w:after="31"/>
         <w:ind w:firstLine="480"/>
       </w:pPr>
@@ -7574,244 +8960,58 @@
         <w:rPr>
           <w:b/>
         </w:rPr>
-        <w:t>（3）源码采集（结构知识）</w:t>
-      </w:r>
-      <w:r>
-        <w:t>。项目源码文件是知识图谱结构层（L1/L2/L3）的数据来源。wpw 支持多语言源码的采集与解析，包括 TypeScript/TSX、JavaScript/JSX、Vue 单文件组件、Java（Spring Boot），并覆盖 Pinia、Vuex、Redux 等前端状态管理生态与微信小程序、uni-app 等平台扩展。</w:t>
-      </w:r>
-    </w:p>
-    <w:p>
-      <w:pPr>
-        <w:pStyle w:val="ua"/>
-        <w:spacing w:before="31" w:after="31"/>
-        <w:ind w:firstLine="480"/>
-      </w:pPr>
-      <w:r>
-        <w:rPr>
-          <w:b/>
-        </w:rPr>
-        <w:t>（4）Git 历史采集（演化知识）</w:t>
-      </w:r>
-      <w:r>
-        <w:t>。项目的提交历史（commit message 与文件变更记录）反映了业务概念与代码文件之间的长期关联强度，作为业务-代码映射的证据来源之一（见 3.2.2 节）。</w:t>
-      </w:r>
-    </w:p>
-    <w:p>
-      <w:pPr>
-        <w:pStyle w:val="ua"/>
-        <w:spacing w:before="31" w:after="31"/>
-        <w:ind w:firstLine="480"/>
-      </w:pPr>
-      <w:r>
-        <w:rPr>
-          <w:b/>
-        </w:rPr>
-        <w:t xml:space="preserve">知识组织与稳态沉淀　</w:t>
-      </w:r>
-    </w:p>
-    <w:p>
-      <w:pPr>
-        <w:pStyle w:val="ua"/>
-        <w:spacing w:before="31" w:after="31"/>
-        <w:ind w:firstLine="480"/>
-      </w:pPr>
-      <w:r>
-        <w:t>知识库的组织核心是"过程知识向稳态知识"的沉淀机制，其目标是解决 AI 辅助开发中业务知识随需求结束而流失的问题。</w:t>
-      </w:r>
-    </w:p>
-    <w:p>
-      <w:pPr>
-        <w:pStyle w:val="ua"/>
-        <w:spacing w:before="31" w:after="31"/>
-        <w:ind w:firstLine="480"/>
-      </w:pPr>
-      <w:r>
-        <w:rPr>
-          <w:b/>
-        </w:rPr>
-        <w:t>（1）能力规范结构化</w:t>
-      </w:r>
-      <w:r>
-        <w:t>。对每个能力规范文件，系统从 Purpose 章节提取能力描述（description），从 Requirements 章节结构化提取功能条目数组（features），每个条目包含编号、名称、优先级与描述字段。结构化后的能力规范同时服务于图谱 C 层节点生成（3.2.3 节）与语义向量构建（3.3 节）。</w:t>
-      </w:r>
-    </w:p>
-    <w:p>
-      <w:pPr>
-        <w:pStyle w:val="ua"/>
-        <w:spacing w:before="31" w:after="31"/>
-        <w:ind w:firstLine="480"/>
-      </w:pPr>
-      <w:r>
-        <w:rPr>
-          <w:b/>
-        </w:rPr>
-        <w:t>（2）稳态能力沉淀机制</w:t>
-      </w:r>
-      <w:r>
-        <w:t>。在需求归档（archive）时，系统对已交付需求的业务内容进行能力归属分析：若需求归属于已有能力，则将其增量内容以 delta 方式合并入对应能力规范；若属于新能力领域，则创建新的能力规范文件。该机制使业务知识随项目推进持续积累，且始终以机器可解析的规格形式存在，而非散落在一次性过程文档中。需要说明的是，能力归属分析与合并由 AI 层在流程约束下执行并经用户确认，系统提供目录约定、格式校验与图谱增量更新保障其落盘一致性。</w:t>
-      </w:r>
-    </w:p>
-    <w:p>
-      <w:pPr>
-        <w:pStyle w:val="ua"/>
-        <w:spacing w:before="31" w:after="31"/>
-        <w:ind w:firstLine="480"/>
-      </w:pPr>
-      <w:r>
-        <w:rPr>
-          <w:b/>
-        </w:rPr>
-        <w:t>（3）存储方案</w:t>
-      </w:r>
-      <w:r>
-        <w:t xml:space="preserve">。知识库采用纯文件系统存储，无数据库依赖：能力规范以 Markdown 加结构化字段存于 </w:t>
-      </w:r>
-      <w:r>
-        <w:rPr>
-          <w:rFonts w:ascii="Consolas" w:hAnsi="Consolas"/>
-        </w:rPr>
-        <w:t>wpw/specs/</w:t>
-      </w:r>
-      <w:r>
-        <w:t xml:space="preserve">；知识图谱以 JSONL 逐行存储节点与边；语义向量以二进制文件存储并配合映射索引；工作流状态以 </w:t>
-      </w:r>
-      <w:r>
-        <w:rPr>
-          <w:rFonts w:ascii="Consolas" w:hAnsi="Consolas"/>
-        </w:rPr>
-        <w:t>.wpw.yaml</w:t>
-      </w:r>
-      <w:r>
-        <w:t xml:space="preserve"> 存储。文件系统存储使知识库天然具备版本可控（可随代码一同提交至 Git）、人机可读、零部署成本的特性。</w:t>
+        <w:t>图3-3 能力-结构双层本体模型</w:t>
+      </w:r>
+      <w:r>
+        <w:t>（成稿时绘制）：C 层与 L1/L2/L3 结构层，contain/import/call/business_map 四类边。</w:t>
       </w:r>
     </w:p>
     <w:p>
       <w:pPr>
         <w:pStyle w:val="u3"/>
       </w:pPr>
-      <w:bookmarkStart w:id="54" w:name="_Toc10097"/>
-      <w:bookmarkStart w:id="55" w:name="_Toc137114705"/>
-      <w:bookmarkStart w:id="56" w:name="_Toc10829689"/>
-      <w:bookmarkStart w:id="57" w:name="_Toc10829424"/>
-      <w:bookmarkStart w:id="58" w:name="_Toc137114658"/>
-      <w:bookmarkEnd w:id="54"/>
-      <w:bookmarkEnd w:id="55"/>
-      <w:bookmarkEnd w:id="56"/>
-      <w:bookmarkEnd w:id="57"/>
-      <w:bookmarkEnd w:id="58"/>
-      <w:r>
-        <w:t>知识图谱的构建</w:t>
-      </w:r>
-    </w:p>
-    <w:p>
-      <w:pPr>
-        <w:pStyle w:val="ua"/>
-        <w:spacing w:before="31" w:after="31"/>
-        <w:ind w:firstLine="480"/>
-      </w:pPr>
-      <w:r>
-        <w:rPr>
-          <w:b/>
-        </w:rPr>
-        <w:t xml:space="preserve">数据来源与处理　</w:t>
-      </w:r>
-    </w:p>
-    <w:p>
-      <w:pPr>
-        <w:pStyle w:val="ua"/>
-        <w:spacing w:before="31" w:after="31"/>
-        <w:ind w:firstLine="480"/>
-      </w:pPr>
-      <w:r>
-        <w:t>知识图谱的数据来源与分层模型一一对应：能力规范生成 C 层（业务能力）节点；源码目录结构经模块推断生成 L1（模块）节点；源码文件解析生成 L2（文件）节点；文件内的代码元素解析生成 L3（函数、类、接口、常量等）节点。</w:t>
-      </w:r>
-    </w:p>
-    <w:p>
-      <w:pPr>
-        <w:pStyle w:val="ua"/>
-        <w:spacing w:before="31" w:after="31"/>
-        <w:ind w:firstLine="480"/>
-      </w:pPr>
-      <w:r>
-        <w:rPr>
-          <w:b/>
-        </w:rPr>
-        <w:t>（1）多语言源码解析</w:t>
-      </w:r>
-      <w:r>
-        <w:t>。结构层节点的抽取基于 web-tree-sitter 的语法树解析完成。选择 tree-sitter 而非 Babel Parser、TypeScript Compiler API 等单语言 AST 工具作为统一解析基础，基于四点考虑：其一，多语言统一接口--tree-sitter 为不同语言提供一致的节点遍历与字段访问 API，使解析器可按统一模式扩展至 TS/JS/Vue/Java 等语言，而单语言工具需为每门语言维护独立适配层；其二，增量解析能力--tree-sitter 原生支持基于旧语法树的增量重解析，与图谱的增量更新机制（3.2.3 节）天然契合；其三，容错性--其在语法错误处仍能产出局部可用的语法树，适合解析真实项目中不完整或含方言的代码；其四，跨语言一致性--wpw 面向的前后端全栈项目需要统一的多语言解析管线。</w:t>
-      </w:r>
-    </w:p>
-    <w:p>
-      <w:pPr>
-        <w:pStyle w:val="ua"/>
-        <w:spacing w:before="31" w:after="31"/>
-        <w:ind w:firstLine="480"/>
-      </w:pPr>
-      <w:r>
-        <w:t xml:space="preserve">在解析策略上，考虑到不同语言的解析成本差异，系统采用"快速预检 + 完整解析"的两级策略：先以轻量级特征检测（路径特征与内容特征，如 Pinia store 文件的 </w:t>
-      </w:r>
-      <w:r>
-        <w:rPr>
-          <w:rFonts w:ascii="Consolas" w:hAnsi="Consolas"/>
-        </w:rPr>
-        <w:t>defineStore</w:t>
-      </w:r>
-      <w:r>
-        <w:t xml:space="preserve"> 调用特征）判断文件是否属于特定扩展类型，命中后再调用对应解析器执行完整的语法树解析，避免对所有文件无差别执行重解析。多语言解析的覆盖范围为：TypeScript/TSX/JavaScript/JSX 提取函数、类、接口、常量与导入关系；Vue 单文件组件提取 script 块并复用 TS/JS 解析；Java（Spring Boot）提取类型（class/interface/enum/record）、方法、常量、注解与 REST 端点元信息；Pinia/Vuex/Redux 提取 store、action、getter、state 等状态管理元素；小程序与 uni-app 提取页面、组件、生命周期与路由关系。</w:t>
-      </w:r>
-    </w:p>
-    <w:p>
-      <w:pPr>
-        <w:pStyle w:val="ua"/>
-        <w:spacing w:before="31" w:after="31"/>
-        <w:ind w:firstLine="480"/>
-      </w:pPr>
-      <w:r>
-        <w:rPr>
-          <w:b/>
-        </w:rPr>
-        <w:t>（2）节点上下文属性与去歧义</w:t>
-      </w:r>
-      <w:r>
-        <w:t xml:space="preserve">。同名代码元素（如多个组件中的 </w:t>
-      </w:r>
-      <w:r>
-        <w:rPr>
-          <w:rFonts w:ascii="Consolas" w:hAnsi="Consolas"/>
-        </w:rPr>
-        <w:t>onSubmit</w:t>
-      </w:r>
-      <w:r>
-        <w:t xml:space="preserve"> 函数）是代码检索与语义匹配的主要噪声来源。为此，所有 L3 元素节点在生成时强制携带两类上下文属性：</w:t>
-      </w:r>
-      <w:r>
-        <w:rPr>
-          <w:rFonts w:ascii="Consolas" w:hAnsi="Consolas"/>
-        </w:rPr>
-        <w:t>filePath</w:t>
-      </w:r>
-      <w:r>
-        <w:t xml:space="preserve">（所属文件相对路径）与 </w:t>
-      </w:r>
-      <w:r>
-        <w:rPr>
-          <w:rFonts w:ascii="Consolas" w:hAnsi="Consolas"/>
-        </w:rPr>
-        <w:t>parentName</w:t>
-      </w:r>
-      <w:r>
-        <w:t>（所属上层容器名，如类名、store 名或模块文件名）。该设计使后续的向量富化（3.3 节）与检索结果展示能够以"容器/元素"的形式区分同名实体，其有效性在消融实验的图谱贡献组（5.1.5 节消融 A）中验证。L3 节点的完整属性定义如表 3-3 所示，后续的向量构建、语义检索与上下文序列化均依赖该属性模式。</w:t>
-      </w:r>
-    </w:p>
-    <w:p>
-      <w:pPr>
-        <w:pStyle w:val="ua"/>
-        <w:spacing w:before="31" w:after="31"/>
-        <w:ind w:firstLine="480"/>
-      </w:pPr>
-      <w:r>
-        <w:t>表 3-3 L3 代码元素节点属性定义</w:t>
+      <w:r>
+        <w:t>结构层构建：多语言源码解析与存储</w:t>
+      </w:r>
+    </w:p>
+    <w:p>
+      <w:pPr>
+        <w:pStyle w:val="ua"/>
+        <w:spacing w:before="31" w:after="31"/>
+        <w:ind w:firstLine="480"/>
+      </w:pPr>
+      <w:r>
+        <w:t>结构层节点的抽取基于 web-tree-sitter 的语法树解析完成。选择 tree-sitter 而非 Babel Parser、TypeScript Compiler API 等单语言 AST 工具作为统一解析基础，基于四点考虑：其一，多语言统一接口--tree-sitter 为不同语言提供一致的节点遍历与字段访问 API，使解析器可按统一模式扩展至 TS/JS/Vue/Java 等语言，而单语言工具需为每门语言维护独立适配层；其二，增量解析能力--tree-sitter 原生支持基于旧语法树的增量重解析，与图谱的增量更新机制天然契合；其三，容错性--其在语法错误处仍能产出局部可用的语法树，适合解析真实项目中不完整或含方言的代码；其四，跨语言一致性--面向前后端全栈项目需要统一的多语言解析管线。</w:t>
+      </w:r>
+    </w:p>
+    <w:p>
+      <w:pPr>
+        <w:pStyle w:val="ua"/>
+        <w:spacing w:before="31" w:after="31"/>
+        <w:ind w:firstLine="480"/>
+      </w:pPr>
+      <w:r>
+        <w:t>在解析策略上，考虑到不同语言的解析成本差异，系统采用"快速预检 + 完整解析"的两级策略：先以轻量级特征检测（路径特征与内容特征，如 Pinia store 文件的 defineStore 调用特征）判断文件是否属于特定扩展类型，命中后再调用对应解析器执行完整的语法树解析，避免对所有文件无差别执行重解析。解析覆盖范围为：TypeScript/TSX/JavaScript/JSX 提取函数、类、接口、常量与导入关系；Vue 单文件组件提取 script 块并复用 TS/JS 解析；Java（Spring Boot）提取类型（class/interface/enum/record）、方法、常量、注解与 REST 端点元信息；Pinia/Vuex/Redux 提取 store、action、getter、state 等状态管理元素；小程序与 uni-app 提取页面、组件、生命周期与路由关系。</w:t>
+      </w:r>
+    </w:p>
+    <w:p>
+      <w:pPr>
+        <w:pStyle w:val="ua"/>
+        <w:spacing w:before="31" w:after="31"/>
+        <w:ind w:firstLine="480"/>
+      </w:pPr>
+      <w:r>
+        <w:t>同名代码元素（如多个组件中的 onSubmit 函数）是代码检索与语义匹配的主要噪声来源。为此，所有 L3 元素节点在生成时强制携带两类上下文属性：filePath（所属文件相对路径）与 parentName（所属上层容器名，如类名、store 名或模块文件名）。该设计使后续的向量富化与检索结果展示能够以"容器/元素"的形式区分同名实体，其有效性在第 5 章消融实验的图谱贡献组（消融 A）中验证。L3 节点的完整属性定义如表3-2所示。</w:t>
+      </w:r>
+    </w:p>
+    <w:p>
+      <w:pPr>
+        <w:pStyle w:val="ub"/>
+        <w:spacing w:before="31" w:after="31"/>
+        <w:ind w:firstLine="480"/>
+      </w:pPr>
+      <w:r>
+        <w:t>表3-2 L3 代码元素节点属性定义</w:t>
       </w:r>
     </w:p>
     <w:tbl>
@@ -8269,38 +9469,69 @@
         <w:ind w:firstLine="480"/>
       </w:pPr>
       <w:r>
+        <w:t>实体抽取上，C 层实体由能力规范解析器遍历能力规范目录生成，节点名取能力目录名，携带 description 与 features 属性；结构层实体由上述多语言解析器从语法树抽取。所有节点 ID 采用"类型前缀 + 内容哈希（SHA-256 前 12 位十六进制）"的确定性生成方式，相同内容必然生成相同 ID，保证图谱重建的幂等性，也为增量更新提供基础。语义匹配所需的节点向量在实体抽取后构建：向量输入文本对节点类型分层富化，L3 元素节点的向量文本为"文件路径 + 父容器名 + 节点名 + 注释文本"的拼接，中文注释（JSDoc/Javadoc）的纳入显著提升了中文业务语句与代码元素之间的语义检索效果。</w:t>
+      </w:r>
+    </w:p>
+    <w:p>
+      <w:pPr>
+        <w:pStyle w:val="ua"/>
+        <w:spacing w:before="31" w:after="31"/>
+        <w:ind w:firstLine="480"/>
+      </w:pPr>
+      <w:r>
+        <w:t>知识模型采用纯文件系统存储，不引入数据库：能力规范以 Markdown 加结构化字段存储；知识图谱的节点与边以 JSONL 逐行存储；语义向量以二进制文件存储并配合映射索引；构建元数据（schema 版本、文件哈希快照、扫描根、项目类型等）存于元数据文件。文件系统存储使知识库天然具备版本可控（可随代码一同提交至 Git）、人机可读、零部署成本的特性，与图谱的增量更新机制相配合，普通开发环境即可运行。</w:t>
+      </w:r>
+    </w:p>
+    <w:p>
+      <w:pPr>
+        <w:pStyle w:val="u3"/>
+      </w:pPr>
+      <w:r>
+        <w:t>业务-代码关联：多源证据融合</w:t>
+      </w:r>
+    </w:p>
+    <w:p>
+      <w:pPr>
+        <w:pStyle w:val="ua"/>
+        <w:spacing w:before="31" w:after="31"/>
+        <w:ind w:firstLine="480"/>
+      </w:pPr>
+      <w:r>
+        <w:t xml:space="preserve">知识模型构建的关键问题是建立 C 层业务能力与 L1/L2/L3 结构层节点之间的关联（business_map 边）。需求-代码追踪研究表明，人工建立并维护此类关联的成本高昂</w:t>
+      </w:r>
+      <w:r>
+        <w:rPr>
+          <w:vertAlign w:val="superscript"/>
+        </w:rPr>
+        <w:t xml:space="preserve">[13-14]</w:t>
+      </w:r>
+      <w:r>
+        <w:t xml:space="preserve">，自动追踪方法则长期面临准确率与召回率的权衡</w:t>
+      </w:r>
+      <w:r>
+        <w:rPr>
+          <w:vertAlign w:val="superscript"/>
+        </w:rPr>
+        <w:t xml:space="preserve">[15]</w:t>
+      </w:r>
+      <w:r>
+        <w:t>。本文的定位并非提出新的追踪算法，而是面向智能体上下文生成场景，将多类启发式证据以概率模型融合，以较低成本获得"可用且可溯源"的业务-代码关联，并通过权重剪枝控制噪声。business_map 边的生成流程为：能力节点 -&gt; 候选召回 -&gt; 四类证据计算 -&gt; noisy-OR 融合 -&gt; 阈值过滤 -&gt; business_map 边，如图3-4所示。</w:t>
+      </w:r>
+    </w:p>
+    <w:p>
+      <w:pPr>
+        <w:pStyle w:val="u4"/>
+        <w:spacing w:before="31" w:after="31"/>
+        <w:ind w:firstLine="480"/>
+      </w:pPr>
+      <w:r>
         <w:rPr>
           <w:b/>
         </w:rPr>
-        <w:t xml:space="preserve">数据标注：多源证据融合的业务-代码映射　</w:t>
-      </w:r>
-    </w:p>
-    <w:p>
-      <w:pPr>
-        <w:pStyle w:val="ua"/>
-        <w:spacing w:before="31" w:after="31"/>
-        <w:ind w:firstLine="480"/>
-      </w:pPr>
-      <w:r>
-        <w:t xml:space="preserve">知识图谱构建的关键问题是建立 C 层业务能力与 L1/L2/L3 结构层节点之间的关联（business_map 边）。需求-代码追踪研究表明，人工建立并维护此类关联的成本高昂</w:t>
-      </w:r>
-      <w:r>
-        <w:rPr>
-          <w:vertAlign w:val="superscript"/>
-        </w:rPr>
-        <w:t xml:space="preserve">[13-14]</w:t>
-      </w:r>
-      <w:r>
-        <w:t xml:space="preserve">，自动追踪方法则长期面临准确率与召回率的权衡</w:t>
-      </w:r>
-      <w:r>
-        <w:rPr>
-          <w:vertAlign w:val="superscript"/>
-        </w:rPr>
-        <w:t xml:space="preserve">[15]</w:t>
-      </w:r>
-      <w:r>
-        <w:t xml:space="preserve">。wpw 的定位并非提出新的追踪算法，而是面向智能体上下文生成场景，将多类启发式证据以概率模型融合，以较低成本获得"可用且可溯源"的业务-代码关联，并通过权重剪枝控制噪声。business_map 边的生成流程为：能力节点 -&gt; 候选召回 -&gt; 四类证据计算 -&gt; noisy-OR 融合 -&gt; 阈值过滤 -&gt; business_map 边，如图 3-4 所示。</w:t>
+        <w:t>图3-4 business_map 生成流程</w:t>
+      </w:r>
+      <w:r>
+        <w:t>（成稿时绘制）：能力节点 -&gt; 候选召回 -&gt; 四类证据并行计算 -&gt; noisy-OR 聚合 -&gt; 权威性溯源标注 -&gt; 阈值过滤 -&gt; 边生成。</w:t>
       </w:r>
     </w:p>
     <w:p>
@@ -8313,36 +9544,20 @@
         <w:rPr>
           <w:b/>
         </w:rPr>
-        <w:t>图 3-4 business_map 生成流程</w:t>
-      </w:r>
-      <w:r>
-        <w:t>（成稿时绘制）：能力节点 -&gt; 候选召回 -&gt; 四类证据并行计算 -&gt; noisy-OR 聚合 -&gt; 权威性溯源标注 -&gt; 阈值过滤 -&gt; 边生成。</w:t>
-      </w:r>
-    </w:p>
-    <w:p>
-      <w:pPr>
-        <w:pStyle w:val="ua"/>
-        <w:spacing w:before="31" w:after="31"/>
-        <w:ind w:firstLine="480"/>
-      </w:pPr>
-      <w:r>
-        <w:rPr>
-          <w:b/>
-        </w:rPr>
         <w:t>（1）证据源设计</w:t>
       </w:r>
       <w:r>
-        <w:t>。系统实现了四类自动化证据源，各证据源的机制与权重参数如表 3-1 所示。</w:t>
-      </w:r>
-    </w:p>
-    <w:p>
-      <w:pPr>
-        <w:pStyle w:val="ua"/>
-        <w:spacing w:before="31" w:after="31"/>
-        <w:ind w:firstLine="480"/>
-      </w:pPr>
-      <w:r>
-        <w:t>表 3-1 多源证据体系</w:t>
+        <w:t>。系统实现了四类自动化证据源，各证据源的机制与权重参数如表3-3所示。</w:t>
+      </w:r>
+    </w:p>
+    <w:p>
+      <w:pPr>
+        <w:pStyle w:val="ub"/>
+        <w:spacing w:before="31" w:after="31"/>
+        <w:ind w:firstLine="480"/>
+      </w:pPr>
+      <w:r>
+        <w:t>表3-3 多源证据体系</w:t>
       </w:r>
     </w:p>
     <w:tbl>
@@ -8608,7 +9823,7 @@
         <w:ind w:firstLine="480"/>
       </w:pPr>
       <w:r>
-        <w:t>四类证据源分别从"文档明示""命名约定""语义相似""演化关联"四个独立视角建立关联假设，其证据特征彼此互补：文档提取权威性最高但覆盖受限于规范书写完整度；语义匹配覆盖面广但受向量表示质量影响；Git 历史反映长期实践关联但对新项目（冷启动）失效。需要说明的是，表中基础权重与上限为启发式经验设置的初始值，其取值以第 5 章组件级基线实验的人工抽样标注准确率为参照进行校准与敏感性检验；本文的重点不在优化追踪模型的参数，而在验证多源证据融合对智能体上下文生成效果的贡献（见消融 A 与组件级基线）。</w:t>
+        <w:t>四类证据源分别从"文档明示""命名约定""语义相似""演化关联"四个独立视角建立关联假设，其证据特征彼此互补：文档提取权威性最高但覆盖受限于规范书写完整度；语义匹配覆盖面广但受向量表示质量影响；Git 历史反映长期实践关联但对新项目（冷启动）失效。表中基础权重与上限为启发式经验设置的初始值，其取值以第 5 章组件级基线实验的人工抽样标注准确率为参照进行校准与敏感性检验；本文的重点不在优化追踪模型的参数，而在验证多源证据融合对智能体上下文生成效果的贡献。</w:t>
       </w:r>
     </w:p>
     <w:p>
@@ -8786,7 +10001,7 @@
         <w:t>（3）证据权威性排名与溯源</w:t>
       </w:r>
       <w:r>
-        <w:t>。不同证据源的可信度存在差异，系统为每条 business_map 边记录支撑该边的最权威证据源（source 字段），权威性排名为：structure（结构证据，rank 10）&gt; doc-extract（8）&gt; ai-refine（7，预留）&gt; git-history（5）&gt; semantic（4）&gt; name-match（2）。该排名在多源命中时决定边溯源标签的取值，使每条业务映射边可回溯至其最可信的证据来源，支撑第 5 章可追溯性维度的评估。</w:t>
+        <w:t>。不同证据源的可信度存在差异，系统为每条 business_map 边记录支撑该边的最权威证据源，权威性排名为：structure（结构证据）&gt; doc-extract &gt; ai-refine（预留）&gt; git-history &gt; semantic &gt; name-match。该排名在多源命中时决定边溯源标签的取值，使每条业务映射边可回溯至其最可信的证据来源，支撑第 5 章可追溯性维度的评估。</w:t>
       </w:r>
     </w:p>
     <w:p>
@@ -8807,206 +10022,30 @@
     </w:p>
     <w:p>
       <w:pPr>
-        <w:pStyle w:val="ua"/>
-        <w:spacing w:before="31" w:after="31"/>
-        <w:ind w:firstLine="480"/>
-      </w:pPr>
-      <w:r>
-        <w:rPr>
-          <w:b/>
-        </w:rPr>
-        <w:t xml:space="preserve">知识图谱的构建　</w:t>
-      </w:r>
-    </w:p>
-    <w:p>
-      <w:pPr>
-        <w:pStyle w:val="ua"/>
-        <w:spacing w:before="31" w:after="31"/>
-        <w:ind w:firstLine="480"/>
-      </w:pPr>
-      <w:r>
-        <w:rPr>
-          <w:b/>
-        </w:rPr>
-        <w:t>（1）本体设计</w:t>
-      </w:r>
-      <w:r>
-        <w:t>。wpw 知识图谱采用"能力-结构"双层四层本体模型，如图 3-1 所示：C 层为业务能力节点，表达项目长期稳定的业务语义；L1 层为模块节点（业务模块，带 frontend/backend 侧别属性）；L2 层为文件节点；L3 层为代码元素节点（函数、类、接口、常量及各状态管理生态元素）。</w:t>
-      </w:r>
-    </w:p>
-    <w:p>
-      <w:pPr>
-        <w:pStyle w:val="ua"/>
-        <w:spacing w:before="31" w:after="31"/>
-        <w:ind w:firstLine="480"/>
-      </w:pPr>
-      <w:r>
-        <w:t>结构层划分为三层而非单层或两层，是因为三个粒度分别对应智能体开发任务中的三类定位需求：模块层承担</w:t>
-      </w:r>
-      <w:r>
-        <w:rPr>
-          <w:b/>
-        </w:rPr>
-        <w:t>业务边界定位</w:t>
-      </w:r>
-      <w:r>
-        <w:t>（影响范围分析--"该需求波及哪些业务模块"），文件层承担</w:t>
-      </w:r>
-      <w:r>
-        <w:rPr>
-          <w:b/>
-        </w:rPr>
-        <w:t>代码物理定位</w:t>
-      </w:r>
-      <w:r>
-        <w:t>（文件检索--"修改发生在哪些文件"），元素层承担</w:t>
-      </w:r>
-      <w:r>
-        <w:rPr>
-          <w:b/>
-        </w:rPr>
-        <w:t>修改粒度定位</w:t>
-      </w:r>
-      <w:r>
-        <w:t>（代码编辑--"具体修改哪个函数/类"）。三层缺一，任务上下文即缺失一级定位能力；C 层则在三者之上提供业务语义锚点，使自然语言任务描述能够经"能力 -&gt; 模块 -&gt; 文件 -&gt; 元素"的路径逐级落地到代码。</w:t>
-      </w:r>
-    </w:p>
-    <w:p>
-      <w:pPr>
-        <w:pStyle w:val="ua"/>
-        <w:spacing w:before="31" w:after="31"/>
-        <w:ind w:firstLine="480"/>
-      </w:pPr>
-      <w:r>
-        <w:t xml:space="preserve">以"用户认证"能力为例的图谱实例：C 层节点 </w:t>
-      </w:r>
-      <w:r>
-        <w:rPr>
-          <w:rFonts w:ascii="Consolas" w:hAnsi="Consolas"/>
-        </w:rPr>
-        <w:t>user-auth</w:t>
-      </w:r>
-      <w:r>
-        <w:t xml:space="preserve">（携带能力描述与功能条目）经 business_map 边映射至 L1 模块 </w:t>
-      </w:r>
-      <w:r>
-        <w:rPr>
-          <w:rFonts w:ascii="Consolas" w:hAnsi="Consolas"/>
-        </w:rPr>
-        <w:t>auth</w:t>
-      </w:r>
-      <w:r>
-        <w:t>（business_map 权重 0.85，溯源标签 doc-extract）；</w:t>
-      </w:r>
-      <w:r>
-        <w:rPr>
-          <w:rFonts w:ascii="Consolas" w:hAnsi="Consolas"/>
-        </w:rPr>
-        <w:t>auth</w:t>
-      </w:r>
-      <w:r>
-        <w:t xml:space="preserve"> 模块经 contain 边包含 L2 文件 </w:t>
-      </w:r>
-      <w:r>
-        <w:rPr>
-          <w:rFonts w:ascii="Consolas" w:hAnsi="Consolas"/>
-        </w:rPr>
-        <w:t>login.vue</w:t>
-      </w:r>
-      <w:r>
-        <w:t xml:space="preserve"> 与 </w:t>
-      </w:r>
-      <w:r>
-        <w:rPr>
-          <w:rFonts w:ascii="Consolas" w:hAnsi="Consolas"/>
-        </w:rPr>
-        <w:t>auth.service.ts</w:t>
-      </w:r>
-      <w:r>
-        <w:t>；</w:t>
-      </w:r>
-      <w:r>
-        <w:rPr>
-          <w:rFonts w:ascii="Consolas" w:hAnsi="Consolas"/>
-        </w:rPr>
-        <w:t>login.vue</w:t>
-      </w:r>
-      <w:r>
-        <w:t xml:space="preserve"> 经 contain 边包含 L3 元素 </w:t>
-      </w:r>
-      <w:r>
-        <w:rPr>
-          <w:rFonts w:ascii="Consolas" w:hAnsi="Consolas"/>
-        </w:rPr>
-        <w:t>handleLogin()</w:t>
-      </w:r>
-      <w:r>
-        <w:t>（携带 filePath 与 parentName 属性）；</w:t>
-      </w:r>
-      <w:r>
-        <w:rPr>
-          <w:rFonts w:ascii="Consolas" w:hAnsi="Consolas"/>
-        </w:rPr>
-        <w:t>auth.service.ts</w:t>
-      </w:r>
-      <w:r>
-        <w:t xml:space="preserve"> 中的 </w:t>
-      </w:r>
-      <w:r>
-        <w:rPr>
-          <w:rFonts w:ascii="Consolas" w:hAnsi="Consolas"/>
-        </w:rPr>
-        <w:t>AuthService.findById</w:t>
-      </w:r>
-      <w:r>
-        <w:t xml:space="preserve"> 方法作为 public 方法生成 L3 节点。当智能体接受"修改登录逻辑"类任务时，语义检索命中 </w:t>
-      </w:r>
-      <w:r>
-        <w:rPr>
-          <w:rFonts w:ascii="Consolas" w:hAnsi="Consolas"/>
-        </w:rPr>
-        <w:t>user-auth</w:t>
-      </w:r>
-      <w:r>
-        <w:t xml:space="preserve"> 能力节点后，即可沿该路径展开结构完整的任务上下文。</w:t>
-      </w:r>
-    </w:p>
-    <w:p>
-      <w:pPr>
-        <w:pStyle w:val="ua"/>
-        <w:spacing w:before="31" w:after="31"/>
-        <w:ind w:firstLine="480"/>
-      </w:pPr>
-      <w:r>
-        <w:t>结构层内部以 contain（包含）边构成层级树（L1 ⊃ L2 ⊃ L3），以 import（导入）边表达文件间依赖，以 call（调用）边表达组件对状态管理 action 的调用；C 层与结构层之间以 business_map（业务映射）边连接，</w:t>
-      </w:r>
-      <w:r>
-        <w:rPr>
-          <w:b/>
-        </w:rPr>
-        <w:t>不使用 contain 边</w:t>
-      </w:r>
-      <w:r>
-        <w:t xml:space="preserve">--业务能力与代码结构是"映射"而非"包含"关系，这是本图谱与单一层级代码图谱（如以文件系统包含关系为主体的代码属性图</w:t>
-      </w:r>
-      <w:r>
-        <w:rPr>
-          <w:vertAlign w:val="superscript"/>
-        </w:rPr>
-        <w:t xml:space="preserve">[18]</w:t>
-      </w:r>
-      <w:r>
-        <w:t xml:space="preserve">）在语义上的本质区别，也是业务能力节点能够作为上层语义锚点参与检索与裁剪的前提。</w:t>
-      </w:r>
-    </w:p>
-    <w:p>
-      <w:pPr>
-        <w:pStyle w:val="ua"/>
-        <w:spacing w:before="31" w:after="31"/>
-        <w:ind w:firstLine="480"/>
-      </w:pPr>
-      <w:r>
-        <w:t>表 3-2 图谱边类型</w:t>
+        <w:pStyle w:val="u3"/>
+      </w:pPr>
+      <w:r>
+        <w:t>与相关工作的区别</w:t>
+      </w:r>
+    </w:p>
+    <w:p>
+      <w:pPr>
+        <w:pStyle w:val="ua"/>
+        <w:spacing w:before="31" w:after="31"/>
+        <w:ind w:firstLine="480"/>
+      </w:pPr>
+      <w:r>
+        <w:t>结构化仓库知识服务智能体已成为经过验证的技术路线，本节从知识对象与生命周期角度给出本模型与代表性相关工作的显式对比，如表3-4所示。</w:t>
+      </w:r>
+    </w:p>
+    <w:p>
+      <w:pPr>
+        <w:pStyle w:val="ub"/>
+        <w:spacing w:before="31" w:after="31"/>
+        <w:ind w:firstLine="480"/>
+      </w:pPr>
+      <w:r>
+        <w:t>表3-4 与代表性相关工作的知识模型对比</w:t>
       </w:r>
     </w:p>
     <w:tbl>
@@ -9034,7 +10073,7 @@
               <w:rPr>
                 <w:b/>
               </w:rPr>
-              <w:t>边类型</w:t>
+              <w:t>方法</w:t>
             </w:r>
           </w:p>
         </w:tc>
@@ -9048,7 +10087,7 @@
               <w:rPr>
                 <w:b/>
               </w:rPr>
-              <w:t>语义</w:t>
+              <w:t>核心知识对象</w:t>
             </w:r>
           </w:p>
         </w:tc>
@@ -9062,7 +10101,7 @@
               <w:rPr>
                 <w:b/>
               </w:rPr>
-              <w:t>方向</w:t>
+              <w:t>业务语义</w:t>
             </w:r>
           </w:p>
         </w:tc>
@@ -9076,7 +10115,7 @@
               <w:rPr>
                 <w:b/>
               </w:rPr>
-              <w:t>权重</w:t>
+              <w:t>需求演化</w:t>
             </w:r>
           </w:p>
         </w:tc>
@@ -9090,7 +10129,7 @@
               <w:rPr>
                 <w:b/>
               </w:rPr>
-              <w:t>来源</w:t>
+              <w:t>上下文生成方式</w:t>
             </w:r>
           </w:p>
         </w:tc>
@@ -9103,7 +10142,7 @@
           <w:p>
             <w:r/>
             <w:r>
-              <w:t>contain</w:t>
+              <w:t>代码属性图[18]</w:t>
             </w:r>
           </w:p>
         </w:tc>
@@ -9114,7 +10153,7 @@
           <w:p>
             <w:r/>
             <w:r>
-              <w:t>层级包含（模块⊃文件⊃元素）</w:t>
+              <w:t>函数/类等代码实体及其结构关系</w:t>
             </w:r>
           </w:p>
         </w:tc>
@@ -9125,7 +10164,7 @@
           <w:p>
             <w:r/>
             <w:r>
-              <w:t>上层 -&gt; 下层</w:t>
+              <w:t>无（定义于程序结构层面）</w:t>
             </w:r>
           </w:p>
         </w:tc>
@@ -9136,7 +10175,7 @@
           <w:p>
             <w:r/>
             <w:r>
-              <w:t>0.9</w:t>
+              <w:t>不涉及（面向静态分析任务）</w:t>
             </w:r>
           </w:p>
         </w:tc>
@@ -9147,7 +10186,7 @@
           <w:p>
             <w:r/>
             <w:r>
-              <w:t>结构解析</w:t>
+              <w:t>不提供（分析查询为主）</w:t>
             </w:r>
           </w:p>
         </w:tc>
@@ -9160,7 +10199,7 @@
           <w:p>
             <w:r/>
             <w:r>
-              <w:t>import</w:t>
+              <w:t>需求追踪方法[13-15]</w:t>
             </w:r>
           </w:p>
         </w:tc>
@@ -9171,7 +10210,7 @@
           <w:p>
             <w:r/>
             <w:r>
-              <w:t>文件间导入依赖</w:t>
+              <w:t>需求条目与代码制品的链接</w:t>
             </w:r>
           </w:p>
         </w:tc>
@@ -9182,7 +10221,7 @@
           <w:p>
             <w:r/>
             <w:r>
-              <w:t>导入方 -&gt; 被导入方</w:t>
+              <w:t>需求侧语义，作为追踪目标</w:t>
             </w:r>
           </w:p>
         </w:tc>
@@ -9193,7 +10232,7 @@
           <w:p>
             <w:r/>
             <w:r>
-              <w:t>0.75</w:t>
+              <w:t>多为一次性恢复，非持续维护</w:t>
             </w:r>
           </w:p>
         </w:tc>
@@ -9204,7 +10243,7 @@
           <w:p>
             <w:r/>
             <w:r>
-              <w:t>结构解析</w:t>
+              <w:t>不提供</w:t>
             </w:r>
           </w:p>
         </w:tc>
@@ -9217,7 +10256,7 @@
           <w:p>
             <w:r/>
             <w:r>
-              <w:t>call</w:t>
+              <w:t>KGCompass[38]</w:t>
             </w:r>
           </w:p>
         </w:tc>
@@ -9228,7 +10267,7 @@
           <w:p>
             <w:r/>
             <w:r>
-              <w:t>组件调用状态管理 action</w:t>
+              <w:t>Issue/PR/文件/类/函数等仓库制品</w:t>
             </w:r>
           </w:p>
         </w:tc>
@@ -9239,7 +10278,7 @@
           <w:p>
             <w:r/>
             <w:r>
-              <w:t>调用方 -&gt; action</w:t>
+              <w:t>以开发制品语义为主</w:t>
             </w:r>
           </w:p>
         </w:tc>
@@ -9250,7 +10289,7 @@
           <w:p>
             <w:r/>
             <w:r>
-              <w:t>0.6</w:t>
+              <w:t>支持随仓库演化的增量更新</w:t>
             </w:r>
           </w:p>
         </w:tc>
@@ -9261,7 +10300,7 @@
           <w:p>
             <w:r/>
             <w:r>
-              <w:t>结构解析</w:t>
+              <w:t>图路径引导任务定位</w:t>
             </w:r>
           </w:p>
         </w:tc>
@@ -9274,7 +10313,7 @@
           <w:p>
             <w:r/>
             <w:r>
-              <w:t>business_map</w:t>
+              <w:t>RIG[40]</w:t>
             </w:r>
           </w:p>
         </w:tc>
@@ -9285,7 +10324,7 @@
           <w:p>
             <w:r/>
             <w:r>
-              <w:t>业务能力映射到结构层节点</w:t>
+              <w:t>架构级组件与依赖</w:t>
             </w:r>
           </w:p>
         </w:tc>
@@ -9296,7 +10335,7 @@
           <w:p>
             <w:r/>
             <w:r>
-              <w:t>C -&gt; L1/L2/L3</w:t>
+              <w:t>架构语义，非业务能力</w:t>
             </w:r>
           </w:p>
         </w:tc>
@@ -9307,7 +10346,7 @@
           <w:p>
             <w:r/>
             <w:r>
-              <w:t>noisy-OR 聚合（≤0.95）</w:t>
+              <w:t>随仓库更新</w:t>
             </w:r>
           </w:p>
         </w:tc>
@@ -9318,7 +10357,64 @@
           <w:p>
             <w:r/>
             <w:r>
-              <w:t>多源证据融合</w:t>
+              <w:t>确定性架构图上下文</w:t>
+            </w:r>
+          </w:p>
+        </w:tc>
+      </w:tr>
+      <w:tr>
+        <w:tc>
+          <w:tcPr>
+            <w:tcW w:type="dxa" w:w="1701"/>
+          </w:tcPr>
+          <w:p>
+            <w:r/>
+            <w:r>
+              <w:t>本文模型</w:t>
+            </w:r>
+          </w:p>
+        </w:tc>
+        <w:tc>
+          <w:tcPr>
+            <w:tcW w:type="dxa" w:w="1701"/>
+          </w:tcPr>
+          <w:p>
+            <w:r/>
+            <w:r>
+              <w:t>业务能力（Spec 驱动）+ 模块/文件/元素</w:t>
+            </w:r>
+          </w:p>
+        </w:tc>
+        <w:tc>
+          <w:tcPr>
+            <w:tcW w:type="dxa" w:w="1701"/>
+          </w:tcPr>
+          <w:p>
+            <w:r/>
+            <w:r>
+              <w:t>业务能力为一等知识对象与语义锚点</w:t>
+            </w:r>
+          </w:p>
+        </w:tc>
+        <w:tc>
+          <w:tcPr>
+            <w:tcW w:type="dxa" w:w="1701"/>
+          </w:tcPr>
+          <w:p>
+            <w:r/>
+            <w:r>
+              <w:t>Spec/Change 为触发单元的增量演化</w:t>
+            </w:r>
+          </w:p>
+        </w:tc>
+        <w:tc>
+          <w:tcPr>
+            <w:tcW w:type="dxa" w:w="1701"/>
+          </w:tcPr>
+          <w:p>
+            <w:r/>
+            <w:r>
+              <w:t>图谱驱动任务级上下文生成</w:t>
             </w:r>
           </w:p>
         </w:tc>
@@ -9331,177 +10427,311 @@
         <w:ind w:firstLine="480"/>
       </w:pPr>
       <w:r>
+        <w:t>从对比可见，本模型与代码结构图谱的区别在于在代码实体之上引入业务能力层；与需求追踪方法的区别在于关联面向项目长期演化持续维护而非一次性恢复；与 KGCompass、RIG 等仓库知识图谱的区别在于知识对象与驱动方式--后两者的节点是代码实体、架构依赖或 Issue-PR 等开发制品，回答"项目架构与制品结构是什么"，本模型以业务能力为长期语义锚点，回答"项目有哪些业务能力、由什么代码实现、如何随需求演化、如何进入任务上下文"。本文的创新不在于采用知识图谱这一技术形式，而在于面向 AI 编程智能体定义的 Capability-Code 知识结构，及其随 Spec 演化持续更新的组织机制：业务能力作为显式的一等知识对象，其生命周期由 Spec/Change 驱动，这正是表中"需求演化"一列的差异所在，也是下节演化机制的设计前提。</w:t>
+      </w:r>
+    </w:p>
+    <w:p>
+      <w:pPr>
+        <w:pStyle w:val="u2"/>
+      </w:pPr>
+      <w:r>
+        <w:t>Spec 增量知识演化机制</w:t>
+      </w:r>
+    </w:p>
+    <w:p>
+      <w:pPr>
+        <w:pStyle w:val="u3"/>
+      </w:pPr>
+      <w:r>
+        <w:t>演化触发单元与总体流程</w:t>
+      </w:r>
+    </w:p>
+    <w:p>
+      <w:pPr>
+        <w:pStyle w:val="ua"/>
+        <w:spacing w:before="31" w:after="31"/>
+        <w:ind w:firstLine="480"/>
+      </w:pPr>
+      <w:r>
+        <w:t>软件项目的知识价值随演化积累，而知识模型只有在与开发过程同步更新时才能保持时效。本文提出的 Spec 增量知识演化机制并非一般意义上的图谱增量更新，其核心是把需求 Spec 及其变更（Change）作为知识演化的触发单元：需求是业务知识变化的源头，一个需求要么为项目引入新能力，要么增强已有能力，要么引发结构调整，知识模型中业务语义侧的每次变化都应能追溯到一个具体的 Spec/Change。</w:t>
+      </w:r>
+    </w:p>
+    <w:p>
+      <w:pPr>
+        <w:pStyle w:val="ua"/>
+        <w:spacing w:before="31" w:after="31"/>
+        <w:ind w:firstLine="480"/>
+      </w:pPr>
+      <w:r>
+        <w:t>演化机制覆盖存量项目的完整流程如下：新需求进入六阶段流程后，先被规格化为 Spec 提案；归档阶段对已交付需求进行能力归属分析--若需求归属于已有能力，其增量内容以 delta 方式合并入对应能力规范，若属于新能力领域，则创建新的能力规范；能力规范的变更同步触发知识图谱更新，C 层节点随规范增删改，业务-代码关联边随规范内容与代码变更重新计算，代码结构层则由文件级增量解析维护。在此流程中，Capability 层承担稳定中间层的角色：具体需求易变、代码实现常改，而业务能力相对稳定，以能力为锚点使"需求 -&gt; 能力 -&gt; 代码"的关联在持续变更中保持连续，避免知识模型随每次需求更替而碎片化。</w:t>
+      </w:r>
+    </w:p>
+    <w:p>
+      <w:pPr>
+        <w:pStyle w:val="u3"/>
+      </w:pPr>
+      <w:r>
+        <w:t>知识冷启动</w:t>
+      </w:r>
+    </w:p>
+    <w:p>
+      <w:pPr>
+        <w:pStyle w:val="ua"/>
+        <w:spacing w:before="31" w:after="31"/>
+        <w:ind w:firstLine="480"/>
+      </w:pPr>
+      <w:r>
+        <w:t>演化机制以既有知识模型为前提，新项目或不具备能力规范的存量项目则需要知识冷启动：由"源码扫描 + 需求 Spec"生成初始知识模型。源码扫描对项目源码全量执行多语言解析，构建完整的 L1/L2/L3 结构层；需求侧则从项目已有的需求文档或首轮六阶段流程产出的 BRD/PRD 中提炼初始能力规范，生成 C 层节点并计算业务-代码关联。冷启动阶段的知识模型具有明显的证据局限：项目尚无或很少有 Git 历史，git-history 证据源失效；能力规范初建、书写不完整，doc-extract 证据覆盖受限，关联主要依赖语义匹配与命名匹配建立。随着项目在流程约束下持续交付需求，规范逐步充实、提交历史逐步积累，四类证据源趋于互补，关联质量随之提升--这一冷启动后的质量爬坡过程由第 5 章 T4 多轮需求演化实验考察。</w:t>
+      </w:r>
+    </w:p>
+    <w:p>
+      <w:pPr>
+        <w:pStyle w:val="u3"/>
+      </w:pPr>
+      <w:r>
+        <w:t>过程知识沉淀与图谱增量更新</w:t>
+      </w:r>
+    </w:p>
+    <w:p>
+      <w:pPr>
+        <w:pStyle w:val="ua"/>
+        <w:spacing w:before="31" w:after="31"/>
+        <w:ind w:firstLine="480"/>
+      </w:pPr>
+      <w:r>
+        <w:t>演化机制的落点有二：过程知识向稳态知识的沉淀，与知识图谱的增量更新。</w:t>
+      </w:r>
+    </w:p>
+    <w:p>
+      <w:pPr>
+        <w:pStyle w:val="ua"/>
+        <w:spacing w:before="31" w:after="31"/>
+        <w:ind w:firstLine="480"/>
+      </w:pPr>
+      <w:r>
+        <w:t>在知识沉淀方面，六阶段流程在执行过程中产出需求文档、能力规格提案、技术方案、开发计划与测试方案等过程知识，服务于当前开发任务；归档时系统能力归属分析与 delta 合并机制把已交付需求的业务内容并入能力规范，完成过程知识向稳态知识的转化，使业务知识以机器可解析的规格形式持续积累，而非散落在一次性过程文档中。能力归属分析与合并由 AI 层在流程约束下执行并经用户确认，系统提供目录约定、格式校验与图谱增量更新保障其落盘一致性。</w:t>
+      </w:r>
+    </w:p>
+    <w:p>
+      <w:pPr>
+        <w:pStyle w:val="ua"/>
+        <w:spacing w:before="31" w:after="31"/>
+        <w:ind w:firstLine="480"/>
+      </w:pPr>
+      <w:r>
+        <w:t>在图谱增量更新方面，全量重建对中型项目成本较高，系统支持基于文件哈希快照的增量更新：对比当前源码文件哈希与元数据中记录的历史快照，仅对新增与变更文件重新解析并重建其关联节点与出边；同时检测能力规范的增删改，同步更新 C 层节点及其关联边。节点 ID 的确定性生成保证了未变更部分在增量更新前后保持一致。已知局限是：被引用方（如被重命名或删除的类）自身的变更不会触发引用它的其他未变更文件的入边重建，可能产生悬挂引用；系统在完整性校验阶段对此输出告警，并建议在结构性重构后执行全量重建。</w:t>
+      </w:r>
+    </w:p>
+    <w:p>
+      <w:pPr>
+        <w:pStyle w:val="ua"/>
+        <w:spacing w:before="31" w:after="31"/>
+        <w:ind w:firstLine="480"/>
+      </w:pPr>
+      <w:r>
+        <w:t>该机制是工程化的知识积累而非机器学习过程：不依赖训练数据与模型更新，知识增长完全由开发过程中的规格化、解析与证据计算等确定性或可审计操作驱动。其积累效果--初始阶段与多轮演化后的上下文构建时间、Token 消耗与召回率变化--由第 5 章 T4 实验验证。</w:t>
+      </w:r>
+    </w:p>
+    <w:p>
+      <w:pPr>
+        <w:pStyle w:val="u2"/>
+      </w:pPr>
+      <w:r>
+        <w:t>图谱驱动的任务上下文生成</w:t>
+      </w:r>
+    </w:p>
+    <w:p>
+      <w:pPr>
+        <w:pStyle w:val="u3"/>
+      </w:pPr>
+      <w:r>
+        <w:t>从文本检索到结构感知生成</w:t>
+      </w:r>
+    </w:p>
+    <w:p>
+      <w:pPr>
+        <w:pStyle w:val="ua"/>
+        <w:spacing w:before="31" w:after="31"/>
+        <w:ind w:firstLine="480"/>
+      </w:pPr>
+      <w:r>
+        <w:t xml:space="preserve">常规 RAG 方法将文档切片后以向量相似度检索并拼接注入</w:t>
+      </w:r>
+      <w:r>
+        <w:rPr>
+          <w:vertAlign w:val="superscript"/>
+        </w:rPr>
+        <w:t xml:space="preserve">[5]</w:t>
+      </w:r>
+      <w:r>
+        <w:t xml:space="preserve">，该范式应用于代码场景存在两个不适配：其一，代码的语义不仅存在于文本，更存在于结构（调用、包含、导入关系）之中</w:t>
+      </w:r>
+      <w:r>
+        <w:rPr>
+          <w:vertAlign w:val="superscript"/>
+        </w:rPr>
+        <w:t xml:space="preserve">[11,18]</w:t>
+      </w:r>
+      <w:r>
+        <w:t xml:space="preserve">，纯文本检索无法保证返回的任务上下文在结构上连贯；其二，检索结果的注入规模缺乏结构化的预算控制，容易重现"Lost in the Middle"</w:t>
+      </w:r>
+      <w:r>
+        <w:rPr>
+          <w:vertAlign w:val="superscript"/>
+        </w:rPr>
+        <w:t xml:space="preserve">[4]</w:t>
+      </w:r>
+      <w:r>
+        <w:t xml:space="preserve">的信息利用问题。因此，本文的上下文生成方法不采用"检索文档片段"的思路，而是</w:t>
+      </w:r>
+      <w:r>
         <w:rPr>
           <w:b/>
         </w:rPr>
-        <w:t>（2）实体抽取</w:t>
-      </w:r>
-      <w:r>
-        <w:t xml:space="preserve">。C 层实体由能力规范解析器遍历 </w:t>
-      </w:r>
+        <w:t>在知识图谱上执行结构约束的子图裁剪</w:t>
+      </w:r>
+      <w:r>
+        <w:t>：以图结构保证上下文的连通性与层次完整性，以图算法（而非人工整理）控制注入规模。本方法并非替代向量检索，而是在向量检索提供候选入口（锚点）之后，引入代码结构图约束完成上下文的组织、裁剪与压缩--向量检索解决"从哪里进入图谱"，图结构约束解决"进入后取什么、取多少"。</w:t>
+      </w:r>
+    </w:p>
+    <w:p>
+      <w:pPr>
+        <w:pStyle w:val="ua"/>
+        <w:spacing w:before="31" w:after="31"/>
+        <w:ind w:firstLine="480"/>
+      </w:pPr>
+      <w:r>
+        <w:rPr>
+          <w:b/>
+        </w:rPr>
+        <w:t xml:space="preserve">该方法的目标不是检索代码，而是为智能体生成最小充分上下文：给定自然语言任务描述 </w:t>
+      </w:r>
+      <m:oMath>
+        <m:r>
+          <m:t>q</m:t>
+        </m:r>
+      </m:oMath>
+      <w:r>
+        <w:rPr>
+          <w:b/>
+        </w:rPr>
+        <w:t xml:space="preserve"> 与 Token 预算 </w:t>
+      </w:r>
+      <m:oMath>
+        <m:r>
+          <m:t>B</m:t>
+        </m:r>
+      </m:oMath>
+      <w:r>
+        <w:rPr>
+          <w:b/>
+        </w:rPr>
+        <w:t xml:space="preserve">，从项目知识图谱中选取并压缩产出上下文 </w:t>
+      </w:r>
+      <m:oMath>
+        <m:r>
+          <m:t>C</m:t>
+        </m:r>
+      </m:oMath>
+      <w:r>
+        <w:rPr>
+          <w:b/>
+        </w:rPr>
+        <w:t xml:space="preserve">，在 </w:t>
+      </w:r>
+      <m:oMath>
+        <m:r>
+          <m:rPr>
+            <m:sty m:val="p"/>
+          </m:rPr>
+          <m:t>tokens</m:t>
+        </m:r>
+        <m:r>
+          <m:t>(C)≤B</m:t>
+        </m:r>
+      </m:oMath>
+      <w:r>
+        <w:rPr>
+          <w:b/>
+        </w:rPr>
+        <w:t xml:space="preserve"> 的约束下最大化 </w:t>
+      </w:r>
+      <m:oMath>
+        <m:r>
+          <m:t>C</m:t>
+        </m:r>
+      </m:oMath>
+      <w:r>
+        <w:rPr>
+          <w:b/>
+        </w:rPr>
+        <w:t xml:space="preserve"> 与 </w:t>
+      </w:r>
+      <m:oMath>
+        <m:r>
+          <m:t>q</m:t>
+        </m:r>
+      </m:oMath>
+      <w:r>
+        <w:rPr>
+          <w:b/>
+        </w:rPr>
+        <w:t xml:space="preserve"> 的任务相关性。生成流水线分为四个阶段：锚点选择 -&gt; 子图裁剪 -&gt; 骨架抽取 -&gt; 序列化输出，如图3-5所示，整体流程以算法 3-1 形式化描述。</w:t>
+      </w:r>
+    </w:p>
+    <w:p>
+      <w:pPr>
+        <w:pStyle w:val="u4"/>
+        <w:spacing w:before="31" w:after="31"/>
+        <w:ind w:firstLine="480"/>
+      </w:pPr>
+      <w:r>
+        <w:rPr>
+          <w:b/>
+        </w:rPr>
+        <w:t>图3-5 上下文生成流水线</w:t>
+      </w:r>
+      <w:r>
+        <w:t>（成稿时绘制）：锚点选择 -&gt; 加权双向 BFS 子图裁剪 -&gt; 距离感知骨架抽取 -&gt; 符号化序列化，外层为 Token 预算迭代控制。</w:t>
+      </w:r>
+    </w:p>
+    <w:p>
+      <w:pPr>
+        <w:pStyle w:val="ua"/>
+        <w:spacing w:before="31" w:after="31"/>
+        <w:ind w:firstLine="480"/>
+      </w:pPr>
+      <w:r>
+        <w:rPr>
+          <w:b/>
+        </w:rPr>
+        <w:t>算法 3-1 图谱驱动的任务上下文生成</w:t>
+      </w:r>
+    </w:p>
+    <w:p>
+      <w:pPr>
+        <w:pStyle w:val="ua"/>
+        <w:spacing w:before="31" w:after="31"/>
+        <w:ind w:firstLine="480"/>
+      </w:pPr>
       <w:r>
         <w:rPr>
           <w:rFonts w:ascii="Consolas" w:hAnsi="Consolas"/>
         </w:rPr>
-        <w:t>wpw/specs/</w:t>
-      </w:r>
-      <w:r>
-        <w:t xml:space="preserve"> 目录生成，节点名取能力目录名，携带 description 与 features 属性；结构层实体由 3.2.1 节所述多语言解析器从语法树抽取。所有节点 ID 采用"类型前缀 + 内容哈希（SHA-256 前 12 位十六进制）"的确定性生成方式，相同内容必然生成相同 ID，保证图谱重建的幂等性，也为增量更新提供基础。</w:t>
-      </w:r>
-    </w:p>
-    <w:p>
-      <w:pPr>
-        <w:pStyle w:val="ua"/>
-        <w:spacing w:before="31" w:after="31"/>
-        <w:ind w:firstLine="480"/>
-      </w:pPr>
-      <w:r>
-        <w:rPr>
-          <w:b/>
-        </w:rPr>
-        <w:t>（3）关系抽取</w:t>
-      </w:r>
-      <w:r>
-        <w:t>。contain 与 import 关系由结构解析直接导出；business_map 关系由 3.2.2 节多源证据融合生成。向量语义匹配所需的节点向量在关系抽取前构建：向量输入文本对节点类型分层富化，L3 元素节点的向量文本为"文件路径 + 父容器名 + 节点名 + 注释文本"的拼接，中文注释（JSDoc/Javadoc）的纳入显著提升了中文业务语句与代码元素之间的语义检索效果。</w:t>
-      </w:r>
-    </w:p>
-    <w:p>
-      <w:pPr>
-        <w:pStyle w:val="ua"/>
-        <w:spacing w:before="31" w:after="31"/>
-        <w:ind w:firstLine="480"/>
-      </w:pPr>
-      <w:r>
-        <w:rPr>
-          <w:b/>
-        </w:rPr>
-        <w:t>（4）图谱存储</w:t>
-      </w:r>
-      <w:r>
-        <w:t xml:space="preserve">。图谱以纯文件系统方案存储于 </w:t>
-      </w:r>
+        <w:t>输入：任务描述 q，Token 预算 B，图谱 G = (V, E)</w:t>
+      </w:r>
+    </w:p>
+    <w:p>
+      <w:pPr>
+        <w:pStyle w:val="ua"/>
+        <w:spacing w:before="31" w:after="31"/>
+        <w:ind w:firstLine="480"/>
+      </w:pPr>
       <w:r>
         <w:rPr>
           <w:rFonts w:ascii="Consolas" w:hAnsi="Consolas"/>
         </w:rPr>
-        <w:t>wpw/knowledge/graph/&lt;图谱名&gt;/</w:t>
-      </w:r>
-      <w:r>
-        <w:t xml:space="preserve"> 目录：节点与边以 JSONL 逐行存储（graph.jsonl）；语义向量以二进制文件存储（32 字节头记录维度与数量，正文为 Float32Array）并配 JSON 映射索引（向量下标与节点 ID 双向映射）；构建元数据（schema 版本、文件哈希快照、扫描根、项目类型等）存于 meta.json。schema 版本当前为 3.1.0，主版本号不兼容时自动降级为全量重建，次版本升级保持增量兼容。</w:t>
-      </w:r>
-    </w:p>
-    <w:p>
-      <w:pPr>
-        <w:pStyle w:val="ua"/>
-        <w:spacing w:before="31" w:after="31"/>
-        <w:ind w:firstLine="480"/>
-      </w:pPr>
-      <w:r>
-        <w:rPr>
-          <w:b/>
-        </w:rPr>
-        <w:t>（5）增量更新</w:t>
-      </w:r>
-      <w:r>
-        <w:t>。全量重建对中型项目成本较高，系统支持基于文件哈希快照的增量更新：对比当前源码文件哈希与 meta.json 中记录的历史快照，仅对新增与变更文件重新解析并重建其关联节点与出边；同时检测能力规范的增删改，同步更新 C 层节点。已知局限是：被引用方（如被重命名或删除的类）自身的变更不会触发引用它的其他未变更文件的入边重建，可能产生悬挂引用；系统在完整性校验阶段对此输出告警，并建议在结构性重构后执行全量重建。</w:t>
-      </w:r>
-    </w:p>
-    <w:p>
-      <w:pPr>
-        <w:pStyle w:val="u2"/>
-      </w:pPr>
-      <w:bookmarkStart w:id="23" w:name="_Toc12692"/>
-      <w:bookmarkEnd w:id="23"/>
-      <w:r>
-        <w:t>图谱驱动的任务级上下文生成</w:t>
-      </w:r>
-    </w:p>
-    <w:p>
-      <w:pPr>
-        <w:pStyle w:val="ua"/>
-        <w:spacing w:before="31" w:after="31"/>
-        <w:ind w:firstLine="480"/>
-      </w:pPr>
-      <w:r>
-        <w:rPr>
-          <w:b/>
-        </w:rPr>
-        <w:t xml:space="preserve">知识库和知识图谱与大模型的结合　</w:t>
-      </w:r>
-    </w:p>
-    <w:p>
-      <w:pPr>
-        <w:pStyle w:val="ua"/>
-        <w:spacing w:before="31" w:after="31"/>
-        <w:ind w:firstLine="480"/>
-      </w:pPr>
-      <w:r>
-        <w:rPr>
-          <w:b/>
-        </w:rPr>
-        <w:t>（1）结合动机：从文本检索到结构感知上下文生成</w:t>
-      </w:r>
-      <w:r>
-        <w:t xml:space="preserve">。常规 RAG 方法将文档切片后以向量相似度检索并拼接注入</w:t>
-      </w:r>
-      <w:r>
-        <w:rPr>
-          <w:vertAlign w:val="superscript"/>
-        </w:rPr>
-        <w:t xml:space="preserve">[5]</w:t>
-      </w:r>
-      <w:r>
-        <w:t xml:space="preserve">，该范式应用于代码场景存在两个不适配：其一，代码的语义不仅存在于文本，更存在于结构（调用、包含、导入关系）之中</w:t>
-      </w:r>
-      <w:r>
-        <w:rPr>
-          <w:vertAlign w:val="superscript"/>
-        </w:rPr>
-        <w:t xml:space="preserve">[11,18]</w:t>
-      </w:r>
-      <w:r>
-        <w:t xml:space="preserve">，纯文本检索无法保证返回的任务上下文在结构上连贯；其二，检索结果的注入规模缺乏结构化的预算控制，容易重现"Lost in the Middle"</w:t>
-      </w:r>
-      <w:r>
-        <w:rPr>
-          <w:vertAlign w:val="superscript"/>
-        </w:rPr>
-        <w:t xml:space="preserve">[4]</w:t>
-      </w:r>
-      <w:r>
-        <w:t xml:space="preserve">的信息利用问题。因此，wpw 的上下文生成方法不采用"检索文档片段"的思路，而是</w:t>
-      </w:r>
-      <w:r>
-        <w:rPr>
-          <w:b/>
-        </w:rPr>
-        <w:t>在知识图谱上执行结构约束的子图裁剪</w:t>
-      </w:r>
-      <w:r>
-        <w:t>：以图结构保证上下文的连通性与层次完整性，以图算法（而非人工整理）控制注入规模。需要强调的是，本方法并非替代向量检索，而是在向量检索提供候选入口（锚点）之后，引入代码结构图约束完成上下文的组织、裁剪与压缩--向量检索解决"从哪里进入图谱"，图结构约束解决"进入后取什么、取多少"。这正是本文创新点 3 与通用 RAG 的核心区别。</w:t>
-      </w:r>
-    </w:p>
-    <w:p>
-      <w:pPr>
-        <w:pStyle w:val="ua"/>
-        <w:spacing w:before="31" w:after="31"/>
-        <w:ind w:firstLine="480"/>
-      </w:pPr>
-      <w:r>
-        <w:t>上下文生成流水线分为四个阶段：锚点选择 -&gt; 子图裁剪 -&gt; 骨架抽取 -&gt; 序列化输出，如图 3-2 所示，整体流程以算法 3-1 形式化描述。</w:t>
-      </w:r>
-    </w:p>
-    <w:p>
-      <w:pPr>
-        <w:pStyle w:val="ua"/>
-        <w:spacing w:before="31" w:after="31"/>
-        <w:ind w:firstLine="480"/>
-      </w:pPr>
-      <w:r>
-        <w:rPr>
-          <w:b/>
-        </w:rPr>
-        <w:t>算法 3-1 图谱驱动的任务上下文生成</w:t>
+        <w:t>输出：智能体任务上下文 C</w:t>
       </w:r>
     </w:p>
     <w:p>
@@ -9514,7 +10744,7 @@
         <w:rPr>
           <w:rFonts w:ascii="Consolas" w:hAnsi="Consolas"/>
         </w:rPr>
-        <w:t>输入：任务描述 q，Token 预算 B，图谱 G = (V, E)</w:t>
+        <w:t xml:space="preserve"> </w:t>
       </w:r>
     </w:p>
     <w:p>
@@ -9527,7 +10757,7 @@
         <w:rPr>
           <w:rFonts w:ascii="Consolas" w:hAnsi="Consolas"/>
         </w:rPr>
-        <w:t>输出：智能体任务上下文 C</w:t>
+        <w:t>1   A ← 语义检索定位锚点候选            // 向量相似度，C 层入口</w:t>
       </w:r>
     </w:p>
     <w:p>
@@ -9540,7 +10770,7 @@
         <w:rPr>
           <w:rFonts w:ascii="Consolas" w:hAnsi="Consolas"/>
         </w:rPr>
-        <w:t xml:space="preserve"> </w:t>
+        <w:t>2   A ← A ∪ business_map 扩展的结构层锚点  // 置信度衰减加权（式 3-3）</w:t>
       </w:r>
     </w:p>
     <w:p>
@@ -9553,7 +10783,7 @@
         <w:rPr>
           <w:rFonts w:ascii="Consolas" w:hAnsi="Consolas"/>
         </w:rPr>
-        <w:t>1   A ← 语义检索定位锚点候选            // 向量相似度，C 层入口</w:t>
+        <w:t>3   G' ← ∅</w:t>
       </w:r>
     </w:p>
     <w:p>
@@ -9566,7 +10796,7 @@
         <w:rPr>
           <w:rFonts w:ascii="Consolas" w:hAnsi="Consolas"/>
         </w:rPr>
-        <w:t>2   A ← A ∪ business_map 扩展的结构层锚点  // 置信度衰减加权（式 3-3）</w:t>
+        <w:t>4   for 每个锚点 a ∈ A do</w:t>
       </w:r>
     </w:p>
     <w:p>
@@ -9579,7 +10809,7 @@
         <w:rPr>
           <w:rFonts w:ascii="Consolas" w:hAnsi="Consolas"/>
         </w:rPr>
-        <w:t>3   G' ← ∅</w:t>
+        <w:t>5       G' ← G' ∪ 加权双向 BFS 扩展(a)     // 受深度/边权重/节点上限约束，</w:t>
       </w:r>
     </w:p>
     <w:p>
@@ -9592,7 +10822,7 @@
         <w:rPr>
           <w:rFonts w:ascii="Consolas" w:hAnsi="Consolas"/>
         </w:rPr>
-        <w:t>4   for 每个锚点 a ∈ A do</w:t>
+        <w:t>6   end for                                 // 候选按复合评分排序（式 3-4）</w:t>
       </w:r>
     </w:p>
     <w:p>
@@ -9605,7 +10835,7 @@
         <w:rPr>
           <w:rFonts w:ascii="Consolas" w:hAnsi="Consolas"/>
         </w:rPr>
-        <w:t>5       G' ← G' ∪ 加权双向 BFS 扩展(a)     // 受深度/边权重/节点上限约束，</w:t>
+        <w:t>7   S ← 距离感知骨架抽取(G')               // 按到锚点距离分级保留信息</w:t>
       </w:r>
     </w:p>
     <w:p>
@@ -9618,7 +10848,7 @@
         <w:rPr>
           <w:rFonts w:ascii="Consolas" w:hAnsi="Consolas"/>
         </w:rPr>
-        <w:t>6   end for                                 // 候选按复合评分排序（式 3-4）</w:t>
+        <w:t>8   C ← 符号化序列化(S)</w:t>
       </w:r>
     </w:p>
     <w:p>
@@ -9631,7 +10861,7 @@
         <w:rPr>
           <w:rFonts w:ascii="Consolas" w:hAnsi="Consolas"/>
         </w:rPr>
-        <w:t>7   S ← 距离感知骨架抽取(G')               // 按到锚点距离分级保留信息</w:t>
+        <w:t>9   while tokens(C) &gt; B do                 // Token 预算迭代控制</w:t>
       </w:r>
     </w:p>
     <w:p>
@@ -9644,7 +10874,7 @@
         <w:rPr>
           <w:rFonts w:ascii="Consolas" w:hAnsi="Consolas"/>
         </w:rPr>
-        <w:t>8   C ← 符号化序列化(S)</w:t>
+        <w:t>10      按五级降级链降级（降压缩档-&gt;减节点-&gt;减深度-&gt;提边权-&gt;仅锚点）</w:t>
       </w:r>
     </w:p>
     <w:p>
@@ -9657,7 +10887,7 @@
         <w:rPr>
           <w:rFonts w:ascii="Consolas" w:hAnsi="Consolas"/>
         </w:rPr>
-        <w:t>9   while tokens(C) &gt; B do                 // Token 预算迭代控制</w:t>
+        <w:t>11      重新执行 7-8</w:t>
       </w:r>
     </w:p>
     <w:p>
@@ -9670,7 +10900,7 @@
         <w:rPr>
           <w:rFonts w:ascii="Consolas" w:hAnsi="Consolas"/>
         </w:rPr>
-        <w:t>10      按五级降级链降级（降压缩档→减节点→减深度→提边权→仅锚点）</w:t>
+        <w:t>12  end while</w:t>
       </w:r>
     </w:p>
     <w:p>
@@ -9683,46 +10913,25 @@
         <w:rPr>
           <w:rFonts w:ascii="Consolas" w:hAnsi="Consolas"/>
         </w:rPr>
-        <w:t>11      重新执行 7-8</w:t>
-      </w:r>
-    </w:p>
-    <w:p>
-      <w:pPr>
-        <w:pStyle w:val="ua"/>
-        <w:spacing w:before="31" w:after="31"/>
-        <w:ind w:firstLine="480"/>
-      </w:pPr>
-      <w:r>
-        <w:rPr>
-          <w:rFonts w:ascii="Consolas" w:hAnsi="Consolas"/>
-        </w:rPr>
-        <w:t>12  end while</w:t>
-      </w:r>
-    </w:p>
-    <w:p>
-      <w:pPr>
-        <w:pStyle w:val="ua"/>
-        <w:spacing w:before="31" w:after="31"/>
-        <w:ind w:firstLine="480"/>
-      </w:pPr>
-      <w:r>
-        <w:rPr>
-          <w:rFonts w:ascii="Consolas" w:hAnsi="Consolas"/>
-        </w:rPr>
         <w:t>13  return C</w:t>
       </w:r>
     </w:p>
     <w:p>
       <w:pPr>
-        <w:pStyle w:val="ua"/>
-        <w:spacing w:before="31" w:after="31"/>
-        <w:ind w:firstLine="480"/>
-      </w:pPr>
-      <w:r>
-        <w:rPr>
-          <w:b/>
-        </w:rPr>
-        <w:t xml:space="preserve">（2）置信度衰减加权的锚点选择。锚点（anchor）是上下文生成的起点节点。给定自然语言任务描述，系统通过语义检索在图谱中定位初始锚点候选；对于业务能力类任务，以能力节点（C 层）为入口，经 business_map 边扩展至结构层锚点。能力节点 </w:t>
+        <w:pStyle w:val="u3"/>
+      </w:pPr>
+      <w:r>
+        <w:t>置信度衰减加权的锚点选择</w:t>
+      </w:r>
+    </w:p>
+    <w:p>
+      <w:pPr>
+        <w:pStyle w:val="ua"/>
+        <w:spacing w:before="31" w:after="31"/>
+        <w:ind w:firstLine="480"/>
+      </w:pPr>
+      <w:r>
+        <w:t xml:space="preserve">锚点（anchor）是上下文生成的起点节点。给定自然语言任务描述，系统通过语义检索在图谱中定位初始锚点候选；对于业务能力类任务，以能力节点（C 层）为入口，经 business_map 边扩展至结构层锚点。能力节点 </w:t>
       </w:r>
       <m:oMath>
         <m:r>
@@ -9730,9 +10939,6 @@
         </m:r>
       </m:oMath>
       <w:r>
-        <w:rPr>
-          <w:b/>
-        </w:rPr>
         <w:t xml:space="preserve"> 的置信度 </w:t>
       </w:r>
       <m:oMath>
@@ -9753,9 +10959,6 @@
         </m:sSub>
       </m:oMath>
       <w:r>
-        <w:rPr>
-          <w:b/>
-        </w:rPr>
         <w:t xml:space="preserve"> 由其关联的 business_map 边证据强度聚合而来：</w:t>
       </w:r>
     </w:p>
@@ -10037,18 +11240,20 @@
     </w:p>
     <w:p>
       <w:pPr>
-        <w:pStyle w:val="ua"/>
-        <w:spacing w:before="31" w:after="31"/>
-        <w:ind w:firstLine="480"/>
-      </w:pPr>
-      <w:r>
-        <w:rPr>
-          <w:b/>
-        </w:rPr>
-        <w:t>（3）加权双向 BFS 子图裁剪</w:t>
-      </w:r>
-      <w:r>
-        <w:t>。从多个锚点出发，在图上执行加权双向广度优先搜索：既沿出边（下游依赖）也沿入边（上游依赖）扩展，支持经 business_map 边跨层扩展。选择 BFS 而非其他图遍历策略基于任务特性考量：其一，相对于 DFS--深度优先搜索容易沿单条依赖链进入局部深层的传递依赖（如工具函数的层层调用），偏离任务主体，而代码任务的影响范围通常集中在锚点附近的浅层邻域；其二，相对于 Dijkstra 类最短路径算法--其精确距离计算在大图上的成本较高，而上下文生成对"跳数级别的近似距离"已足够敏感（距离衰减因子按跳数设计）；其三，BFS 按层扩展的特性天然与"距离锚点越近越重要"的骨架分级假设（见（4））一致，且扩展深度即为预算控制参数，二者统一。</w:t>
+        <w:pStyle w:val="u3"/>
+      </w:pPr>
+      <w:r>
+        <w:t>加权双向 BFS 子图裁剪</w:t>
+      </w:r>
+    </w:p>
+    <w:p>
+      <w:pPr>
+        <w:pStyle w:val="ua"/>
+        <w:spacing w:before="31" w:after="31"/>
+        <w:ind w:firstLine="480"/>
+      </w:pPr>
+      <w:r>
+        <w:t>从多个锚点出发，在图上执行加权双向广度优先搜索：既沿出边（下游依赖）也沿入边（上游依赖）扩展，支持经 business_map 边跨层扩展。选择 BFS 而非其他图遍历策略基于任务特性考量：其一，相对于深度优先搜索--后者容易沿单条依赖链进入局部深层的传递依赖（如工具函数的层层调用），偏离任务主体，而代码任务的影响范围通常集中在锚点附近的浅层邻域；其二，相对于 Dijkstra 类最短路径算法--其精确距离计算在大图上的成本较高，而上下文生成对"跳数级别的近似距离"已足够敏感（距离衰减因子按跳数设计）；其三，BFS 按层扩展的特性天然与"距离锚点越近越重要"的骨架分级假设一致，且扩展深度即为预算控制参数，二者统一。</w:t>
       </w:r>
     </w:p>
     <w:p>
@@ -10283,38 +11488,40 @@
     </w:p>
     <w:p>
       <w:pPr>
-        <w:pStyle w:val="ua"/>
-        <w:spacing w:before="31" w:after="31"/>
-        <w:ind w:firstLine="480"/>
-      </w:pPr>
-      <w:r>
-        <w:rPr>
-          <w:b/>
-        </w:rPr>
-        <w:t>（4）距离感知骨架抽取与符号化序列化</w:t>
-      </w:r>
-      <w:r>
-        <w:t>。裁剪后的子图仍包含大量与锚点距离较远的细节节点，直接序列化会造成信息稀释。骨架抽取按节点到锚点的距离分级保留信息：距离 0（锚点）保留完整属性与签名；距离 1 保留标准信息（名称、类型、关键属性）；距离 ≥2 仅保留最小骨架（名称与层级）。序列化输出采用层级符号化表示，以 ⊃ 表达包含、-&gt; 表达依赖、⇄ 表达双向关联，◉ 标记锚点，使同等信息量下的 Token 占用显著低于自然语言描述或 JSON 全量输出。</w:t>
-      </w:r>
-    </w:p>
-    <w:p>
-      <w:pPr>
-        <w:pStyle w:val="ua"/>
-        <w:spacing w:before="31" w:after="31"/>
-        <w:ind w:firstLine="480"/>
-      </w:pPr>
-      <w:r>
-        <w:t>在骨架分级基础上提供三档压缩等级（loose/standard/extreme），档位递进时提高距离阈值、削减保留属性、收紧 Token 上限，供上层按任务预算选择，三档的参数对比如表 3-4 所示；其压缩率、上下文召回率与信息保真度的权衡，以及三档对应的度量指标（Token 缩减率、上下文召回率、下游任务完成效果）在第 5 章消融实验（消融 B）中量化评估。</w:t>
-      </w:r>
-    </w:p>
-    <w:p>
-      <w:pPr>
-        <w:pStyle w:val="ua"/>
-        <w:spacing w:before="31" w:after="31"/>
-        <w:ind w:firstLine="480"/>
-      </w:pPr>
-      <w:r>
-        <w:t>表 3-4 三档压缩策略参数对比</w:t>
+        <w:pStyle w:val="u3"/>
+      </w:pPr>
+      <w:r>
+        <w:t>骨架抽取、序列化与 Token 预算控制</w:t>
+      </w:r>
+    </w:p>
+    <w:p>
+      <w:pPr>
+        <w:pStyle w:val="ua"/>
+        <w:spacing w:before="31" w:after="31"/>
+        <w:ind w:firstLine="480"/>
+      </w:pPr>
+      <w:r>
+        <w:t>裁剪后的子图仍包含大量与锚点距离较远的细节节点，直接序列化会造成信息稀释。骨架抽取按节点到锚点的距离分级保留信息：距离 0（锚点）保留完整属性与签名；距离 1 保留标准信息（名称、类型、关键属性）；距离 ≥2 仅保留最小骨架（名称与层级）。序列化输出采用层级符号化表示，以 ⊃ 表达包含、-&gt; 表达依赖、⇄ 表达双向关联，◉ 标记锚点，使同等信息量下的 Token 占用显著低于自然语言描述或 JSON 全量输出。</w:t>
+      </w:r>
+    </w:p>
+    <w:p>
+      <w:pPr>
+        <w:pStyle w:val="ua"/>
+        <w:spacing w:before="31" w:after="31"/>
+        <w:ind w:firstLine="480"/>
+      </w:pPr>
+      <w:r>
+        <w:t>在骨架分级基础上提供三档压缩等级（loose/standard/extreme），档位递进时提高距离阈值、削减保留属性、收紧 Token 上限，供上层按任务预算选择，三档的参数对比如表3-5所示；其压缩率、上下文召回率与信息保真度的权衡，以及三档对应的度量指标（Token 缩减率、上下文召回率、下游任务完成效果）在第 5 章消融实验（消融 B）中量化评估。</w:t>
+      </w:r>
+    </w:p>
+    <w:p>
+      <w:pPr>
+        <w:pStyle w:val="ub"/>
+        <w:spacing w:before="31" w:after="31"/>
+        <w:ind w:firstLine="480"/>
+      </w:pPr>
+      <w:r>
+        <w:t>表3-5 三档压缩策略参数对比</w:t>
       </w:r>
     </w:p>
     <w:tbl>
@@ -10534,275 +11741,245 @@
         <w:ind w:firstLine="480"/>
       </w:pPr>
       <w:r>
-        <w:t>注：表中节点数与 Token 上限为默认参考值，实际由 Token 预算迭代控制（见（5））动态决定；具体数值以第 5 章实验实测为准。</w:t>
-      </w:r>
-    </w:p>
-    <w:p>
-      <w:pPr>
-        <w:pStyle w:val="ua"/>
-        <w:spacing w:before="31" w:after="31"/>
-        <w:ind w:firstLine="480"/>
-      </w:pPr>
+        <w:t>注：表中节点数与 Token 上限为默认参考值，实际由 Token 预算迭代控制动态决定；具体数值以第 5 章实验实测为准。</w:t>
+      </w:r>
+    </w:p>
+    <w:p>
+      <w:pPr>
+        <w:pStyle w:val="ua"/>
+        <w:spacing w:before="31" w:after="31"/>
+        <w:ind w:firstLine="480"/>
+      </w:pPr>
+      <w:r>
+        <w:t>给定用户或上层指定的 Token 预算，序列化输出若超预算，按五级降级链迭代执行直至满足：降低压缩档位 -&gt; 削减节点数 -&gt; 削减扩展深度 -&gt; 提高边权重阈值 -&gt; 仅保留锚点；锚点在任何降级层级下始终保留，保证上下文不失去任务焦点。此外流水线设三级系统级降级：向量索引缺失时退化为结构检索；图谱缺失时退化为文件系统提示；序列化失败时输出锚点清单，确保上下文生成环节不阻塞开发流程。</w:t>
+      </w:r>
+    </w:p>
+    <w:p>
+      <w:pPr>
+        <w:pStyle w:val="u2"/>
+      </w:pPr>
+      <w:r>
+        <w:t>本章小结</w:t>
+      </w:r>
+    </w:p>
+    <w:p>
+      <w:pPr>
+        <w:pStyle w:val="ua"/>
+        <w:spacing w:before="31" w:after="31"/>
+        <w:ind w:firstLine="480"/>
+      </w:pPr>
+      <w:r>
+        <w:t>本章提出了面向 AI 辅助开发的上下文工程方法。方法总体框架以"需求 -&gt; 流程 -&gt; 知识 -&gt; 上下文 -&gt; 执行 -&gt; 反馈"的闭环组织：六阶段流程约束架构以阶段制品、依赖门禁与三段式编排契约约束智能体的行为状态，并规定了上下文在开发过程中的请求与消费方式；能力-代码双层知识模型以 C/L1/L2/L3 四层结构与 business_map 映射边建立业务语义与代码结构的统一表示，业务-代码关联由文档提取、命名匹配、语义匹配与 Git 历史四类证据源经 noisy-OR 概率融合自动建立，每条关联可溯源至最权威证据；Spec 增量知识演化机制以需求 Spec/Change 为触发单元、以能力层为稳定中间层，通过知识冷启动、归档沉淀与图谱增量更新使项目知识随开发过程持续积累；图谱驱动的任务上下文生成方法经置信度衰减加权锚点选择、加权双向 BFS 子图裁剪、距离感知骨架抽取与多档压缩序列化，在 Token 预算约束下生成任务相关、结构连贯、可解释的最小充分上下文。本章方法的各项机制在第 5 章分别验证：知识组织与上下文生成机制由消融实验与组件级基线考察，流程约束机制由流程消融实验考察，知识积累效果由 T4 多轮需求演化实验考察。</w:t>
+      </w:r>
+    </w:p>
+    <w:p>
+      <w:pPr>
+        <w:pStyle w:val="1"/>
+      </w:pPr>
+      <w:r>
+        <w:rPr>
+          <w:rFonts w:hint="eastAsia"/>
+        </w:rPr>
+        <w:lastRenderedPageBreak/>
+        <w:t>上下文工程工具</w:t>
+      </w:r>
+      <w:r>
+        <w:rPr>
+          <w:rFonts w:hint="eastAsia"/>
+        </w:rPr>
+        <w:t>wpw</w:t>
+      </w:r>
+      <w:r>
+        <w:rPr>
+          <w:rFonts w:hint="eastAsia"/>
+        </w:rPr>
+        <w:t>的设计与实现</w:t>
+      </w:r>
+    </w:p>
+    <w:p>
+      <w:pPr>
+        <w:pStyle w:val="u2"/>
+      </w:pPr>
+      <w:r>
+        <w:t>实现需求与总体架构</w:t>
+      </w:r>
+    </w:p>
+    <w:p>
+      <w:pPr>
+        <w:pStyle w:val="ua"/>
+        <w:spacing w:before="31" w:after="31"/>
+        <w:ind w:firstLine="480"/>
+      </w:pPr>
+      <w:r>
+        <w:t>（本节正文待导入）</w:t>
+      </w:r>
+    </w:p>
+    <w:p>
+      <w:pPr>
+        <w:pStyle w:val="u2"/>
+      </w:pPr>
+      <w:r>
+        <w:t>关键模块实现</w:t>
+      </w:r>
+    </w:p>
+    <w:p>
+      <w:pPr>
+        <w:pStyle w:val="ua"/>
+        <w:spacing w:before="31" w:after="31"/>
+        <w:ind w:firstLine="480"/>
+      </w:pPr>
+      <w:r>
+        <w:t>（本节正文待导入）</w:t>
+      </w:r>
+    </w:p>
+    <w:p>
+      <w:pPr>
+        <w:pStyle w:val="u2"/>
+      </w:pPr>
+      <w:r>
+        <w:t>系统测试</w:t>
+      </w:r>
+    </w:p>
+    <w:p>
+      <w:pPr>
+        <w:pStyle w:val="ua"/>
+        <w:spacing w:before="31" w:after="31"/>
+        <w:ind w:firstLine="480"/>
+      </w:pPr>
+      <w:r>
+        <w:t>（本节正文待导入）</w:t>
+      </w:r>
+    </w:p>
+    <w:p>
+      <w:pPr>
+        <w:pStyle w:val="u2"/>
+      </w:pPr>
+      <w:r>
+        <w:t>本章小结</w:t>
+      </w:r>
+    </w:p>
+    <w:p>
+      <w:pPr>
+        <w:pStyle w:val="ua"/>
+        <w:spacing w:before="31" w:after="31"/>
+        <w:ind w:firstLine="480"/>
+      </w:pPr>
+      <w:r>
+        <w:t>（本节正文待导入）</w:t>
+      </w:r>
+    </w:p>
+    <w:p>
+      <w:pPr>
+        <w:pStyle w:val="1"/>
+      </w:pPr>
+      <w:r>
+        <w:rPr>
+          <w:rFonts w:hint="eastAsia"/>
+        </w:rPr>
+        <w:lastRenderedPageBreak/>
+        <w:t>实验与评估</w:t>
+      </w:r>
+    </w:p>
+    <w:p>
+      <w:pPr>
+        <w:pStyle w:val="ua"/>
+        <w:spacing w:before="31" w:after="31"/>
+        <w:ind w:firstLine="480"/>
+      </w:pPr>
+      <w:r>
+        <w:t>本章以基于大模型的美食推荐系统为实验载体，通过对比实验与消融实验验证本文提出的上下文工程方法的有效性。需预先明确本章定位：</w:t>
+      </w:r>
       <w:r>
         <w:rPr>
           <w:b/>
         </w:rPr>
-        <w:t>（5）Token 预算迭代控制</w:t>
-      </w:r>
-      <w:r>
-        <w:t>。给定用户或上层指定的 Token 预算，序列化输出若超预算，按五级降级链迭代执行直至满足：降低压缩档位 -&gt; 削减节点数 -&gt; 削减扩展深度 -&gt; 提高边权重阈值 -&gt; 仅保留锚点；锚点在任何降级层级下始终保留，保证上下文不失去任务焦点。此外流水线设三级系统级降级：向量索引缺失时退化为结构检索；图谱缺失时退化为文件系统提示；序列化失败时输出锚点清单，确保上下文生成环节不阻塞开发流程。</w:t>
+        <w:t>本实验并非验证 wpw 工具相较其他工具的绝对优势，而是验证上下文工程方法中流程约束、知识组织和上下文生成机制对 AI 辅助开发效果的影响</w:t>
+      </w:r>
+      <w:r>
+        <w:t>。同时明确实验对象边界：</w:t>
+      </w:r>
+      <w:r>
+        <w:rPr>
+          <w:b/>
+        </w:rPr>
+        <w:t>本章实验对象为美食推荐系统的软件实现过程。由于本文重点研究大模型辅助软件开发中的上下文组织问题，实验并不评价推荐算法准确率，而是在统一业务系统实现任务下，分析不同大模型辅助开发方式对系统开发成本、质量和可维护性的影响</w:t>
+      </w:r>
+      <w:r>
+        <w:t>。</w:t>
+      </w:r>
+    </w:p>
+    <w:p>
+      <w:pPr>
+        <w:pStyle w:val="ua"/>
+        <w:spacing w:before="31" w:after="31"/>
+        <w:ind w:firstLine="480"/>
+      </w:pPr>
+      <w:r>
+        <w:t>本章的验证对象是第 3 章提出的上下文工程方法：其三项核心机制（流程约束、知识组织、上下文生成）共同服务于"面向 AI 编程智能体的上下文工程"这一主线，wpw 是该方法的实现载体（第 4 章），美食推荐系统是实验载体（1.1.2 节）。因此，本章比较的是</w:t>
+      </w:r>
+      <w:r>
+        <w:rPr>
+          <w:b/>
+        </w:rPr>
+        <w:t>不同方法在关注维度上的差异</w:t>
+      </w:r>
+      <w:r>
+        <w:t>，而非工具高下：在受控对比中分析上下文工程方法（受控流程 + 结构化知识供给 + 预算控制）对开发成本、质量、上下文效率与流程可控性的影响，以及三项机制各自的贡献。</w:t>
+      </w:r>
+    </w:p>
+    <w:p>
+      <w:pPr>
+        <w:pStyle w:val="ua"/>
+        <w:spacing w:before="31" w:after="31"/>
+        <w:ind w:firstLine="480"/>
+      </w:pPr>
+      <w:r>
+        <w:t>本章组织如下：5.1 节给出实验设计（目标与研究问题、测试系统设计与任务定义、AI 辅助开发方案、评价指标、消融方案）；5.2 节描述实验环境、统一流程与四方案的实现过程，其中方案 D 给出美食推荐系统的完整实现与运行效果展示；5.3 节给出结果与分析框架（数据以实测回填）；5.4 节从方法有效性、与现有 AI 开发方法比较、局限性三方面讨论。5.3 节在实验执行前给出分析框架，各项结论以实测数据回填与修正为准；若实测与预期不符，将如实报告并归因讨论。</w:t>
       </w:r>
     </w:p>
     <w:p>
       <w:pPr>
         <w:pStyle w:val="u2"/>
       </w:pPr>
-      <w:bookmarkStart w:id="23" w:name="_Toc12692"/>
-      <w:bookmarkEnd w:id="23"/>
-      <w:r>
-        <w:t>本章小结</w:t>
-      </w:r>
-    </w:p>
-    <w:p>
-      <w:pPr>
-        <w:pStyle w:val="ua"/>
-        <w:spacing w:before="31" w:after="31"/>
-        <w:ind w:firstLine="480"/>
-      </w:pPr>
-      <w:r>
-        <w:t>本章阐述了 wpw 的知识基础设施构建方法。在知识库层面，以能力规范为核心组织稳态知识，通过归档沉淀机制实现过程知识向稳态知识的转化，形成可持续积累的项目级知识库。在知识图谱层面，提出能力-代码双层四层本体模型，其中业务能力节点作为上层语义锚点与代码结构层通过 business_map 边映射而非包含；业务-代码关联由文档提取、命名匹配、语义匹配与 Git 历史四类证据源经 noisy-OR 概率融合自动建立，每条关联可溯源至最权威证据，并以权重剪枝控制噪声。在大模型结合层面，提出区别于文本检索 RAG 的结构感知上下文生成流水线：置信度衰减加权锚点选择、加权双向 BFS 子图裁剪、距离感知骨架抽取与三档压缩序列化，配合五级降级的 Token 预算迭代控制，在预算约束下生成任务相关、结构连贯、可解释的高密度代码上下文。本章方法的有效性将在第 5 章通过上下文 Token 消耗与压缩率、上下文召回率与下游任务完成效果，以及图谱贡献消融实验（消融 A/B 与组件级基线）予以验证。</w:t>
-      </w:r>
-    </w:p>
-    <w:p>
-      <w:pPr>
-        <w:pStyle w:val="1"/>
-      </w:pPr>
-      <w:bookmarkStart w:id="20" w:name="_Toc137114645"/>
-      <w:bookmarkStart w:id="21" w:name="_Toc137114692"/>
-      <w:bookmarkStart w:id="22" w:name="_Toc10449"/>
-      <w:bookmarkEnd w:id="12"/>
-      <w:bookmarkEnd w:id="13"/>
-      <w:bookmarkEnd w:id="20"/>
-      <w:bookmarkEnd w:id="21"/>
-      <w:bookmarkEnd w:id="22"/>
-      <w:r>
-        <w:rPr>
-          <w:rFonts w:hint="eastAsia"/>
-        </w:rPr>
-        <w:t>上下文工程工具wpw的设计与实现</w:t>
-      </w:r>
-    </w:p>
-    <w:p>
-      <w:pPr>
-        <w:pStyle w:val="u2"/>
-      </w:pPr>
-      <w:bookmarkStart w:id="23" w:name="_Toc12692"/>
-      <w:bookmarkEnd w:id="23"/>
-      <w:r>
-        <w:t>实现需求与总体架构</w:t>
-      </w:r>
-    </w:p>
-    <w:p>
-      <w:pPr>
-        <w:pStyle w:val="ua"/>
-        <w:spacing w:before="31" w:after="31"/>
-        <w:ind w:firstLine="480"/>
-      </w:pPr>
-      <w:r>
-        <w:t>（本节正文待导入）</w:t>
-      </w:r>
-    </w:p>
-    <w:p>
-      <w:pPr>
-        <w:pStyle w:val="u2"/>
-      </w:pPr>
-      <w:bookmarkStart w:id="23" w:name="_Toc12692"/>
-      <w:bookmarkEnd w:id="23"/>
-      <w:r>
-        <w:t>关键模块实现</w:t>
-      </w:r>
-    </w:p>
-    <w:p>
-      <w:pPr>
-        <w:pStyle w:val="ua"/>
-        <w:spacing w:before="31" w:after="31"/>
-        <w:ind w:firstLine="480"/>
-      </w:pPr>
-      <w:r>
-        <w:t>（本节正文待导入）</w:t>
-      </w:r>
-    </w:p>
-    <w:p>
-      <w:pPr>
-        <w:pStyle w:val="u2"/>
-      </w:pPr>
-      <w:bookmarkStart w:id="23" w:name="_Toc12692"/>
-      <w:bookmarkEnd w:id="23"/>
-      <w:r>
-        <w:t>系统测试</w:t>
-      </w:r>
-    </w:p>
-    <w:p>
-      <w:pPr>
-        <w:pStyle w:val="ua"/>
-        <w:spacing w:before="31" w:after="31"/>
-        <w:ind w:firstLine="480"/>
-      </w:pPr>
-      <w:r>
-        <w:t>（本节正文待导入）</w:t>
-      </w:r>
-    </w:p>
-    <w:p>
-      <w:pPr>
-        <w:pStyle w:val="u2"/>
-      </w:pPr>
-      <w:bookmarkStart w:id="23" w:name="_Toc12692"/>
-      <w:bookmarkEnd w:id="23"/>
-      <w:r>
-        <w:t>本章小结</w:t>
-      </w:r>
-    </w:p>
-    <w:p>
-      <w:pPr>
-        <w:pStyle w:val="ua"/>
-        <w:spacing w:before="31" w:after="31"/>
-        <w:ind w:firstLine="480"/>
-      </w:pPr>
-      <w:r>
-        <w:t>（本节正文待导入）</w:t>
-      </w:r>
-    </w:p>
-    <w:p>
-      <w:pPr>
-        <w:pStyle w:val="1"/>
-      </w:pPr>
-      <w:bookmarkStart w:id="20" w:name="_Toc137114645"/>
-      <w:bookmarkStart w:id="21" w:name="_Toc137114692"/>
-      <w:bookmarkStart w:id="22" w:name="_Toc10449"/>
-      <w:bookmarkEnd w:id="12"/>
-      <w:bookmarkEnd w:id="13"/>
-      <w:bookmarkEnd w:id="20"/>
-      <w:bookmarkEnd w:id="21"/>
-      <w:bookmarkEnd w:id="22"/>
-      <w:r>
-        <w:rPr>
-          <w:rFonts w:hint="eastAsia"/>
-        </w:rPr>
-        <w:t>实验与评估</w:t>
-      </w:r>
-    </w:p>
-    <w:p>
-      <w:pPr>
-        <w:pStyle w:val="ua"/>
-        <w:spacing w:before="31" w:after="31"/>
-        <w:ind w:firstLine="480"/>
-      </w:pPr>
-      <w:r>
-        <w:t>本章以基于大模型的美食推荐系统为实验载体，通过对比实验与消融实验验证本文提出的上下文工程方法的有效性。需预先明确本章定位：</w:t>
+      <w:r>
+        <w:t>实验设计</w:t>
+      </w:r>
+    </w:p>
+    <w:p>
+      <w:pPr>
+        <w:pStyle w:val="u3"/>
+      </w:pPr>
+      <w:r>
+        <w:t>实验目标与研究问题</w:t>
+      </w:r>
+    </w:p>
+    <w:p>
+      <w:pPr>
+        <w:pStyle w:val="ua"/>
+        <w:spacing w:before="31" w:after="31"/>
+        <w:ind w:firstLine="480"/>
+      </w:pPr>
+      <w:r>
+        <w:t>本实验的目标是：</w:t>
       </w:r>
       <w:r>
         <w:rPr>
           <w:b/>
         </w:rPr>
-        <w:t>本实验并非验证 wpw 工具相较其他工具的绝对优势，而是验证上下文工程方法中流程约束、知识组织和上下文生成机制对 AI 辅助开发效果的影响</w:t>
-      </w:r>
-      <w:r>
-        <w:t>。同时明确实验对象边界：</w:t>
-      </w:r>
-      <w:r>
-        <w:rPr>
-          <w:b/>
-        </w:rPr>
-        <w:t>本章实验对象为美食推荐系统的软件实现过程。由于本文重点研究大模型辅助软件开发中的上下文组织问题，实验并不评价推荐算法准确率，而是在统一业务系统实现任务下，分析不同大模型辅助开发方式对系统开发成本、质量和可维护性的影响</w:t>
-      </w:r>
-      <w:r>
-        <w:t>。</w:t>
-      </w:r>
-    </w:p>
-    <w:p>
-      <w:pPr>
-        <w:pStyle w:val="ua"/>
-        <w:spacing w:before="31" w:after="31"/>
-        <w:ind w:firstLine="480"/>
-      </w:pPr>
-      <w:r>
-        <w:t>本章的验证对象是第 3 章提出的上下文工程方法：其三项核心机制（流程约束、知识组织、上下文生成）共同服务于"面向 AI 编程智能体的上下文工程"这一主线，wpw 是该方法的实现载体（第 4 章），美食推荐系统是实验载体（1.1.2 节）。因此，本章比较的是</w:t>
-      </w:r>
-      <w:r>
-        <w:rPr>
-          <w:b/>
-        </w:rPr>
-        <w:t>不同方法在关注维度上的差异</w:t>
-      </w:r>
-      <w:r>
-        <w:t>，而非工具高下：在受控对比中分析上下文工程方法（受控流程 + 结构化知识供给 + 预算控制）对开发成本、质量、上下文效率与流程可控性的影响，以及三项机制各自的贡献。</w:t>
-      </w:r>
-    </w:p>
-    <w:p>
-      <w:pPr>
-        <w:pStyle w:val="ua"/>
-        <w:spacing w:before="31" w:after="31"/>
-        <w:ind w:firstLine="480"/>
-      </w:pPr>
-      <w:r>
-        <w:t>本章组织如下：5.1 节给出实验设计（目标与研究问题、测试系统设计与任务定义、AI 辅助开发方案、评价指标、消融方案）；5.2 节描述实验环境、统一流程与四方案的实现过程，其中方案 D 给出美食推荐系统的完整实现与运行效果展示；5.3 节给出结果与分析框架（数据以实测回填）；5.4 节从方法有效性、与现有 AI 开发方法比较、局限性三方面讨论。5.3 节在实验执行前给出分析框架，各项结论以实测数据回填与修正为准；若实测与预期不符，将如实报告并归因讨论。</w:t>
-      </w:r>
-    </w:p>
-    <w:p>
-      <w:pPr>
-        <w:pStyle w:val="u2"/>
-      </w:pPr>
-      <w:bookmarkStart w:id="23" w:name="_Toc12692"/>
-      <w:bookmarkEnd w:id="23"/>
-      <w:r>
-        <w:t>实验设计</w:t>
-      </w:r>
-    </w:p>
-    <w:p>
-      <w:pPr>
-        <w:pStyle w:val="u3"/>
-      </w:pPr>
-      <w:bookmarkStart w:id="54" w:name="_Toc10097"/>
-      <w:bookmarkStart w:id="55" w:name="_Toc137114705"/>
-      <w:bookmarkStart w:id="56" w:name="_Toc10829689"/>
-      <w:bookmarkStart w:id="57" w:name="_Toc10829424"/>
-      <w:bookmarkStart w:id="58" w:name="_Toc137114658"/>
-      <w:bookmarkEnd w:id="54"/>
-      <w:bookmarkEnd w:id="55"/>
-      <w:bookmarkEnd w:id="56"/>
-      <w:bookmarkEnd w:id="57"/>
-      <w:bookmarkEnd w:id="58"/>
-      <w:r>
-        <w:t>实验目标与研究问题</w:t>
-      </w:r>
-    </w:p>
-    <w:p>
-      <w:pPr>
-        <w:pStyle w:val="ua"/>
-        <w:spacing w:before="31" w:after="31"/>
-        <w:ind w:firstLine="480"/>
-      </w:pPr>
-      <w:r>
-        <w:t>本实验的目标是：</w:t>
-      </w:r>
-      <w:r>
-        <w:rPr>
-          <w:b/>
-        </w:rPr>
         <w:t>验证本文提出的上下文工程方法在 AI 辅助软件开发过程中的有效性，而非验证 wpw 工具相较其他工具的优势</w:t>
       </w:r>
       <w:r>
-        <w:t>。具体地，在受控条件下对比四种上下文管理范式在开发成本、开发质量、上下文效率、长期演化与流程可控性维度的表现，以消融实验分离知识组织、上下文生成与流程约束机制的各自贡献，以多轮需求演化任务（T4）考察方法对项目长期演化的支持能力，进而回答第 1 章提出的三个研究问题（RQ1-RQ3）。研究问题与实验验证方式的对应关系如表 5-1 所示：主实验观察完整方法与代表性范式的综合差异，机制层面的贡献由消融实验分离验证，长期演化能力由 T4 任务考察。</w:t>
-      </w:r>
-    </w:p>
-    <w:p>
-      <w:pPr>
-        <w:pStyle w:val="ua"/>
-        <w:spacing w:before="31" w:after="31"/>
-        <w:ind w:firstLine="480"/>
-      </w:pPr>
-      <w:r>
-        <w:t>表 5-1 研究问题与实验验证关系</w:t>
+        <w:t>。具体地，在受控条件下对比四种上下文管理范式在开发成本、开发质量、上下文效率、长期演化与流程可控性维度的表现，以消融实验分离知识组织、上下文生成与流程约束机制的各自贡献，以多轮需求演化任务（T4）考察方法对项目长期演化的支持能力，进而回答第 1 章提出的三个研究问题（RQ1-RQ3）。研究问题与实验验证方式的对应关系如表5-1所示：主实验观察完整方法与代表性范式的综合差异，机制层面的贡献由消融实验分离验证，长期演化能力由 T4 任务考察。</w:t>
+      </w:r>
+    </w:p>
+    <w:p>
+      <w:pPr>
+        <w:pStyle w:val="ub"/>
+        <w:spacing w:before="31" w:after="31"/>
+        <w:ind w:firstLine="480"/>
+      </w:pPr>
+      <w:r>
+        <w:t>表5-1 研究问题与实验验证关系</w:t>
       </w:r>
     </w:p>
     <w:tbl>
@@ -11025,16 +12202,6 @@
       <w:pPr>
         <w:pStyle w:val="u3"/>
       </w:pPr>
-      <w:bookmarkStart w:id="54" w:name="_Toc10097"/>
-      <w:bookmarkStart w:id="55" w:name="_Toc137114705"/>
-      <w:bookmarkStart w:id="56" w:name="_Toc10829689"/>
-      <w:bookmarkStart w:id="57" w:name="_Toc10829424"/>
-      <w:bookmarkStart w:id="58" w:name="_Toc137114658"/>
-      <w:bookmarkEnd w:id="54"/>
-      <w:bookmarkEnd w:id="55"/>
-      <w:bookmarkEnd w:id="56"/>
-      <w:bookmarkEnd w:id="57"/>
-      <w:bookmarkEnd w:id="58"/>
       <w:r>
         <w:t>测试系统设计与任务定义</w:t>
       </w:r>
@@ -11151,7 +12318,7 @@
         <w:ind w:firstLine="480"/>
       </w:pPr>
       <w:r>
-        <w:t>系统采用前后端分离架构，总体架构如图 5-1 所示。前端包括商家管理平台（Vue3 + Vite + Element Plus + Pinia）与用户端（Uni-app + uView UI 微信小程序）；后端基于 Spring Boot 分层实现用户、菜品、订单等业务模块，并提供</w:t>
+        <w:t>系统采用前后端分离架构，总体架构如图5-1所示。前端包括商家管理平台（Vue3 + Vite + Element Plus + Pinia）与用户端（Uni-app + uView UI 微信小程序）；后端基于 Spring Boot 分层实现用户、菜品、订单等业务模块，并提供</w:t>
       </w:r>
       <w:r>
         <w:rPr>
@@ -11183,7 +12350,7 @@
         <w:ind w:firstLine="480"/>
       </w:pPr>
       <w:r>
-        <w:t>系统由四大业务模块构成（功能模块结构如图 5-2 所示），作为四方案共同实现的需求边界：</w:t>
+        <w:t>系统由四大业务模块构成（功能模块结构如图5-2所示），作为四方案共同实现的需求边界：</w:t>
       </w:r>
     </w:p>
     <w:p>
@@ -11282,17 +12449,17 @@
         <w:ind w:firstLine="480"/>
       </w:pPr>
       <w:r>
-        <w:t>数据层核心表围绕业务实体组织，如表 5-2 所示（字段级设计成稿时随附录代码补充）。</w:t>
-      </w:r>
-    </w:p>
-    <w:p>
-      <w:pPr>
-        <w:pStyle w:val="ua"/>
-        <w:spacing w:before="31" w:after="31"/>
-        <w:ind w:firstLine="480"/>
-      </w:pPr>
-      <w:r>
-        <w:t>表 5-2 核心数据表</w:t>
+        <w:t>数据层核心表围绕业务实体组织，如表5-2所示（字段级设计成稿时随附录代码补充）。</w:t>
+      </w:r>
+    </w:p>
+    <w:p>
+      <w:pPr>
+        <w:pStyle w:val="ub"/>
+        <w:spacing w:before="31" w:after="31"/>
+        <w:ind w:firstLine="480"/>
+      </w:pPr>
+      <w:r>
+        <w:t>表5-2 核心数据表</w:t>
       </w:r>
     </w:p>
     <w:tbl>
@@ -11594,16 +12761,6 @@
       <w:pPr>
         <w:pStyle w:val="u3"/>
       </w:pPr>
-      <w:bookmarkStart w:id="54" w:name="_Toc10097"/>
-      <w:bookmarkStart w:id="55" w:name="_Toc137114705"/>
-      <w:bookmarkStart w:id="56" w:name="_Toc10829689"/>
-      <w:bookmarkStart w:id="57" w:name="_Toc10829424"/>
-      <w:bookmarkStart w:id="58" w:name="_Toc137114658"/>
-      <w:bookmarkEnd w:id="54"/>
-      <w:bookmarkEnd w:id="55"/>
-      <w:bookmarkEnd w:id="56"/>
-      <w:bookmarkEnd w:id="57"/>
-      <w:bookmarkEnd w:id="58"/>
       <w:r>
         <w:t>AI 辅助开发方案设计</w:t>
       </w:r>
@@ -11624,17 +12781,17 @@
         <w:t>不同方法在关注维度上的差异</w:t>
       </w:r>
       <w:r>
-        <w:t>，而非工具排名，如表 5-3 所示。方案选择原则为：选取具有代表性且机制差异明确的大模型辅助开发范式，控制变量以便归因，不追求覆盖所有 AI 工程框架。</w:t>
-      </w:r>
-    </w:p>
-    <w:p>
-      <w:pPr>
-        <w:pStyle w:val="ua"/>
-        <w:spacing w:before="31" w:after="31"/>
-        <w:ind w:firstLine="480"/>
-      </w:pPr>
-      <w:r>
-        <w:t>表 5-3 对比方案设计</w:t>
+        <w:t>，而非工具排名，如表5-3所示。方案选择原则为：选取具有代表性且机制差异明确的大模型辅助开发范式，控制变量以便归因，不追求覆盖所有 AI 工程框架。</w:t>
+      </w:r>
+    </w:p>
+    <w:p>
+      <w:pPr>
+        <w:pStyle w:val="ub"/>
+        <w:spacing w:before="31" w:after="31"/>
+        <w:ind w:firstLine="480"/>
+      </w:pPr>
+      <w:r>
+        <w:t>表5-3 对比方案设计</w:t>
       </w:r>
     </w:p>
     <w:tbl>
@@ -11970,16 +13127,6 @@
       <w:pPr>
         <w:pStyle w:val="u3"/>
       </w:pPr>
-      <w:bookmarkStart w:id="54" w:name="_Toc10097"/>
-      <w:bookmarkStart w:id="55" w:name="_Toc137114705"/>
-      <w:bookmarkStart w:id="56" w:name="_Toc10829689"/>
-      <w:bookmarkStart w:id="57" w:name="_Toc10829424"/>
-      <w:bookmarkStart w:id="58" w:name="_Toc137114658"/>
-      <w:bookmarkEnd w:id="54"/>
-      <w:bookmarkEnd w:id="55"/>
-      <w:bookmarkEnd w:id="56"/>
-      <w:bookmarkEnd w:id="57"/>
-      <w:bookmarkEnd w:id="58"/>
       <w:r>
         <w:t>评价指标</w:t>
       </w:r>
@@ -11991,17 +13138,17 @@
         <w:ind w:firstLine="480"/>
       </w:pPr>
       <w:r>
-        <w:t>评估指标体系分为五组，关键指标给出可操作定义，如表 5-4 所示。</w:t>
-      </w:r>
-    </w:p>
-    <w:p>
-      <w:pPr>
-        <w:pStyle w:val="ua"/>
-        <w:spacing w:before="31" w:after="31"/>
-        <w:ind w:firstLine="480"/>
-      </w:pPr>
-      <w:r>
-        <w:t>表 5-4 评估指标体系</w:t>
+        <w:t>评估指标体系分为五组，关键指标给出可操作定义，如表5-4所示。</w:t>
+      </w:r>
+    </w:p>
+    <w:p>
+      <w:pPr>
+        <w:pStyle w:val="ub"/>
+        <w:spacing w:before="31" w:after="31"/>
+        <w:ind w:firstLine="480"/>
+      </w:pPr>
+      <w:r>
+        <w:t>表5-4 评估指标体系</w:t>
       </w:r>
     </w:p>
     <w:tbl>
@@ -12494,16 +13641,6 @@
       <w:pPr>
         <w:pStyle w:val="u3"/>
       </w:pPr>
-      <w:bookmarkStart w:id="54" w:name="_Toc10097"/>
-      <w:bookmarkStart w:id="55" w:name="_Toc137114705"/>
-      <w:bookmarkStart w:id="56" w:name="_Toc10829689"/>
-      <w:bookmarkStart w:id="57" w:name="_Toc10829424"/>
-      <w:bookmarkStart w:id="58" w:name="_Toc137114658"/>
-      <w:bookmarkEnd w:id="54"/>
-      <w:bookmarkEnd w:id="55"/>
-      <w:bookmarkEnd w:id="56"/>
-      <w:bookmarkEnd w:id="57"/>
-      <w:bookmarkEnd w:id="58"/>
       <w:r>
         <w:t>消融实验设计</w:t>
       </w:r>
@@ -12515,17 +13652,17 @@
         <w:ind w:firstLine="480"/>
       </w:pPr>
       <w:r>
-        <w:t>为分离三项机制的各自贡献（对应表 5-1 中 RQ1 与 RQ2；RQ3 由 T4 演化实验考察，不属消融范围），在方案 D 基础上设置消融变体，如表 5-5 所示。</w:t>
-      </w:r>
-    </w:p>
-    <w:p>
-      <w:pPr>
-        <w:pStyle w:val="ua"/>
-        <w:spacing w:before="31" w:after="31"/>
-        <w:ind w:firstLine="480"/>
-      </w:pPr>
-      <w:r>
-        <w:t>表 5-5 消融实验设计</w:t>
+        <w:t>为分离三项机制的各自贡献（对应表5-1 中 RQ1 与 RQ2；RQ3 由 T4 演化实验考察，不属消融范围），在方案 D 基础上设置消融变体，如表5-5所示。</w:t>
+      </w:r>
+    </w:p>
+    <w:p>
+      <w:pPr>
+        <w:pStyle w:val="ub"/>
+        <w:spacing w:before="31" w:after="31"/>
+        <w:ind w:firstLine="480"/>
+      </w:pPr>
+      <w:r>
+        <w:t>表5-5 消融实验设计</w:t>
       </w:r>
     </w:p>
     <w:tbl>
@@ -12638,7 +13775,7 @@
           <w:p>
             <w:r/>
             <w:r>
-              <w:t>无压缩（相关子图全量注入） vs 三档压缩 + Token 预算迭代（三档参数定义见第 3 章表 3-4）</w:t>
+              <w:t>无压缩（相关子图全量注入） vs 三档压缩 + Token 预算迭代（三档参数定义见第 3 章表3-5）</w:t>
             </w:r>
           </w:p>
         </w:tc>
@@ -12774,8 +13911,6 @@
       <w:pPr>
         <w:pStyle w:val="u2"/>
       </w:pPr>
-      <w:bookmarkStart w:id="23" w:name="_Toc12692"/>
-      <w:bookmarkEnd w:id="23"/>
       <w:r>
         <w:t>实验过程</w:t>
       </w:r>
@@ -12784,16 +13919,6 @@
       <w:pPr>
         <w:pStyle w:val="u3"/>
       </w:pPr>
-      <w:bookmarkStart w:id="54" w:name="_Toc10097"/>
-      <w:bookmarkStart w:id="55" w:name="_Toc137114705"/>
-      <w:bookmarkStart w:id="56" w:name="_Toc10829689"/>
-      <w:bookmarkStart w:id="57" w:name="_Toc10829424"/>
-      <w:bookmarkStart w:id="58" w:name="_Toc137114658"/>
-      <w:bookmarkEnd w:id="54"/>
-      <w:bookmarkEnd w:id="55"/>
-      <w:bookmarkEnd w:id="56"/>
-      <w:bookmarkEnd w:id="57"/>
-      <w:bookmarkEnd w:id="58"/>
       <w:r>
         <w:t>实验环境和统一流程</w:t>
       </w:r>
@@ -12812,16 +13937,6 @@
       <w:pPr>
         <w:pStyle w:val="u3"/>
       </w:pPr>
-      <w:bookmarkStart w:id="54" w:name="_Toc10097"/>
-      <w:bookmarkStart w:id="55" w:name="_Toc137114705"/>
-      <w:bookmarkStart w:id="56" w:name="_Toc10829689"/>
-      <w:bookmarkStart w:id="57" w:name="_Toc10829424"/>
-      <w:bookmarkStart w:id="58" w:name="_Toc137114658"/>
-      <w:bookmarkEnd w:id="54"/>
-      <w:bookmarkEnd w:id="55"/>
-      <w:bookmarkEnd w:id="56"/>
-      <w:bookmarkEnd w:id="57"/>
-      <w:bookmarkEnd w:id="58"/>
       <w:r>
         <w:t>方案 A/B/C 实现过程</w:t>
       </w:r>
@@ -12899,16 +14014,6 @@
       <w:pPr>
         <w:pStyle w:val="u3"/>
       </w:pPr>
-      <w:bookmarkStart w:id="54" w:name="_Toc10097"/>
-      <w:bookmarkStart w:id="55" w:name="_Toc137114705"/>
-      <w:bookmarkStart w:id="56" w:name="_Toc10829689"/>
-      <w:bookmarkStart w:id="57" w:name="_Toc10829424"/>
-      <w:bookmarkStart w:id="58" w:name="_Toc137114658"/>
-      <w:bookmarkEnd w:id="54"/>
-      <w:bookmarkEnd w:id="55"/>
-      <w:bookmarkEnd w:id="56"/>
-      <w:bookmarkEnd w:id="57"/>
-      <w:bookmarkEnd w:id="58"/>
       <w:r>
         <w:t>方案 D：基于 wpw 的美食推荐系统实现过程</w:t>
       </w:r>
@@ -12984,7 +14089,7 @@
         <w:t>（4）运行效果</w:t>
       </w:r>
       <w:r>
-        <w:t>：系统首页、推荐页面、管理后台、订单页面等运行截图（图 5-3，成稿时回填），作为系统实现完整性的直观证据。</w:t>
+        <w:t>：系统首页、推荐页面、管理后台、订单页面等运行截图（图5-3，成稿时回填），作为系统实现完整性的直观证据。</w:t>
       </w:r>
     </w:p>
     <w:p>
@@ -13001,8 +14106,6 @@
       <w:pPr>
         <w:pStyle w:val="u2"/>
       </w:pPr>
-      <w:bookmarkStart w:id="23" w:name="_Toc12692"/>
-      <w:bookmarkEnd w:id="23"/>
       <w:r>
         <w:t>实验结果与分析</w:t>
       </w:r>
@@ -13020,23 +14123,13 @@
         <w:t>注</w:t>
       </w:r>
       <w:r>
-        <w:t>：本节为实验执行前的分析框架，各项结论以实测数据回填与修正为准。各维度分析关注三点：是否存在显著差异、差异的来源（上下文构造方式/流程约束/知识供给）、是否支持表 5-1 对应的研究假设；本节不预设方向性结论。</w:t>
+        <w:t>：本节为实验执行前的分析框架，各项结论以实测数据回填与修正为准。各维度分析关注三点：是否存在显著差异、差异的来源（上下文构造方式/流程约束/知识供给）、是否支持表5-1 对应的研究假设；本节不预设方向性结论。</w:t>
       </w:r>
     </w:p>
     <w:p>
       <w:pPr>
         <w:pStyle w:val="u3"/>
       </w:pPr>
-      <w:bookmarkStart w:id="54" w:name="_Toc10097"/>
-      <w:bookmarkStart w:id="55" w:name="_Toc137114705"/>
-      <w:bookmarkStart w:id="56" w:name="_Toc10829689"/>
-      <w:bookmarkStart w:id="57" w:name="_Toc10829424"/>
-      <w:bookmarkStart w:id="58" w:name="_Toc137114658"/>
-      <w:bookmarkEnd w:id="54"/>
-      <w:bookmarkEnd w:id="55"/>
-      <w:bookmarkEnd w:id="56"/>
-      <w:bookmarkEnd w:id="57"/>
-      <w:bookmarkEnd w:id="58"/>
       <w:r>
         <w:t>总体结果</w:t>
       </w:r>
@@ -13055,16 +14148,6 @@
       <w:pPr>
         <w:pStyle w:val="u3"/>
       </w:pPr>
-      <w:bookmarkStart w:id="54" w:name="_Toc10097"/>
-      <w:bookmarkStart w:id="55" w:name="_Toc137114705"/>
-      <w:bookmarkStart w:id="56" w:name="_Toc10829689"/>
-      <w:bookmarkStart w:id="57" w:name="_Toc10829424"/>
-      <w:bookmarkStart w:id="58" w:name="_Toc137114658"/>
-      <w:bookmarkEnd w:id="54"/>
-      <w:bookmarkEnd w:id="55"/>
-      <w:bookmarkEnd w:id="56"/>
-      <w:bookmarkEnd w:id="57"/>
-      <w:bookmarkEnd w:id="58"/>
       <w:r>
         <w:t>开发成本</w:t>
       </w:r>
@@ -13103,16 +14186,6 @@
       <w:pPr>
         <w:pStyle w:val="u3"/>
       </w:pPr>
-      <w:bookmarkStart w:id="54" w:name="_Toc10097"/>
-      <w:bookmarkStart w:id="55" w:name="_Toc137114705"/>
-      <w:bookmarkStart w:id="56" w:name="_Toc10829689"/>
-      <w:bookmarkStart w:id="57" w:name="_Toc10829424"/>
-      <w:bookmarkStart w:id="58" w:name="_Toc137114658"/>
-      <w:bookmarkEnd w:id="54"/>
-      <w:bookmarkEnd w:id="55"/>
-      <w:bookmarkEnd w:id="56"/>
-      <w:bookmarkEnd w:id="57"/>
-      <w:bookmarkEnd w:id="58"/>
       <w:r>
         <w:t>系统实现质量</w:t>
       </w:r>
@@ -13151,16 +14224,6 @@
       <w:pPr>
         <w:pStyle w:val="u3"/>
       </w:pPr>
-      <w:bookmarkStart w:id="54" w:name="_Toc10097"/>
-      <w:bookmarkStart w:id="55" w:name="_Toc137114705"/>
-      <w:bookmarkStart w:id="56" w:name="_Toc10829689"/>
-      <w:bookmarkStart w:id="57" w:name="_Toc10829424"/>
-      <w:bookmarkStart w:id="58" w:name="_Toc137114658"/>
-      <w:bookmarkEnd w:id="54"/>
-      <w:bookmarkEnd w:id="55"/>
-      <w:bookmarkEnd w:id="56"/>
-      <w:bookmarkEnd w:id="57"/>
-      <w:bookmarkEnd w:id="58"/>
       <w:r>
         <w:t>上下文效率</w:t>
       </w:r>
@@ -13199,16 +14262,6 @@
       <w:pPr>
         <w:pStyle w:val="u3"/>
       </w:pPr>
-      <w:bookmarkStart w:id="54" w:name="_Toc10097"/>
-      <w:bookmarkStart w:id="55" w:name="_Toc137114705"/>
-      <w:bookmarkStart w:id="56" w:name="_Toc10829689"/>
-      <w:bookmarkStart w:id="57" w:name="_Toc10829424"/>
-      <w:bookmarkStart w:id="58" w:name="_Toc137114658"/>
-      <w:bookmarkEnd w:id="54"/>
-      <w:bookmarkEnd w:id="55"/>
-      <w:bookmarkEnd w:id="56"/>
-      <w:bookmarkEnd w:id="57"/>
-      <w:bookmarkEnd w:id="58"/>
       <w:r>
         <w:t>长期演化分析（T4，数据回填）</w:t>
       </w:r>
@@ -13220,7 +14273,7 @@
         <w:ind w:firstLine="480"/>
       </w:pPr>
       <w:r>
-        <w:t>• 以 T4 多轮需求演化任务为主线，比较方案 D 在初始阶段与多轮需求之后的上下文构建时间、Token 消耗与上下文召回率变化（RQ3 主证据；演化曲线见图 5-5）。</w:t>
+        <w:t>• 以 T4 多轮需求演化任务为主线，比较方案 D 在初始阶段与多轮需求之后的上下文构建时间、Token 消耗与上下文召回率变化（RQ3 主证据；演化曲线见图5-5）。</w:t>
       </w:r>
     </w:p>
     <w:p>
@@ -13247,16 +14300,6 @@
       <w:pPr>
         <w:pStyle w:val="u3"/>
       </w:pPr>
-      <w:bookmarkStart w:id="54" w:name="_Toc10097"/>
-      <w:bookmarkStart w:id="55" w:name="_Toc137114705"/>
-      <w:bookmarkStart w:id="56" w:name="_Toc10829689"/>
-      <w:bookmarkStart w:id="57" w:name="_Toc10829424"/>
-      <w:bookmarkStart w:id="58" w:name="_Toc137114658"/>
-      <w:bookmarkEnd w:id="54"/>
-      <w:bookmarkEnd w:id="55"/>
-      <w:bookmarkEnd w:id="56"/>
-      <w:bookmarkEnd w:id="57"/>
-      <w:bookmarkEnd w:id="58"/>
       <w:r>
         <w:t>流程可控性</w:t>
       </w:r>
@@ -13285,16 +14328,6 @@
       <w:pPr>
         <w:pStyle w:val="u3"/>
       </w:pPr>
-      <w:bookmarkStart w:id="54" w:name="_Toc10097"/>
-      <w:bookmarkStart w:id="55" w:name="_Toc137114705"/>
-      <w:bookmarkStart w:id="56" w:name="_Toc10829689"/>
-      <w:bookmarkStart w:id="57" w:name="_Toc10829424"/>
-      <w:bookmarkStart w:id="58" w:name="_Toc137114658"/>
-      <w:bookmarkEnd w:id="54"/>
-      <w:bookmarkEnd w:id="55"/>
-      <w:bookmarkEnd w:id="56"/>
-      <w:bookmarkEnd w:id="57"/>
-      <w:bookmarkEnd w:id="58"/>
       <w:r>
         <w:t>消融实验分析（数据回填）</w:t>
       </w:r>
@@ -13343,8 +14376,6 @@
       <w:pPr>
         <w:pStyle w:val="u2"/>
       </w:pPr>
-      <w:bookmarkStart w:id="23" w:name="_Toc12692"/>
-      <w:bookmarkEnd w:id="23"/>
       <w:r>
         <w:t>讨论</w:t>
       </w:r>
@@ -13353,16 +14384,6 @@
       <w:pPr>
         <w:pStyle w:val="u3"/>
       </w:pPr>
-      <w:bookmarkStart w:id="54" w:name="_Toc10097"/>
-      <w:bookmarkStart w:id="55" w:name="_Toc137114705"/>
-      <w:bookmarkStart w:id="56" w:name="_Toc10829689"/>
-      <w:bookmarkStart w:id="57" w:name="_Toc10829424"/>
-      <w:bookmarkStart w:id="58" w:name="_Toc137114658"/>
-      <w:bookmarkEnd w:id="54"/>
-      <w:bookmarkEnd w:id="55"/>
-      <w:bookmarkEnd w:id="56"/>
-      <w:bookmarkEnd w:id="57"/>
-      <w:bookmarkEnd w:id="58"/>
       <w:r>
         <w:t>本文方法对大模型辅助系统开发的影响</w:t>
       </w:r>
@@ -13381,16 +14402,6 @@
       <w:pPr>
         <w:pStyle w:val="u3"/>
       </w:pPr>
-      <w:bookmarkStart w:id="54" w:name="_Toc10097"/>
-      <w:bookmarkStart w:id="55" w:name="_Toc137114705"/>
-      <w:bookmarkStart w:id="56" w:name="_Toc10829689"/>
-      <w:bookmarkStart w:id="57" w:name="_Toc10829424"/>
-      <w:bookmarkStart w:id="58" w:name="_Toc137114658"/>
-      <w:bookmarkEnd w:id="54"/>
-      <w:bookmarkEnd w:id="55"/>
-      <w:bookmarkEnd w:id="56"/>
-      <w:bookmarkEnd w:id="57"/>
-      <w:bookmarkEnd w:id="58"/>
       <w:r>
         <w:t>与现有 AI 开发方法比较</w:t>
       </w:r>
@@ -13451,7 +14462,7 @@
         <w:ind w:firstLine="480"/>
       </w:pPr>
       <w:r>
-        <w:t>表 5-6 基于各工具公开机制描述，给出其在本文关注维度上的功能归类对比（</w:t>
+        <w:t>表5-6 基于各工具公开机制描述，给出其在本文关注维度上的功能归类对比（</w:t>
       </w:r>
       <w:r>
         <w:rPr>
@@ -13465,12 +14476,12 @@
     </w:p>
     <w:p>
       <w:pPr>
-        <w:pStyle w:val="ua"/>
-        <w:spacing w:before="31" w:after="31"/>
-        <w:ind w:firstLine="480"/>
-      </w:pPr>
-      <w:r>
-        <w:t>表 5-6 各工具功能关注维度对比</w:t>
+        <w:pStyle w:val="ub"/>
+        <w:spacing w:before="31" w:after="31"/>
+        <w:ind w:firstLine="480"/>
+      </w:pPr>
+      <w:r>
+        <w:t>表5-6 各工具功能关注维度对比</w:t>
       </w:r>
     </w:p>
     <w:tbl>
@@ -14097,16 +15108,6 @@
       <w:pPr>
         <w:pStyle w:val="u3"/>
       </w:pPr>
-      <w:bookmarkStart w:id="54" w:name="_Toc10097"/>
-      <w:bookmarkStart w:id="55" w:name="_Toc137114705"/>
-      <w:bookmarkStart w:id="56" w:name="_Toc10829689"/>
-      <w:bookmarkStart w:id="57" w:name="_Toc10829424"/>
-      <w:bookmarkStart w:id="58" w:name="_Toc137114658"/>
-      <w:bookmarkEnd w:id="54"/>
-      <w:bookmarkEnd w:id="55"/>
-      <w:bookmarkEnd w:id="56"/>
-      <w:bookmarkEnd w:id="57"/>
-      <w:bookmarkEnd w:id="58"/>
       <w:r>
         <w:t>局限性分析</w:t>
       </w:r>
@@ -14191,8 +15192,6 @@
       <w:pPr>
         <w:pStyle w:val="u2"/>
       </w:pPr>
-      <w:bookmarkStart w:id="23" w:name="_Toc12692"/>
-      <w:bookmarkEnd w:id="23"/>
       <w:r>
         <w:t>本章小结</w:t>
       </w:r>
@@ -14211,18 +15210,17 @@
       <w:pPr>
         <w:pStyle w:val="1"/>
       </w:pPr>
-      <w:bookmarkStart w:id="20" w:name="_Toc137114645"/>
-      <w:bookmarkStart w:id="21" w:name="_Toc137114692"/>
-      <w:bookmarkStart w:id="22" w:name="_Toc10449"/>
-      <w:bookmarkEnd w:id="12"/>
-      <w:bookmarkEnd w:id="13"/>
-      <w:bookmarkEnd w:id="20"/>
-      <w:bookmarkEnd w:id="21"/>
-      <w:bookmarkEnd w:id="22"/>
+      <w:bookmarkStart w:id="27" w:name="_Toc137114645"/>
+      <w:bookmarkStart w:id="28" w:name="_Toc137114692"/>
+      <w:bookmarkStart w:id="29" w:name="_Toc10449"/>
+      <w:bookmarkEnd w:id="27"/>
+      <w:bookmarkEnd w:id="28"/>
+      <w:bookmarkEnd w:id="29"/>
       <w:r>
         <w:rPr>
           <w:rFonts w:hint="eastAsia"/>
         </w:rPr>
+        <w:lastRenderedPageBreak/>
         <w:t>总结与展望</w:t>
       </w:r>
     </w:p>
@@ -14230,8 +15228,6 @@
       <w:pPr>
         <w:pStyle w:val="u2"/>
       </w:pPr>
-      <w:bookmarkStart w:id="23" w:name="_Toc12692"/>
-      <w:bookmarkEnd w:id="23"/>
       <w:r>
         <w:t>工作总结</w:t>
       </w:r>
@@ -14250,8 +15246,8 @@
       <w:pPr>
         <w:pStyle w:val="u2"/>
       </w:pPr>
-      <w:bookmarkStart w:id="23" w:name="_Toc12692"/>
-      <w:bookmarkEnd w:id="23"/>
+      <w:bookmarkStart w:id="30" w:name="_Toc12692"/>
+      <w:bookmarkEnd w:id="30"/>
       <w:r>
         <w:t>展望</w:t>
       </w:r>
@@ -14274,16 +15270,16 @@
           <w:numId w:val="0"/>
         </w:numPr>
       </w:pPr>
-      <w:bookmarkStart w:id="124" w:name="_Toc137114720"/>
-      <w:bookmarkStart w:id="125" w:name="_Toc2718"/>
-      <w:bookmarkStart w:id="126" w:name="_Toc137114673"/>
+      <w:bookmarkStart w:id="31" w:name="_Toc137114720"/>
+      <w:bookmarkStart w:id="32" w:name="_Toc2718"/>
+      <w:bookmarkStart w:id="33" w:name="_Toc137114673"/>
       <w:r>
         <w:lastRenderedPageBreak/>
         <w:t>参考文献</w:t>
       </w:r>
-      <w:bookmarkEnd w:id="124"/>
-      <w:bookmarkEnd w:id="125"/>
-      <w:bookmarkEnd w:id="126"/>
+      <w:bookmarkEnd w:id="31"/>
+      <w:bookmarkEnd w:id="32"/>
+      <w:bookmarkEnd w:id="33"/>
     </w:p>
     <w:p>
       <w:pPr>
@@ -14623,18 +15619,154 @@
     </w:p>
     <w:p>
       <w:pPr>
+        <w:pStyle w:val="u0"/>
+      </w:pPr>
+      <w:r>
+        <w:t xml:space="preserve">[43] VASWANI A, SHAZEER N, PARMAR N, et al. Attention is all you need[C]//Advances in Neural Information Processing Systems 30 (NeurIPS 2017). 2017: 5998-6008.</w:t>
+      </w:r>
+    </w:p>
+    <w:p>
+      <w:pPr>
+        <w:pStyle w:val="u0"/>
+      </w:pPr>
+      <w:r>
+        <w:t xml:space="preserve">[44] DEVLIN J, CHANG M W, LEE K, et al. BERT: pre-training of deep bidirectional transformers for language understanding[C]//Proceedings of the 2019 Conference of the North American Chapter of the Association for Computational Linguistics (NAACL 2019). 2019: 4171-4186.</w:t>
+      </w:r>
+    </w:p>
+    <w:p>
+      <w:pPr>
+        <w:pStyle w:val="u0"/>
+      </w:pPr>
+      <w:r>
+        <w:t xml:space="preserve">[45] YAO S, ZHAO J, YU D, et al. ReAct: synergizing reasoning and acting in language models[C]//International Conference on Learning Representations (ICLR 2023). 2023.</w:t>
+      </w:r>
+    </w:p>
+    <w:p>
+      <w:pPr>
+        <w:pStyle w:val="u0"/>
+      </w:pPr>
+      <w:r>
+        <w:t xml:space="preserve">[46] SCHICK T, DWIVEDI-YU J, DESSI R, et al. Toolformer: language models can teach themselves to use tools[C]//Advances in Neural Information Processing Systems 36 (NeurIPS 2023). 2023.</w:t>
+      </w:r>
+    </w:p>
+    <w:p>
+      <w:pPr>
+        <w:pStyle w:val="u0"/>
+      </w:pPr>
+      <w:r>
+        <w:t xml:space="preserve">[47] XIAO S, LIU Z, SHAO Y, et al. C-Pack: packaged resources to advance general Chinese embedding[C]//Proceedings of the 47th International ACM SIGIR Conference on Research and Development in Information Retrieval (SIGIR 2024). 2024: 641-649.</w:t>
+      </w:r>
+    </w:p>
+    <w:p>
+      <w:pPr>
+        <w:pStyle w:val="u0"/>
+      </w:pPr>
+      <w:r>
+        <w:t xml:space="preserve">[48] RESNICK P, IACOVOU N, SUCHAK M, et al. GroupLens: an open architecture for collaborative filtering of netnews[C]//Proceedings of the 1994 ACM Conference on Computer Supported Cooperative Work (CSCW 1994). 1994: 175-186.</w:t>
+      </w:r>
+    </w:p>
+    <w:p>
+      <w:pPr>
+        <w:pStyle w:val="u0"/>
+      </w:pPr>
+      <w:r>
+        <w:t xml:space="preserve">[49] SARWAR B, KARYPIS G, KONSTAN J, et al. Item-based collaborative filtering recommendation algorithms[C]//Proceedings of the 10th International Conference on World Wide Web (WWW 2001). 2001: 285-295.</w:t>
+      </w:r>
+    </w:p>
+    <w:p>
+      <w:pPr>
+        <w:pStyle w:val="u0"/>
+      </w:pPr>
+      <w:r>
+        <w:t xml:space="preserve">[50] BURKE R. Hybrid recommender systems: survey and experiments[J]. User Modeling and User-Adapted Interaction, 2002, 12(4): 331-370.</w:t>
+      </w:r>
+    </w:p>
+    <w:p>
+      <w:pPr>
+        <w:pStyle w:val="u0"/>
+      </w:pPr>
+      <w:r>
+        <w:t xml:space="preserve">[51] PAZZANI M J, BILLSUS D. Content-based recommendation systems[M]//The Adaptive Web. Berlin: Springer, 2007: 325-341.</w:t>
+      </w:r>
+    </w:p>
+    <w:p>
+      <w:pPr>
+        <w:pStyle w:val="u0"/>
+      </w:pPr>
+      <w:r>
+        <w:t xml:space="preserve">[52] BRUNSFELD J, et al. Tree-sitter[EB/OL]. https://tree-sitter.github.io/tree-sitter/.</w:t>
+      </w:r>
+    </w:p>
+    <w:p>
+      <w:pPr>
+        <w:pStyle w:val="u0"/>
+      </w:pPr>
+      <w:r>
+        <w:t xml:space="preserve">[53] VMware. Spring Boot[EB/OL]. https://spring.io/projects/spring-boot.</w:t>
+      </w:r>
+    </w:p>
+    <w:p>
+      <w:pPr>
+        <w:pStyle w:val="u0"/>
+      </w:pPr>
+      <w:r>
+        <w:t xml:space="preserve">[54] Vue.js Team. Vue.js[EB/OL]. https://vuejs.org/.</w:t>
+      </w:r>
+    </w:p>
+    <w:p>
+      <w:pPr>
+        <w:pStyle w:val="u0"/>
+      </w:pPr>
+      <w:r>
+        <w:t xml:space="preserve">[55] MEI L, YAO J, GE Y, et al. A survey of context engineering for large language models[EB/OL]. arXiv:2507.13334, 2025.</w:t>
+      </w:r>
+    </w:p>
+    <w:p>
+      <w:pPr>
+        <w:pStyle w:val="u0"/>
+      </w:pPr>
+      <w:r>
+        <w:t xml:space="preserve">[56] JIANG H, WU Q, LIN C Y, et al. LLMLingua: compressing prompts for accelerated inference of large language models[C]//Proceedings of the 2023 Conference on Empirical Methods in Natural Language Processing (EMNLP 2023). 2023: 13358-13376.</w:t>
+      </w:r>
+    </w:p>
+    <w:p>
+      <w:pPr>
+        <w:pStyle w:val="u0"/>
+      </w:pPr>
+      <w:r>
+        <w:t xml:space="preserve">[57] ZHANG Z, ZHANG Y, LI K, et al. A survey on memory mechanisms of large language model based agents[EB/OL]. arXiv:2404.13501, 2024.</w:t>
+      </w:r>
+    </w:p>
+    <w:p>
+      <w:pPr>
+        <w:pStyle w:val="u0"/>
+      </w:pPr>
+      <w:r>
+        <w:t xml:space="preserve">[58] ContextBench（编码智能体上下文检索评测基准）[EB/OL].（题录待补：作者/题名/出处待核实后替换）.</w:t>
+      </w:r>
+    </w:p>
+    <w:p>
+      <w:pPr>
+        <w:pStyle w:val="u0"/>
+      </w:pPr>
+      <w:r>
+        <w:t xml:space="preserve">[59] WANG Z Z, MAO J, FRIED D, et al. Agent workflow memory[EB/OL]. arXiv:2409.07429, 2024.</w:t>
+      </w:r>
+    </w:p>
+    <w:p>
+      <w:pPr>
         <w:pStyle w:val="u"/>
       </w:pPr>
-      <w:bookmarkStart w:id="134" w:name="_Toc7372"/>
-      <w:bookmarkStart w:id="135" w:name="_Toc137114721"/>
-      <w:bookmarkStart w:id="136" w:name="_Toc160098448"/>
-      <w:bookmarkStart w:id="137" w:name="_Toc137114674"/>
-      <w:bookmarkStart w:id="138" w:name="_Toc137114722"/>
-      <w:bookmarkStart w:id="139" w:name="_Toc137114675"/>
-      <w:bookmarkEnd w:id="134"/>
-      <w:bookmarkEnd w:id="135"/>
-      <w:bookmarkEnd w:id="136"/>
-      <w:bookmarkEnd w:id="137"/>
+      <w:bookmarkStart w:id="34" w:name="_Toc7372"/>
+      <w:bookmarkStart w:id="35" w:name="_Toc137114721"/>
+      <w:bookmarkStart w:id="36" w:name="_Toc160098448"/>
+      <w:bookmarkStart w:id="37" w:name="_Toc137114674"/>
+      <w:bookmarkStart w:id="38" w:name="_Toc137114722"/>
+      <w:bookmarkStart w:id="39" w:name="_Toc137114675"/>
+      <w:bookmarkEnd w:id="34"/>
+      <w:bookmarkEnd w:id="35"/>
+      <w:bookmarkEnd w:id="36"/>
+      <w:bookmarkEnd w:id="37"/>
       <w:r>
         <w:rPr>
           <w:rFonts w:hint="eastAsia"/>
@@ -14649,6 +15781,7 @@
         <w:ind w:firstLine="480"/>
       </w:pPr>
       <w:r>
+        <w:lastRenderedPageBreak/>
         <w:t>（附录内容待导入：后端主要代码）</w:t>
       </w:r>
     </w:p>
@@ -14661,8 +15794,8 @@
       <w:pPr>
         <w:pStyle w:val="u5"/>
       </w:pPr>
-      <w:bookmarkStart w:id="140" w:name="_Toc160098449"/>
-      <w:bookmarkStart w:id="141" w:name="_Toc1473"/>
+      <w:bookmarkStart w:id="40" w:name="_Toc160098449"/>
+      <w:bookmarkStart w:id="41" w:name="_Toc1473"/>
       <w:r>
         <w:rPr>
           <w:rFonts w:hint="eastAsia"/>
@@ -14682,8 +15815,8 @@
         </w:rPr>
         <w:t>谢</w:t>
       </w:r>
-      <w:bookmarkEnd w:id="140"/>
-      <w:bookmarkEnd w:id="141"/>
+      <w:bookmarkEnd w:id="40"/>
+      <w:bookmarkEnd w:id="41"/>
     </w:p>
     <w:p>
       <w:pPr>
@@ -14821,8 +15954,8 @@
     <w:p>
       <w:pPr>
         <w:sectPr>
-          <w:footerReference w:type="even" r:id="rId28"/>
-          <w:footerReference w:type="default" r:id="rId29"/>
+          <w:footerReference w:type="even" r:id="rId21"/>
+          <w:footerReference w:type="default" r:id="rId22"/>
           <w:pgSz w:w="11906" w:h="16838"/>
           <w:pgMar w:top="1701" w:right="1701" w:bottom="1134" w:left="1701" w:header="851" w:footer="851" w:gutter="567"/>
           <w:pgNumType w:start="1"/>
@@ -14835,14 +15968,14 @@
       <w:pPr>
         <w:pStyle w:val="u5"/>
       </w:pPr>
-      <w:bookmarkStart w:id="142" w:name="_Toc19030"/>
+      <w:bookmarkStart w:id="42" w:name="_Toc19030"/>
       <w:r>
         <w:lastRenderedPageBreak/>
         <w:t>作者简历及在学研究成果</w:t>
       </w:r>
-      <w:bookmarkEnd w:id="138"/>
-      <w:bookmarkEnd w:id="139"/>
-      <w:bookmarkEnd w:id="142"/>
+      <w:bookmarkEnd w:id="38"/>
+      <w:bookmarkEnd w:id="39"/>
+      <w:bookmarkEnd w:id="42"/>
     </w:p>
     <w:p>
       <w:pPr>
@@ -14934,7 +16067,6 @@
         <w:tc>
           <w:tcPr>
             <w:tcW w:w="2566" w:type="dxa"/>
-            <w:shd w:val="clear" w:color="auto" w:fill="auto"/>
           </w:tcPr>
           <w:p>
             <w:pPr>
@@ -14958,7 +16090,6 @@
         <w:tc>
           <w:tcPr>
             <w:tcW w:w="3770" w:type="dxa"/>
-            <w:shd w:val="clear" w:color="auto" w:fill="auto"/>
           </w:tcPr>
           <w:p>
             <w:pPr>
@@ -14982,7 +16113,6 @@
         <w:tc>
           <w:tcPr>
             <w:tcW w:w="1363" w:type="dxa"/>
-            <w:shd w:val="clear" w:color="auto" w:fill="auto"/>
           </w:tcPr>
           <w:p>
             <w:pPr>
@@ -15012,7 +16142,6 @@
         <w:tc>
           <w:tcPr>
             <w:tcW w:w="2566" w:type="dxa"/>
-            <w:shd w:val="clear" w:color="auto" w:fill="auto"/>
           </w:tcPr>
           <w:p>
             <w:pPr>
@@ -15092,7 +16221,6 @@
         <w:tc>
           <w:tcPr>
             <w:tcW w:w="3770" w:type="dxa"/>
-            <w:shd w:val="clear" w:color="auto" w:fill="auto"/>
           </w:tcPr>
           <w:p>
             <w:pPr>
@@ -15148,7 +16276,6 @@
         <w:tc>
           <w:tcPr>
             <w:tcW w:w="1363" w:type="dxa"/>
-            <w:shd w:val="clear" w:color="auto" w:fill="auto"/>
           </w:tcPr>
           <w:p>
             <w:pPr>
@@ -15170,7 +16297,6 @@
         <w:tc>
           <w:tcPr>
             <w:tcW w:w="2566" w:type="dxa"/>
-            <w:shd w:val="clear" w:color="auto" w:fill="auto"/>
           </w:tcPr>
           <w:p>
             <w:pPr>
@@ -15250,7 +16376,6 @@
         <w:tc>
           <w:tcPr>
             <w:tcW w:w="3770" w:type="dxa"/>
-            <w:shd w:val="clear" w:color="auto" w:fill="auto"/>
           </w:tcPr>
           <w:p>
             <w:pPr>
@@ -15306,7 +16431,6 @@
         <w:tc>
           <w:tcPr>
             <w:tcW w:w="1363" w:type="dxa"/>
-            <w:shd w:val="clear" w:color="auto" w:fill="auto"/>
           </w:tcPr>
           <w:p>
             <w:pPr>
@@ -15328,7 +16452,6 @@
         <w:tc>
           <w:tcPr>
             <w:tcW w:w="2566" w:type="dxa"/>
-            <w:shd w:val="clear" w:color="auto" w:fill="auto"/>
           </w:tcPr>
           <w:p>
             <w:pPr>
@@ -15407,7 +16530,6 @@
         <w:tc>
           <w:tcPr>
             <w:tcW w:w="3770" w:type="dxa"/>
-            <w:shd w:val="clear" w:color="auto" w:fill="auto"/>
           </w:tcPr>
           <w:p>
             <w:pPr>
@@ -15478,7 +16600,6 @@
         <w:tc>
           <w:tcPr>
             <w:tcW w:w="1363" w:type="dxa"/>
-            <w:shd w:val="clear" w:color="auto" w:fill="auto"/>
           </w:tcPr>
           <w:p>
             <w:pPr>
@@ -15499,7 +16620,6 @@
         <w:tc>
           <w:tcPr>
             <w:tcW w:w="2566" w:type="dxa"/>
-            <w:shd w:val="clear" w:color="auto" w:fill="auto"/>
           </w:tcPr>
           <w:p>
             <w:pPr>
@@ -15514,7 +16634,6 @@
         <w:tc>
           <w:tcPr>
             <w:tcW w:w="3770" w:type="dxa"/>
-            <w:shd w:val="clear" w:color="auto" w:fill="auto"/>
           </w:tcPr>
           <w:p>
             <w:pPr>
@@ -15529,7 +16648,6 @@
         <w:tc>
           <w:tcPr>
             <w:tcW w:w="1363" w:type="dxa"/>
-            <w:shd w:val="clear" w:color="auto" w:fill="auto"/>
           </w:tcPr>
           <w:p>
             <w:pPr>
@@ -16475,17 +17593,17 @@
           <w:szCs w:val="20"/>
         </w:rPr>
       </w:pPr>
-      <w:bookmarkStart w:id="143" w:name="_Toc137114723"/>
-      <w:bookmarkStart w:id="144" w:name="_Toc137114676"/>
-      <w:bookmarkStart w:id="145" w:name="_Toc9323"/>
+      <w:bookmarkStart w:id="43" w:name="_Toc137114723"/>
+      <w:bookmarkStart w:id="44" w:name="_Toc137114676"/>
+      <w:bookmarkStart w:id="45" w:name="_Toc9323"/>
       <w:r>
         <w:lastRenderedPageBreak/>
         <w:t>独创性说明</w:t>
       </w:r>
-      <w:bookmarkStart w:id="146" w:name="_Toc201454923"/>
-      <w:bookmarkEnd w:id="143"/>
-      <w:bookmarkEnd w:id="144"/>
-      <w:bookmarkEnd w:id="145"/>
+      <w:bookmarkStart w:id="46" w:name="_Toc201454923"/>
+      <w:bookmarkEnd w:id="43"/>
+      <w:bookmarkEnd w:id="44"/>
+      <w:bookmarkEnd w:id="45"/>
     </w:p>
     <w:p>
       <w:pPr>
@@ -16519,7 +17637,7 @@
       <w:pPr>
         <w:spacing w:line="360" w:lineRule="auto"/>
         <w:rPr>
-          <w:rFonts w:ascii="宋体" w:hAnsi="宋体"/>
+          <w:rFonts w:ascii="宋体" w:hAnsi="宋体" w:hint="eastAsia"/>
           <w:sz w:val="24"/>
           <w:szCs w:val="24"/>
         </w:rPr>
@@ -16668,17 +17786,17 @@
     <w:p>
       <w:pPr>
         <w:rPr>
-          <w:rFonts w:ascii="宋体" w:hAnsi="宋体"/>
-          <w:sz w:val="24"/>
-          <w:szCs w:val="24"/>
-        </w:rPr>
-      </w:pPr>
-      <w:r>
-        <w:rPr>
           <w:rFonts w:ascii="宋体" w:hAnsi="宋体" w:hint="eastAsia"/>
           <w:sz w:val="24"/>
           <w:szCs w:val="24"/>
         </w:rPr>
+      </w:pPr>
+      <w:r>
+        <w:rPr>
+          <w:rFonts w:ascii="宋体" w:hAnsi="宋体" w:hint="eastAsia"/>
+          <w:sz w:val="24"/>
+          <w:szCs w:val="24"/>
+        </w:rPr>
         <w:t>备注：提交时须有作者亲笔签名！</w:t>
       </w:r>
     </w:p>
@@ -16703,19 +17821,19 @@
           <w:szCs w:val="44"/>
         </w:rPr>
       </w:pPr>
-      <w:bookmarkStart w:id="147" w:name="_Toc201454924"/>
-      <w:bookmarkStart w:id="148" w:name="_Toc137114724"/>
-      <w:bookmarkStart w:id="149" w:name="_Toc27679"/>
-      <w:bookmarkStart w:id="150" w:name="_Toc137114677"/>
-      <w:bookmarkEnd w:id="146"/>
+      <w:bookmarkStart w:id="47" w:name="_Toc201454924"/>
+      <w:bookmarkStart w:id="48" w:name="_Toc137114724"/>
+      <w:bookmarkStart w:id="49" w:name="_Toc27679"/>
+      <w:bookmarkStart w:id="50" w:name="_Toc137114677"/>
+      <w:bookmarkEnd w:id="46"/>
       <w:r>
         <w:lastRenderedPageBreak/>
         <w:t>关于论文使用授权的说明</w:t>
       </w:r>
-      <w:bookmarkEnd w:id="147"/>
-      <w:bookmarkEnd w:id="148"/>
-      <w:bookmarkEnd w:id="149"/>
-      <w:bookmarkEnd w:id="150"/>
+      <w:bookmarkEnd w:id="47"/>
+      <w:bookmarkEnd w:id="48"/>
+      <w:bookmarkEnd w:id="49"/>
+      <w:bookmarkEnd w:id="50"/>
     </w:p>
     <w:p>
       <w:pPr>
@@ -16851,16 +17969,16 @@
       <w:pPr>
         <w:pStyle w:val="u5"/>
       </w:pPr>
-      <w:bookmarkStart w:id="151" w:name="_Toc137114725"/>
-      <w:bookmarkStart w:id="152" w:name="_Toc27356"/>
-      <w:bookmarkStart w:id="153" w:name="_Toc137114678"/>
+      <w:bookmarkStart w:id="51" w:name="_Toc137114725"/>
+      <w:bookmarkStart w:id="52" w:name="_Toc27356"/>
+      <w:bookmarkStart w:id="53" w:name="_Toc137114678"/>
       <w:r>
         <w:lastRenderedPageBreak/>
         <w:t>学位论文数据集</w:t>
       </w:r>
-      <w:bookmarkEnd w:id="151"/>
-      <w:bookmarkEnd w:id="152"/>
-      <w:bookmarkEnd w:id="153"/>
+      <w:bookmarkEnd w:id="51"/>
+      <w:bookmarkEnd w:id="52"/>
+      <w:bookmarkEnd w:id="53"/>
     </w:p>
     <w:tbl>
       <w:tblPr>
@@ -16890,7 +18008,6 @@
         <w:tc>
           <w:tcPr>
             <w:tcW w:w="1593" w:type="dxa"/>
-            <w:shd w:val="clear" w:color="auto" w:fill="auto"/>
           </w:tcPr>
           <w:p>
             <w:pPr>
@@ -16918,7 +18035,6 @@
         <w:tc>
           <w:tcPr>
             <w:tcW w:w="1632" w:type="dxa"/>
-            <w:shd w:val="clear" w:color="auto" w:fill="auto"/>
           </w:tcPr>
           <w:p>
             <w:pPr>
@@ -16946,7 +18062,6 @@
         <w:tc>
           <w:tcPr>
             <w:tcW w:w="1514" w:type="dxa"/>
-            <w:shd w:val="clear" w:color="auto" w:fill="auto"/>
           </w:tcPr>
           <w:p>
             <w:pPr>
@@ -16974,7 +18089,6 @@
         <w:tc>
           <w:tcPr>
             <w:tcW w:w="1583" w:type="dxa"/>
-            <w:shd w:val="clear" w:color="auto" w:fill="auto"/>
           </w:tcPr>
           <w:p>
             <w:pPr>
@@ -16995,7 +18109,6 @@
         <w:tc>
           <w:tcPr>
             <w:tcW w:w="1605" w:type="dxa"/>
-            <w:shd w:val="clear" w:color="auto" w:fill="auto"/>
           </w:tcPr>
           <w:p>
             <w:pPr>
@@ -17021,18 +18134,22 @@
         <w:tc>
           <w:tcPr>
             <w:tcW w:w="1593" w:type="dxa"/>
-            <w:shd w:val="clear" w:color="auto" w:fill="auto"/>
-          </w:tcPr>
-          <w:p>
-            <w:r>
-              <w:t>大语言模型；上下文工程；AI辅助软件开发；代码知识图谱；美食推荐系统</w:t>
+          </w:tcPr>
+          <w:p>
+            <w:r>
+              <w:t>大语言模型；上下文工程；</w:t>
+            </w:r>
+            <w:r>
+              <w:t>AI</w:t>
+            </w:r>
+            <w:r>
+              <w:t>辅助软件开发；代码知识图谱；美食推荐系统</w:t>
             </w:r>
           </w:p>
         </w:tc>
         <w:tc>
           <w:tcPr>
             <w:tcW w:w="1632" w:type="dxa"/>
-            <w:shd w:val="clear" w:color="auto" w:fill="auto"/>
           </w:tcPr>
           <w:p>
             <w:r>
@@ -17043,7 +18160,6 @@
         <w:tc>
           <w:tcPr>
             <w:tcW w:w="1514" w:type="dxa"/>
-            <w:shd w:val="clear" w:color="auto" w:fill="auto"/>
           </w:tcPr>
           <w:p>
             <w:pPr>
@@ -17057,7 +18173,6 @@
         <w:tc>
           <w:tcPr>
             <w:tcW w:w="1583" w:type="dxa"/>
-            <w:shd w:val="clear" w:color="auto" w:fill="auto"/>
           </w:tcPr>
           <w:p>
             <w:pPr>
@@ -17071,7 +18186,6 @@
         <w:tc>
           <w:tcPr>
             <w:tcW w:w="1605" w:type="dxa"/>
-            <w:shd w:val="clear" w:color="auto" w:fill="auto"/>
           </w:tcPr>
           <w:p>
             <w:pPr>
@@ -17091,7 +18205,6 @@
           <w:tcPr>
             <w:tcW w:w="3225" w:type="dxa"/>
             <w:gridSpan w:val="2"/>
-            <w:shd w:val="clear" w:color="auto" w:fill="auto"/>
           </w:tcPr>
           <w:p>
             <w:pPr>
@@ -17119,7 +18232,6 @@
         <w:tc>
           <w:tcPr>
             <w:tcW w:w="1514" w:type="dxa"/>
-            <w:shd w:val="clear" w:color="auto" w:fill="auto"/>
           </w:tcPr>
           <w:p>
             <w:pPr>
@@ -17147,7 +18259,6 @@
         <w:tc>
           <w:tcPr>
             <w:tcW w:w="1583" w:type="dxa"/>
-            <w:shd w:val="clear" w:color="auto" w:fill="auto"/>
           </w:tcPr>
           <w:p>
             <w:pPr>
@@ -17175,7 +18286,6 @@
         <w:tc>
           <w:tcPr>
             <w:tcW w:w="1605" w:type="dxa"/>
-            <w:shd w:val="clear" w:color="auto" w:fill="auto"/>
           </w:tcPr>
           <w:p>
             <w:pPr>
@@ -17209,7 +18319,6 @@
           <w:tcPr>
             <w:tcW w:w="3225" w:type="dxa"/>
             <w:gridSpan w:val="2"/>
-            <w:shd w:val="clear" w:color="auto" w:fill="auto"/>
           </w:tcPr>
           <w:p>
             <w:pPr>
@@ -17230,7 +18339,6 @@
         <w:tc>
           <w:tcPr>
             <w:tcW w:w="1514" w:type="dxa"/>
-            <w:shd w:val="clear" w:color="auto" w:fill="auto"/>
           </w:tcPr>
           <w:p>
             <w:pPr>
@@ -17258,7 +18366,6 @@
         <w:tc>
           <w:tcPr>
             <w:tcW w:w="1583" w:type="dxa"/>
-            <w:shd w:val="clear" w:color="auto" w:fill="auto"/>
           </w:tcPr>
           <w:p>
             <w:pPr>
@@ -17272,7 +18379,6 @@
         <w:tc>
           <w:tcPr>
             <w:tcW w:w="1605" w:type="dxa"/>
-            <w:shd w:val="clear" w:color="auto" w:fill="auto"/>
           </w:tcPr>
           <w:p>
             <w:pPr>
@@ -17292,7 +18398,6 @@
           <w:tcPr>
             <w:tcW w:w="3225" w:type="dxa"/>
             <w:gridSpan w:val="2"/>
-            <w:shd w:val="clear" w:color="auto" w:fill="auto"/>
           </w:tcPr>
           <w:p>
             <w:pPr>
@@ -17321,7 +18426,6 @@
           <w:tcPr>
             <w:tcW w:w="3097" w:type="dxa"/>
             <w:gridSpan w:val="2"/>
-            <w:shd w:val="clear" w:color="auto" w:fill="auto"/>
           </w:tcPr>
           <w:p>
             <w:pPr>
@@ -17342,7 +18446,6 @@
         <w:tc>
           <w:tcPr>
             <w:tcW w:w="1605" w:type="dxa"/>
-            <w:shd w:val="clear" w:color="auto" w:fill="auto"/>
           </w:tcPr>
           <w:p>
             <w:pPr>
@@ -17376,11 +18479,22 @@
           <w:tcPr>
             <w:tcW w:w="3225" w:type="dxa"/>
             <w:gridSpan w:val="2"/>
-            <w:shd w:val="clear" w:color="auto" w:fill="auto"/>
-          </w:tcPr>
-          <w:p>
-            <w:r>
-              <w:t>基于大模型的美食推荐系统设计与实现--面向AI辅助开发的上下文工程方法研究</w:t>
+          </w:tcPr>
+          <w:p>
+            <w:r>
+              <w:t>基于大模型的美食推荐系统设计与实现</w:t>
+            </w:r>
+            <w:r>
+              <w:t>--</w:t>
+            </w:r>
+            <w:r>
+              <w:t>面向</w:t>
+            </w:r>
+            <w:r>
+              <w:t>AI</w:t>
+            </w:r>
+            <w:r>
+              <w:t>辅助开发的上下文工程方法研究</w:t>
             </w:r>
           </w:p>
         </w:tc>
@@ -17388,7 +18502,6 @@
           <w:tcPr>
             <w:tcW w:w="3097" w:type="dxa"/>
             <w:gridSpan w:val="2"/>
-            <w:shd w:val="clear" w:color="auto" w:fill="auto"/>
           </w:tcPr>
           <w:p>
             <w:r>
@@ -17399,7 +18512,6 @@
         <w:tc>
           <w:tcPr>
             <w:tcW w:w="1605" w:type="dxa"/>
-            <w:shd w:val="clear" w:color="auto" w:fill="auto"/>
           </w:tcPr>
           <w:p>
             <w:r>
@@ -17415,7 +18527,6 @@
         <w:tc>
           <w:tcPr>
             <w:tcW w:w="1593" w:type="dxa"/>
-            <w:shd w:val="clear" w:color="auto" w:fill="auto"/>
           </w:tcPr>
           <w:p>
             <w:pPr>
@@ -17444,7 +18555,6 @@
           <w:tcPr>
             <w:tcW w:w="3146" w:type="dxa"/>
             <w:gridSpan w:val="2"/>
-            <w:shd w:val="clear" w:color="auto" w:fill="auto"/>
           </w:tcPr>
           <w:p>
             <w:pPr>
@@ -17458,7 +18568,6 @@
         <w:tc>
           <w:tcPr>
             <w:tcW w:w="1583" w:type="dxa"/>
-            <w:shd w:val="clear" w:color="auto" w:fill="auto"/>
           </w:tcPr>
           <w:p>
             <w:pPr>
@@ -17486,7 +18595,6 @@
         <w:tc>
           <w:tcPr>
             <w:tcW w:w="1605" w:type="dxa"/>
-            <w:shd w:val="clear" w:color="auto" w:fill="auto"/>
           </w:tcPr>
           <w:p>
             <w:pPr>
@@ -17506,7 +18614,6 @@
           <w:tcPr>
             <w:tcW w:w="3225" w:type="dxa"/>
             <w:gridSpan w:val="2"/>
-            <w:shd w:val="clear" w:color="auto" w:fill="auto"/>
           </w:tcPr>
           <w:p>
             <w:pPr>
@@ -17534,7 +18641,6 @@
         <w:tc>
           <w:tcPr>
             <w:tcW w:w="1514" w:type="dxa"/>
-            <w:shd w:val="clear" w:color="auto" w:fill="auto"/>
           </w:tcPr>
           <w:p>
             <w:pPr>
@@ -17562,7 +18668,6 @@
         <w:tc>
           <w:tcPr>
             <w:tcW w:w="1583" w:type="dxa"/>
-            <w:shd w:val="clear" w:color="auto" w:fill="auto"/>
           </w:tcPr>
           <w:p>
             <w:pPr>
@@ -17583,7 +18688,6 @@
         <w:tc>
           <w:tcPr>
             <w:tcW w:w="1605" w:type="dxa"/>
-            <w:shd w:val="clear" w:color="auto" w:fill="auto"/>
           </w:tcPr>
           <w:p>
             <w:pPr>
@@ -17610,7 +18714,6 @@
           <w:tcPr>
             <w:tcW w:w="3225" w:type="dxa"/>
             <w:gridSpan w:val="2"/>
-            <w:shd w:val="clear" w:color="auto" w:fill="auto"/>
           </w:tcPr>
           <w:p>
             <w:pPr>
@@ -17631,7 +18734,6 @@
         <w:tc>
           <w:tcPr>
             <w:tcW w:w="1514" w:type="dxa"/>
-            <w:shd w:val="clear" w:color="auto" w:fill="auto"/>
           </w:tcPr>
           <w:p>
             <w:pPr>
@@ -17659,7 +18761,6 @@
         <w:tc>
           <w:tcPr>
             <w:tcW w:w="1583" w:type="dxa"/>
-            <w:shd w:val="clear" w:color="auto" w:fill="auto"/>
           </w:tcPr>
           <w:p>
             <w:pPr>
@@ -17701,7 +18802,6 @@
         <w:tc>
           <w:tcPr>
             <w:tcW w:w="1605" w:type="dxa"/>
-            <w:shd w:val="clear" w:color="auto" w:fill="auto"/>
           </w:tcPr>
           <w:p>
             <w:pPr>
@@ -17735,7 +18835,6 @@
           <w:tcPr>
             <w:tcW w:w="3225" w:type="dxa"/>
             <w:gridSpan w:val="2"/>
-            <w:shd w:val="clear" w:color="auto" w:fill="auto"/>
           </w:tcPr>
           <w:p>
             <w:pPr>
@@ -17763,7 +18862,6 @@
         <w:tc>
           <w:tcPr>
             <w:tcW w:w="1514" w:type="dxa"/>
-            <w:shd w:val="clear" w:color="auto" w:fill="auto"/>
           </w:tcPr>
           <w:p>
             <w:pPr>
@@ -17791,7 +18889,6 @@
         <w:tc>
           <w:tcPr>
             <w:tcW w:w="1583" w:type="dxa"/>
-            <w:shd w:val="clear" w:color="auto" w:fill="auto"/>
           </w:tcPr>
           <w:p>
             <w:pPr>
@@ -17819,7 +18916,6 @@
         <w:tc>
           <w:tcPr>
             <w:tcW w:w="1605" w:type="dxa"/>
-            <w:shd w:val="clear" w:color="auto" w:fill="auto"/>
           </w:tcPr>
           <w:p>
             <w:pPr>
@@ -17853,7 +18949,6 @@
           <w:tcPr>
             <w:tcW w:w="3225" w:type="dxa"/>
             <w:gridSpan w:val="2"/>
-            <w:shd w:val="clear" w:color="auto" w:fill="auto"/>
           </w:tcPr>
           <w:p>
             <w:pPr>
@@ -17867,7 +18962,6 @@
         <w:tc>
           <w:tcPr>
             <w:tcW w:w="1514" w:type="dxa"/>
-            <w:shd w:val="clear" w:color="auto" w:fill="auto"/>
           </w:tcPr>
           <w:p>
             <w:pPr>
@@ -17881,7 +18975,6 @@
         <w:tc>
           <w:tcPr>
             <w:tcW w:w="1583" w:type="dxa"/>
-            <w:shd w:val="clear" w:color="auto" w:fill="auto"/>
           </w:tcPr>
           <w:p>
             <w:pPr>
@@ -17895,7 +18988,6 @@
         <w:tc>
           <w:tcPr>
             <w:tcW w:w="1605" w:type="dxa"/>
-            <w:shd w:val="clear" w:color="auto" w:fill="auto"/>
           </w:tcPr>
           <w:p>
             <w:pPr>
@@ -17914,7 +19006,6 @@
         <w:tc>
           <w:tcPr>
             <w:tcW w:w="1593" w:type="dxa"/>
-            <w:shd w:val="clear" w:color="auto" w:fill="auto"/>
           </w:tcPr>
           <w:p>
             <w:pPr>
@@ -17943,7 +19034,6 @@
           <w:tcPr>
             <w:tcW w:w="6334" w:type="dxa"/>
             <w:gridSpan w:val="4"/>
-            <w:shd w:val="clear" w:color="auto" w:fill="auto"/>
           </w:tcPr>
           <w:p>
             <w:pPr>
@@ -17962,7 +19052,6 @@
         <w:tc>
           <w:tcPr>
             <w:tcW w:w="1593" w:type="dxa"/>
-            <w:shd w:val="clear" w:color="auto" w:fill="auto"/>
           </w:tcPr>
           <w:p>
             <w:pPr>
@@ -17991,7 +19080,6 @@
           <w:tcPr>
             <w:tcW w:w="3146" w:type="dxa"/>
             <w:gridSpan w:val="2"/>
-            <w:shd w:val="clear" w:color="auto" w:fill="auto"/>
           </w:tcPr>
           <w:p>
             <w:pPr>
@@ -18005,7 +19093,6 @@
         <w:tc>
           <w:tcPr>
             <w:tcW w:w="1583" w:type="dxa"/>
-            <w:shd w:val="clear" w:color="auto" w:fill="auto"/>
           </w:tcPr>
           <w:p>
             <w:pPr>
@@ -18033,7 +19120,6 @@
         <w:tc>
           <w:tcPr>
             <w:tcW w:w="1605" w:type="dxa"/>
-            <w:shd w:val="clear" w:color="auto" w:fill="auto"/>
           </w:tcPr>
           <w:p>
             <w:pPr>
@@ -18052,7 +19138,6 @@
         <w:tc>
           <w:tcPr>
             <w:tcW w:w="1593" w:type="dxa"/>
-            <w:shd w:val="clear" w:color="auto" w:fill="auto"/>
           </w:tcPr>
           <w:p>
             <w:pPr>
@@ -18074,7 +19159,6 @@
           <w:tcPr>
             <w:tcW w:w="3146" w:type="dxa"/>
             <w:gridSpan w:val="2"/>
-            <w:shd w:val="clear" w:color="auto" w:fill="auto"/>
           </w:tcPr>
           <w:p>
             <w:pPr>
@@ -18103,7 +19187,6 @@
           <w:tcPr>
             <w:tcW w:w="3188" w:type="dxa"/>
             <w:gridSpan w:val="2"/>
-            <w:shd w:val="clear" w:color="auto" w:fill="auto"/>
           </w:tcPr>
           <w:p>
             <w:pPr>
@@ -18130,7 +19213,6 @@
         <w:tc>
           <w:tcPr>
             <w:tcW w:w="1593" w:type="dxa"/>
-            <w:shd w:val="clear" w:color="auto" w:fill="auto"/>
           </w:tcPr>
           <w:p>
             <w:pPr>
@@ -18145,7 +19227,6 @@
           <w:tcPr>
             <w:tcW w:w="3146" w:type="dxa"/>
             <w:gridSpan w:val="2"/>
-            <w:shd w:val="clear" w:color="auto" w:fill="auto"/>
           </w:tcPr>
           <w:p>
             <w:pPr>
@@ -18160,7 +19241,6 @@
           <w:tcPr>
             <w:tcW w:w="3188" w:type="dxa"/>
             <w:gridSpan w:val="2"/>
-            <w:shd w:val="clear" w:color="auto" w:fill="auto"/>
           </w:tcPr>
           <w:p>
             <w:pPr>
@@ -18181,7 +19261,6 @@
           <w:tcPr>
             <w:tcW w:w="7927" w:type="dxa"/>
             <w:gridSpan w:val="5"/>
-            <w:shd w:val="clear" w:color="auto" w:fill="auto"/>
           </w:tcPr>
           <w:p>
             <w:pPr>
@@ -18400,7 +19479,6 @@
           <w:tcPr>
             <w:tcW w:w="3225" w:type="dxa"/>
             <w:gridSpan w:val="2"/>
-            <w:shd w:val="clear" w:color="auto" w:fill="auto"/>
           </w:tcPr>
           <w:p>
             <w:pPr>
@@ -18422,7 +19500,6 @@
           <w:tcPr>
             <w:tcW w:w="3097" w:type="dxa"/>
             <w:gridSpan w:val="2"/>
-            <w:shd w:val="clear" w:color="auto" w:fill="auto"/>
           </w:tcPr>
           <w:p>
             <w:pPr>
@@ -18443,7 +19520,6 @@
         <w:tc>
           <w:tcPr>
             <w:tcW w:w="1605" w:type="dxa"/>
-            <w:shd w:val="clear" w:color="auto" w:fill="auto"/>
           </w:tcPr>
           <w:p>
             <w:pPr>
@@ -18470,7 +19546,6 @@
           <w:tcPr>
             <w:tcW w:w="3225" w:type="dxa"/>
             <w:gridSpan w:val="2"/>
-            <w:shd w:val="clear" w:color="auto" w:fill="auto"/>
           </w:tcPr>
           <w:p>
             <w:pPr>
@@ -18484,7 +19559,6 @@
         <w:tc>
           <w:tcPr>
             <w:tcW w:w="1514" w:type="dxa"/>
-            <w:shd w:val="clear" w:color="auto" w:fill="auto"/>
           </w:tcPr>
           <w:p>
             <w:pPr>
@@ -18498,7 +19572,6 @@
         <w:tc>
           <w:tcPr>
             <w:tcW w:w="1583" w:type="dxa"/>
-            <w:shd w:val="clear" w:color="auto" w:fill="auto"/>
           </w:tcPr>
           <w:p>
             <w:pPr>
@@ -18512,7 +19585,6 @@
         <w:tc>
           <w:tcPr>
             <w:tcW w:w="1605" w:type="dxa"/>
-            <w:shd w:val="clear" w:color="auto" w:fill="auto"/>
           </w:tcPr>
           <w:p>
             <w:pPr>
@@ -18531,7 +19603,6 @@
         <w:tc>
           <w:tcPr>
             <w:tcW w:w="1593" w:type="dxa"/>
-            <w:shd w:val="clear" w:color="auto" w:fill="auto"/>
           </w:tcPr>
           <w:p>
             <w:pPr>
@@ -18560,7 +19631,6 @@
           <w:tcPr>
             <w:tcW w:w="6334" w:type="dxa"/>
             <w:gridSpan w:val="4"/>
-            <w:shd w:val="clear" w:color="auto" w:fill="auto"/>
           </w:tcPr>
           <w:p>
             <w:pPr>
@@ -18580,7 +19650,6 @@
           <w:tcPr>
             <w:tcW w:w="7927" w:type="dxa"/>
             <w:gridSpan w:val="5"/>
-            <w:shd w:val="clear" w:color="auto" w:fill="auto"/>
           </w:tcPr>
           <w:p>
             <w:pPr>
@@ -18663,7 +19732,7 @@
 </file>
 
 <file path=word/endnotes.xml><?xml version="1.0" encoding="utf-8"?>
-<w:endnotes xmlns:wpc="http://schemas.microsoft.com/office/word/2010/wordprocessingCanvas" xmlns:cx="http://schemas.microsoft.com/office/drawing/2014/chartex" xmlns:cx1="http://schemas.microsoft.com/office/drawing/2015/9/8/chartex" xmlns:cx2="http://schemas.microsoft.com/office/drawing/2015/10/21/chartex" xmlns:cx3="http://schemas.microsoft.com/office/drawing/2016/5/9/chartex" xmlns:cx4="http://schemas.microsoft.com/office/drawing/2016/5/10/chartex" xmlns:cx5="http://schemas.microsoft.com/office/drawing/2016/5/11/chartex" xmlns:cx6="http://schemas.microsoft.com/office/drawing/2016/5/12/chartex" xmlns:cx7="http://schemas.microsoft.com/office/drawing/2016/5/13/chartex" xmlns:cx8="http://schemas.microsoft.com/office/drawing/2016/5/14/chartex" xmlns:mc="http://schemas.openxmlformats.org/markup-compatibility/2006" xmlns:aink="http://schemas.microsoft.com/office/drawing/2016/ink" xmlns:am3d="http://schemas.microsoft.com/office/drawing/2017/model3d" xmlns:o="urn:schemas-microsoft-com:office:office" xmlns:r="http://schemas.openxmlformats.org/officeDocument/2006/relationships" xmlns:m="http://schemas.openxmlformats.org/officeDocument/2006/math" xmlns:v="urn:schemas-microsoft-com:vml" xmlns:wp14="http://schemas.microsoft.com/office/word/2010/wordprocessingDrawing" xmlns:wp="http://schemas.openxmlformats.org/drawingml/2006/wordprocessingDrawing" xmlns:w10="urn:schemas-microsoft-com:office:word" xmlns:w="http://schemas.openxmlformats.org/wordprocessingml/2006/main" xmlns:w14="http://schemas.microsoft.com/office/word/2010/wordml" xmlns:w15="http://schemas.microsoft.com/office/word/2012/wordml" xmlns:w16cex="http://schemas.microsoft.com/office/word/2018/wordml/cex" xmlns:w16cid="http://schemas.microsoft.com/office/word/2016/wordml/cid" xmlns:w16="http://schemas.microsoft.com/office/word/2018/wordml" xmlns:w16sdtdh="http://schemas.microsoft.com/office/word/2020/wordml/sdtdatahash" xmlns:w16se="http://schemas.microsoft.com/office/word/2015/wordml/symex" xmlns:wpg="http://schemas.microsoft.com/office/word/2010/wordprocessingGroup" xmlns:wpi="http://schemas.microsoft.com/office/word/2010/wordprocessingInk" xmlns:wne="http://schemas.microsoft.com/office/word/2006/wordml" xmlns:wps="http://schemas.microsoft.com/office/word/2010/wordprocessingShape" mc:Ignorable="w14 w15 w16se w16cid w16 w16cex w16sdtdh wp14">
+<w:endnotes xmlns:wpc="http://schemas.microsoft.com/office/word/2010/wordprocessingCanvas" xmlns:cx="http://schemas.microsoft.com/office/drawing/2014/chartex" xmlns:cx1="http://schemas.microsoft.com/office/drawing/2015/9/8/chartex" xmlns:cx2="http://schemas.microsoft.com/office/drawing/2015/10/21/chartex" xmlns:cx3="http://schemas.microsoft.com/office/drawing/2016/5/9/chartex" xmlns:cx4="http://schemas.microsoft.com/office/drawing/2016/5/10/chartex" xmlns:cx5="http://schemas.microsoft.com/office/drawing/2016/5/11/chartex" xmlns:cx6="http://schemas.microsoft.com/office/drawing/2016/5/12/chartex" xmlns:cx7="http://schemas.microsoft.com/office/drawing/2016/5/13/chartex" xmlns:cx8="http://schemas.microsoft.com/office/drawing/2016/5/14/chartex" xmlns:mc="http://schemas.openxmlformats.org/markup-compatibility/2006" xmlns:aink="http://schemas.microsoft.com/office/drawing/2016/ink" xmlns:am3d="http://schemas.microsoft.com/office/drawing/2017/model3d" xmlns:o="urn:schemas-microsoft-com:office:office" xmlns:oel="http://schemas.microsoft.com/office/2019/extlst" xmlns:r="http://schemas.openxmlformats.org/officeDocument/2006/relationships" xmlns:m="http://schemas.openxmlformats.org/officeDocument/2006/math" xmlns:v="urn:schemas-microsoft-com:vml" xmlns:wp14="http://schemas.microsoft.com/office/word/2010/wordprocessingDrawing" xmlns:wp="http://schemas.openxmlformats.org/drawingml/2006/wordprocessingDrawing" xmlns:w10="urn:schemas-microsoft-com:office:word" xmlns:w="http://schemas.openxmlformats.org/wordprocessingml/2006/main" xmlns:w14="http://schemas.microsoft.com/office/word/2010/wordml" xmlns:w15="http://schemas.microsoft.com/office/word/2012/wordml" xmlns:w16cei="http://schemas.microsoft.com/office/word/2026/wordml/cei" xmlns:w16cex="http://schemas.microsoft.com/office/word/2018/wordml/cex" xmlns:w16cid="http://schemas.microsoft.com/office/word/2016/wordml/cid" xmlns:w16="http://schemas.microsoft.com/office/word/2018/wordml" xmlns:w16du="http://schemas.microsoft.com/office/word/2023/wordml/word16du" xmlns:w16sdtdh="http://schemas.microsoft.com/office/word/2020/wordml/sdtdatahash" xmlns:w16sdtfl="http://schemas.microsoft.com/office/word/2024/wordml/sdtformatlock" xmlns:w16se="http://schemas.microsoft.com/office/word/2015/wordml/symex" xmlns:wpg="http://schemas.microsoft.com/office/word/2010/wordprocessingGroup" xmlns:wpi="http://schemas.microsoft.com/office/word/2010/wordprocessingInk" xmlns:wne="http://schemas.microsoft.com/office/word/2006/wordml" xmlns:wps="http://schemas.microsoft.com/office/word/2010/wordprocessingShape" mc:Ignorable="w14 w15 w16se w16cid w16 w16cex w16sdtdh w16sdtfl w16du wp14">
   <w:endnote w:type="separator" w:id="-1">
     <w:p>
       <w:r>
@@ -18682,7 +19751,7 @@
 </file>
 
 <file path=word/footer1.xml><?xml version="1.0" encoding="utf-8"?>
-<w:ftr xmlns:wpc="http://schemas.microsoft.com/office/word/2010/wordprocessingCanvas" xmlns:cx="http://schemas.microsoft.com/office/drawing/2014/chartex" xmlns:cx1="http://schemas.microsoft.com/office/drawing/2015/9/8/chartex" xmlns:cx2="http://schemas.microsoft.com/office/drawing/2015/10/21/chartex" xmlns:cx3="http://schemas.microsoft.com/office/drawing/2016/5/9/chartex" xmlns:cx4="http://schemas.microsoft.com/office/drawing/2016/5/10/chartex" xmlns:cx5="http://schemas.microsoft.com/office/drawing/2016/5/11/chartex" xmlns:cx6="http://schemas.microsoft.com/office/drawing/2016/5/12/chartex" xmlns:cx7="http://schemas.microsoft.com/office/drawing/2016/5/13/chartex" xmlns:cx8="http://schemas.microsoft.com/office/drawing/2016/5/14/chartex" xmlns:mc="http://schemas.openxmlformats.org/markup-compatibility/2006" xmlns:aink="http://schemas.microsoft.com/office/drawing/2016/ink" xmlns:am3d="http://schemas.microsoft.com/office/drawing/2017/model3d" xmlns:o="urn:schemas-microsoft-com:office:office" xmlns:r="http://schemas.openxmlformats.org/officeDocument/2006/relationships" xmlns:m="http://schemas.openxmlformats.org/officeDocument/2006/math" xmlns:v="urn:schemas-microsoft-com:vml" xmlns:wp14="http://schemas.microsoft.com/office/word/2010/wordprocessingDrawing" xmlns:wp="http://schemas.openxmlformats.org/drawingml/2006/wordprocessingDrawing" xmlns:w10="urn:schemas-microsoft-com:office:word" xmlns:w="http://schemas.openxmlformats.org/wordprocessingml/2006/main" xmlns:w14="http://schemas.microsoft.com/office/word/2010/wordml" xmlns:w15="http://schemas.microsoft.com/office/word/2012/wordml" xmlns:w16cex="http://schemas.microsoft.com/office/word/2018/wordml/cex" xmlns:w16cid="http://schemas.microsoft.com/office/word/2016/wordml/cid" xmlns:w16="http://schemas.microsoft.com/office/word/2018/wordml" xmlns:w16sdtdh="http://schemas.microsoft.com/office/word/2020/wordml/sdtdatahash" xmlns:w16se="http://schemas.microsoft.com/office/word/2015/wordml/symex" xmlns:wpg="http://schemas.microsoft.com/office/word/2010/wordprocessingGroup" xmlns:wpi="http://schemas.microsoft.com/office/word/2010/wordprocessingInk" xmlns:wne="http://schemas.microsoft.com/office/word/2006/wordml" xmlns:wps="http://schemas.microsoft.com/office/word/2010/wordprocessingShape" mc:Ignorable="w14 w15 w16se w16cid w16 w16cex w16sdtdh wp14">
+<w:ftr xmlns:wpc="http://schemas.microsoft.com/office/word/2010/wordprocessingCanvas" xmlns:cx="http://schemas.microsoft.com/office/drawing/2014/chartex" xmlns:cx1="http://schemas.microsoft.com/office/drawing/2015/9/8/chartex" xmlns:cx2="http://schemas.microsoft.com/office/drawing/2015/10/21/chartex" xmlns:cx3="http://schemas.microsoft.com/office/drawing/2016/5/9/chartex" xmlns:cx4="http://schemas.microsoft.com/office/drawing/2016/5/10/chartex" xmlns:cx5="http://schemas.microsoft.com/office/drawing/2016/5/11/chartex" xmlns:cx6="http://schemas.microsoft.com/office/drawing/2016/5/12/chartex" xmlns:cx7="http://schemas.microsoft.com/office/drawing/2016/5/13/chartex" xmlns:cx8="http://schemas.microsoft.com/office/drawing/2016/5/14/chartex" xmlns:mc="http://schemas.openxmlformats.org/markup-compatibility/2006" xmlns:aink="http://schemas.microsoft.com/office/drawing/2016/ink" xmlns:am3d="http://schemas.microsoft.com/office/drawing/2017/model3d" xmlns:o="urn:schemas-microsoft-com:office:office" xmlns:oel="http://schemas.microsoft.com/office/2019/extlst" xmlns:r="http://schemas.openxmlformats.org/officeDocument/2006/relationships" xmlns:m="http://schemas.openxmlformats.org/officeDocument/2006/math" xmlns:v="urn:schemas-microsoft-com:vml" xmlns:wp14="http://schemas.microsoft.com/office/word/2010/wordprocessingDrawing" xmlns:wp="http://schemas.openxmlformats.org/drawingml/2006/wordprocessingDrawing" xmlns:w10="urn:schemas-microsoft-com:office:word" xmlns:w="http://schemas.openxmlformats.org/wordprocessingml/2006/main" xmlns:w14="http://schemas.microsoft.com/office/word/2010/wordml" xmlns:w15="http://schemas.microsoft.com/office/word/2012/wordml" xmlns:w16cei="http://schemas.microsoft.com/office/word/2026/wordml/cei" xmlns:w16cex="http://schemas.microsoft.com/office/word/2018/wordml/cex" xmlns:w16cid="http://schemas.microsoft.com/office/word/2016/wordml/cid" xmlns:w16="http://schemas.microsoft.com/office/word/2018/wordml" xmlns:w16du="http://schemas.microsoft.com/office/word/2023/wordml/word16du" xmlns:w16sdtdh="http://schemas.microsoft.com/office/word/2020/wordml/sdtdatahash" xmlns:w16sdtfl="http://schemas.microsoft.com/office/word/2024/wordml/sdtformatlock" xmlns:w16se="http://schemas.microsoft.com/office/word/2015/wordml/symex" xmlns:wpg="http://schemas.microsoft.com/office/word/2010/wordprocessingGroup" xmlns:wpi="http://schemas.microsoft.com/office/word/2010/wordprocessingInk" xmlns:wne="http://schemas.microsoft.com/office/word/2006/wordml" xmlns:wps="http://schemas.microsoft.com/office/word/2010/wordprocessingShape" mc:Ignorable="w14 w15 w16se w16cid w16 w16cex w16sdtdh w16sdtfl w16du wp14">
   <w:p>
     <w:pPr>
       <w:tabs>
@@ -18701,8 +19770,18 @@
 </w:ftr>
 </file>
 
+<file path=word/footer10.xml><?xml version="1.0" encoding="utf-8"?>
+<w:ftr xmlns:m="http://schemas.openxmlformats.org/officeDocument/2006/math" xmlns:mc="http://schemas.openxmlformats.org/markup-compatibility/2006" xmlns:mo="http://schemas.microsoft.com/office/mac/office/2008/main" xmlns:mv="urn:schemas-microsoft-com:mac:vml" xmlns:o="urn:schemas-microsoft-com:office:office" xmlns:r="http://schemas.openxmlformats.org/officeDocument/2006/relationships" xmlns:v="urn:schemas-microsoft-com:vml" xmlns:w10="urn:schemas-microsoft-com:office:word" xmlns:w14="http://schemas.microsoft.com/office/word/2010/wordml" xmlns:w="http://schemas.openxmlformats.org/wordprocessingml/2006/main" xmlns:wne="http://schemas.microsoft.com/office/word/2006/wordml" xmlns:wp14="http://schemas.microsoft.com/office/word/2010/wordprocessingDrawing" xmlns:wp="http://schemas.openxmlformats.org/drawingml/2006/wordprocessingDrawing" xmlns:wpc="http://schemas.microsoft.com/office/word/2010/wordprocessingCanvas" xmlns:wpg="http://schemas.microsoft.com/office/word/2010/wordprocessingGroup" xmlns:wpi="http://schemas.microsoft.com/office/word/2010/wordprocessingInk" xmlns:wps="http://schemas.microsoft.com/office/word/2010/wordprocessingShape" mc:Ignorable="w14 wp14">
+  <w:p>
+    <w:pPr>
+      <w:pStyle w:val="Footer"/>
+    </w:pPr>
+  </w:p>
+</w:ftr>
+</file>
+
 <file path=word/footer2.xml><?xml version="1.0" encoding="utf-8"?>
-<w:ftr xmlns:wpc="http://schemas.microsoft.com/office/word/2010/wordprocessingCanvas" xmlns:cx="http://schemas.microsoft.com/office/drawing/2014/chartex" xmlns:cx1="http://schemas.microsoft.com/office/drawing/2015/9/8/chartex" xmlns:cx2="http://schemas.microsoft.com/office/drawing/2015/10/21/chartex" xmlns:cx3="http://schemas.microsoft.com/office/drawing/2016/5/9/chartex" xmlns:cx4="http://schemas.microsoft.com/office/drawing/2016/5/10/chartex" xmlns:cx5="http://schemas.microsoft.com/office/drawing/2016/5/11/chartex" xmlns:cx6="http://schemas.microsoft.com/office/drawing/2016/5/12/chartex" xmlns:cx7="http://schemas.microsoft.com/office/drawing/2016/5/13/chartex" xmlns:cx8="http://schemas.microsoft.com/office/drawing/2016/5/14/chartex" xmlns:mc="http://schemas.openxmlformats.org/markup-compatibility/2006" xmlns:aink="http://schemas.microsoft.com/office/drawing/2016/ink" xmlns:am3d="http://schemas.microsoft.com/office/drawing/2017/model3d" xmlns:o="urn:schemas-microsoft-com:office:office" xmlns:r="http://schemas.openxmlformats.org/officeDocument/2006/relationships" xmlns:m="http://schemas.openxmlformats.org/officeDocument/2006/math" xmlns:v="urn:schemas-microsoft-com:vml" xmlns:wp14="http://schemas.microsoft.com/office/word/2010/wordprocessingDrawing" xmlns:wp="http://schemas.openxmlformats.org/drawingml/2006/wordprocessingDrawing" xmlns:w10="urn:schemas-microsoft-com:office:word" xmlns:w="http://schemas.openxmlformats.org/wordprocessingml/2006/main" xmlns:w14="http://schemas.microsoft.com/office/word/2010/wordml" xmlns:w15="http://schemas.microsoft.com/office/word/2012/wordml" xmlns:w16cex="http://schemas.microsoft.com/office/word/2018/wordml/cex" xmlns:w16cid="http://schemas.microsoft.com/office/word/2016/wordml/cid" xmlns:w16="http://schemas.microsoft.com/office/word/2018/wordml" xmlns:w16sdtdh="http://schemas.microsoft.com/office/word/2020/wordml/sdtdatahash" xmlns:w16se="http://schemas.microsoft.com/office/word/2015/wordml/symex" xmlns:wpg="http://schemas.microsoft.com/office/word/2010/wordprocessingGroup" xmlns:wpi="http://schemas.microsoft.com/office/word/2010/wordprocessingInk" xmlns:wne="http://schemas.microsoft.com/office/word/2006/wordml" xmlns:wps="http://schemas.microsoft.com/office/word/2010/wordprocessingShape" mc:Ignorable="w14 w15 w16se w16cid w16 w16cex w16sdtdh wp14">
+<w:ftr xmlns:wpc="http://schemas.microsoft.com/office/word/2010/wordprocessingCanvas" xmlns:cx="http://schemas.microsoft.com/office/drawing/2014/chartex" xmlns:cx1="http://schemas.microsoft.com/office/drawing/2015/9/8/chartex" xmlns:cx2="http://schemas.microsoft.com/office/drawing/2015/10/21/chartex" xmlns:cx3="http://schemas.microsoft.com/office/drawing/2016/5/9/chartex" xmlns:cx4="http://schemas.microsoft.com/office/drawing/2016/5/10/chartex" xmlns:cx5="http://schemas.microsoft.com/office/drawing/2016/5/11/chartex" xmlns:cx6="http://schemas.microsoft.com/office/drawing/2016/5/12/chartex" xmlns:cx7="http://schemas.microsoft.com/office/drawing/2016/5/13/chartex" xmlns:cx8="http://schemas.microsoft.com/office/drawing/2016/5/14/chartex" xmlns:mc="http://schemas.openxmlformats.org/markup-compatibility/2006" xmlns:aink="http://schemas.microsoft.com/office/drawing/2016/ink" xmlns:am3d="http://schemas.microsoft.com/office/drawing/2017/model3d" xmlns:o="urn:schemas-microsoft-com:office:office" xmlns:oel="http://schemas.microsoft.com/office/2019/extlst" xmlns:r="http://schemas.openxmlformats.org/officeDocument/2006/relationships" xmlns:m="http://schemas.openxmlformats.org/officeDocument/2006/math" xmlns:v="urn:schemas-microsoft-com:vml" xmlns:wp14="http://schemas.microsoft.com/office/word/2010/wordprocessingDrawing" xmlns:wp="http://schemas.openxmlformats.org/drawingml/2006/wordprocessingDrawing" xmlns:w10="urn:schemas-microsoft-com:office:word" xmlns:w="http://schemas.openxmlformats.org/wordprocessingml/2006/main" xmlns:w14="http://schemas.microsoft.com/office/word/2010/wordml" xmlns:w15="http://schemas.microsoft.com/office/word/2012/wordml" xmlns:w16cei="http://schemas.microsoft.com/office/word/2026/wordml/cei" xmlns:w16cex="http://schemas.microsoft.com/office/word/2018/wordml/cex" xmlns:w16cid="http://schemas.microsoft.com/office/word/2016/wordml/cid" xmlns:w16="http://schemas.microsoft.com/office/word/2018/wordml" xmlns:w16du="http://schemas.microsoft.com/office/word/2023/wordml/word16du" xmlns:w16sdtdh="http://schemas.microsoft.com/office/word/2020/wordml/sdtdatahash" xmlns:w16sdtfl="http://schemas.microsoft.com/office/word/2024/wordml/sdtformatlock" xmlns:w16se="http://schemas.microsoft.com/office/word/2015/wordml/symex" xmlns:wpg="http://schemas.microsoft.com/office/word/2010/wordprocessingGroup" xmlns:wpi="http://schemas.microsoft.com/office/word/2010/wordprocessingInk" xmlns:wne="http://schemas.microsoft.com/office/word/2006/wordml" xmlns:wps="http://schemas.microsoft.com/office/word/2010/wordprocessingShape" mc:Ignorable="w14 w15 w16se w16cid w16 w16cex w16sdtdh w16sdtfl w16du wp14">
   <w:p>
     <w:pPr>
       <w:pStyle w:val="aa"/>
@@ -18820,7 +19899,7 @@
 </file>
 
 <file path=word/footer3.xml><?xml version="1.0" encoding="utf-8"?>
-<w:ftr xmlns:wpc="http://schemas.microsoft.com/office/word/2010/wordprocessingCanvas" xmlns:cx="http://schemas.microsoft.com/office/drawing/2014/chartex" xmlns:cx1="http://schemas.microsoft.com/office/drawing/2015/9/8/chartex" xmlns:cx2="http://schemas.microsoft.com/office/drawing/2015/10/21/chartex" xmlns:cx3="http://schemas.microsoft.com/office/drawing/2016/5/9/chartex" xmlns:cx4="http://schemas.microsoft.com/office/drawing/2016/5/10/chartex" xmlns:cx5="http://schemas.microsoft.com/office/drawing/2016/5/11/chartex" xmlns:cx6="http://schemas.microsoft.com/office/drawing/2016/5/12/chartex" xmlns:cx7="http://schemas.microsoft.com/office/drawing/2016/5/13/chartex" xmlns:cx8="http://schemas.microsoft.com/office/drawing/2016/5/14/chartex" xmlns:mc="http://schemas.openxmlformats.org/markup-compatibility/2006" xmlns:aink="http://schemas.microsoft.com/office/drawing/2016/ink" xmlns:am3d="http://schemas.microsoft.com/office/drawing/2017/model3d" xmlns:o="urn:schemas-microsoft-com:office:office" xmlns:r="http://schemas.openxmlformats.org/officeDocument/2006/relationships" xmlns:m="http://schemas.openxmlformats.org/officeDocument/2006/math" xmlns:v="urn:schemas-microsoft-com:vml" xmlns:wp14="http://schemas.microsoft.com/office/word/2010/wordprocessingDrawing" xmlns:wp="http://schemas.openxmlformats.org/drawingml/2006/wordprocessingDrawing" xmlns:w10="urn:schemas-microsoft-com:office:word" xmlns:w="http://schemas.openxmlformats.org/wordprocessingml/2006/main" xmlns:w14="http://schemas.microsoft.com/office/word/2010/wordml" xmlns:w15="http://schemas.microsoft.com/office/word/2012/wordml" xmlns:w16cex="http://schemas.microsoft.com/office/word/2018/wordml/cex" xmlns:w16cid="http://schemas.microsoft.com/office/word/2016/wordml/cid" xmlns:w16="http://schemas.microsoft.com/office/word/2018/wordml" xmlns:w16sdtdh="http://schemas.microsoft.com/office/word/2020/wordml/sdtdatahash" xmlns:w16se="http://schemas.microsoft.com/office/word/2015/wordml/symex" xmlns:wpg="http://schemas.microsoft.com/office/word/2010/wordprocessingGroup" xmlns:wpi="http://schemas.microsoft.com/office/word/2010/wordprocessingInk" xmlns:wne="http://schemas.microsoft.com/office/word/2006/wordml" xmlns:wps="http://schemas.microsoft.com/office/word/2010/wordprocessingShape" mc:Ignorable="w14 w15 w16se w16cid w16 w16cex w16sdtdh wp14">
+<w:ftr xmlns:wpc="http://schemas.microsoft.com/office/word/2010/wordprocessingCanvas" xmlns:cx="http://schemas.microsoft.com/office/drawing/2014/chartex" xmlns:cx1="http://schemas.microsoft.com/office/drawing/2015/9/8/chartex" xmlns:cx2="http://schemas.microsoft.com/office/drawing/2015/10/21/chartex" xmlns:cx3="http://schemas.microsoft.com/office/drawing/2016/5/9/chartex" xmlns:cx4="http://schemas.microsoft.com/office/drawing/2016/5/10/chartex" xmlns:cx5="http://schemas.microsoft.com/office/drawing/2016/5/11/chartex" xmlns:cx6="http://schemas.microsoft.com/office/drawing/2016/5/12/chartex" xmlns:cx7="http://schemas.microsoft.com/office/drawing/2016/5/13/chartex" xmlns:cx8="http://schemas.microsoft.com/office/drawing/2016/5/14/chartex" xmlns:mc="http://schemas.openxmlformats.org/markup-compatibility/2006" xmlns:aink="http://schemas.microsoft.com/office/drawing/2016/ink" xmlns:am3d="http://schemas.microsoft.com/office/drawing/2017/model3d" xmlns:o="urn:schemas-microsoft-com:office:office" xmlns:oel="http://schemas.microsoft.com/office/2019/extlst" xmlns:r="http://schemas.openxmlformats.org/officeDocument/2006/relationships" xmlns:m="http://schemas.openxmlformats.org/officeDocument/2006/math" xmlns:v="urn:schemas-microsoft-com:vml" xmlns:wp14="http://schemas.microsoft.com/office/word/2010/wordprocessingDrawing" xmlns:wp="http://schemas.openxmlformats.org/drawingml/2006/wordprocessingDrawing" xmlns:w10="urn:schemas-microsoft-com:office:word" xmlns:w="http://schemas.openxmlformats.org/wordprocessingml/2006/main" xmlns:w14="http://schemas.microsoft.com/office/word/2010/wordml" xmlns:w15="http://schemas.microsoft.com/office/word/2012/wordml" xmlns:w16cei="http://schemas.microsoft.com/office/word/2026/wordml/cei" xmlns:w16cex="http://schemas.microsoft.com/office/word/2018/wordml/cex" xmlns:w16cid="http://schemas.microsoft.com/office/word/2016/wordml/cid" xmlns:w16="http://schemas.microsoft.com/office/word/2018/wordml" xmlns:w16du="http://schemas.microsoft.com/office/word/2023/wordml/word16du" xmlns:w16sdtdh="http://schemas.microsoft.com/office/word/2020/wordml/sdtdatahash" xmlns:w16sdtfl="http://schemas.microsoft.com/office/word/2024/wordml/sdtformatlock" xmlns:w16se="http://schemas.microsoft.com/office/word/2015/wordml/symex" xmlns:wpg="http://schemas.microsoft.com/office/word/2010/wordprocessingGroup" xmlns:wpi="http://schemas.microsoft.com/office/word/2010/wordprocessingInk" xmlns:wne="http://schemas.microsoft.com/office/word/2006/wordml" xmlns:wps="http://schemas.microsoft.com/office/word/2010/wordprocessingShape" mc:Ignorable="w14 w15 w16se w16cid w16 w16cex w16sdtdh w16sdtfl w16du wp14">
   <w:p>
     <w:pPr>
       <w:pStyle w:val="aa"/>
@@ -18938,7 +20017,7 @@
 </file>
 
 <file path=word/footer4.xml><?xml version="1.0" encoding="utf-8"?>
-<w:ftr xmlns:wpc="http://schemas.microsoft.com/office/word/2010/wordprocessingCanvas" xmlns:cx="http://schemas.microsoft.com/office/drawing/2014/chartex" xmlns:cx1="http://schemas.microsoft.com/office/drawing/2015/9/8/chartex" xmlns:cx2="http://schemas.microsoft.com/office/drawing/2015/10/21/chartex" xmlns:cx3="http://schemas.microsoft.com/office/drawing/2016/5/9/chartex" xmlns:cx4="http://schemas.microsoft.com/office/drawing/2016/5/10/chartex" xmlns:cx5="http://schemas.microsoft.com/office/drawing/2016/5/11/chartex" xmlns:cx6="http://schemas.microsoft.com/office/drawing/2016/5/12/chartex" xmlns:cx7="http://schemas.microsoft.com/office/drawing/2016/5/13/chartex" xmlns:cx8="http://schemas.microsoft.com/office/drawing/2016/5/14/chartex" xmlns:mc="http://schemas.openxmlformats.org/markup-compatibility/2006" xmlns:aink="http://schemas.microsoft.com/office/drawing/2016/ink" xmlns:am3d="http://schemas.microsoft.com/office/drawing/2017/model3d" xmlns:o="urn:schemas-microsoft-com:office:office" xmlns:r="http://schemas.openxmlformats.org/officeDocument/2006/relationships" xmlns:m="http://schemas.openxmlformats.org/officeDocument/2006/math" xmlns:v="urn:schemas-microsoft-com:vml" xmlns:wp14="http://schemas.microsoft.com/office/word/2010/wordprocessingDrawing" xmlns:wp="http://schemas.openxmlformats.org/drawingml/2006/wordprocessingDrawing" xmlns:w10="urn:schemas-microsoft-com:office:word" xmlns:w="http://schemas.openxmlformats.org/wordprocessingml/2006/main" xmlns:w14="http://schemas.microsoft.com/office/word/2010/wordml" xmlns:w15="http://schemas.microsoft.com/office/word/2012/wordml" xmlns:w16cex="http://schemas.microsoft.com/office/word/2018/wordml/cex" xmlns:w16cid="http://schemas.microsoft.com/office/word/2016/wordml/cid" xmlns:w16="http://schemas.microsoft.com/office/word/2018/wordml" xmlns:w16sdtdh="http://schemas.microsoft.com/office/word/2020/wordml/sdtdatahash" xmlns:w16se="http://schemas.microsoft.com/office/word/2015/wordml/symex" xmlns:wpg="http://schemas.microsoft.com/office/word/2010/wordprocessingGroup" xmlns:wpi="http://schemas.microsoft.com/office/word/2010/wordprocessingInk" xmlns:wne="http://schemas.microsoft.com/office/word/2006/wordml" xmlns:wps="http://schemas.microsoft.com/office/word/2010/wordprocessingShape" mc:Ignorable="w14 w15 w16se w16cid w16 w16cex w16sdtdh wp14">
+<w:ftr xmlns:wpc="http://schemas.microsoft.com/office/word/2010/wordprocessingCanvas" xmlns:cx="http://schemas.microsoft.com/office/drawing/2014/chartex" xmlns:cx1="http://schemas.microsoft.com/office/drawing/2015/9/8/chartex" xmlns:cx2="http://schemas.microsoft.com/office/drawing/2015/10/21/chartex" xmlns:cx3="http://schemas.microsoft.com/office/drawing/2016/5/9/chartex" xmlns:cx4="http://schemas.microsoft.com/office/drawing/2016/5/10/chartex" xmlns:cx5="http://schemas.microsoft.com/office/drawing/2016/5/11/chartex" xmlns:cx6="http://schemas.microsoft.com/office/drawing/2016/5/12/chartex" xmlns:cx7="http://schemas.microsoft.com/office/drawing/2016/5/13/chartex" xmlns:cx8="http://schemas.microsoft.com/office/drawing/2016/5/14/chartex" xmlns:mc="http://schemas.openxmlformats.org/markup-compatibility/2006" xmlns:aink="http://schemas.microsoft.com/office/drawing/2016/ink" xmlns:am3d="http://schemas.microsoft.com/office/drawing/2017/model3d" xmlns:o="urn:schemas-microsoft-com:office:office" xmlns:oel="http://schemas.microsoft.com/office/2019/extlst" xmlns:r="http://schemas.openxmlformats.org/officeDocument/2006/relationships" xmlns:m="http://schemas.openxmlformats.org/officeDocument/2006/math" xmlns:v="urn:schemas-microsoft-com:vml" xmlns:wp14="http://schemas.microsoft.com/office/word/2010/wordprocessingDrawing" xmlns:wp="http://schemas.openxmlformats.org/drawingml/2006/wordprocessingDrawing" xmlns:w10="urn:schemas-microsoft-com:office:word" xmlns:w="http://schemas.openxmlformats.org/wordprocessingml/2006/main" xmlns:w14="http://schemas.microsoft.com/office/word/2010/wordml" xmlns:w15="http://schemas.microsoft.com/office/word/2012/wordml" xmlns:w16cei="http://schemas.microsoft.com/office/word/2026/wordml/cei" xmlns:w16cex="http://schemas.microsoft.com/office/word/2018/wordml/cex" xmlns:w16cid="http://schemas.microsoft.com/office/word/2016/wordml/cid" xmlns:w16="http://schemas.microsoft.com/office/word/2018/wordml" xmlns:w16du="http://schemas.microsoft.com/office/word/2023/wordml/word16du" xmlns:w16sdtdh="http://schemas.microsoft.com/office/word/2020/wordml/sdtdatahash" xmlns:w16sdtfl="http://schemas.microsoft.com/office/word/2024/wordml/sdtformatlock" xmlns:w16se="http://schemas.microsoft.com/office/word/2015/wordml/symex" xmlns:wpg="http://schemas.microsoft.com/office/word/2010/wordprocessingGroup" xmlns:wpi="http://schemas.microsoft.com/office/word/2010/wordprocessingInk" xmlns:wne="http://schemas.microsoft.com/office/word/2006/wordml" xmlns:wps="http://schemas.microsoft.com/office/word/2010/wordprocessingShape" mc:Ignorable="w14 w15 w16se w16cid w16 w16cex w16sdtdh w16sdtfl w16du wp14">
   <w:sdt>
     <w:sdtPr>
       <w:id w:val="-1482621388"/>
@@ -19000,7 +20079,7 @@
 </file>
 
 <file path=word/footer5.xml><?xml version="1.0" encoding="utf-8"?>
-<w:ftr xmlns:wpc="http://schemas.microsoft.com/office/word/2010/wordprocessingCanvas" xmlns:cx="http://schemas.microsoft.com/office/drawing/2014/chartex" xmlns:cx1="http://schemas.microsoft.com/office/drawing/2015/9/8/chartex" xmlns:cx2="http://schemas.microsoft.com/office/drawing/2015/10/21/chartex" xmlns:cx3="http://schemas.microsoft.com/office/drawing/2016/5/9/chartex" xmlns:cx4="http://schemas.microsoft.com/office/drawing/2016/5/10/chartex" xmlns:cx5="http://schemas.microsoft.com/office/drawing/2016/5/11/chartex" xmlns:cx6="http://schemas.microsoft.com/office/drawing/2016/5/12/chartex" xmlns:cx7="http://schemas.microsoft.com/office/drawing/2016/5/13/chartex" xmlns:cx8="http://schemas.microsoft.com/office/drawing/2016/5/14/chartex" xmlns:mc="http://schemas.openxmlformats.org/markup-compatibility/2006" xmlns:aink="http://schemas.microsoft.com/office/drawing/2016/ink" xmlns:am3d="http://schemas.microsoft.com/office/drawing/2017/model3d" xmlns:o="urn:schemas-microsoft-com:office:office" xmlns:r="http://schemas.openxmlformats.org/officeDocument/2006/relationships" xmlns:m="http://schemas.openxmlformats.org/officeDocument/2006/math" xmlns:v="urn:schemas-microsoft-com:vml" xmlns:wp14="http://schemas.microsoft.com/office/word/2010/wordprocessingDrawing" xmlns:wp="http://schemas.openxmlformats.org/drawingml/2006/wordprocessingDrawing" xmlns:w10="urn:schemas-microsoft-com:office:word" xmlns:w="http://schemas.openxmlformats.org/wordprocessingml/2006/main" xmlns:w14="http://schemas.microsoft.com/office/word/2010/wordml" xmlns:w15="http://schemas.microsoft.com/office/word/2012/wordml" xmlns:w16cex="http://schemas.microsoft.com/office/word/2018/wordml/cex" xmlns:w16cid="http://schemas.microsoft.com/office/word/2016/wordml/cid" xmlns:w16="http://schemas.microsoft.com/office/word/2018/wordml" xmlns:w16sdtdh="http://schemas.microsoft.com/office/word/2020/wordml/sdtdatahash" xmlns:w16se="http://schemas.microsoft.com/office/word/2015/wordml/symex" xmlns:wpg="http://schemas.microsoft.com/office/word/2010/wordprocessingGroup" xmlns:wpi="http://schemas.microsoft.com/office/word/2010/wordprocessingInk" xmlns:wne="http://schemas.microsoft.com/office/word/2006/wordml" xmlns:wps="http://schemas.microsoft.com/office/word/2010/wordprocessingShape" mc:Ignorable="w14 w15 w16se w16cid w16 w16cex w16sdtdh wp14">
+<w:ftr xmlns:wpc="http://schemas.microsoft.com/office/word/2010/wordprocessingCanvas" xmlns:cx="http://schemas.microsoft.com/office/drawing/2014/chartex" xmlns:cx1="http://schemas.microsoft.com/office/drawing/2015/9/8/chartex" xmlns:cx2="http://schemas.microsoft.com/office/drawing/2015/10/21/chartex" xmlns:cx3="http://schemas.microsoft.com/office/drawing/2016/5/9/chartex" xmlns:cx4="http://schemas.microsoft.com/office/drawing/2016/5/10/chartex" xmlns:cx5="http://schemas.microsoft.com/office/drawing/2016/5/11/chartex" xmlns:cx6="http://schemas.microsoft.com/office/drawing/2016/5/12/chartex" xmlns:cx7="http://schemas.microsoft.com/office/drawing/2016/5/13/chartex" xmlns:cx8="http://schemas.microsoft.com/office/drawing/2016/5/14/chartex" xmlns:mc="http://schemas.openxmlformats.org/markup-compatibility/2006" xmlns:aink="http://schemas.microsoft.com/office/drawing/2016/ink" xmlns:am3d="http://schemas.microsoft.com/office/drawing/2017/model3d" xmlns:o="urn:schemas-microsoft-com:office:office" xmlns:oel="http://schemas.microsoft.com/office/2019/extlst" xmlns:r="http://schemas.openxmlformats.org/officeDocument/2006/relationships" xmlns:m="http://schemas.openxmlformats.org/officeDocument/2006/math" xmlns:v="urn:schemas-microsoft-com:vml" xmlns:wp14="http://schemas.microsoft.com/office/word/2010/wordprocessingDrawing" xmlns:wp="http://schemas.openxmlformats.org/drawingml/2006/wordprocessingDrawing" xmlns:w10="urn:schemas-microsoft-com:office:word" xmlns:w="http://schemas.openxmlformats.org/wordprocessingml/2006/main" xmlns:w14="http://schemas.microsoft.com/office/word/2010/wordml" xmlns:w15="http://schemas.microsoft.com/office/word/2012/wordml" xmlns:w16cei="http://schemas.microsoft.com/office/word/2026/wordml/cei" xmlns:w16cex="http://schemas.microsoft.com/office/word/2018/wordml/cex" xmlns:w16cid="http://schemas.microsoft.com/office/word/2016/wordml/cid" xmlns:w16="http://schemas.microsoft.com/office/word/2018/wordml" xmlns:w16du="http://schemas.microsoft.com/office/word/2023/wordml/word16du" xmlns:w16sdtdh="http://schemas.microsoft.com/office/word/2020/wordml/sdtdatahash" xmlns:w16sdtfl="http://schemas.microsoft.com/office/word/2024/wordml/sdtformatlock" xmlns:w16se="http://schemas.microsoft.com/office/word/2015/wordml/symex" xmlns:wpg="http://schemas.microsoft.com/office/word/2010/wordprocessingGroup" xmlns:wpi="http://schemas.microsoft.com/office/word/2010/wordprocessingInk" xmlns:wne="http://schemas.microsoft.com/office/word/2006/wordml" xmlns:wps="http://schemas.microsoft.com/office/word/2010/wordprocessingShape" mc:Ignorable="w14 w15 w16se w16cid w16 w16cex w16sdtdh w16sdtfl w16du wp14">
   <w:sdt>
     <w:sdtPr>
       <w:id w:val="-510221568"/>
@@ -19062,7 +20141,7 @@
 </file>
 
 <file path=word/footer6.xml><?xml version="1.0" encoding="utf-8"?>
-<w:ftr xmlns:wpc="http://schemas.microsoft.com/office/word/2010/wordprocessingCanvas" xmlns:cx="http://schemas.microsoft.com/office/drawing/2014/chartex" xmlns:cx1="http://schemas.microsoft.com/office/drawing/2015/9/8/chartex" xmlns:cx2="http://schemas.microsoft.com/office/drawing/2015/10/21/chartex" xmlns:cx3="http://schemas.microsoft.com/office/drawing/2016/5/9/chartex" xmlns:cx4="http://schemas.microsoft.com/office/drawing/2016/5/10/chartex" xmlns:cx5="http://schemas.microsoft.com/office/drawing/2016/5/11/chartex" xmlns:cx6="http://schemas.microsoft.com/office/drawing/2016/5/12/chartex" xmlns:cx7="http://schemas.microsoft.com/office/drawing/2016/5/13/chartex" xmlns:cx8="http://schemas.microsoft.com/office/drawing/2016/5/14/chartex" xmlns:mc="http://schemas.openxmlformats.org/markup-compatibility/2006" xmlns:aink="http://schemas.microsoft.com/office/drawing/2016/ink" xmlns:am3d="http://schemas.microsoft.com/office/drawing/2017/model3d" xmlns:o="urn:schemas-microsoft-com:office:office" xmlns:r="http://schemas.openxmlformats.org/officeDocument/2006/relationships" xmlns:m="http://schemas.openxmlformats.org/officeDocument/2006/math" xmlns:v="urn:schemas-microsoft-com:vml" xmlns:wp14="http://schemas.microsoft.com/office/word/2010/wordprocessingDrawing" xmlns:wp="http://schemas.openxmlformats.org/drawingml/2006/wordprocessingDrawing" xmlns:w10="urn:schemas-microsoft-com:office:word" xmlns:w="http://schemas.openxmlformats.org/wordprocessingml/2006/main" xmlns:w14="http://schemas.microsoft.com/office/word/2010/wordml" xmlns:w15="http://schemas.microsoft.com/office/word/2012/wordml" xmlns:w16cex="http://schemas.microsoft.com/office/word/2018/wordml/cex" xmlns:w16cid="http://schemas.microsoft.com/office/word/2016/wordml/cid" xmlns:w16="http://schemas.microsoft.com/office/word/2018/wordml" xmlns:w16sdtdh="http://schemas.microsoft.com/office/word/2020/wordml/sdtdatahash" xmlns:w16se="http://schemas.microsoft.com/office/word/2015/wordml/symex" xmlns:wpg="http://schemas.microsoft.com/office/word/2010/wordprocessingGroup" xmlns:wpi="http://schemas.microsoft.com/office/word/2010/wordprocessingInk" xmlns:wne="http://schemas.microsoft.com/office/word/2006/wordml" xmlns:wps="http://schemas.microsoft.com/office/word/2010/wordprocessingShape" mc:Ignorable="w14 w15 w16se w16cid w16 w16cex w16sdtdh wp14">
+<w:ftr xmlns:wpc="http://schemas.microsoft.com/office/word/2010/wordprocessingCanvas" xmlns:cx="http://schemas.microsoft.com/office/drawing/2014/chartex" xmlns:cx1="http://schemas.microsoft.com/office/drawing/2015/9/8/chartex" xmlns:cx2="http://schemas.microsoft.com/office/drawing/2015/10/21/chartex" xmlns:cx3="http://schemas.microsoft.com/office/drawing/2016/5/9/chartex" xmlns:cx4="http://schemas.microsoft.com/office/drawing/2016/5/10/chartex" xmlns:cx5="http://schemas.microsoft.com/office/drawing/2016/5/11/chartex" xmlns:cx6="http://schemas.microsoft.com/office/drawing/2016/5/12/chartex" xmlns:cx7="http://schemas.microsoft.com/office/drawing/2016/5/13/chartex" xmlns:cx8="http://schemas.microsoft.com/office/drawing/2016/5/14/chartex" xmlns:mc="http://schemas.openxmlformats.org/markup-compatibility/2006" xmlns:aink="http://schemas.microsoft.com/office/drawing/2016/ink" xmlns:am3d="http://schemas.microsoft.com/office/drawing/2017/model3d" xmlns:o="urn:schemas-microsoft-com:office:office" xmlns:oel="http://schemas.microsoft.com/office/2019/extlst" xmlns:r="http://schemas.openxmlformats.org/officeDocument/2006/relationships" xmlns:m="http://schemas.openxmlformats.org/officeDocument/2006/math" xmlns:v="urn:schemas-microsoft-com:vml" xmlns:wp14="http://schemas.microsoft.com/office/word/2010/wordprocessingDrawing" xmlns:wp="http://schemas.openxmlformats.org/drawingml/2006/wordprocessingDrawing" xmlns:w10="urn:schemas-microsoft-com:office:word" xmlns:w="http://schemas.openxmlformats.org/wordprocessingml/2006/main" xmlns:w14="http://schemas.microsoft.com/office/word/2010/wordml" xmlns:w15="http://schemas.microsoft.com/office/word/2012/wordml" xmlns:w16cei="http://schemas.microsoft.com/office/word/2026/wordml/cei" xmlns:w16cex="http://schemas.microsoft.com/office/word/2018/wordml/cex" xmlns:w16cid="http://schemas.microsoft.com/office/word/2016/wordml/cid" xmlns:w16="http://schemas.microsoft.com/office/word/2018/wordml" xmlns:w16du="http://schemas.microsoft.com/office/word/2023/wordml/word16du" xmlns:w16sdtdh="http://schemas.microsoft.com/office/word/2020/wordml/sdtdatahash" xmlns:w16sdtfl="http://schemas.microsoft.com/office/word/2024/wordml/sdtformatlock" xmlns:w16se="http://schemas.microsoft.com/office/word/2015/wordml/symex" xmlns:wpg="http://schemas.microsoft.com/office/word/2010/wordprocessingGroup" xmlns:wpi="http://schemas.microsoft.com/office/word/2010/wordprocessingInk" xmlns:wne="http://schemas.microsoft.com/office/word/2006/wordml" xmlns:wps="http://schemas.microsoft.com/office/word/2010/wordprocessingShape" mc:Ignorable="w14 w15 w16se w16cid w16 w16cex w16sdtdh w16sdtfl w16du wp14">
   <w:sdt>
     <w:sdtPr>
       <w:id w:val="-634717940"/>
@@ -19124,7 +20203,7 @@
 </file>
 
 <file path=word/footer7.xml><?xml version="1.0" encoding="utf-8"?>
-<w:ftr xmlns:wpc="http://schemas.microsoft.com/office/word/2010/wordprocessingCanvas" xmlns:cx="http://schemas.microsoft.com/office/drawing/2014/chartex" xmlns:cx1="http://schemas.microsoft.com/office/drawing/2015/9/8/chartex" xmlns:cx2="http://schemas.microsoft.com/office/drawing/2015/10/21/chartex" xmlns:cx3="http://schemas.microsoft.com/office/drawing/2016/5/9/chartex" xmlns:cx4="http://schemas.microsoft.com/office/drawing/2016/5/10/chartex" xmlns:cx5="http://schemas.microsoft.com/office/drawing/2016/5/11/chartex" xmlns:cx6="http://schemas.microsoft.com/office/drawing/2016/5/12/chartex" xmlns:cx7="http://schemas.microsoft.com/office/drawing/2016/5/13/chartex" xmlns:cx8="http://schemas.microsoft.com/office/drawing/2016/5/14/chartex" xmlns:mc="http://schemas.openxmlformats.org/markup-compatibility/2006" xmlns:aink="http://schemas.microsoft.com/office/drawing/2016/ink" xmlns:am3d="http://schemas.microsoft.com/office/drawing/2017/model3d" xmlns:o="urn:schemas-microsoft-com:office:office" xmlns:r="http://schemas.openxmlformats.org/officeDocument/2006/relationships" xmlns:m="http://schemas.openxmlformats.org/officeDocument/2006/math" xmlns:v="urn:schemas-microsoft-com:vml" xmlns:wp14="http://schemas.microsoft.com/office/word/2010/wordprocessingDrawing" xmlns:wp="http://schemas.openxmlformats.org/drawingml/2006/wordprocessingDrawing" xmlns:w10="urn:schemas-microsoft-com:office:word" xmlns:w="http://schemas.openxmlformats.org/wordprocessingml/2006/main" xmlns:w14="http://schemas.microsoft.com/office/word/2010/wordml" xmlns:w15="http://schemas.microsoft.com/office/word/2012/wordml" xmlns:w16cex="http://schemas.microsoft.com/office/word/2018/wordml/cex" xmlns:w16cid="http://schemas.microsoft.com/office/word/2016/wordml/cid" xmlns:w16="http://schemas.microsoft.com/office/word/2018/wordml" xmlns:w16sdtdh="http://schemas.microsoft.com/office/word/2020/wordml/sdtdatahash" xmlns:w16se="http://schemas.microsoft.com/office/word/2015/wordml/symex" xmlns:wpg="http://schemas.microsoft.com/office/word/2010/wordprocessingGroup" xmlns:wpi="http://schemas.microsoft.com/office/word/2010/wordprocessingInk" xmlns:wne="http://schemas.microsoft.com/office/word/2006/wordml" xmlns:wps="http://schemas.microsoft.com/office/word/2010/wordprocessingShape" mc:Ignorable="w14 w15 w16se w16cid w16 w16cex w16sdtdh wp14">
+<w:ftr xmlns:wpc="http://schemas.microsoft.com/office/word/2010/wordprocessingCanvas" xmlns:cx="http://schemas.microsoft.com/office/drawing/2014/chartex" xmlns:cx1="http://schemas.microsoft.com/office/drawing/2015/9/8/chartex" xmlns:cx2="http://schemas.microsoft.com/office/drawing/2015/10/21/chartex" xmlns:cx3="http://schemas.microsoft.com/office/drawing/2016/5/9/chartex" xmlns:cx4="http://schemas.microsoft.com/office/drawing/2016/5/10/chartex" xmlns:cx5="http://schemas.microsoft.com/office/drawing/2016/5/11/chartex" xmlns:cx6="http://schemas.microsoft.com/office/drawing/2016/5/12/chartex" xmlns:cx7="http://schemas.microsoft.com/office/drawing/2016/5/13/chartex" xmlns:cx8="http://schemas.microsoft.com/office/drawing/2016/5/14/chartex" xmlns:mc="http://schemas.openxmlformats.org/markup-compatibility/2006" xmlns:aink="http://schemas.microsoft.com/office/drawing/2016/ink" xmlns:am3d="http://schemas.microsoft.com/office/drawing/2017/model3d" xmlns:o="urn:schemas-microsoft-com:office:office" xmlns:oel="http://schemas.microsoft.com/office/2019/extlst" xmlns:r="http://schemas.openxmlformats.org/officeDocument/2006/relationships" xmlns:m="http://schemas.openxmlformats.org/officeDocument/2006/math" xmlns:v="urn:schemas-microsoft-com:vml" xmlns:wp14="http://schemas.microsoft.com/office/word/2010/wordprocessingDrawing" xmlns:wp="http://schemas.openxmlformats.org/drawingml/2006/wordprocessingDrawing" xmlns:w10="urn:schemas-microsoft-com:office:word" xmlns:w="http://schemas.openxmlformats.org/wordprocessingml/2006/main" xmlns:w14="http://schemas.microsoft.com/office/word/2010/wordml" xmlns:w15="http://schemas.microsoft.com/office/word/2012/wordml" xmlns:w16cei="http://schemas.microsoft.com/office/word/2026/wordml/cei" xmlns:w16cex="http://schemas.microsoft.com/office/word/2018/wordml/cex" xmlns:w16cid="http://schemas.microsoft.com/office/word/2016/wordml/cid" xmlns:w16="http://schemas.microsoft.com/office/word/2018/wordml" xmlns:w16du="http://schemas.microsoft.com/office/word/2023/wordml/word16du" xmlns:w16sdtdh="http://schemas.microsoft.com/office/word/2020/wordml/sdtdatahash" xmlns:w16sdtfl="http://schemas.microsoft.com/office/word/2024/wordml/sdtformatlock" xmlns:w16se="http://schemas.microsoft.com/office/word/2015/wordml/symex" xmlns:wpg="http://schemas.microsoft.com/office/word/2010/wordprocessingGroup" xmlns:wpi="http://schemas.microsoft.com/office/word/2010/wordprocessingInk" xmlns:wne="http://schemas.microsoft.com/office/word/2006/wordml" xmlns:wps="http://schemas.microsoft.com/office/word/2010/wordprocessingShape" mc:Ignorable="w14 w15 w16se w16cid w16 w16cex w16sdtdh w16sdtfl w16du wp14">
   <w:sdt>
     <w:sdtPr>
       <w:id w:val="1287470021"/>
@@ -19186,7 +20265,7 @@
 </file>
 
 <file path=word/footer8.xml><?xml version="1.0" encoding="utf-8"?>
-<w:ftr xmlns:wpc="http://schemas.microsoft.com/office/word/2010/wordprocessingCanvas" xmlns:cx="http://schemas.microsoft.com/office/drawing/2014/chartex" xmlns:cx1="http://schemas.microsoft.com/office/drawing/2015/9/8/chartex" xmlns:cx2="http://schemas.microsoft.com/office/drawing/2015/10/21/chartex" xmlns:cx3="http://schemas.microsoft.com/office/drawing/2016/5/9/chartex" xmlns:cx4="http://schemas.microsoft.com/office/drawing/2016/5/10/chartex" xmlns:cx5="http://schemas.microsoft.com/office/drawing/2016/5/11/chartex" xmlns:cx6="http://schemas.microsoft.com/office/drawing/2016/5/12/chartex" xmlns:cx7="http://schemas.microsoft.com/office/drawing/2016/5/13/chartex" xmlns:cx8="http://schemas.microsoft.com/office/drawing/2016/5/14/chartex" xmlns:mc="http://schemas.openxmlformats.org/markup-compatibility/2006" xmlns:aink="http://schemas.microsoft.com/office/drawing/2016/ink" xmlns:am3d="http://schemas.microsoft.com/office/drawing/2017/model3d" xmlns:o="urn:schemas-microsoft-com:office:office" xmlns:r="http://schemas.openxmlformats.org/officeDocument/2006/relationships" xmlns:m="http://schemas.openxmlformats.org/officeDocument/2006/math" xmlns:v="urn:schemas-microsoft-com:vml" xmlns:wp14="http://schemas.microsoft.com/office/word/2010/wordprocessingDrawing" xmlns:wp="http://schemas.openxmlformats.org/drawingml/2006/wordprocessingDrawing" xmlns:w10="urn:schemas-microsoft-com:office:word" xmlns:w="http://schemas.openxmlformats.org/wordprocessingml/2006/main" xmlns:w14="http://schemas.microsoft.com/office/word/2010/wordml" xmlns:w15="http://schemas.microsoft.com/office/word/2012/wordml" xmlns:w16cex="http://schemas.microsoft.com/office/word/2018/wordml/cex" xmlns:w16cid="http://schemas.microsoft.com/office/word/2016/wordml/cid" xmlns:w16="http://schemas.microsoft.com/office/word/2018/wordml" xmlns:w16sdtdh="http://schemas.microsoft.com/office/word/2020/wordml/sdtdatahash" xmlns:w16se="http://schemas.microsoft.com/office/word/2015/wordml/symex" xmlns:wpg="http://schemas.microsoft.com/office/word/2010/wordprocessingGroup" xmlns:wpi="http://schemas.microsoft.com/office/word/2010/wordprocessingInk" xmlns:wne="http://schemas.microsoft.com/office/word/2006/wordml" xmlns:wps="http://schemas.microsoft.com/office/word/2010/wordprocessingShape" mc:Ignorable="w14 w15 w16se w16cid w16 w16cex w16sdtdh wp14">
+<w:ftr xmlns:wpc="http://schemas.microsoft.com/office/word/2010/wordprocessingCanvas" xmlns:cx="http://schemas.microsoft.com/office/drawing/2014/chartex" xmlns:cx1="http://schemas.microsoft.com/office/drawing/2015/9/8/chartex" xmlns:cx2="http://schemas.microsoft.com/office/drawing/2015/10/21/chartex" xmlns:cx3="http://schemas.microsoft.com/office/drawing/2016/5/9/chartex" xmlns:cx4="http://schemas.microsoft.com/office/drawing/2016/5/10/chartex" xmlns:cx5="http://schemas.microsoft.com/office/drawing/2016/5/11/chartex" xmlns:cx6="http://schemas.microsoft.com/office/drawing/2016/5/12/chartex" xmlns:cx7="http://schemas.microsoft.com/office/drawing/2016/5/13/chartex" xmlns:cx8="http://schemas.microsoft.com/office/drawing/2016/5/14/chartex" xmlns:mc="http://schemas.openxmlformats.org/markup-compatibility/2006" xmlns:aink="http://schemas.microsoft.com/office/drawing/2016/ink" xmlns:am3d="http://schemas.microsoft.com/office/drawing/2017/model3d" xmlns:o="urn:schemas-microsoft-com:office:office" xmlns:oel="http://schemas.microsoft.com/office/2019/extlst" xmlns:r="http://schemas.openxmlformats.org/officeDocument/2006/relationships" xmlns:m="http://schemas.openxmlformats.org/officeDocument/2006/math" xmlns:v="urn:schemas-microsoft-com:vml" xmlns:wp14="http://schemas.microsoft.com/office/word/2010/wordprocessingDrawing" xmlns:wp="http://schemas.openxmlformats.org/drawingml/2006/wordprocessingDrawing" xmlns:w10="urn:schemas-microsoft-com:office:word" xmlns:w="http://schemas.openxmlformats.org/wordprocessingml/2006/main" xmlns:w14="http://schemas.microsoft.com/office/word/2010/wordml" xmlns:w15="http://schemas.microsoft.com/office/word/2012/wordml" xmlns:w16cei="http://schemas.microsoft.com/office/word/2026/wordml/cei" xmlns:w16cex="http://schemas.microsoft.com/office/word/2018/wordml/cex" xmlns:w16cid="http://schemas.microsoft.com/office/word/2016/wordml/cid" xmlns:w16="http://schemas.microsoft.com/office/word/2018/wordml" xmlns:w16du="http://schemas.microsoft.com/office/word/2023/wordml/word16du" xmlns:w16sdtdh="http://schemas.microsoft.com/office/word/2020/wordml/sdtdatahash" xmlns:w16sdtfl="http://schemas.microsoft.com/office/word/2024/wordml/sdtformatlock" xmlns:w16se="http://schemas.microsoft.com/office/word/2015/wordml/symex" xmlns:wpg="http://schemas.microsoft.com/office/word/2010/wordprocessingGroup" xmlns:wpi="http://schemas.microsoft.com/office/word/2010/wordprocessingInk" xmlns:wne="http://schemas.microsoft.com/office/word/2006/wordml" xmlns:wps="http://schemas.microsoft.com/office/word/2010/wordprocessingShape" mc:Ignorable="w14 w15 w16se w16cid w16 w16cex w16sdtdh w16sdtfl w16du wp14">
   <w:p>
     <w:pPr>
       <w:pStyle w:val="aa"/>
@@ -19237,7 +20316,7 @@
 </file>
 
 <file path=word/footer9.xml><?xml version="1.0" encoding="utf-8"?>
-<w:ftr xmlns:wpc="http://schemas.microsoft.com/office/word/2010/wordprocessingCanvas" xmlns:cx="http://schemas.microsoft.com/office/drawing/2014/chartex" xmlns:cx1="http://schemas.microsoft.com/office/drawing/2015/9/8/chartex" xmlns:cx2="http://schemas.microsoft.com/office/drawing/2015/10/21/chartex" xmlns:cx3="http://schemas.microsoft.com/office/drawing/2016/5/9/chartex" xmlns:cx4="http://schemas.microsoft.com/office/drawing/2016/5/10/chartex" xmlns:cx5="http://schemas.microsoft.com/office/drawing/2016/5/11/chartex" xmlns:cx6="http://schemas.microsoft.com/office/drawing/2016/5/12/chartex" xmlns:cx7="http://schemas.microsoft.com/office/drawing/2016/5/13/chartex" xmlns:cx8="http://schemas.microsoft.com/office/drawing/2016/5/14/chartex" xmlns:mc="http://schemas.openxmlformats.org/markup-compatibility/2006" xmlns:aink="http://schemas.microsoft.com/office/drawing/2016/ink" xmlns:am3d="http://schemas.microsoft.com/office/drawing/2017/model3d" xmlns:o="urn:schemas-microsoft-com:office:office" xmlns:r="http://schemas.openxmlformats.org/officeDocument/2006/relationships" xmlns:m="http://schemas.openxmlformats.org/officeDocument/2006/math" xmlns:v="urn:schemas-microsoft-com:vml" xmlns:wp14="http://schemas.microsoft.com/office/word/2010/wordprocessingDrawing" xmlns:wp="http://schemas.openxmlformats.org/drawingml/2006/wordprocessingDrawing" xmlns:w10="urn:schemas-microsoft-com:office:word" xmlns:w="http://schemas.openxmlformats.org/wordprocessingml/2006/main" xmlns:w14="http://schemas.microsoft.com/office/word/2010/wordml" xmlns:w15="http://schemas.microsoft.com/office/word/2012/wordml" xmlns:w16cex="http://schemas.microsoft.com/office/word/2018/wordml/cex" xmlns:w16cid="http://schemas.microsoft.com/office/word/2016/wordml/cid" xmlns:w16="http://schemas.microsoft.com/office/word/2018/wordml" xmlns:w16sdtdh="http://schemas.microsoft.com/office/word/2020/wordml/sdtdatahash" xmlns:w16se="http://schemas.microsoft.com/office/word/2015/wordml/symex" xmlns:wpg="http://schemas.microsoft.com/office/word/2010/wordprocessingGroup" xmlns:wpi="http://schemas.microsoft.com/office/word/2010/wordprocessingInk" xmlns:wne="http://schemas.microsoft.com/office/word/2006/wordml" xmlns:wps="http://schemas.microsoft.com/office/word/2010/wordprocessingShape" mc:Ignorable="w14 w15 w16se w16cid w16 w16cex w16sdtdh wp14">
+<w:ftr xmlns:wpc="http://schemas.microsoft.com/office/word/2010/wordprocessingCanvas" xmlns:cx="http://schemas.microsoft.com/office/drawing/2014/chartex" xmlns:cx1="http://schemas.microsoft.com/office/drawing/2015/9/8/chartex" xmlns:cx2="http://schemas.microsoft.com/office/drawing/2015/10/21/chartex" xmlns:cx3="http://schemas.microsoft.com/office/drawing/2016/5/9/chartex" xmlns:cx4="http://schemas.microsoft.com/office/drawing/2016/5/10/chartex" xmlns:cx5="http://schemas.microsoft.com/office/drawing/2016/5/11/chartex" xmlns:cx6="http://schemas.microsoft.com/office/drawing/2016/5/12/chartex" xmlns:cx7="http://schemas.microsoft.com/office/drawing/2016/5/13/chartex" xmlns:cx8="http://schemas.microsoft.com/office/drawing/2016/5/14/chartex" xmlns:mc="http://schemas.openxmlformats.org/markup-compatibility/2006" xmlns:aink="http://schemas.microsoft.com/office/drawing/2016/ink" xmlns:am3d="http://schemas.microsoft.com/office/drawing/2017/model3d" xmlns:o="urn:schemas-microsoft-com:office:office" xmlns:oel="http://schemas.microsoft.com/office/2019/extlst" xmlns:r="http://schemas.openxmlformats.org/officeDocument/2006/relationships" xmlns:m="http://schemas.openxmlformats.org/officeDocument/2006/math" xmlns:v="urn:schemas-microsoft-com:vml" xmlns:wp14="http://schemas.microsoft.com/office/word/2010/wordprocessingDrawing" xmlns:wp="http://schemas.openxmlformats.org/drawingml/2006/wordprocessingDrawing" xmlns:w10="urn:schemas-microsoft-com:office:word" xmlns:w="http://schemas.openxmlformats.org/wordprocessingml/2006/main" xmlns:w14="http://schemas.microsoft.com/office/word/2010/wordml" xmlns:w15="http://schemas.microsoft.com/office/word/2012/wordml" xmlns:w16cei="http://schemas.microsoft.com/office/word/2026/wordml/cei" xmlns:w16cex="http://schemas.microsoft.com/office/word/2018/wordml/cex" xmlns:w16cid="http://schemas.microsoft.com/office/word/2016/wordml/cid" xmlns:w16="http://schemas.microsoft.com/office/word/2018/wordml" xmlns:w16du="http://schemas.microsoft.com/office/word/2023/wordml/word16du" xmlns:w16sdtdh="http://schemas.microsoft.com/office/word/2020/wordml/sdtdatahash" xmlns:w16sdtfl="http://schemas.microsoft.com/office/word/2024/wordml/sdtformatlock" xmlns:w16se="http://schemas.microsoft.com/office/word/2015/wordml/symex" xmlns:wpg="http://schemas.microsoft.com/office/word/2010/wordprocessingGroup" xmlns:wpi="http://schemas.microsoft.com/office/word/2010/wordprocessingInk" xmlns:wne="http://schemas.microsoft.com/office/word/2006/wordml" xmlns:wps="http://schemas.microsoft.com/office/word/2010/wordprocessingShape" mc:Ignorable="w14 w15 w16se w16cid w16 w16cex w16sdtdh w16sdtfl w16du wp14">
   <w:p>
     <w:pPr>
       <w:pStyle w:val="aa"/>
@@ -19288,7 +20367,7 @@
 </file>
 
 <file path=word/footnotes.xml><?xml version="1.0" encoding="utf-8"?>
-<w:footnotes xmlns:wpc="http://schemas.microsoft.com/office/word/2010/wordprocessingCanvas" xmlns:cx="http://schemas.microsoft.com/office/drawing/2014/chartex" xmlns:cx1="http://schemas.microsoft.com/office/drawing/2015/9/8/chartex" xmlns:cx2="http://schemas.microsoft.com/office/drawing/2015/10/21/chartex" xmlns:cx3="http://schemas.microsoft.com/office/drawing/2016/5/9/chartex" xmlns:cx4="http://schemas.microsoft.com/office/drawing/2016/5/10/chartex" xmlns:cx5="http://schemas.microsoft.com/office/drawing/2016/5/11/chartex" xmlns:cx6="http://schemas.microsoft.com/office/drawing/2016/5/12/chartex" xmlns:cx7="http://schemas.microsoft.com/office/drawing/2016/5/13/chartex" xmlns:cx8="http://schemas.microsoft.com/office/drawing/2016/5/14/chartex" xmlns:mc="http://schemas.openxmlformats.org/markup-compatibility/2006" xmlns:aink="http://schemas.microsoft.com/office/drawing/2016/ink" xmlns:am3d="http://schemas.microsoft.com/office/drawing/2017/model3d" xmlns:o="urn:schemas-microsoft-com:office:office" xmlns:r="http://schemas.openxmlformats.org/officeDocument/2006/relationships" xmlns:m="http://schemas.openxmlformats.org/officeDocument/2006/math" xmlns:v="urn:schemas-microsoft-com:vml" xmlns:wp14="http://schemas.microsoft.com/office/word/2010/wordprocessingDrawing" xmlns:wp="http://schemas.openxmlformats.org/drawingml/2006/wordprocessingDrawing" xmlns:w10="urn:schemas-microsoft-com:office:word" xmlns:w="http://schemas.openxmlformats.org/wordprocessingml/2006/main" xmlns:w14="http://schemas.microsoft.com/office/word/2010/wordml" xmlns:w15="http://schemas.microsoft.com/office/word/2012/wordml" xmlns:w16cex="http://schemas.microsoft.com/office/word/2018/wordml/cex" xmlns:w16cid="http://schemas.microsoft.com/office/word/2016/wordml/cid" xmlns:w16="http://schemas.microsoft.com/office/word/2018/wordml" xmlns:w16sdtdh="http://schemas.microsoft.com/office/word/2020/wordml/sdtdatahash" xmlns:w16se="http://schemas.microsoft.com/office/word/2015/wordml/symex" xmlns:wpg="http://schemas.microsoft.com/office/word/2010/wordprocessingGroup" xmlns:wpi="http://schemas.microsoft.com/office/word/2010/wordprocessingInk" xmlns:wne="http://schemas.microsoft.com/office/word/2006/wordml" xmlns:wps="http://schemas.microsoft.com/office/word/2010/wordprocessingShape" mc:Ignorable="w14 w15 w16se w16cid w16 w16cex w16sdtdh wp14">
+<w:footnotes xmlns:wpc="http://schemas.microsoft.com/office/word/2010/wordprocessingCanvas" xmlns:cx="http://schemas.microsoft.com/office/drawing/2014/chartex" xmlns:cx1="http://schemas.microsoft.com/office/drawing/2015/9/8/chartex" xmlns:cx2="http://schemas.microsoft.com/office/drawing/2015/10/21/chartex" xmlns:cx3="http://schemas.microsoft.com/office/drawing/2016/5/9/chartex" xmlns:cx4="http://schemas.microsoft.com/office/drawing/2016/5/10/chartex" xmlns:cx5="http://schemas.microsoft.com/office/drawing/2016/5/11/chartex" xmlns:cx6="http://schemas.microsoft.com/office/drawing/2016/5/12/chartex" xmlns:cx7="http://schemas.microsoft.com/office/drawing/2016/5/13/chartex" xmlns:cx8="http://schemas.microsoft.com/office/drawing/2016/5/14/chartex" xmlns:mc="http://schemas.openxmlformats.org/markup-compatibility/2006" xmlns:aink="http://schemas.microsoft.com/office/drawing/2016/ink" xmlns:am3d="http://schemas.microsoft.com/office/drawing/2017/model3d" xmlns:o="urn:schemas-microsoft-com:office:office" xmlns:oel="http://schemas.microsoft.com/office/2019/extlst" xmlns:r="http://schemas.openxmlformats.org/officeDocument/2006/relationships" xmlns:m="http://schemas.openxmlformats.org/officeDocument/2006/math" xmlns:v="urn:schemas-microsoft-com:vml" xmlns:wp14="http://schemas.microsoft.com/office/word/2010/wordprocessingDrawing" xmlns:wp="http://schemas.openxmlformats.org/drawingml/2006/wordprocessingDrawing" xmlns:w10="urn:schemas-microsoft-com:office:word" xmlns:w="http://schemas.openxmlformats.org/wordprocessingml/2006/main" xmlns:w14="http://schemas.microsoft.com/office/word/2010/wordml" xmlns:w15="http://schemas.microsoft.com/office/word/2012/wordml" xmlns:w16cei="http://schemas.microsoft.com/office/word/2026/wordml/cei" xmlns:w16cex="http://schemas.microsoft.com/office/word/2018/wordml/cex" xmlns:w16cid="http://schemas.microsoft.com/office/word/2016/wordml/cid" xmlns:w16="http://schemas.microsoft.com/office/word/2018/wordml" xmlns:w16du="http://schemas.microsoft.com/office/word/2023/wordml/word16du" xmlns:w16sdtdh="http://schemas.microsoft.com/office/word/2020/wordml/sdtdatahash" xmlns:w16sdtfl="http://schemas.microsoft.com/office/word/2024/wordml/sdtformatlock" xmlns:w16se="http://schemas.microsoft.com/office/word/2015/wordml/symex" xmlns:wpg="http://schemas.microsoft.com/office/word/2010/wordprocessingGroup" xmlns:wpi="http://schemas.microsoft.com/office/word/2010/wordprocessingInk" xmlns:wne="http://schemas.microsoft.com/office/word/2006/wordml" xmlns:wps="http://schemas.microsoft.com/office/word/2010/wordprocessingShape" mc:Ignorable="w14 w15 w16se w16cid w16 w16cex w16sdtdh w16sdtfl w16du wp14">
   <w:footnote w:type="separator" w:id="-1">
     <w:p>
       <w:r>
@@ -19360,7 +20439,7 @@
 </file>
 
 <file path=word/header1.xml><?xml version="1.0" encoding="utf-8"?>
-<w:hdr xmlns:wpc="http://schemas.microsoft.com/office/word/2010/wordprocessingCanvas" xmlns:cx="http://schemas.microsoft.com/office/drawing/2014/chartex" xmlns:cx1="http://schemas.microsoft.com/office/drawing/2015/9/8/chartex" xmlns:cx2="http://schemas.microsoft.com/office/drawing/2015/10/21/chartex" xmlns:cx3="http://schemas.microsoft.com/office/drawing/2016/5/9/chartex" xmlns:cx4="http://schemas.microsoft.com/office/drawing/2016/5/10/chartex" xmlns:cx5="http://schemas.microsoft.com/office/drawing/2016/5/11/chartex" xmlns:cx6="http://schemas.microsoft.com/office/drawing/2016/5/12/chartex" xmlns:cx7="http://schemas.microsoft.com/office/drawing/2016/5/13/chartex" xmlns:cx8="http://schemas.microsoft.com/office/drawing/2016/5/14/chartex" xmlns:mc="http://schemas.openxmlformats.org/markup-compatibility/2006" xmlns:aink="http://schemas.microsoft.com/office/drawing/2016/ink" xmlns:am3d="http://schemas.microsoft.com/office/drawing/2017/model3d" xmlns:o="urn:schemas-microsoft-com:office:office" xmlns:r="http://schemas.openxmlformats.org/officeDocument/2006/relationships" xmlns:m="http://schemas.openxmlformats.org/officeDocument/2006/math" xmlns:v="urn:schemas-microsoft-com:vml" xmlns:wp14="http://schemas.microsoft.com/office/word/2010/wordprocessingDrawing" xmlns:wp="http://schemas.openxmlformats.org/drawingml/2006/wordprocessingDrawing" xmlns:w10="urn:schemas-microsoft-com:office:word" xmlns:w="http://schemas.openxmlformats.org/wordprocessingml/2006/main" xmlns:w14="http://schemas.microsoft.com/office/word/2010/wordml" xmlns:w15="http://schemas.microsoft.com/office/word/2012/wordml" xmlns:w16cex="http://schemas.microsoft.com/office/word/2018/wordml/cex" xmlns:w16cid="http://schemas.microsoft.com/office/word/2016/wordml/cid" xmlns:w16="http://schemas.microsoft.com/office/word/2018/wordml" xmlns:w16sdtdh="http://schemas.microsoft.com/office/word/2020/wordml/sdtdatahash" xmlns:w16se="http://schemas.microsoft.com/office/word/2015/wordml/symex" xmlns:wpg="http://schemas.microsoft.com/office/word/2010/wordprocessingGroup" xmlns:wpi="http://schemas.microsoft.com/office/word/2010/wordprocessingInk" xmlns:wne="http://schemas.microsoft.com/office/word/2006/wordml" xmlns:wps="http://schemas.microsoft.com/office/word/2010/wordprocessingShape" mc:Ignorable="w14 w15 w16se w16cid w16 w16cex w16sdtdh wp14">
+<w:hdr xmlns:wpc="http://schemas.microsoft.com/office/word/2010/wordprocessingCanvas" xmlns:cx="http://schemas.microsoft.com/office/drawing/2014/chartex" xmlns:cx1="http://schemas.microsoft.com/office/drawing/2015/9/8/chartex" xmlns:cx2="http://schemas.microsoft.com/office/drawing/2015/10/21/chartex" xmlns:cx3="http://schemas.microsoft.com/office/drawing/2016/5/9/chartex" xmlns:cx4="http://schemas.microsoft.com/office/drawing/2016/5/10/chartex" xmlns:cx5="http://schemas.microsoft.com/office/drawing/2016/5/11/chartex" xmlns:cx6="http://schemas.microsoft.com/office/drawing/2016/5/12/chartex" xmlns:cx7="http://schemas.microsoft.com/office/drawing/2016/5/13/chartex" xmlns:cx8="http://schemas.microsoft.com/office/drawing/2016/5/14/chartex" xmlns:mc="http://schemas.openxmlformats.org/markup-compatibility/2006" xmlns:aink="http://schemas.microsoft.com/office/drawing/2016/ink" xmlns:am3d="http://schemas.microsoft.com/office/drawing/2017/model3d" xmlns:o="urn:schemas-microsoft-com:office:office" xmlns:oel="http://schemas.microsoft.com/office/2019/extlst" xmlns:r="http://schemas.openxmlformats.org/officeDocument/2006/relationships" xmlns:m="http://schemas.openxmlformats.org/officeDocument/2006/math" xmlns:v="urn:schemas-microsoft-com:vml" xmlns:wp14="http://schemas.microsoft.com/office/word/2010/wordprocessingDrawing" xmlns:wp="http://schemas.openxmlformats.org/drawingml/2006/wordprocessingDrawing" xmlns:w10="urn:schemas-microsoft-com:office:word" xmlns:w="http://schemas.openxmlformats.org/wordprocessingml/2006/main" xmlns:w14="http://schemas.microsoft.com/office/word/2010/wordml" xmlns:w15="http://schemas.microsoft.com/office/word/2012/wordml" xmlns:w16cei="http://schemas.microsoft.com/office/word/2026/wordml/cei" xmlns:w16cex="http://schemas.microsoft.com/office/word/2018/wordml/cex" xmlns:w16cid="http://schemas.microsoft.com/office/word/2016/wordml/cid" xmlns:w16="http://schemas.microsoft.com/office/word/2018/wordml" xmlns:w16du="http://schemas.microsoft.com/office/word/2023/wordml/word16du" xmlns:w16sdtdh="http://schemas.microsoft.com/office/word/2020/wordml/sdtdatahash" xmlns:w16sdtfl="http://schemas.microsoft.com/office/word/2024/wordml/sdtformatlock" xmlns:w16se="http://schemas.microsoft.com/office/word/2015/wordml/symex" xmlns:wpg="http://schemas.microsoft.com/office/word/2010/wordprocessingGroup" xmlns:wpi="http://schemas.microsoft.com/office/word/2010/wordprocessingInk" xmlns:wne="http://schemas.microsoft.com/office/word/2006/wordml" xmlns:wps="http://schemas.microsoft.com/office/word/2010/wordprocessingShape" mc:Ignorable="w14 w15 w16se w16cid w16 w16cex w16sdtdh w16sdtfl w16du wp14">
   <w:p>
     <w:pPr>
       <w:pStyle w:val="ac"/>
@@ -19378,13 +20457,13 @@
 </file>
 
 <file path=word/header2.xml><?xml version="1.0" encoding="utf-8"?>
-<w:hdr xmlns:wpc="http://schemas.microsoft.com/office/word/2010/wordprocessingCanvas" xmlns:cx="http://schemas.microsoft.com/office/drawing/2014/chartex" xmlns:cx1="http://schemas.microsoft.com/office/drawing/2015/9/8/chartex" xmlns:cx2="http://schemas.microsoft.com/office/drawing/2015/10/21/chartex" xmlns:cx3="http://schemas.microsoft.com/office/drawing/2016/5/9/chartex" xmlns:cx4="http://schemas.microsoft.com/office/drawing/2016/5/10/chartex" xmlns:cx5="http://schemas.microsoft.com/office/drawing/2016/5/11/chartex" xmlns:cx6="http://schemas.microsoft.com/office/drawing/2016/5/12/chartex" xmlns:cx7="http://schemas.microsoft.com/office/drawing/2016/5/13/chartex" xmlns:cx8="http://schemas.microsoft.com/office/drawing/2016/5/14/chartex" xmlns:mc="http://schemas.openxmlformats.org/markup-compatibility/2006" xmlns:aink="http://schemas.microsoft.com/office/drawing/2016/ink" xmlns:am3d="http://schemas.microsoft.com/office/drawing/2017/model3d" xmlns:o="urn:schemas-microsoft-com:office:office" xmlns:r="http://schemas.openxmlformats.org/officeDocument/2006/relationships" xmlns:m="http://schemas.openxmlformats.org/officeDocument/2006/math" xmlns:v="urn:schemas-microsoft-com:vml" xmlns:wp14="http://schemas.microsoft.com/office/word/2010/wordprocessingDrawing" xmlns:wp="http://schemas.openxmlformats.org/drawingml/2006/wordprocessingDrawing" xmlns:w10="urn:schemas-microsoft-com:office:word" xmlns:w="http://schemas.openxmlformats.org/wordprocessingml/2006/main" xmlns:w14="http://schemas.microsoft.com/office/word/2010/wordml" xmlns:w15="http://schemas.microsoft.com/office/word/2012/wordml" xmlns:w16cex="http://schemas.microsoft.com/office/word/2018/wordml/cex" xmlns:w16cid="http://schemas.microsoft.com/office/word/2016/wordml/cid" xmlns:w16="http://schemas.microsoft.com/office/word/2018/wordml" xmlns:w16sdtdh="http://schemas.microsoft.com/office/word/2020/wordml/sdtdatahash" xmlns:w16se="http://schemas.microsoft.com/office/word/2015/wordml/symex" xmlns:wpg="http://schemas.microsoft.com/office/word/2010/wordprocessingGroup" xmlns:wpi="http://schemas.microsoft.com/office/word/2010/wordprocessingInk" xmlns:wne="http://schemas.microsoft.com/office/word/2006/wordml" xmlns:wps="http://schemas.microsoft.com/office/word/2010/wordprocessingShape" mc:Ignorable="w14 w15 w16se w16cid w16 w16cex w16sdtdh wp14">
+<w:hdr xmlns:wpc="http://schemas.microsoft.com/office/word/2010/wordprocessingCanvas" xmlns:cx="http://schemas.microsoft.com/office/drawing/2014/chartex" xmlns:cx1="http://schemas.microsoft.com/office/drawing/2015/9/8/chartex" xmlns:cx2="http://schemas.microsoft.com/office/drawing/2015/10/21/chartex" xmlns:cx3="http://schemas.microsoft.com/office/drawing/2016/5/9/chartex" xmlns:cx4="http://schemas.microsoft.com/office/drawing/2016/5/10/chartex" xmlns:cx5="http://schemas.microsoft.com/office/drawing/2016/5/11/chartex" xmlns:cx6="http://schemas.microsoft.com/office/drawing/2016/5/12/chartex" xmlns:cx7="http://schemas.microsoft.com/office/drawing/2016/5/13/chartex" xmlns:cx8="http://schemas.microsoft.com/office/drawing/2016/5/14/chartex" xmlns:mc="http://schemas.openxmlformats.org/markup-compatibility/2006" xmlns:aink="http://schemas.microsoft.com/office/drawing/2016/ink" xmlns:am3d="http://schemas.microsoft.com/office/drawing/2017/model3d" xmlns:o="urn:schemas-microsoft-com:office:office" xmlns:oel="http://schemas.microsoft.com/office/2019/extlst" xmlns:r="http://schemas.openxmlformats.org/officeDocument/2006/relationships" xmlns:m="http://schemas.openxmlformats.org/officeDocument/2006/math" xmlns:v="urn:schemas-microsoft-com:vml" xmlns:wp14="http://schemas.microsoft.com/office/word/2010/wordprocessingDrawing" xmlns:wp="http://schemas.openxmlformats.org/drawingml/2006/wordprocessingDrawing" xmlns:w10="urn:schemas-microsoft-com:office:word" xmlns:w="http://schemas.openxmlformats.org/wordprocessingml/2006/main" xmlns:w14="http://schemas.microsoft.com/office/word/2010/wordml" xmlns:w15="http://schemas.microsoft.com/office/word/2012/wordml" xmlns:w16cei="http://schemas.microsoft.com/office/word/2026/wordml/cei" xmlns:w16cex="http://schemas.microsoft.com/office/word/2018/wordml/cex" xmlns:w16cid="http://schemas.microsoft.com/office/word/2016/wordml/cid" xmlns:w16="http://schemas.microsoft.com/office/word/2018/wordml" xmlns:w16du="http://schemas.microsoft.com/office/word/2023/wordml/word16du" xmlns:w16sdtdh="http://schemas.microsoft.com/office/word/2020/wordml/sdtdatahash" xmlns:w16sdtfl="http://schemas.microsoft.com/office/word/2024/wordml/sdtformatlock" xmlns:w16se="http://schemas.microsoft.com/office/word/2015/wordml/symex" xmlns:wpg="http://schemas.microsoft.com/office/word/2010/wordprocessingGroup" xmlns:wpi="http://schemas.microsoft.com/office/word/2010/wordprocessingInk" xmlns:wne="http://schemas.microsoft.com/office/word/2006/wordml" xmlns:wps="http://schemas.microsoft.com/office/word/2010/wordprocessingShape" mc:Ignorable="w14 w15 w16se w16cid w16 w16cex w16sdtdh w16sdtfl w16du wp14">
   <w:p/>
 </w:hdr>
 </file>
 
 <file path=word/header3.xml><?xml version="1.0" encoding="utf-8"?>
-<w:hdr xmlns:wpc="http://schemas.microsoft.com/office/word/2010/wordprocessingCanvas" xmlns:cx="http://schemas.microsoft.com/office/drawing/2014/chartex" xmlns:cx1="http://schemas.microsoft.com/office/drawing/2015/9/8/chartex" xmlns:cx2="http://schemas.microsoft.com/office/drawing/2015/10/21/chartex" xmlns:cx3="http://schemas.microsoft.com/office/drawing/2016/5/9/chartex" xmlns:cx4="http://schemas.microsoft.com/office/drawing/2016/5/10/chartex" xmlns:cx5="http://schemas.microsoft.com/office/drawing/2016/5/11/chartex" xmlns:cx6="http://schemas.microsoft.com/office/drawing/2016/5/12/chartex" xmlns:cx7="http://schemas.microsoft.com/office/drawing/2016/5/13/chartex" xmlns:cx8="http://schemas.microsoft.com/office/drawing/2016/5/14/chartex" xmlns:mc="http://schemas.openxmlformats.org/markup-compatibility/2006" xmlns:aink="http://schemas.microsoft.com/office/drawing/2016/ink" xmlns:am3d="http://schemas.microsoft.com/office/drawing/2017/model3d" xmlns:o="urn:schemas-microsoft-com:office:office" xmlns:r="http://schemas.openxmlformats.org/officeDocument/2006/relationships" xmlns:m="http://schemas.openxmlformats.org/officeDocument/2006/math" xmlns:v="urn:schemas-microsoft-com:vml" xmlns:wp14="http://schemas.microsoft.com/office/word/2010/wordprocessingDrawing" xmlns:wp="http://schemas.openxmlformats.org/drawingml/2006/wordprocessingDrawing" xmlns:w10="urn:schemas-microsoft-com:office:word" xmlns:w="http://schemas.openxmlformats.org/wordprocessingml/2006/main" xmlns:w14="http://schemas.microsoft.com/office/word/2010/wordml" xmlns:w15="http://schemas.microsoft.com/office/word/2012/wordml" xmlns:w16cex="http://schemas.microsoft.com/office/word/2018/wordml/cex" xmlns:w16cid="http://schemas.microsoft.com/office/word/2016/wordml/cid" xmlns:w16="http://schemas.microsoft.com/office/word/2018/wordml" xmlns:w16sdtdh="http://schemas.microsoft.com/office/word/2020/wordml/sdtdatahash" xmlns:w16se="http://schemas.microsoft.com/office/word/2015/wordml/symex" xmlns:wpg="http://schemas.microsoft.com/office/word/2010/wordprocessingGroup" xmlns:wpi="http://schemas.microsoft.com/office/word/2010/wordprocessingInk" xmlns:wne="http://schemas.microsoft.com/office/word/2006/wordml" xmlns:wps="http://schemas.microsoft.com/office/word/2010/wordprocessingShape" mc:Ignorable="w14 w15 w16se w16cid w16 w16cex w16sdtdh wp14">
+<w:hdr xmlns:wpc="http://schemas.microsoft.com/office/word/2010/wordprocessingCanvas" xmlns:cx="http://schemas.microsoft.com/office/drawing/2014/chartex" xmlns:cx1="http://schemas.microsoft.com/office/drawing/2015/9/8/chartex" xmlns:cx2="http://schemas.microsoft.com/office/drawing/2015/10/21/chartex" xmlns:cx3="http://schemas.microsoft.com/office/drawing/2016/5/9/chartex" xmlns:cx4="http://schemas.microsoft.com/office/drawing/2016/5/10/chartex" xmlns:cx5="http://schemas.microsoft.com/office/drawing/2016/5/11/chartex" xmlns:cx6="http://schemas.microsoft.com/office/drawing/2016/5/12/chartex" xmlns:cx7="http://schemas.microsoft.com/office/drawing/2016/5/13/chartex" xmlns:cx8="http://schemas.microsoft.com/office/drawing/2016/5/14/chartex" xmlns:mc="http://schemas.openxmlformats.org/markup-compatibility/2006" xmlns:aink="http://schemas.microsoft.com/office/drawing/2016/ink" xmlns:am3d="http://schemas.microsoft.com/office/drawing/2017/model3d" xmlns:o="urn:schemas-microsoft-com:office:office" xmlns:oel="http://schemas.microsoft.com/office/2019/extlst" xmlns:r="http://schemas.openxmlformats.org/officeDocument/2006/relationships" xmlns:m="http://schemas.openxmlformats.org/officeDocument/2006/math" xmlns:v="urn:schemas-microsoft-com:vml" xmlns:wp14="http://schemas.microsoft.com/office/word/2010/wordprocessingDrawing" xmlns:wp="http://schemas.openxmlformats.org/drawingml/2006/wordprocessingDrawing" xmlns:w10="urn:schemas-microsoft-com:office:word" xmlns:w="http://schemas.openxmlformats.org/wordprocessingml/2006/main" xmlns:w14="http://schemas.microsoft.com/office/word/2010/wordml" xmlns:w15="http://schemas.microsoft.com/office/word/2012/wordml" xmlns:w16cei="http://schemas.microsoft.com/office/word/2026/wordml/cei" xmlns:w16cex="http://schemas.microsoft.com/office/word/2018/wordml/cex" xmlns:w16cid="http://schemas.microsoft.com/office/word/2016/wordml/cid" xmlns:w16="http://schemas.microsoft.com/office/word/2018/wordml" xmlns:w16du="http://schemas.microsoft.com/office/word/2023/wordml/word16du" xmlns:w16sdtdh="http://schemas.microsoft.com/office/word/2020/wordml/sdtdatahash" xmlns:w16sdtfl="http://schemas.microsoft.com/office/word/2024/wordml/sdtformatlock" xmlns:w16se="http://schemas.microsoft.com/office/word/2015/wordml/symex" xmlns:wpg="http://schemas.microsoft.com/office/word/2010/wordprocessingGroup" xmlns:wpi="http://schemas.microsoft.com/office/word/2010/wordprocessingInk" xmlns:wne="http://schemas.microsoft.com/office/word/2006/wordml" xmlns:wps="http://schemas.microsoft.com/office/word/2010/wordprocessingShape" mc:Ignorable="w14 w15 w16se w16cid w16 w16cex w16sdtdh w16sdtfl w16du wp14">
   <w:p>
     <w:pPr>
       <w:pStyle w:val="ac"/>
@@ -19410,7 +20489,7 @@
 </file>
 
 <file path=word/header4.xml><?xml version="1.0" encoding="utf-8"?>
-<w:hdr xmlns:wpc="http://schemas.microsoft.com/office/word/2010/wordprocessingCanvas" xmlns:cx="http://schemas.microsoft.com/office/drawing/2014/chartex" xmlns:cx1="http://schemas.microsoft.com/office/drawing/2015/9/8/chartex" xmlns:cx2="http://schemas.microsoft.com/office/drawing/2015/10/21/chartex" xmlns:cx3="http://schemas.microsoft.com/office/drawing/2016/5/9/chartex" xmlns:cx4="http://schemas.microsoft.com/office/drawing/2016/5/10/chartex" xmlns:cx5="http://schemas.microsoft.com/office/drawing/2016/5/11/chartex" xmlns:cx6="http://schemas.microsoft.com/office/drawing/2016/5/12/chartex" xmlns:cx7="http://schemas.microsoft.com/office/drawing/2016/5/13/chartex" xmlns:cx8="http://schemas.microsoft.com/office/drawing/2016/5/14/chartex" xmlns:mc="http://schemas.openxmlformats.org/markup-compatibility/2006" xmlns:aink="http://schemas.microsoft.com/office/drawing/2016/ink" xmlns:am3d="http://schemas.microsoft.com/office/drawing/2017/model3d" xmlns:o="urn:schemas-microsoft-com:office:office" xmlns:r="http://schemas.openxmlformats.org/officeDocument/2006/relationships" xmlns:m="http://schemas.openxmlformats.org/officeDocument/2006/math" xmlns:v="urn:schemas-microsoft-com:vml" xmlns:wp14="http://schemas.microsoft.com/office/word/2010/wordprocessingDrawing" xmlns:wp="http://schemas.openxmlformats.org/drawingml/2006/wordprocessingDrawing" xmlns:w10="urn:schemas-microsoft-com:office:word" xmlns:w="http://schemas.openxmlformats.org/wordprocessingml/2006/main" xmlns:w14="http://schemas.microsoft.com/office/word/2010/wordml" xmlns:w15="http://schemas.microsoft.com/office/word/2012/wordml" xmlns:w16cex="http://schemas.microsoft.com/office/word/2018/wordml/cex" xmlns:w16cid="http://schemas.microsoft.com/office/word/2016/wordml/cid" xmlns:w16="http://schemas.microsoft.com/office/word/2018/wordml" xmlns:w16sdtdh="http://schemas.microsoft.com/office/word/2020/wordml/sdtdatahash" xmlns:w16se="http://schemas.microsoft.com/office/word/2015/wordml/symex" xmlns:wpg="http://schemas.microsoft.com/office/word/2010/wordprocessingGroup" xmlns:wpi="http://schemas.microsoft.com/office/word/2010/wordprocessingInk" xmlns:wne="http://schemas.microsoft.com/office/word/2006/wordml" xmlns:wps="http://schemas.microsoft.com/office/word/2010/wordprocessingShape" mc:Ignorable="w14 w15 w16se w16cid w16 w16cex w16sdtdh wp14">
+<w:hdr xmlns:wpc="http://schemas.microsoft.com/office/word/2010/wordprocessingCanvas" xmlns:cx="http://schemas.microsoft.com/office/drawing/2014/chartex" xmlns:cx1="http://schemas.microsoft.com/office/drawing/2015/9/8/chartex" xmlns:cx2="http://schemas.microsoft.com/office/drawing/2015/10/21/chartex" xmlns:cx3="http://schemas.microsoft.com/office/drawing/2016/5/9/chartex" xmlns:cx4="http://schemas.microsoft.com/office/drawing/2016/5/10/chartex" xmlns:cx5="http://schemas.microsoft.com/office/drawing/2016/5/11/chartex" xmlns:cx6="http://schemas.microsoft.com/office/drawing/2016/5/12/chartex" xmlns:cx7="http://schemas.microsoft.com/office/drawing/2016/5/13/chartex" xmlns:cx8="http://schemas.microsoft.com/office/drawing/2016/5/14/chartex" xmlns:mc="http://schemas.openxmlformats.org/markup-compatibility/2006" xmlns:aink="http://schemas.microsoft.com/office/drawing/2016/ink" xmlns:am3d="http://schemas.microsoft.com/office/drawing/2017/model3d" xmlns:o="urn:schemas-microsoft-com:office:office" xmlns:oel="http://schemas.microsoft.com/office/2019/extlst" xmlns:r="http://schemas.openxmlformats.org/officeDocument/2006/relationships" xmlns:m="http://schemas.openxmlformats.org/officeDocument/2006/math" xmlns:v="urn:schemas-microsoft-com:vml" xmlns:wp14="http://schemas.microsoft.com/office/word/2010/wordprocessingDrawing" xmlns:wp="http://schemas.openxmlformats.org/drawingml/2006/wordprocessingDrawing" xmlns:w10="urn:schemas-microsoft-com:office:word" xmlns:w="http://schemas.openxmlformats.org/wordprocessingml/2006/main" xmlns:w14="http://schemas.microsoft.com/office/word/2010/wordml" xmlns:w15="http://schemas.microsoft.com/office/word/2012/wordml" xmlns:w16cei="http://schemas.microsoft.com/office/word/2026/wordml/cei" xmlns:w16cex="http://schemas.microsoft.com/office/word/2018/wordml/cex" xmlns:w16cid="http://schemas.microsoft.com/office/word/2016/wordml/cid" xmlns:w16="http://schemas.microsoft.com/office/word/2018/wordml" xmlns:w16du="http://schemas.microsoft.com/office/word/2023/wordml/word16du" xmlns:w16sdtdh="http://schemas.microsoft.com/office/word/2020/wordml/sdtdatahash" xmlns:w16sdtfl="http://schemas.microsoft.com/office/word/2024/wordml/sdtformatlock" xmlns:w16se="http://schemas.microsoft.com/office/word/2015/wordml/symex" xmlns:wpg="http://schemas.microsoft.com/office/word/2010/wordprocessingGroup" xmlns:wpi="http://schemas.microsoft.com/office/word/2010/wordprocessingInk" xmlns:wne="http://schemas.microsoft.com/office/word/2006/wordml" xmlns:wps="http://schemas.microsoft.com/office/word/2010/wordprocessingShape" mc:Ignorable="w14 w15 w16se w16cid w16 w16cex w16sdtdh w16sdtfl w16du wp14">
   <w:p>
     <w:pPr>
       <w:pStyle w:val="ac"/>
@@ -19437,7 +20516,7 @@
 </file>
 
 <file path=word/header5.xml><?xml version="1.0" encoding="utf-8"?>
-<w:hdr xmlns:wpc="http://schemas.microsoft.com/office/word/2010/wordprocessingCanvas" xmlns:cx="http://schemas.microsoft.com/office/drawing/2014/chartex" xmlns:cx1="http://schemas.microsoft.com/office/drawing/2015/9/8/chartex" xmlns:cx2="http://schemas.microsoft.com/office/drawing/2015/10/21/chartex" xmlns:cx3="http://schemas.microsoft.com/office/drawing/2016/5/9/chartex" xmlns:cx4="http://schemas.microsoft.com/office/drawing/2016/5/10/chartex" xmlns:cx5="http://schemas.microsoft.com/office/drawing/2016/5/11/chartex" xmlns:cx6="http://schemas.microsoft.com/office/drawing/2016/5/12/chartex" xmlns:cx7="http://schemas.microsoft.com/office/drawing/2016/5/13/chartex" xmlns:cx8="http://schemas.microsoft.com/office/drawing/2016/5/14/chartex" xmlns:mc="http://schemas.openxmlformats.org/markup-compatibility/2006" xmlns:aink="http://schemas.microsoft.com/office/drawing/2016/ink" xmlns:am3d="http://schemas.microsoft.com/office/drawing/2017/model3d" xmlns:o="urn:schemas-microsoft-com:office:office" xmlns:r="http://schemas.openxmlformats.org/officeDocument/2006/relationships" xmlns:m="http://schemas.openxmlformats.org/officeDocument/2006/math" xmlns:v="urn:schemas-microsoft-com:vml" xmlns:wp14="http://schemas.microsoft.com/office/word/2010/wordprocessingDrawing" xmlns:wp="http://schemas.openxmlformats.org/drawingml/2006/wordprocessingDrawing" xmlns:w10="urn:schemas-microsoft-com:office:word" xmlns:w="http://schemas.openxmlformats.org/wordprocessingml/2006/main" xmlns:w14="http://schemas.microsoft.com/office/word/2010/wordml" xmlns:w15="http://schemas.microsoft.com/office/word/2012/wordml" xmlns:w16cex="http://schemas.microsoft.com/office/word/2018/wordml/cex" xmlns:w16cid="http://schemas.microsoft.com/office/word/2016/wordml/cid" xmlns:w16="http://schemas.microsoft.com/office/word/2018/wordml" xmlns:w16sdtdh="http://schemas.microsoft.com/office/word/2020/wordml/sdtdatahash" xmlns:w16se="http://schemas.microsoft.com/office/word/2015/wordml/symex" xmlns:wpg="http://schemas.microsoft.com/office/word/2010/wordprocessingGroup" xmlns:wpi="http://schemas.microsoft.com/office/word/2010/wordprocessingInk" xmlns:wne="http://schemas.microsoft.com/office/word/2006/wordml" xmlns:wps="http://schemas.microsoft.com/office/word/2010/wordprocessingShape" mc:Ignorable="w14 w15 w16se w16cid w16 w16cex w16sdtdh wp14">
+<w:hdr xmlns:wpc="http://schemas.microsoft.com/office/word/2010/wordprocessingCanvas" xmlns:cx="http://schemas.microsoft.com/office/drawing/2014/chartex" xmlns:cx1="http://schemas.microsoft.com/office/drawing/2015/9/8/chartex" xmlns:cx2="http://schemas.microsoft.com/office/drawing/2015/10/21/chartex" xmlns:cx3="http://schemas.microsoft.com/office/drawing/2016/5/9/chartex" xmlns:cx4="http://schemas.microsoft.com/office/drawing/2016/5/10/chartex" xmlns:cx5="http://schemas.microsoft.com/office/drawing/2016/5/11/chartex" xmlns:cx6="http://schemas.microsoft.com/office/drawing/2016/5/12/chartex" xmlns:cx7="http://schemas.microsoft.com/office/drawing/2016/5/13/chartex" xmlns:cx8="http://schemas.microsoft.com/office/drawing/2016/5/14/chartex" xmlns:mc="http://schemas.openxmlformats.org/markup-compatibility/2006" xmlns:aink="http://schemas.microsoft.com/office/drawing/2016/ink" xmlns:am3d="http://schemas.microsoft.com/office/drawing/2017/model3d" xmlns:o="urn:schemas-microsoft-com:office:office" xmlns:oel="http://schemas.microsoft.com/office/2019/extlst" xmlns:r="http://schemas.openxmlformats.org/officeDocument/2006/relationships" xmlns:m="http://schemas.openxmlformats.org/officeDocument/2006/math" xmlns:v="urn:schemas-microsoft-com:vml" xmlns:wp14="http://schemas.microsoft.com/office/word/2010/wordprocessingDrawing" xmlns:wp="http://schemas.openxmlformats.org/drawingml/2006/wordprocessingDrawing" xmlns:w10="urn:schemas-microsoft-com:office:word" xmlns:w="http://schemas.openxmlformats.org/wordprocessingml/2006/main" xmlns:w14="http://schemas.microsoft.com/office/word/2010/wordml" xmlns:w15="http://schemas.microsoft.com/office/word/2012/wordml" xmlns:w16cei="http://schemas.microsoft.com/office/word/2026/wordml/cei" xmlns:w16cex="http://schemas.microsoft.com/office/word/2018/wordml/cex" xmlns:w16cid="http://schemas.microsoft.com/office/word/2016/wordml/cid" xmlns:w16="http://schemas.microsoft.com/office/word/2018/wordml" xmlns:w16du="http://schemas.microsoft.com/office/word/2023/wordml/word16du" xmlns:w16sdtdh="http://schemas.microsoft.com/office/word/2020/wordml/sdtdatahash" xmlns:w16sdtfl="http://schemas.microsoft.com/office/word/2024/wordml/sdtformatlock" xmlns:w16se="http://schemas.microsoft.com/office/word/2015/wordml/symex" xmlns:wpg="http://schemas.microsoft.com/office/word/2010/wordprocessingGroup" xmlns:wpi="http://schemas.microsoft.com/office/word/2010/wordprocessingInk" xmlns:wne="http://schemas.microsoft.com/office/word/2006/wordml" xmlns:wps="http://schemas.microsoft.com/office/word/2010/wordprocessingShape" mc:Ignorable="w14 w15 w16se w16cid w16 w16cex w16sdtdh w16sdtfl w16du wp14">
   <w:p>
     <w:pPr>
       <w:pStyle w:val="ac"/>
@@ -19462,8 +20541,18 @@
 </w:hdr>
 </file>
 
+<file path=word/header6.xml><?xml version="1.0" encoding="utf-8"?>
+<w:hdr xmlns:m="http://schemas.openxmlformats.org/officeDocument/2006/math" xmlns:mc="http://schemas.openxmlformats.org/markup-compatibility/2006" xmlns:mo="http://schemas.microsoft.com/office/mac/office/2008/main" xmlns:mv="urn:schemas-microsoft-com:mac:vml" xmlns:o="urn:schemas-microsoft-com:office:office" xmlns:r="http://schemas.openxmlformats.org/officeDocument/2006/relationships" xmlns:v="urn:schemas-microsoft-com:vml" xmlns:w10="urn:schemas-microsoft-com:office:word" xmlns:w14="http://schemas.microsoft.com/office/word/2010/wordml" xmlns:w="http://schemas.openxmlformats.org/wordprocessingml/2006/main" xmlns:wne="http://schemas.microsoft.com/office/word/2006/wordml" xmlns:wp14="http://schemas.microsoft.com/office/word/2010/wordprocessingDrawing" xmlns:wp="http://schemas.openxmlformats.org/drawingml/2006/wordprocessingDrawing" xmlns:wpc="http://schemas.microsoft.com/office/word/2010/wordprocessingCanvas" xmlns:wpg="http://schemas.microsoft.com/office/word/2010/wordprocessingGroup" xmlns:wpi="http://schemas.microsoft.com/office/word/2010/wordprocessingInk" xmlns:wps="http://schemas.microsoft.com/office/word/2010/wordprocessingShape" mc:Ignorable="w14 wp14">
+  <w:p>
+    <w:pPr>
+      <w:pStyle w:val="Header"/>
+    </w:pPr>
+  </w:p>
+</w:hdr>
+</file>
+
 <file path=word/numbering.xml><?xml version="1.0" encoding="utf-8"?>
-<w:numbering xmlns:wpc="http://schemas.microsoft.com/office/word/2010/wordprocessingCanvas" xmlns:cx="http://schemas.microsoft.com/office/drawing/2014/chartex" xmlns:cx1="http://schemas.microsoft.com/office/drawing/2015/9/8/chartex" xmlns:cx2="http://schemas.microsoft.com/office/drawing/2015/10/21/chartex" xmlns:cx3="http://schemas.microsoft.com/office/drawing/2016/5/9/chartex" xmlns:cx4="http://schemas.microsoft.com/office/drawing/2016/5/10/chartex" xmlns:cx5="http://schemas.microsoft.com/office/drawing/2016/5/11/chartex" xmlns:cx6="http://schemas.microsoft.com/office/drawing/2016/5/12/chartex" xmlns:cx7="http://schemas.microsoft.com/office/drawing/2016/5/13/chartex" xmlns:cx8="http://schemas.microsoft.com/office/drawing/2016/5/14/chartex" xmlns:mc="http://schemas.openxmlformats.org/markup-compatibility/2006" xmlns:aink="http://schemas.microsoft.com/office/drawing/2016/ink" xmlns:am3d="http://schemas.microsoft.com/office/drawing/2017/model3d" xmlns:o="urn:schemas-microsoft-com:office:office" xmlns:r="http://schemas.openxmlformats.org/officeDocument/2006/relationships" xmlns:m="http://schemas.openxmlformats.org/officeDocument/2006/math" xmlns:v="urn:schemas-microsoft-com:vml" xmlns:wp14="http://schemas.microsoft.com/office/word/2010/wordprocessingDrawing" xmlns:wp="http://schemas.openxmlformats.org/drawingml/2006/wordprocessingDrawing" xmlns:w10="urn:schemas-microsoft-com:office:word" xmlns:w="http://schemas.openxmlformats.org/wordprocessingml/2006/main" xmlns:w14="http://schemas.microsoft.com/office/word/2010/wordml" xmlns:w15="http://schemas.microsoft.com/office/word/2012/wordml" xmlns:w16cex="http://schemas.microsoft.com/office/word/2018/wordml/cex" xmlns:w16cid="http://schemas.microsoft.com/office/word/2016/wordml/cid" xmlns:w16="http://schemas.microsoft.com/office/word/2018/wordml" xmlns:w16sdtdh="http://schemas.microsoft.com/office/word/2020/wordml/sdtdatahash" xmlns:w16se="http://schemas.microsoft.com/office/word/2015/wordml/symex" xmlns:wpg="http://schemas.microsoft.com/office/word/2010/wordprocessingGroup" xmlns:wpi="http://schemas.microsoft.com/office/word/2010/wordprocessingInk" xmlns:wne="http://schemas.microsoft.com/office/word/2006/wordml" xmlns:wps="http://schemas.microsoft.com/office/word/2010/wordprocessingShape" mc:Ignorable="w14 w15 w16se w16cid w16 w16cex w16sdtdh wp14">
+<w:numbering xmlns:wpc="http://schemas.microsoft.com/office/word/2010/wordprocessingCanvas" xmlns:cx="http://schemas.microsoft.com/office/drawing/2014/chartex" xmlns:cx1="http://schemas.microsoft.com/office/drawing/2015/9/8/chartex" xmlns:cx2="http://schemas.microsoft.com/office/drawing/2015/10/21/chartex" xmlns:cx3="http://schemas.microsoft.com/office/drawing/2016/5/9/chartex" xmlns:cx4="http://schemas.microsoft.com/office/drawing/2016/5/10/chartex" xmlns:cx5="http://schemas.microsoft.com/office/drawing/2016/5/11/chartex" xmlns:cx6="http://schemas.microsoft.com/office/drawing/2016/5/12/chartex" xmlns:cx7="http://schemas.microsoft.com/office/drawing/2016/5/13/chartex" xmlns:cx8="http://schemas.microsoft.com/office/drawing/2016/5/14/chartex" xmlns:mc="http://schemas.openxmlformats.org/markup-compatibility/2006" xmlns:aink="http://schemas.microsoft.com/office/drawing/2016/ink" xmlns:am3d="http://schemas.microsoft.com/office/drawing/2017/model3d" xmlns:o="urn:schemas-microsoft-com:office:office" xmlns:oel="http://schemas.microsoft.com/office/2019/extlst" xmlns:r="http://schemas.openxmlformats.org/officeDocument/2006/relationships" xmlns:m="http://schemas.openxmlformats.org/officeDocument/2006/math" xmlns:v="urn:schemas-microsoft-com:vml" xmlns:wp14="http://schemas.microsoft.com/office/word/2010/wordprocessingDrawing" xmlns:wp="http://schemas.openxmlformats.org/drawingml/2006/wordprocessingDrawing" xmlns:w10="urn:schemas-microsoft-com:office:word" xmlns:w="http://schemas.openxmlformats.org/wordprocessingml/2006/main" xmlns:w14="http://schemas.microsoft.com/office/word/2010/wordml" xmlns:w15="http://schemas.microsoft.com/office/word/2012/wordml" xmlns:w16cei="http://schemas.microsoft.com/office/word/2026/wordml/cei" xmlns:w16cex="http://schemas.microsoft.com/office/word/2018/wordml/cex" xmlns:w16cid="http://schemas.microsoft.com/office/word/2016/wordml/cid" xmlns:w16="http://schemas.microsoft.com/office/word/2018/wordml" xmlns:w16du="http://schemas.microsoft.com/office/word/2023/wordml/word16du" xmlns:w16sdtdh="http://schemas.microsoft.com/office/word/2020/wordml/sdtdatahash" xmlns:w16sdtfl="http://schemas.microsoft.com/office/word/2024/wordml/sdtformatlock" xmlns:w16se="http://schemas.microsoft.com/office/word/2015/wordml/symex" xmlns:wpg="http://schemas.microsoft.com/office/word/2010/wordprocessingGroup" xmlns:wpi="http://schemas.microsoft.com/office/word/2010/wordprocessingInk" xmlns:wne="http://schemas.microsoft.com/office/word/2006/wordml" xmlns:wps="http://schemas.microsoft.com/office/word/2010/wordprocessingShape" mc:Ignorable="w14 w15 w16se w16cid w16 w16cex w16sdtdh w16sdtfl w16du wp14">
   <w:abstractNum w:abstractNumId="0" w15:restartNumberingAfterBreak="0">
     <w:nsid w:val="A3167775"/>
     <w:multiLevelType w:val="singleLevel"/>
@@ -20413,38 +21502,38 @@
       </w:rPr>
     </w:lvl>
   </w:abstractNum>
-  <w:num w:numId="1">
+  <w:num w:numId="1" w16cid:durableId="674959797">
     <w:abstractNumId w:val="1"/>
   </w:num>
-  <w:num w:numId="2">
+  <w:num w:numId="2" w16cid:durableId="439878094">
     <w:abstractNumId w:val="7"/>
   </w:num>
-  <w:num w:numId="3">
+  <w:num w:numId="3" w16cid:durableId="80177414">
     <w:abstractNumId w:val="4"/>
   </w:num>
-  <w:num w:numId="4">
+  <w:num w:numId="4" w16cid:durableId="1969168118">
     <w:abstractNumId w:val="2"/>
   </w:num>
-  <w:num w:numId="5">
+  <w:num w:numId="5" w16cid:durableId="256642503">
     <w:abstractNumId w:val="8"/>
   </w:num>
-  <w:num w:numId="6">
+  <w:num w:numId="6" w16cid:durableId="1478573692">
     <w:abstractNumId w:val="5"/>
   </w:num>
-  <w:num w:numId="7">
+  <w:num w:numId="7" w16cid:durableId="672075147">
     <w:abstractNumId w:val="6"/>
   </w:num>
-  <w:num w:numId="8">
+  <w:num w:numId="8" w16cid:durableId="1707292136">
     <w:abstractNumId w:val="3"/>
   </w:num>
-  <w:num w:numId="9">
+  <w:num w:numId="9" w16cid:durableId="2067143358">
     <w:abstractNumId w:val="0"/>
   </w:num>
 </w:numbering>
 </file>
 
 <file path=word/styles.xml><?xml version="1.0" encoding="utf-8"?>
-<w:styles xmlns:mc="http://schemas.openxmlformats.org/markup-compatibility/2006" xmlns:r="http://schemas.openxmlformats.org/officeDocument/2006/relationships" xmlns:w="http://schemas.openxmlformats.org/wordprocessingml/2006/main" xmlns:w14="http://schemas.microsoft.com/office/word/2010/wordml" xmlns:w15="http://schemas.microsoft.com/office/word/2012/wordml" xmlns:w16cex="http://schemas.microsoft.com/office/word/2018/wordml/cex" xmlns:w16cid="http://schemas.microsoft.com/office/word/2016/wordml/cid" xmlns:w16="http://schemas.microsoft.com/office/word/2018/wordml" xmlns:w16sdtdh="http://schemas.microsoft.com/office/word/2020/wordml/sdtdatahash" xmlns:w16se="http://schemas.microsoft.com/office/word/2015/wordml/symex" mc:Ignorable="w14 w15 w16se w16cid w16 w16cex w16sdtdh">
+<w:styles xmlns:mc="http://schemas.openxmlformats.org/markup-compatibility/2006" xmlns:r="http://schemas.openxmlformats.org/officeDocument/2006/relationships" xmlns:w="http://schemas.openxmlformats.org/wordprocessingml/2006/main" xmlns:w14="http://schemas.microsoft.com/office/word/2010/wordml" xmlns:w15="http://schemas.microsoft.com/office/word/2012/wordml" xmlns:w16cex="http://schemas.microsoft.com/office/word/2018/wordml/cex" xmlns:w16cid="http://schemas.microsoft.com/office/word/2016/wordml/cid" xmlns:w16="http://schemas.microsoft.com/office/word/2018/wordml" xmlns:w16du="http://schemas.microsoft.com/office/word/2023/wordml/word16du" xmlns:w16sdtdh="http://schemas.microsoft.com/office/word/2020/wordml/sdtdatahash" xmlns:w16sdtfl="http://schemas.microsoft.com/office/word/2024/wordml/sdtformatlock" xmlns:w16se="http://schemas.microsoft.com/office/word/2015/wordml/symex" mc:Ignorable="w14 w15 w16se w16cid w16 w16cex w16sdtdh w16sdtfl w16du">
   <w:docDefaults>
     <w:rPrDefault>
       <w:rPr>
@@ -21981,10 +23070,6 @@
 </file>
 
 <file path=customXml/item1.xml><?xml version="1.0" encoding="utf-8"?>
-<b:Sources xmlns:b="http://schemas.openxmlformats.org/officeDocument/2006/bibliography" xmlns="http://schemas.openxmlformats.org/officeDocument/2006/bibliography" SelectedStyle="\APASixthEditionOfficeOnline.xsl" StyleName="APA" Version="6"/>
-</file>
-
-<file path=customXml/item2.xml><?xml version="1.0" encoding="utf-8"?>
 <s:customData xmlns="http://www.wps.cn/officeDocument/2013/wpsCustomData" xmlns:s="http://www.wps.cn/officeDocument/2013/wpsCustomData">
   <customSectProps>
     <customSectPr/>
@@ -22005,18 +23090,22 @@
 </s:customData>
 </file>
 
+<file path=customXml/item2.xml><?xml version="1.0" encoding="utf-8"?>
+<b:Sources xmlns:b="http://schemas.openxmlformats.org/officeDocument/2006/bibliography" xmlns="http://schemas.openxmlformats.org/officeDocument/2006/bibliography" SelectedStyle="\APASixthEditionOfficeOnline.xsl" StyleName="APA" Version="6"/>
+</file>
+
 <file path=customXml/itemProps1.xml><?xml version="1.0" encoding="utf-8"?>
+<ds:datastoreItem xmlns:ds="http://schemas.openxmlformats.org/officeDocument/2006/customXml" ds:itemID="{B1977F7D-205B-4081-913C-38D41E755F92}">
+  <ds:schemaRefs>
+    <ds:schemaRef ds:uri="http://www.wps.cn/officeDocument/2013/wpsCustomData"/>
+  </ds:schemaRefs>
+</ds:datastoreItem>
+</file>
+
+<file path=customXml/itemProps2.xml><?xml version="1.0" encoding="utf-8"?>
 <ds:datastoreItem xmlns:ds="http://schemas.openxmlformats.org/officeDocument/2006/customXml" ds:itemID="{4A43955E-4AAA-4EDA-84DD-97F503451C42}">
   <ds:schemaRefs>
     <ds:schemaRef ds:uri="http://schemas.openxmlformats.org/officeDocument/2006/bibliography"/>
   </ds:schemaRefs>
 </ds:datastoreItem>
-</file>
-
-<file path=customXml/itemProps2.xml><?xml version="1.0" encoding="utf-8"?>
-<ds:datastoreItem xmlns:ds="http://schemas.openxmlformats.org/officeDocument/2006/customXml" ds:itemID="{B1977F7D-205B-4081-913C-38D41E755F92}">
-  <ds:schemaRefs>
-    <ds:schemaRef ds:uri="http://www.wps.cn/officeDocument/2013/wpsCustomData"/>
-  </ds:schemaRefs>
-</ds:datastoreItem>
 </file>